--- a/SaveBites report1.docx
+++ b/SaveBites report1.docx
@@ -431,28 +431,12 @@
                 <w:rFonts w:eastAsia="Calibri"/>
               </w:rPr>
             </w:pPr>
-            <w:proofErr w:type="spellStart"/>
-            <w:r>
-              <w:rPr>
-                <w:rFonts w:eastAsia="Calibri"/>
-              </w:rPr>
-              <w:t>Buddhiman</w:t>
-            </w:r>
-            <w:proofErr w:type="spellEnd"/>
-            <w:r>
-              <w:rPr>
-                <w:rFonts w:eastAsia="Calibri"/>
-              </w:rPr>
-              <w:t xml:space="preserve"> </w:t>
-            </w:r>
-            <w:proofErr w:type="gramStart"/>
-            <w:r>
-              <w:rPr>
-                <w:rFonts w:eastAsia="Calibri"/>
-              </w:rPr>
-              <w:t>B.K</w:t>
-            </w:r>
-            <w:proofErr w:type="gramEnd"/>
+            <w:r>
+              <w:rPr>
+                <w:rFonts w:eastAsia="Calibri"/>
+              </w:rPr>
+              <w:t>Buddhiman B.K</w:t>
+            </w:r>
           </w:p>
         </w:tc>
         <w:tc>
@@ -882,16 +866,8 @@
               <w:rPr>
                 <w:rFonts w:eastAsia="Calibri"/>
               </w:rPr>
-              <w:t xml:space="preserve">Sudeep Lal </w:t>
-            </w:r>
-            <w:proofErr w:type="spellStart"/>
-            <w:r>
-              <w:rPr>
-                <w:rFonts w:eastAsia="Calibri"/>
-              </w:rPr>
-              <w:t>Bajimaya</w:t>
-            </w:r>
-            <w:proofErr w:type="spellEnd"/>
+              <w:t>Sudeep Lal Bajimaya</w:t>
+            </w:r>
           </w:p>
         </w:tc>
         <w:tc>
@@ -1247,35 +1223,7 @@
         <w:rPr>
           <w:rFonts w:eastAsia="Calibri"/>
         </w:rPr>
-        <w:t xml:space="preserve">I/We have read and understood the </w:t>
-      </w:r>
-      <w:proofErr w:type="spellStart"/>
-      <w:r>
-        <w:rPr>
-          <w:rFonts w:eastAsia="Calibri"/>
-        </w:rPr>
-        <w:t>Programme</w:t>
-      </w:r>
-      <w:proofErr w:type="spellEnd"/>
-      <w:r>
-        <w:rPr>
-          <w:rFonts w:eastAsia="Calibri"/>
-        </w:rPr>
-        <w:t xml:space="preserve"> Handbook that </w:t>
-      </w:r>
-      <w:proofErr w:type="gramStart"/>
-      <w:r>
-        <w:rPr>
-          <w:rFonts w:eastAsia="Calibri"/>
-        </w:rPr>
-        <w:t>explains on</w:t>
-      </w:r>
-      <w:proofErr w:type="gramEnd"/>
-      <w:r>
-        <w:rPr>
-          <w:rFonts w:eastAsia="Calibri"/>
-        </w:rPr>
-        <w:t xml:space="preserve"> </w:t>
+        <w:t xml:space="preserve">I/We have read and understood the Programme Handbook that explains on </w:t>
       </w:r>
       <w:r>
         <w:rPr>
@@ -1474,7 +1422,6 @@
                 <w:rFonts w:eastAsia="Calibri"/>
               </w:rPr>
             </w:pPr>
-            <w:proofErr w:type="gramStart"/>
             <w:r>
               <w:rPr>
                 <w:rFonts w:eastAsia="Calibri"/>
@@ -1487,7 +1434,6 @@
               </w:rPr>
               <w:t>ganesh.wagle23@midvalley.edu.np</w:t>
             </w:r>
-            <w:proofErr w:type="gramEnd"/>
           </w:p>
         </w:tc>
         <w:tc>
@@ -2267,21 +2213,12 @@
                 <w:b/>
               </w:rPr>
             </w:pPr>
-            <w:proofErr w:type="gramStart"/>
             <w:r>
               <w:rPr>
                 <w:rFonts w:eastAsia="Calibri"/>
                 <w:b/>
               </w:rPr>
-              <w:t>Student</w:t>
-            </w:r>
-            <w:proofErr w:type="gramEnd"/>
-            <w:r>
-              <w:rPr>
-                <w:rFonts w:eastAsia="Calibri"/>
-                <w:b/>
-              </w:rPr>
-              <w:t xml:space="preserve"> acknowledge feedback/comments</w:t>
+              <w:t>Student acknowledge feedback/comments</w:t>
             </w:r>
           </w:p>
         </w:tc>
@@ -2491,21 +2428,7 @@
         <w:rPr>
           <w:rFonts w:eastAsia="Calibri"/>
         </w:rPr>
-        <w:t xml:space="preserve">If the Turnitin report is required, students </w:t>
-      </w:r>
-      <w:proofErr w:type="gramStart"/>
-      <w:r>
-        <w:rPr>
-          <w:rFonts w:eastAsia="Calibri"/>
-        </w:rPr>
-        <w:t>have to</w:t>
-      </w:r>
-      <w:proofErr w:type="gramEnd"/>
-      <w:r>
-        <w:rPr>
-          <w:rFonts w:eastAsia="Calibri"/>
-        </w:rPr>
-        <w:t xml:space="preserve"> submit it with the assignment. However, departments may allow students up to </w:t>
+        <w:t xml:space="preserve">If the Turnitin report is required, students have to submit it with the assignment. However, departments may allow students up to </w:t>
       </w:r>
       <w:r>
         <w:rPr>
@@ -4275,6 +4198,1005 @@
           <w:rFonts w:eastAsia="Calibri"/>
         </w:rPr>
       </w:pPr>
+    </w:p>
+    <w:p>
+      <w:pPr>
+        <w:spacing w:after="160" w:line="278" w:lineRule="auto"/>
+      </w:pPr>
+      <w:r>
+        <w:br w:type="page"/>
+      </w:r>
+    </w:p>
+    <w:p>
+      <w:pPr>
+        <w:spacing w:after="80" w:line="360" w:lineRule="auto"/>
+        <w:jc w:val="center"/>
+      </w:pPr>
+    </w:p>
+    <w:tbl>
+      <w:tblPr>
+        <w:tblStyle w:val="TableGrid"/>
+        <w:tblW w:w="0" w:type="auto"/>
+        <w:tblLook w:val="04A0" w:firstRow="1" w:lastRow="0" w:firstColumn="1" w:lastColumn="0" w:noHBand="0" w:noVBand="1"/>
+      </w:tblPr>
+      <w:tblGrid>
+        <w:gridCol w:w="2000"/>
+        <w:gridCol w:w="2220"/>
+        <w:gridCol w:w="4300"/>
+      </w:tblGrid>
+      <w:tr>
+        <w:trPr>
+          <w:trHeight w:val="300"/>
+        </w:trPr>
+        <w:tc>
+          <w:tcPr>
+            <w:tcW w:w="2000" w:type="dxa"/>
+            <w:hideMark/>
+          </w:tcPr>
+          <w:p>
+            <w:pPr>
+              <w:spacing w:after="80" w:line="360" w:lineRule="auto"/>
+              <w:jc w:val="center"/>
+              <w:rPr>
+                <w:b/>
+                <w:bCs/>
+              </w:rPr>
+            </w:pPr>
+            <w:r>
+              <w:rPr>
+                <w:b/>
+                <w:bCs/>
+              </w:rPr>
+              <w:t>Role</w:t>
+            </w:r>
+          </w:p>
+        </w:tc>
+        <w:tc>
+          <w:tcPr>
+            <w:tcW w:w="2220" w:type="dxa"/>
+            <w:hideMark/>
+          </w:tcPr>
+          <w:p>
+            <w:pPr>
+              <w:spacing w:after="80" w:line="360" w:lineRule="auto"/>
+              <w:jc w:val="center"/>
+              <w:rPr>
+                <w:b/>
+                <w:bCs/>
+              </w:rPr>
+            </w:pPr>
+            <w:r>
+              <w:rPr>
+                <w:b/>
+                <w:bCs/>
+              </w:rPr>
+              <w:t>Name</w:t>
+            </w:r>
+          </w:p>
+        </w:tc>
+        <w:tc>
+          <w:tcPr>
+            <w:tcW w:w="4300" w:type="dxa"/>
+            <w:hideMark/>
+          </w:tcPr>
+          <w:p>
+            <w:pPr>
+              <w:spacing w:after="80" w:line="360" w:lineRule="auto"/>
+              <w:jc w:val="center"/>
+              <w:rPr>
+                <w:b/>
+                <w:bCs/>
+              </w:rPr>
+            </w:pPr>
+            <w:r>
+              <w:rPr>
+                <w:b/>
+                <w:bCs/>
+              </w:rPr>
+              <w:t>Student Email</w:t>
+            </w:r>
+          </w:p>
+        </w:tc>
+      </w:tr>
+      <w:tr>
+        <w:trPr>
+          <w:trHeight w:val="300"/>
+        </w:trPr>
+        <w:tc>
+          <w:tcPr>
+            <w:tcW w:w="2000" w:type="dxa"/>
+            <w:hideMark/>
+          </w:tcPr>
+          <w:p>
+            <w:pPr>
+              <w:spacing w:after="80" w:line="360" w:lineRule="auto"/>
+              <w:jc w:val="center"/>
+            </w:pPr>
+            <w:r>
+              <w:t>Team Leader</w:t>
+            </w:r>
+          </w:p>
+        </w:tc>
+        <w:tc>
+          <w:tcPr>
+            <w:tcW w:w="2220" w:type="dxa"/>
+            <w:hideMark/>
+          </w:tcPr>
+          <w:p>
+            <w:pPr>
+              <w:spacing w:after="80" w:line="360" w:lineRule="auto"/>
+              <w:jc w:val="center"/>
+              <w:rPr>
+                <w:b/>
+                <w:bCs/>
+              </w:rPr>
+            </w:pPr>
+            <w:r>
+              <w:rPr>
+                <w:b/>
+                <w:bCs/>
+              </w:rPr>
+              <w:t>Ganesh Wagle</w:t>
+            </w:r>
+          </w:p>
+        </w:tc>
+        <w:tc>
+          <w:tcPr>
+            <w:tcW w:w="4300" w:type="dxa"/>
+            <w:hideMark/>
+          </w:tcPr>
+          <w:p>
+            <w:pPr>
+              <w:spacing w:after="80" w:line="360" w:lineRule="auto"/>
+              <w:jc w:val="center"/>
+            </w:pPr>
+            <w:r>
+              <w:t>ganesh.wagle23@midvalley.edu.np</w:t>
+            </w:r>
+          </w:p>
+        </w:tc>
+      </w:tr>
+      <w:tr>
+        <w:trPr>
+          <w:trHeight w:val="300"/>
+        </w:trPr>
+        <w:tc>
+          <w:tcPr>
+            <w:tcW w:w="2000" w:type="dxa"/>
+            <w:hideMark/>
+          </w:tcPr>
+          <w:p>
+            <w:pPr>
+              <w:spacing w:after="80" w:line="360" w:lineRule="auto"/>
+              <w:jc w:val="center"/>
+            </w:pPr>
+            <w:r>
+              <w:t>Member</w:t>
+            </w:r>
+          </w:p>
+        </w:tc>
+        <w:tc>
+          <w:tcPr>
+            <w:tcW w:w="2220" w:type="dxa"/>
+            <w:hideMark/>
+          </w:tcPr>
+          <w:p>
+            <w:pPr>
+              <w:spacing w:after="80" w:line="360" w:lineRule="auto"/>
+              <w:jc w:val="center"/>
+            </w:pPr>
+            <w:r>
+              <w:t>Rohit Gurdhami</w:t>
+            </w:r>
+          </w:p>
+        </w:tc>
+        <w:tc>
+          <w:tcPr>
+            <w:tcW w:w="4300" w:type="dxa"/>
+            <w:hideMark/>
+          </w:tcPr>
+          <w:p>
+            <w:pPr>
+              <w:spacing w:after="80" w:line="360" w:lineRule="auto"/>
+              <w:jc w:val="center"/>
+            </w:pPr>
+            <w:r>
+              <w:t>rohit.gurdhami23@midvalley.edu.np</w:t>
+            </w:r>
+          </w:p>
+        </w:tc>
+      </w:tr>
+      <w:tr>
+        <w:trPr>
+          <w:trHeight w:val="300"/>
+        </w:trPr>
+        <w:tc>
+          <w:tcPr>
+            <w:tcW w:w="2000" w:type="dxa"/>
+            <w:hideMark/>
+          </w:tcPr>
+          <w:p>
+            <w:pPr>
+              <w:spacing w:after="80" w:line="360" w:lineRule="auto"/>
+              <w:jc w:val="center"/>
+            </w:pPr>
+            <w:r>
+              <w:t>Member</w:t>
+            </w:r>
+          </w:p>
+        </w:tc>
+        <w:tc>
+          <w:tcPr>
+            <w:tcW w:w="2220" w:type="dxa"/>
+            <w:hideMark/>
+          </w:tcPr>
+          <w:p>
+            <w:pPr>
+              <w:spacing w:after="80" w:line="360" w:lineRule="auto"/>
+              <w:jc w:val="center"/>
+            </w:pPr>
+            <w:r>
+              <w:t>Buddhiman B.K.</w:t>
+            </w:r>
+          </w:p>
+        </w:tc>
+        <w:tc>
+          <w:tcPr>
+            <w:tcW w:w="4300" w:type="dxa"/>
+            <w:hideMark/>
+          </w:tcPr>
+          <w:p>
+            <w:pPr>
+              <w:spacing w:after="80" w:line="360" w:lineRule="auto"/>
+              <w:jc w:val="center"/>
+            </w:pPr>
+            <w:r>
+              <w:t>buddhiman.bk23@midvalley.edu.np</w:t>
+            </w:r>
+          </w:p>
+        </w:tc>
+      </w:tr>
+    </w:tbl>
+    <w:p>
+      <w:pPr>
+        <w:spacing w:after="80" w:line="360" w:lineRule="auto"/>
+        <w:jc w:val="center"/>
+      </w:pPr>
+    </w:p>
+    <w:p>
+      <w:pPr>
+        <w:spacing w:line="360" w:lineRule="auto"/>
+        <w:jc w:val="center"/>
+      </w:pPr>
+    </w:p>
+    <w:p>
+      <w:pPr>
+        <w:spacing w:line="360" w:lineRule="auto"/>
+      </w:pPr>
+      <w:r>
+        <w:t xml:space="preserve">GitHub slink: </w:t>
+      </w:r>
+      <w:hyperlink r:id="rId9" w:history="1">
+        <w:r>
+          <w:rPr>
+            <w:rStyle w:val="Hyperlink"/>
+          </w:rPr>
+          <w:t>https://github.com/rohitgurdhami/SaveBiteProject.git</w:t>
+        </w:r>
+      </w:hyperlink>
+    </w:p>
+    <w:p>
+      <w:pPr>
+        <w:tabs>
+          <w:tab w:val="left" w:pos="6480"/>
+        </w:tabs>
+        <w:spacing w:line="276" w:lineRule="auto"/>
+        <w:contextualSpacing/>
+        <w:rPr>
+          <w:rFonts w:eastAsia="Calibri"/>
+        </w:rPr>
+      </w:pPr>
+    </w:p>
+    <w:p>
+      <w:pPr>
+        <w:pStyle w:val="Heading1"/>
+        <w:spacing w:line="360" w:lineRule="auto"/>
+        <w:jc w:val="both"/>
+        <w:rPr>
+          <w:rFonts w:ascii="Times New Roman" w:hAnsi="Times New Roman" w:cs="Times New Roman"/>
+          <w:sz w:val="28"/>
+          <w:szCs w:val="28"/>
+        </w:rPr>
+      </w:pPr>
+      <w:bookmarkStart w:id="0" w:name="_Toc232144661"/>
+      <w:r>
+        <w:rPr>
+          <w:rFonts w:ascii="Times New Roman" w:hAnsi="Times New Roman" w:cs="Times New Roman"/>
+          <w:sz w:val="28"/>
+          <w:szCs w:val="28"/>
+        </w:rPr>
+        <w:t>1. Overview</w:t>
+      </w:r>
+      <w:bookmarkEnd w:id="0"/>
+    </w:p>
+    <w:p>
+      <w:pPr>
+        <w:pStyle w:val="NoSpacing"/>
+        <w:spacing w:line="360" w:lineRule="auto"/>
+        <w:jc w:val="both"/>
+      </w:pPr>
+      <w:r>
+        <w:t>Food waste is a major global problem, causing environmental, economic and social problems. The United Nations Environment Program (UNEP, 2021) estimated that in 2019, some 931 million tons of food was wasted, of which 61% was household food waste generated. In Malaysia, the situation is no different as some 17,000 tons of food waste are created per day, with 24% of it still edible (The Star, 2024). This waste not only results in degradation of the environment but also puts strain on landfills and wastes precious resources. The SaveBite project is driven by the desire to offer a practical, technology-based solution for the households to reduce food waste. Some research found that poor inventory management, over-purchasing, lack of awareness about the food expiry and inadequate meal planning are the main causes of household food waste (Secondi et al., 2015; Papargyropoulou et al., 2014). The results showed that there is a need to find a system which will be effective in managing the food resources more efficiently and minimizing the avoidable wasted food. Malaysian households, which encompass homemakers, working adults, families and university students who are tasked with food consumption and storage, are the primary consumers of SaveBite. Secondary users may be community members, charitable organizations and food banks that could benefit from any leftover food items donated via the platform.</w:t>
+      </w:r>
+    </w:p>
+    <w:p>
+      <w:pPr>
+        <w:spacing w:line="360" w:lineRule="auto"/>
+        <w:jc w:val="both"/>
+        <w:rPr>
+          <w:bCs/>
+          <w:szCs w:val="20"/>
+          <w:lang w:eastAsia="en-AU"/>
+        </w:rPr>
+      </w:pPr>
+      <w:r>
+        <w:rPr>
+          <w:bCs/>
+          <w:szCs w:val="20"/>
+          <w:lang w:eastAsia="en-AU"/>
+        </w:rPr>
+        <w:t xml:space="preserve">SaveBite will provide food waste management solutions in web applications which feature food inventory, expiry date tracking, meal planning, food donation management, notification and food saving analytics. These features aim to assist users make informed decisions regarding food management, minimize food waste and promote responsible consumption habits. </w:t>
+      </w:r>
+    </w:p>
+    <w:p>
+      <w:pPr>
+        <w:spacing w:line="360" w:lineRule="auto"/>
+        <w:jc w:val="both"/>
+        <w:rPr>
+          <w:bCs/>
+          <w:szCs w:val="20"/>
+          <w:lang w:eastAsia="en-AU"/>
+        </w:rPr>
+      </w:pPr>
+      <w:r>
+        <w:rPr>
+          <w:bCs/>
+          <w:szCs w:val="20"/>
+          <w:lang w:eastAsia="en-AU"/>
+        </w:rPr>
+        <w:t xml:space="preserve">The system proposed is a new product specifically developed to meet the requirements of SavePlate case study. It is not an addition or improvement to an existing system. The SaveBite app combines several food waste reduction features into one platform, offering a holistic approach to better food management for households and to foster community food sharing. </w:t>
+      </w:r>
+    </w:p>
+    <w:p>
+      <w:pPr>
+        <w:spacing w:line="360" w:lineRule="auto"/>
+        <w:jc w:val="both"/>
+        <w:rPr>
+          <w:bCs/>
+          <w:szCs w:val="20"/>
+          <w:lang w:eastAsia="en-AU"/>
+        </w:rPr>
+      </w:pPr>
+      <w:r>
+        <w:rPr>
+          <w:bCs/>
+          <w:szCs w:val="20"/>
+          <w:lang w:eastAsia="en-AU"/>
+        </w:rPr>
+        <w:t>The project will be built with free and open-source technologies</w:t>
+      </w:r>
+      <w:ins w:id="1" w:author="Microsoft Word" w:date="2026-06-11T14:04:00Z" w16du:dateUtc="2026-06-11T08:19:00Z">
+        <w:r>
+          <w:rPr>
+            <w:bCs/>
+            <w:szCs w:val="20"/>
+            <w:lang w:eastAsia="en-AU"/>
+          </w:rPr>
+          <w:t>,</w:t>
+        </w:r>
+      </w:ins>
+      <w:r>
+        <w:rPr>
+          <w:bCs/>
+          <w:szCs w:val="20"/>
+          <w:lang w:eastAsia="en-AU"/>
+        </w:rPr>
+        <w:t xml:space="preserve"> and the direct development cost is estimated to be 0. SaveBite's ability to embed its essential capabilities all within one platform also hopes to minimize unnecessary household food waste, sustainable consumption habits, and community food-sharing programs.</w:t>
+      </w:r>
+    </w:p>
+    <w:p>
+      <w:pPr>
+        <w:pStyle w:val="Heading1"/>
+        <w:spacing w:line="360" w:lineRule="auto"/>
+        <w:jc w:val="both"/>
+        <w:rPr>
+          <w:rFonts w:ascii="Times New Roman" w:hAnsi="Times New Roman" w:cs="Times New Roman"/>
+          <w:sz w:val="28"/>
+          <w:szCs w:val="28"/>
+          <w:lang w:eastAsia="en-AU"/>
+        </w:rPr>
+      </w:pPr>
+      <w:bookmarkStart w:id="2" w:name="_Toc232144662"/>
+      <w:r>
+        <w:rPr>
+          <w:rFonts w:ascii="Times New Roman" w:hAnsi="Times New Roman" w:cs="Times New Roman"/>
+          <w:sz w:val="28"/>
+          <w:szCs w:val="28"/>
+          <w:lang w:eastAsia="en-AU"/>
+        </w:rPr>
+        <w:t>2. Project Aims</w:t>
+      </w:r>
+      <w:bookmarkEnd w:id="2"/>
+    </w:p>
+    <w:p>
+      <w:pPr>
+        <w:spacing w:line="360" w:lineRule="auto"/>
+        <w:jc w:val="both"/>
+        <w:rPr>
+          <w:bCs/>
+          <w:szCs w:val="20"/>
+          <w:lang w:eastAsia="en-AU"/>
+        </w:rPr>
+      </w:pPr>
+      <w:r>
+        <w:rPr>
+          <w:bCs/>
+          <w:szCs w:val="20"/>
+          <w:lang w:eastAsia="en-AU"/>
+        </w:rPr>
+        <w:t>Project aims are general statements of goals and intentions which outline the overall purpose and outcome of a project. They give guidance by clarifying the goals that the project team would like to reach at the successful completion of the project (Sommerville, 2016). The SaveBite project is designed to tackle the escalating problem of household waste, by creating a technology-based solution that encourages sustainable food management, responsible food consumption and community involvement.</w:t>
+      </w:r>
+    </w:p>
+    <w:p>
+      <w:pPr>
+        <w:spacing w:line="360" w:lineRule="auto"/>
+        <w:jc w:val="both"/>
+        <w:rPr>
+          <w:bCs/>
+          <w:szCs w:val="20"/>
+          <w:lang w:eastAsia="en-AU"/>
+        </w:rPr>
+      </w:pPr>
+      <w:r>
+        <w:rPr>
+          <w:bCs/>
+          <w:szCs w:val="20"/>
+          <w:lang w:eastAsia="en-AU"/>
+        </w:rPr>
+        <w:t>The objectives of SaveBite project are:</w:t>
+      </w:r>
+    </w:p>
+    <w:p>
+      <w:pPr>
+        <w:pStyle w:val="ListParagraph"/>
+        <w:numPr>
+          <w:ilvl w:val="0"/>
+          <w:numId w:val="3"/>
+        </w:numPr>
+        <w:spacing w:line="360" w:lineRule="auto"/>
+        <w:jc w:val="both"/>
+        <w:rPr>
+          <w:bCs/>
+          <w:szCs w:val="20"/>
+          <w:lang w:eastAsia="en-AU"/>
+        </w:rPr>
+      </w:pPr>
+      <w:r>
+        <w:rPr>
+          <w:bCs/>
+          <w:szCs w:val="20"/>
+          <w:lang w:eastAsia="en-AU"/>
+        </w:rPr>
+        <w:t>To minimize wasteful use of food items in the household by promoting good food management and consumption by Malaysian households.</w:t>
+      </w:r>
+    </w:p>
+    <w:p>
+      <w:pPr>
+        <w:pStyle w:val="ListParagraph"/>
+        <w:numPr>
+          <w:ilvl w:val="0"/>
+          <w:numId w:val="3"/>
+        </w:numPr>
+        <w:spacing w:line="360" w:lineRule="auto"/>
+        <w:jc w:val="both"/>
+        <w:rPr>
+          <w:bCs/>
+          <w:szCs w:val="20"/>
+          <w:lang w:eastAsia="en-AU"/>
+        </w:rPr>
+      </w:pPr>
+      <w:r>
+        <w:rPr>
+          <w:bCs/>
+          <w:szCs w:val="20"/>
+          <w:lang w:eastAsia="en-AU"/>
+        </w:rPr>
+        <w:t>To encourage responsible and sustainable food consumption by raising awareness about food consumption, storage and preservation.</w:t>
+      </w:r>
+    </w:p>
+    <w:p>
+      <w:pPr>
+        <w:pStyle w:val="ListParagraph"/>
+        <w:numPr>
+          <w:ilvl w:val="0"/>
+          <w:numId w:val="3"/>
+        </w:numPr>
+        <w:spacing w:line="360" w:lineRule="auto"/>
+        <w:jc w:val="both"/>
+        <w:rPr>
+          <w:bCs/>
+          <w:szCs w:val="20"/>
+          <w:lang w:eastAsia="en-AU"/>
+        </w:rPr>
+      </w:pPr>
+      <w:r>
+        <w:rPr>
+          <w:bCs/>
+          <w:szCs w:val="20"/>
+          <w:lang w:eastAsia="en-AU"/>
+        </w:rPr>
+        <w:t>To encourage better utilization of food resources and minimize the unnecessary disposal of edible food.</w:t>
+      </w:r>
+    </w:p>
+    <w:p>
+      <w:pPr>
+        <w:pStyle w:val="ListParagraph"/>
+        <w:numPr>
+          <w:ilvl w:val="0"/>
+          <w:numId w:val="3"/>
+        </w:numPr>
+        <w:spacing w:line="360" w:lineRule="auto"/>
+        <w:jc w:val="both"/>
+        <w:rPr>
+          <w:bCs/>
+          <w:szCs w:val="20"/>
+          <w:lang w:eastAsia="en-AU"/>
+        </w:rPr>
+      </w:pPr>
+      <w:r>
+        <w:rPr>
+          <w:bCs/>
+          <w:szCs w:val="20"/>
+          <w:lang w:eastAsia="en-AU"/>
+        </w:rPr>
+        <w:t>To encourage community efforts in food sharing by enabling surplus food to be redistributed to people and groups that can use it.</w:t>
+      </w:r>
+    </w:p>
+    <w:p>
+      <w:pPr>
+        <w:pStyle w:val="ListParagraph"/>
+        <w:numPr>
+          <w:ilvl w:val="0"/>
+          <w:numId w:val="3"/>
+        </w:numPr>
+        <w:spacing w:line="360" w:lineRule="auto"/>
+        <w:jc w:val="both"/>
+        <w:rPr>
+          <w:bCs/>
+          <w:szCs w:val="20"/>
+          <w:lang w:eastAsia="en-AU"/>
+        </w:rPr>
+      </w:pPr>
+      <w:r>
+        <w:rPr>
+          <w:bCs/>
+          <w:szCs w:val="20"/>
+          <w:lang w:eastAsia="en-AU"/>
+        </w:rPr>
+        <w:t>To support a sustainable environment by minimizing food waste to landfills and responsible use of resources.</w:t>
+      </w:r>
+    </w:p>
+    <w:p>
+      <w:pPr>
+        <w:pStyle w:val="ListParagraph"/>
+        <w:numPr>
+          <w:ilvl w:val="0"/>
+          <w:numId w:val="3"/>
+        </w:numPr>
+        <w:spacing w:line="360" w:lineRule="auto"/>
+        <w:jc w:val="both"/>
+        <w:rPr>
+          <w:bCs/>
+          <w:szCs w:val="20"/>
+          <w:lang w:eastAsia="en-AU"/>
+        </w:rPr>
+      </w:pPr>
+      <w:r>
+        <w:rPr>
+          <w:bCs/>
+          <w:szCs w:val="20"/>
+          <w:lang w:eastAsia="en-AU"/>
+        </w:rPr>
+        <w:t>To increase the food security level of the communities themselves by encouraging sharing of surplus food and minimizing needless food waste.</w:t>
+      </w:r>
+    </w:p>
+    <w:p>
+      <w:pPr>
+        <w:pStyle w:val="ListParagraph"/>
+        <w:numPr>
+          <w:ilvl w:val="0"/>
+          <w:numId w:val="3"/>
+        </w:numPr>
+        <w:spacing w:line="360" w:lineRule="auto"/>
+        <w:jc w:val="both"/>
+        <w:rPr>
+          <w:bCs/>
+          <w:szCs w:val="20"/>
+          <w:lang w:eastAsia="en-AU"/>
+        </w:rPr>
+      </w:pPr>
+      <w:r>
+        <w:rPr>
+          <w:bCs/>
+          <w:szCs w:val="20"/>
+          <w:lang w:eastAsia="en-AU"/>
+        </w:rPr>
+        <w:t>To promote awareness of the environmental, economic and social consequences of food waste and sustainable food management.</w:t>
+      </w:r>
+    </w:p>
+    <w:p>
+      <w:pPr>
+        <w:pStyle w:val="ListParagraph"/>
+        <w:numPr>
+          <w:ilvl w:val="0"/>
+          <w:numId w:val="3"/>
+        </w:numPr>
+        <w:spacing w:line="360" w:lineRule="auto"/>
+        <w:jc w:val="both"/>
+        <w:rPr>
+          <w:bCs/>
+          <w:szCs w:val="20"/>
+          <w:lang w:eastAsia="en-AU"/>
+        </w:rPr>
+      </w:pPr>
+      <w:r>
+        <w:rPr>
+          <w:bCs/>
+          <w:szCs w:val="20"/>
+          <w:lang w:eastAsia="en-AU"/>
+        </w:rPr>
+        <w:t>To create a user-friendly digital platform which supports households in their food management and waste reduction decisions.</w:t>
+      </w:r>
+    </w:p>
+    <w:p>
+      <w:pPr>
+        <w:pStyle w:val="ListParagraph"/>
+        <w:numPr>
+          <w:ilvl w:val="0"/>
+          <w:numId w:val="3"/>
+        </w:numPr>
+        <w:spacing w:line="360" w:lineRule="auto"/>
+        <w:jc w:val="both"/>
+        <w:rPr>
+          <w:bCs/>
+          <w:szCs w:val="20"/>
+          <w:lang w:eastAsia="en-AU"/>
+        </w:rPr>
+      </w:pPr>
+      <w:r>
+        <w:rPr>
+          <w:bCs/>
+          <w:szCs w:val="20"/>
+          <w:lang w:eastAsia="en-AU"/>
+        </w:rPr>
+        <w:t>To contribute to the aims of the SavePlate project by offering a novel and feasible solution to avoid food waste and adopt sustainable living habits.</w:t>
+      </w:r>
+    </w:p>
+    <w:p>
+      <w:pPr>
+        <w:pStyle w:val="ListParagraph"/>
+        <w:numPr>
+          <w:ilvl w:val="0"/>
+          <w:numId w:val="3"/>
+        </w:numPr>
+        <w:spacing w:line="360" w:lineRule="auto"/>
+        <w:jc w:val="both"/>
+        <w:rPr>
+          <w:bCs/>
+          <w:szCs w:val="20"/>
+          <w:lang w:eastAsia="en-AU"/>
+        </w:rPr>
+      </w:pPr>
+      <w:r>
+        <w:rPr>
+          <w:bCs/>
+          <w:szCs w:val="20"/>
+          <w:lang w:eastAsia="en-AU"/>
+        </w:rPr>
+        <w:t>To provide a useful and socially useful system that can make a positive difference to households, communities and the environment.</w:t>
+      </w:r>
+    </w:p>
+    <w:p>
+      <w:pPr>
+        <w:spacing w:line="360" w:lineRule="auto"/>
+        <w:jc w:val="both"/>
+        <w:rPr>
+          <w:bCs/>
+          <w:szCs w:val="20"/>
+          <w:lang w:eastAsia="en-AU"/>
+        </w:rPr>
+      </w:pPr>
+    </w:p>
+    <w:p>
+      <w:pPr>
+        <w:spacing w:line="360" w:lineRule="auto"/>
+        <w:jc w:val="both"/>
+        <w:rPr>
+          <w:bCs/>
+          <w:szCs w:val="20"/>
+          <w:lang w:eastAsia="en-AU"/>
+        </w:rPr>
+      </w:pPr>
+    </w:p>
+    <w:p>
+      <w:pPr>
+        <w:pStyle w:val="Heading1"/>
+        <w:spacing w:line="360" w:lineRule="auto"/>
+        <w:jc w:val="both"/>
+        <w:rPr>
+          <w:rFonts w:ascii="Times New Roman" w:hAnsi="Times New Roman" w:cs="Times New Roman"/>
+          <w:sz w:val="28"/>
+          <w:szCs w:val="28"/>
+          <w:lang w:eastAsia="en-AU"/>
+        </w:rPr>
+      </w:pPr>
+      <w:bookmarkStart w:id="3" w:name="_Toc232144663"/>
+      <w:r>
+        <w:rPr>
+          <w:rFonts w:ascii="Times New Roman" w:hAnsi="Times New Roman" w:cs="Times New Roman"/>
+          <w:sz w:val="28"/>
+          <w:szCs w:val="28"/>
+          <w:lang w:eastAsia="en-AU"/>
+        </w:rPr>
+        <w:t>3. Project Objectives</w:t>
+      </w:r>
+      <w:bookmarkEnd w:id="3"/>
+    </w:p>
+    <w:p>
+      <w:pPr>
+        <w:spacing w:line="360" w:lineRule="auto"/>
+        <w:jc w:val="both"/>
+        <w:rPr>
+          <w:bCs/>
+          <w:szCs w:val="20"/>
+          <w:lang w:eastAsia="en-AU"/>
+        </w:rPr>
+      </w:pPr>
+      <w:r>
+        <w:rPr>
+          <w:bCs/>
+          <w:szCs w:val="20"/>
+          <w:lang w:eastAsia="en-AU"/>
+        </w:rPr>
+        <w:t>A project goal is a specific and measurable outcome that is the target of a project. The SaveBite project objectives are stated in a clear manner and are held to be specific, measurable, achievable, relevant and time-bound (SMART) within the framework of The Digital Project Manager (2023).</w:t>
+      </w:r>
+    </w:p>
+    <w:p>
+      <w:pPr>
+        <w:spacing w:line="360" w:lineRule="auto"/>
+        <w:jc w:val="both"/>
+        <w:rPr>
+          <w:bCs/>
+          <w:szCs w:val="20"/>
+          <w:lang w:eastAsia="en-AU"/>
+        </w:rPr>
+      </w:pPr>
+      <w:r>
+        <w:rPr>
+          <w:bCs/>
+          <w:szCs w:val="20"/>
+          <w:lang w:eastAsia="en-AU"/>
+        </w:rPr>
+        <w:t>The aims of the SaveBite project are:</w:t>
+      </w:r>
+    </w:p>
+    <w:p>
+      <w:pPr>
+        <w:pStyle w:val="ListParagraph"/>
+        <w:numPr>
+          <w:ilvl w:val="0"/>
+          <w:numId w:val="4"/>
+        </w:numPr>
+        <w:spacing w:line="360" w:lineRule="auto"/>
+        <w:jc w:val="both"/>
+        <w:rPr>
+          <w:bCs/>
+          <w:szCs w:val="20"/>
+          <w:lang w:eastAsia="en-AU"/>
+        </w:rPr>
+      </w:pPr>
+      <w:r>
+        <w:rPr>
+          <w:bCs/>
+          <w:szCs w:val="20"/>
+          <w:lang w:eastAsia="en-AU"/>
+        </w:rPr>
+        <w:t>To create, implement, test, and publish a fully functional food waste management system (web-based) by 19 August 2026, combining inventory management, meal planning, food donation, notification and analytics capabilities.</w:t>
+      </w:r>
+    </w:p>
+    <w:p>
+      <w:pPr>
+        <w:pStyle w:val="ListParagraph"/>
+        <w:numPr>
+          <w:ilvl w:val="0"/>
+          <w:numId w:val="4"/>
+        </w:numPr>
+        <w:spacing w:line="360" w:lineRule="auto"/>
+        <w:jc w:val="both"/>
+        <w:rPr>
+          <w:bCs/>
+          <w:szCs w:val="20"/>
+          <w:lang w:eastAsia="en-AU"/>
+        </w:rPr>
+      </w:pPr>
+      <w:r>
+        <w:rPr>
+          <w:bCs/>
+          <w:szCs w:val="20"/>
+          <w:lang w:eastAsia="en-AU"/>
+        </w:rPr>
+        <w:t>To enable the updating, tracking and deleting food items and their expiry date to the users prior to project completion using a digital food inventory management system.</w:t>
+      </w:r>
+    </w:p>
+    <w:p>
+      <w:pPr>
+        <w:pStyle w:val="ListParagraph"/>
+        <w:numPr>
+          <w:ilvl w:val="0"/>
+          <w:numId w:val="4"/>
+        </w:numPr>
+        <w:spacing w:line="360" w:lineRule="auto"/>
+        <w:jc w:val="both"/>
+        <w:rPr>
+          <w:bCs/>
+          <w:szCs w:val="20"/>
+          <w:lang w:eastAsia="en-AU"/>
+        </w:rPr>
+      </w:pPr>
+      <w:r>
+        <w:rPr>
+          <w:bCs/>
+          <w:szCs w:val="20"/>
+          <w:lang w:eastAsia="en-AU"/>
+        </w:rPr>
+        <w:t>To create an automated notification system to notify the user about the upcoming food expiry dates, donation events and meal planning before deployment.</w:t>
+      </w:r>
+    </w:p>
+    <w:p>
+      <w:pPr>
+        <w:pStyle w:val="ListParagraph"/>
+        <w:numPr>
+          <w:ilvl w:val="0"/>
+          <w:numId w:val="4"/>
+        </w:numPr>
+        <w:spacing w:line="360" w:lineRule="auto"/>
+        <w:jc w:val="both"/>
+        <w:rPr>
+          <w:bCs/>
+          <w:szCs w:val="20"/>
+          <w:lang w:eastAsia="en-AU"/>
+        </w:rPr>
+      </w:pPr>
+      <w:r>
+        <w:rPr>
+          <w:bCs/>
+          <w:szCs w:val="20"/>
+          <w:lang w:eastAsia="en-AU"/>
+        </w:rPr>
+        <w:t>By the end of the project, to allow community food sharing by allowing users to create, browse, claim and manage listings of food donation on the platform.</w:t>
+      </w:r>
+    </w:p>
+    <w:p>
+      <w:pPr>
+        <w:pStyle w:val="ListParagraph"/>
+        <w:numPr>
+          <w:ilvl w:val="0"/>
+          <w:numId w:val="4"/>
+        </w:numPr>
+        <w:spacing w:line="360" w:lineRule="auto"/>
+        <w:jc w:val="both"/>
+        <w:rPr>
+          <w:bCs/>
+          <w:szCs w:val="20"/>
+          <w:lang w:eastAsia="en-AU"/>
+        </w:rPr>
+      </w:pPr>
+      <w:r>
+        <w:rPr>
+          <w:bCs/>
+          <w:szCs w:val="20"/>
+          <w:lang w:eastAsia="en-AU"/>
+        </w:rPr>
+        <w:t>To deliver analytical reports and dashboards to users, showing the food-saving activities, and food utilisation trends and donation records, by the end of Iteration 2.</w:t>
+      </w:r>
+    </w:p>
+    <w:p>
+      <w:pPr>
+        <w:pStyle w:val="ListParagraph"/>
+        <w:numPr>
+          <w:ilvl w:val="0"/>
+          <w:numId w:val="4"/>
+        </w:numPr>
+        <w:spacing w:line="360" w:lineRule="auto"/>
+        <w:jc w:val="both"/>
+        <w:rPr>
+          <w:bCs/>
+          <w:szCs w:val="20"/>
+          <w:lang w:eastAsia="en-AU"/>
+        </w:rPr>
+      </w:pPr>
+      <w:r>
+        <w:rPr>
+          <w:bCs/>
+          <w:szCs w:val="20"/>
+          <w:lang w:eastAsia="en-AU"/>
+        </w:rPr>
+        <w:t>To develop secure user authentication, account verification and privacy protection methods to protect user information and access to the system prior to deployment.</w:t>
+      </w:r>
+    </w:p>
+    <w:p>
+      <w:pPr>
+        <w:pStyle w:val="ListParagraph"/>
+        <w:numPr>
+          <w:ilvl w:val="0"/>
+          <w:numId w:val="4"/>
+        </w:numPr>
+        <w:spacing w:line="360" w:lineRule="auto"/>
+        <w:jc w:val="both"/>
+        <w:rPr>
+          <w:bCs/>
+          <w:szCs w:val="20"/>
+          <w:lang w:eastAsia="en-AU"/>
+        </w:rPr>
+      </w:pPr>
+      <w:r>
+        <w:rPr>
+          <w:bCs/>
+          <w:szCs w:val="20"/>
+          <w:lang w:eastAsia="en-AU"/>
+        </w:rPr>
+        <w:t>Complete all activities planned for the project within its 13-week timeframe (22 May 2026 – 19 August 2026) and ensure that these activities are completed in line with the project's functional and non-functional requirements outlined in SavePlate case study.</w:t>
+      </w:r>
+    </w:p>
+    <w:p>
+      <w:pPr>
+        <w:pStyle w:val="ListParagraph"/>
+        <w:numPr>
+          <w:ilvl w:val="0"/>
+          <w:numId w:val="4"/>
+        </w:numPr>
+        <w:spacing w:line="360" w:lineRule="auto"/>
+        <w:jc w:val="both"/>
+        <w:rPr>
+          <w:bCs/>
+          <w:szCs w:val="20"/>
+          <w:lang w:eastAsia="en-AU"/>
+        </w:rPr>
+      </w:pPr>
+      <w:r>
+        <w:rPr>
+          <w:bCs/>
+          <w:szCs w:val="20"/>
+          <w:lang w:eastAsia="en-AU"/>
+        </w:rPr>
+        <w:t>Achieve effective system testing with all major modules operating as per the agreed requirements prior to project submission and demonstration.</w:t>
+      </w:r>
+      <w:r>
+        <w:rPr>
+          <w:bCs/>
+          <w:szCs w:val="20"/>
+          <w:lang w:eastAsia="en-AU"/>
+        </w:rPr>
+        <w:tab/>
+      </w:r>
+      <w:r>
+        <w:rPr>
+          <w:bCs/>
+          <w:szCs w:val="20"/>
+          <w:lang w:eastAsia="en-AU"/>
+        </w:rPr>
+        <w:tab/>
+      </w:r>
     </w:p>
     <w:p/>
     <w:sectPr>

--- a/SaveBites report1.docx
+++ b/SaveBites report1.docx
@@ -431,12 +431,28 @@
                 <w:rFonts w:eastAsia="Calibri"/>
               </w:rPr>
             </w:pPr>
-            <w:r>
-              <w:rPr>
-                <w:rFonts w:eastAsia="Calibri"/>
-              </w:rPr>
-              <w:t>Buddhiman B.K</w:t>
-            </w:r>
+            <w:proofErr w:type="spellStart"/>
+            <w:r>
+              <w:rPr>
+                <w:rFonts w:eastAsia="Calibri"/>
+              </w:rPr>
+              <w:t>Buddhiman</w:t>
+            </w:r>
+            <w:proofErr w:type="spellEnd"/>
+            <w:r>
+              <w:rPr>
+                <w:rFonts w:eastAsia="Calibri"/>
+              </w:rPr>
+              <w:t xml:space="preserve"> </w:t>
+            </w:r>
+            <w:proofErr w:type="gramStart"/>
+            <w:r>
+              <w:rPr>
+                <w:rFonts w:eastAsia="Calibri"/>
+              </w:rPr>
+              <w:t>B.K</w:t>
+            </w:r>
+            <w:proofErr w:type="gramEnd"/>
           </w:p>
         </w:tc>
         <w:tc>
@@ -866,8 +882,16 @@
               <w:rPr>
                 <w:rFonts w:eastAsia="Calibri"/>
               </w:rPr>
-              <w:t>Sudeep Lal Bajimaya</w:t>
-            </w:r>
+              <w:t xml:space="preserve">Sudeep Lal </w:t>
+            </w:r>
+            <w:proofErr w:type="spellStart"/>
+            <w:r>
+              <w:rPr>
+                <w:rFonts w:eastAsia="Calibri"/>
+              </w:rPr>
+              <w:t>Bajimaya</w:t>
+            </w:r>
+            <w:proofErr w:type="spellEnd"/>
           </w:p>
         </w:tc>
         <w:tc>
@@ -1223,7 +1247,35 @@
         <w:rPr>
           <w:rFonts w:eastAsia="Calibri"/>
         </w:rPr>
-        <w:t xml:space="preserve">I/We have read and understood the Programme Handbook that explains on </w:t>
+        <w:t xml:space="preserve">I/We have read and understood the </w:t>
+      </w:r>
+      <w:proofErr w:type="spellStart"/>
+      <w:r>
+        <w:rPr>
+          <w:rFonts w:eastAsia="Calibri"/>
+        </w:rPr>
+        <w:t>Programme</w:t>
+      </w:r>
+      <w:proofErr w:type="spellEnd"/>
+      <w:r>
+        <w:rPr>
+          <w:rFonts w:eastAsia="Calibri"/>
+        </w:rPr>
+        <w:t xml:space="preserve"> Handbook that </w:t>
+      </w:r>
+      <w:proofErr w:type="gramStart"/>
+      <w:r>
+        <w:rPr>
+          <w:rFonts w:eastAsia="Calibri"/>
+        </w:rPr>
+        <w:t>explains on</w:t>
+      </w:r>
+      <w:proofErr w:type="gramEnd"/>
+      <w:r>
+        <w:rPr>
+          <w:rFonts w:eastAsia="Calibri"/>
+        </w:rPr>
+        <w:t xml:space="preserve"> </w:t>
       </w:r>
       <w:r>
         <w:rPr>
@@ -1422,6 +1474,7 @@
                 <w:rFonts w:eastAsia="Calibri"/>
               </w:rPr>
             </w:pPr>
+            <w:proofErr w:type="gramStart"/>
             <w:r>
               <w:rPr>
                 <w:rFonts w:eastAsia="Calibri"/>
@@ -1434,6 +1487,7 @@
               </w:rPr>
               <w:t>ganesh.wagle23@midvalley.edu.np</w:t>
             </w:r>
+            <w:proofErr w:type="gramEnd"/>
           </w:p>
         </w:tc>
         <w:tc>
@@ -1521,7 +1575,6 @@
                                 <w:docPartUnique/>
                               </w:docPartObj>
                             </w:sdtPr>
-                            <w:sdtEndPr/>
                             <w:sdtContent>
                               <w:sdt>
                                 <w:sdtPr>
@@ -1534,7 +1587,6 @@
                                     <w:docPartUnique/>
                                   </w:docPartObj>
                                 </w:sdtPr>
-                                <w:sdtEndPr/>
                                 <w:sdtContent>
                                   <w:p>
                                     <w:pPr>
@@ -1626,7 +1678,6 @@
                           <w:docPartUnique/>
                         </w:docPartObj>
                       </w:sdtPr>
-                      <w:sdtEndPr/>
                       <w:sdtContent>
                         <w:sdt>
                           <w:sdtPr>
@@ -1639,7 +1690,6 @@
                               <w:docPartUnique/>
                             </w:docPartObj>
                           </w:sdtPr>
-                          <w:sdtEndPr/>
                           <w:sdtContent>
                             <w:p>
                               <w:pPr>
@@ -2213,12 +2263,21 @@
                 <w:b/>
               </w:rPr>
             </w:pPr>
+            <w:proofErr w:type="gramStart"/>
             <w:r>
               <w:rPr>
                 <w:rFonts w:eastAsia="Calibri"/>
                 <w:b/>
               </w:rPr>
-              <w:t>Student acknowledge feedback/comments</w:t>
+              <w:t>Student</w:t>
+            </w:r>
+            <w:proofErr w:type="gramEnd"/>
+            <w:r>
+              <w:rPr>
+                <w:rFonts w:eastAsia="Calibri"/>
+                <w:b/>
+              </w:rPr>
+              <w:t xml:space="preserve"> acknowledge feedback/comments</w:t>
             </w:r>
           </w:p>
         </w:tc>
@@ -2428,7 +2487,21 @@
         <w:rPr>
           <w:rFonts w:eastAsia="Calibri"/>
         </w:rPr>
-        <w:t xml:space="preserve">If the Turnitin report is required, students have to submit it with the assignment. However, departments may allow students up to </w:t>
+        <w:t xml:space="preserve">If the Turnitin report is required, students </w:t>
+      </w:r>
+      <w:proofErr w:type="gramStart"/>
+      <w:r>
+        <w:rPr>
+          <w:rFonts w:eastAsia="Calibri"/>
+        </w:rPr>
+        <w:t>have to</w:t>
+      </w:r>
+      <w:proofErr w:type="gramEnd"/>
+      <w:r>
+        <w:rPr>
+          <w:rFonts w:eastAsia="Calibri"/>
+        </w:rPr>
+        <w:t xml:space="preserve"> submit it with the assignment. However, departments may allow students up to </w:t>
       </w:r>
       <w:r>
         <w:rPr>
@@ -4435,8 +4508,13 @@
               <w:spacing w:after="80" w:line="360" w:lineRule="auto"/>
               <w:jc w:val="center"/>
             </w:pPr>
-            <w:r>
-              <w:t>Buddhiman B.K.</w:t>
+            <w:proofErr w:type="spellStart"/>
+            <w:r>
+              <w:t>Buddhiman</w:t>
+            </w:r>
+            <w:proofErr w:type="spellEnd"/>
+            <w:r>
+              <w:t xml:space="preserve"> B.K.</w:t>
             </w:r>
           </w:p>
         </w:tc>
@@ -4526,7 +4604,31 @@
         <w:jc w:val="both"/>
       </w:pPr>
       <w:r>
-        <w:t>Food waste is a major global problem, causing environmental, economic and social problems. The United Nations Environment Program (UNEP, 2021) estimated that in 2019, some 931 million tons of food was wasted, of which 61% was household food waste generated. In Malaysia, the situation is no different as some 17,000 tons of food waste are created per day, with 24% of it still edible (The Star, 2024). This waste not only results in degradation of the environment but also puts strain on landfills and wastes precious resources. The SaveBite project is driven by the desire to offer a practical, technology-based solution for the households to reduce food waste. Some research found that poor inventory management, over-purchasing, lack of awareness about the food expiry and inadequate meal planning are the main causes of household food waste (Secondi et al., 2015; Papargyropoulou et al., 2014). The results showed that there is a need to find a system which will be effective in managing the food resources more efficiently and minimizing the avoidable wasted food. Malaysian households, which encompass homemakers, working adults, families and university students who are tasked with food consumption and storage, are the primary consumers of SaveBite. Secondary users may be community members, charitable organizations and food banks that could benefit from any leftover food items donated via the platform.</w:t>
+        <w:t xml:space="preserve">Food waste is a major global problem, causing environmental, economic and social problems. The United Nations Environment Program (UNEP, 2021) estimated that in 2019, some 931 million tons of food was wasted, of which 61% was household food waste generated. In Malaysia, the situation is no different as some 17,000 tons of food waste are created per day, with 24% of it still edible (The Star, 2024). This waste not only results in degradation of the environment but also puts strain on landfills and wastes precious resources. The </w:t>
+      </w:r>
+      <w:proofErr w:type="spellStart"/>
+      <w:r>
+        <w:t>SaveBite</w:t>
+      </w:r>
+      <w:proofErr w:type="spellEnd"/>
+      <w:r>
+        <w:t xml:space="preserve"> project is driven by the desire to offer a practical, technology-based solution for the households to reduce food waste. Some research found that poor inventory management, over-purchasing, lack of awareness about the food expiry and inadequate meal planning are the main causes of household food waste (Secondi et al., 2015; </w:t>
+      </w:r>
+      <w:proofErr w:type="spellStart"/>
+      <w:r>
+        <w:t>Papargyropoulou</w:t>
+      </w:r>
+      <w:proofErr w:type="spellEnd"/>
+      <w:r>
+        <w:t xml:space="preserve"> et al., 2014). The results showed that there is a need to find a system which will be effective in managing the food resources more efficiently and minimizing the avoidable wasted food. Malaysian households, which encompass homemakers, working adults, families and university students who are tasked with food consumption and storage, are the primary consumers of </w:t>
+      </w:r>
+      <w:proofErr w:type="spellStart"/>
+      <w:r>
+        <w:t>SaveBite</w:t>
+      </w:r>
+      <w:proofErr w:type="spellEnd"/>
+      <w:r>
+        <w:t>. Secondary users may be community members, charitable organizations and food banks that could benefit from any leftover food items donated via the platform.</w:t>
       </w:r>
     </w:p>
     <w:p>
@@ -4539,13 +4641,23 @@
           <w:lang w:eastAsia="en-AU"/>
         </w:rPr>
       </w:pPr>
+      <w:proofErr w:type="spellStart"/>
       <w:r>
         <w:rPr>
           <w:bCs/>
           <w:szCs w:val="20"/>
           <w:lang w:eastAsia="en-AU"/>
         </w:rPr>
-        <w:t xml:space="preserve">SaveBite will provide food waste management solutions in web applications which feature food inventory, expiry date tracking, meal planning, food donation management, notification and food saving analytics. These features aim to assist users make informed decisions regarding food management, minimize food waste and promote responsible consumption habits. </w:t>
+        <w:t>SaveBite</w:t>
+      </w:r>
+      <w:proofErr w:type="spellEnd"/>
+      <w:r>
+        <w:rPr>
+          <w:bCs/>
+          <w:szCs w:val="20"/>
+          <w:lang w:eastAsia="en-AU"/>
+        </w:rPr>
+        <w:t xml:space="preserve"> will provide food waste management solutions in web applications which feature food inventory, expiry date tracking, meal planning, food donation management, notification and food saving analytics. These features aim to assist users make informed decisions regarding food management, minimize food waste and promote responsible consumption habits. </w:t>
       </w:r>
     </w:p>
     <w:p>
@@ -4564,7 +4676,43 @@
           <w:szCs w:val="20"/>
           <w:lang w:eastAsia="en-AU"/>
         </w:rPr>
-        <w:t xml:space="preserve">The system proposed is a new product specifically developed to meet the requirements of SavePlate case study. It is not an addition or improvement to an existing system. The SaveBite app combines several food waste reduction features into one platform, offering a holistic approach to better food management for households and to foster community food sharing. </w:t>
+        <w:t xml:space="preserve">The system proposed is a new product specifically developed to meet the requirements of </w:t>
+      </w:r>
+      <w:proofErr w:type="spellStart"/>
+      <w:r>
+        <w:rPr>
+          <w:bCs/>
+          <w:szCs w:val="20"/>
+          <w:lang w:eastAsia="en-AU"/>
+        </w:rPr>
+        <w:t>SavePlate</w:t>
+      </w:r>
+      <w:proofErr w:type="spellEnd"/>
+      <w:r>
+        <w:rPr>
+          <w:bCs/>
+          <w:szCs w:val="20"/>
+          <w:lang w:eastAsia="en-AU"/>
+        </w:rPr>
+        <w:t xml:space="preserve"> case study. It is not an addition or improvement to an existing system. The </w:t>
+      </w:r>
+      <w:proofErr w:type="spellStart"/>
+      <w:r>
+        <w:rPr>
+          <w:bCs/>
+          <w:szCs w:val="20"/>
+          <w:lang w:eastAsia="en-AU"/>
+        </w:rPr>
+        <w:t>SaveBite</w:t>
+      </w:r>
+      <w:proofErr w:type="spellEnd"/>
+      <w:r>
+        <w:rPr>
+          <w:bCs/>
+          <w:szCs w:val="20"/>
+          <w:lang w:eastAsia="en-AU"/>
+        </w:rPr>
+        <w:t xml:space="preserve"> app combines several food waste reduction features into one platform, offering a holistic approach to better food management for households and to foster community food sharing. </w:t>
       </w:r>
     </w:p>
     <w:p>
@@ -4601,7 +4749,25 @@
           <w:szCs w:val="20"/>
           <w:lang w:eastAsia="en-AU"/>
         </w:rPr>
-        <w:t xml:space="preserve"> and the direct development cost is estimated to be 0. SaveBite's ability to embed its essential capabilities all within one platform also hopes to minimize unnecessary household food waste, sustainable consumption habits, and community food-sharing programs.</w:t>
+        <w:t xml:space="preserve"> and the direct development cost is estimated to be 0. </w:t>
+      </w:r>
+      <w:proofErr w:type="spellStart"/>
+      <w:r>
+        <w:rPr>
+          <w:bCs/>
+          <w:szCs w:val="20"/>
+          <w:lang w:eastAsia="en-AU"/>
+        </w:rPr>
+        <w:t>SaveBite's</w:t>
+      </w:r>
+      <w:proofErr w:type="spellEnd"/>
+      <w:r>
+        <w:rPr>
+          <w:bCs/>
+          <w:szCs w:val="20"/>
+          <w:lang w:eastAsia="en-AU"/>
+        </w:rPr>
+        <w:t xml:space="preserve"> ability to embed its essential capabilities all within one platform also hopes to minimize unnecessary household food waste, sustainable consumption habits, and community food-sharing programs.</w:t>
       </w:r>
     </w:p>
     <w:p>
@@ -4644,7 +4810,25 @@
           <w:szCs w:val="20"/>
           <w:lang w:eastAsia="en-AU"/>
         </w:rPr>
-        <w:t>Project aims are general statements of goals and intentions which outline the overall purpose and outcome of a project. They give guidance by clarifying the goals that the project team would like to reach at the successful completion of the project (Sommerville, 2016). The SaveBite project is designed to tackle the escalating problem of household waste, by creating a technology-based solution that encourages sustainable food management, responsible food consumption and community involvement.</w:t>
+        <w:t xml:space="preserve">Project aims are general statements of goals and intentions which outline the overall purpose and outcome of a project. They give guidance by clarifying the goals that the project team would like to reach at the successful completion of the project (Sommerville, 2016). The </w:t>
+      </w:r>
+      <w:proofErr w:type="spellStart"/>
+      <w:r>
+        <w:rPr>
+          <w:bCs/>
+          <w:szCs w:val="20"/>
+          <w:lang w:eastAsia="en-AU"/>
+        </w:rPr>
+        <w:t>SaveBite</w:t>
+      </w:r>
+      <w:proofErr w:type="spellEnd"/>
+      <w:r>
+        <w:rPr>
+          <w:bCs/>
+          <w:szCs w:val="20"/>
+          <w:lang w:eastAsia="en-AU"/>
+        </w:rPr>
+        <w:t xml:space="preserve"> project is designed to tackle the escalating problem of household waste, by creating a technology-based solution that encourages sustainable food management, responsible food consumption and community involvement.</w:t>
       </w:r>
     </w:p>
     <w:p>
@@ -4663,7 +4847,25 @@
           <w:szCs w:val="20"/>
           <w:lang w:eastAsia="en-AU"/>
         </w:rPr>
-        <w:t>The objectives of SaveBite project are:</w:t>
+        <w:t xml:space="preserve">The objectives of </w:t>
+      </w:r>
+      <w:proofErr w:type="spellStart"/>
+      <w:r>
+        <w:rPr>
+          <w:bCs/>
+          <w:szCs w:val="20"/>
+          <w:lang w:eastAsia="en-AU"/>
+        </w:rPr>
+        <w:t>SaveBite</w:t>
+      </w:r>
+      <w:proofErr w:type="spellEnd"/>
+      <w:r>
+        <w:rPr>
+          <w:bCs/>
+          <w:szCs w:val="20"/>
+          <w:lang w:eastAsia="en-AU"/>
+        </w:rPr>
+        <w:t xml:space="preserve"> project are:</w:t>
       </w:r>
     </w:p>
     <w:p>
@@ -4879,7 +5081,25 @@
           <w:szCs w:val="20"/>
           <w:lang w:eastAsia="en-AU"/>
         </w:rPr>
-        <w:t>To contribute to the aims of the SavePlate project by offering a novel and feasible solution to avoid food waste and adopt sustainable living habits.</w:t>
+        <w:t xml:space="preserve">To contribute to the aims of the </w:t>
+      </w:r>
+      <w:proofErr w:type="spellStart"/>
+      <w:r>
+        <w:rPr>
+          <w:bCs/>
+          <w:szCs w:val="20"/>
+          <w:lang w:eastAsia="en-AU"/>
+        </w:rPr>
+        <w:t>SavePlate</w:t>
+      </w:r>
+      <w:proofErr w:type="spellEnd"/>
+      <w:r>
+        <w:rPr>
+          <w:bCs/>
+          <w:szCs w:val="20"/>
+          <w:lang w:eastAsia="en-AU"/>
+        </w:rPr>
+        <w:t xml:space="preserve"> project by offering a novel and feasible solution to avoid food waste and adopt sustainable living habits.</w:t>
       </w:r>
     </w:p>
     <w:p>
@@ -4968,7 +5188,25 @@
           <w:szCs w:val="20"/>
           <w:lang w:eastAsia="en-AU"/>
         </w:rPr>
-        <w:t>A project goal is a specific and measurable outcome that is the target of a project. The SaveBite project objectives are stated in a clear manner and are held to be specific, measurable, achievable, relevant and time-bound (SMART) within the framework of The Digital Project Manager (2023).</w:t>
+        <w:t xml:space="preserve">A project goal is a specific and measurable outcome that is the target of a project. The </w:t>
+      </w:r>
+      <w:proofErr w:type="spellStart"/>
+      <w:r>
+        <w:rPr>
+          <w:bCs/>
+          <w:szCs w:val="20"/>
+          <w:lang w:eastAsia="en-AU"/>
+        </w:rPr>
+        <w:t>SaveBite</w:t>
+      </w:r>
+      <w:proofErr w:type="spellEnd"/>
+      <w:r>
+        <w:rPr>
+          <w:bCs/>
+          <w:szCs w:val="20"/>
+          <w:lang w:eastAsia="en-AU"/>
+        </w:rPr>
+        <w:t xml:space="preserve"> project objectives are stated in a clear manner and are held to be specific, measurable, achievable, relevant and time-bound (SMART) within the framework of The Digital Project Manager (2023).</w:t>
       </w:r>
     </w:p>
     <w:p>
@@ -4987,7 +5225,25 @@
           <w:szCs w:val="20"/>
           <w:lang w:eastAsia="en-AU"/>
         </w:rPr>
-        <w:t>The aims of the SaveBite project are:</w:t>
+        <w:t xml:space="preserve">The aims of the </w:t>
+      </w:r>
+      <w:proofErr w:type="spellStart"/>
+      <w:r>
+        <w:rPr>
+          <w:bCs/>
+          <w:szCs w:val="20"/>
+          <w:lang w:eastAsia="en-AU"/>
+        </w:rPr>
+        <w:t>SaveBite</w:t>
+      </w:r>
+      <w:proofErr w:type="spellEnd"/>
+      <w:r>
+        <w:rPr>
+          <w:bCs/>
+          <w:szCs w:val="20"/>
+          <w:lang w:eastAsia="en-AU"/>
+        </w:rPr>
+        <w:t xml:space="preserve"> project are:</w:t>
       </w:r>
     </w:p>
     <w:p>
@@ -5107,7 +5363,25 @@
           <w:szCs w:val="20"/>
           <w:lang w:eastAsia="en-AU"/>
         </w:rPr>
-        <w:t>To deliver analytical reports and dashboards to users, showing the food-saving activities, and food utilisation trends and donation records, by the end of Iteration 2.</w:t>
+        <w:t xml:space="preserve">To deliver analytical reports and dashboards to users, showing the food-saving activities, and food </w:t>
+      </w:r>
+      <w:proofErr w:type="spellStart"/>
+      <w:r>
+        <w:rPr>
+          <w:bCs/>
+          <w:szCs w:val="20"/>
+          <w:lang w:eastAsia="en-AU"/>
+        </w:rPr>
+        <w:t>utilisation</w:t>
+      </w:r>
+      <w:proofErr w:type="spellEnd"/>
+      <w:r>
+        <w:rPr>
+          <w:bCs/>
+          <w:szCs w:val="20"/>
+          <w:lang w:eastAsia="en-AU"/>
+        </w:rPr>
+        <w:t xml:space="preserve"> trends and donation records, by the end of Iteration 2.</w:t>
       </w:r>
     </w:p>
     <w:p>
@@ -5155,7 +5429,25 @@
           <w:szCs w:val="20"/>
           <w:lang w:eastAsia="en-AU"/>
         </w:rPr>
-        <w:t>Complete all activities planned for the project within its 13-week timeframe (22 May 2026 – 19 August 2026) and ensure that these activities are completed in line with the project's functional and non-functional requirements outlined in SavePlate case study.</w:t>
+        <w:t xml:space="preserve">Complete all activities planned for the project within its 13-week timeframe (22 May 2026 – 19 August 2026) and ensure that these activities are completed in line with the project's functional and non-functional requirements outlined in </w:t>
+      </w:r>
+      <w:proofErr w:type="spellStart"/>
+      <w:r>
+        <w:rPr>
+          <w:bCs/>
+          <w:szCs w:val="20"/>
+          <w:lang w:eastAsia="en-AU"/>
+        </w:rPr>
+        <w:t>SavePlate</w:t>
+      </w:r>
+      <w:proofErr w:type="spellEnd"/>
+      <w:r>
+        <w:rPr>
+          <w:bCs/>
+          <w:szCs w:val="20"/>
+          <w:lang w:eastAsia="en-AU"/>
+        </w:rPr>
+        <w:t xml:space="preserve"> case study.</w:t>
       </w:r>
     </w:p>
     <w:p>
@@ -5196,6 +5488,349 @@
           <w:lang w:eastAsia="en-AU"/>
         </w:rPr>
         <w:tab/>
+      </w:r>
+    </w:p>
+    <w:p/>
+    <w:p>
+      <w:pPr>
+        <w:pStyle w:val="Heading1"/>
+        <w:spacing w:line="360" w:lineRule="auto"/>
+        <w:jc w:val="both"/>
+        <w:rPr>
+          <w:rFonts w:ascii="Times New Roman" w:hAnsi="Times New Roman" w:cs="Times New Roman"/>
+          <w:sz w:val="28"/>
+          <w:szCs w:val="28"/>
+          <w:lang w:eastAsia="en-AU"/>
+        </w:rPr>
+      </w:pPr>
+      <w:bookmarkStart w:id="4" w:name="_Toc232144664"/>
+      <w:r>
+        <w:rPr>
+          <w:rFonts w:ascii="Times New Roman" w:hAnsi="Times New Roman" w:cs="Times New Roman"/>
+          <w:sz w:val="28"/>
+          <w:szCs w:val="28"/>
+          <w:lang w:eastAsia="en-AU"/>
+        </w:rPr>
+        <w:t>4. Project Scope</w:t>
+      </w:r>
+      <w:bookmarkEnd w:id="4"/>
+    </w:p>
+    <w:p>
+      <w:pPr>
+        <w:spacing w:line="360" w:lineRule="auto"/>
+        <w:jc w:val="both"/>
+        <w:rPr>
+          <w:bCs/>
+          <w:lang w:eastAsia="en-AU"/>
+        </w:rPr>
+      </w:pPr>
+      <w:r>
+        <w:rPr>
+          <w:bCs/>
+          <w:lang w:eastAsia="en-AU"/>
+        </w:rPr>
+        <w:t>Project scope describes boundaries of the project from the features to be provided to the features that are deliberately excluded. Defining the scope helps to manage the expectations of the stakeholders, to plan the project, and to prevent scope creep which can negatively affect the project schedule, budget, and software quality (Sommerville, 2016). The Project Management Institute (PMI, 2021) said that the project scope defines the standard for evaluating all project options and subsequent changes.</w:t>
+      </w:r>
+    </w:p>
+    <w:p>
+      <w:pPr>
+        <w:pStyle w:val="Heading2"/>
+        <w:spacing w:line="360" w:lineRule="auto"/>
+        <w:jc w:val="both"/>
+        <w:rPr>
+          <w:rFonts w:ascii="Times New Roman" w:hAnsi="Times New Roman" w:cs="Times New Roman"/>
+          <w:lang w:eastAsia="en-AU"/>
+        </w:rPr>
+      </w:pPr>
+      <w:bookmarkStart w:id="5" w:name="_Toc232144665"/>
+      <w:r>
+        <w:rPr>
+          <w:rFonts w:ascii="Times New Roman" w:hAnsi="Times New Roman" w:cs="Times New Roman"/>
+          <w:lang w:eastAsia="en-AU"/>
+        </w:rPr>
+        <w:t>4.1 In Scope</w:t>
+      </w:r>
+      <w:bookmarkEnd w:id="5"/>
+    </w:p>
+    <w:p>
+      <w:pPr>
+        <w:spacing w:line="360" w:lineRule="auto"/>
+        <w:jc w:val="both"/>
+        <w:rPr>
+          <w:bCs/>
+          <w:lang w:eastAsia="en-AU"/>
+        </w:rPr>
+      </w:pPr>
+      <w:proofErr w:type="spellStart"/>
+      <w:r>
+        <w:rPr>
+          <w:bCs/>
+          <w:lang w:eastAsia="en-AU"/>
+        </w:rPr>
+        <w:t>SaveBite</w:t>
+      </w:r>
+      <w:proofErr w:type="spellEnd"/>
+      <w:r>
+        <w:rPr>
+          <w:bCs/>
+          <w:lang w:eastAsia="en-AU"/>
+        </w:rPr>
+        <w:t xml:space="preserve"> will provide the following essential features for the use cases outlined in the </w:t>
+      </w:r>
+      <w:proofErr w:type="spellStart"/>
+      <w:r>
+        <w:rPr>
+          <w:bCs/>
+          <w:lang w:eastAsia="en-AU"/>
+        </w:rPr>
+        <w:t>SavePlate</w:t>
+      </w:r>
+      <w:proofErr w:type="spellEnd"/>
+      <w:r>
+        <w:rPr>
+          <w:bCs/>
+          <w:lang w:eastAsia="en-AU"/>
+        </w:rPr>
+        <w:t xml:space="preserve"> Common Case Study:</w:t>
+      </w:r>
+    </w:p>
+    <w:p>
+      <w:pPr>
+        <w:pStyle w:val="ListParagraph"/>
+        <w:numPr>
+          <w:ilvl w:val="0"/>
+          <w:numId w:val="5"/>
+        </w:numPr>
+        <w:spacing w:line="360" w:lineRule="auto"/>
+        <w:jc w:val="both"/>
+        <w:rPr>
+          <w:bCs/>
+          <w:lang w:eastAsia="en-AU"/>
+        </w:rPr>
+      </w:pPr>
+      <w:r>
+        <w:rPr>
+          <w:bCs/>
+          <w:lang w:eastAsia="en-AU"/>
+        </w:rPr>
+        <w:t xml:space="preserve">User Registration and Account Management: Users will be able to register and manage their accounts, verify their identity, customize their privacy preferences, and update their profile information. </w:t>
+      </w:r>
+    </w:p>
+    <w:p>
+      <w:pPr>
+        <w:pStyle w:val="ListParagraph"/>
+        <w:numPr>
+          <w:ilvl w:val="0"/>
+          <w:numId w:val="5"/>
+        </w:numPr>
+        <w:spacing w:line="360" w:lineRule="auto"/>
+        <w:jc w:val="both"/>
+        <w:rPr>
+          <w:bCs/>
+          <w:lang w:eastAsia="en-AU"/>
+        </w:rPr>
+      </w:pPr>
+      <w:r>
+        <w:rPr>
+          <w:bCs/>
+          <w:lang w:eastAsia="en-AU"/>
+        </w:rPr>
+        <w:t xml:space="preserve">Food Inventory Management: Users can record, update, monitor and </w:t>
+      </w:r>
+      <w:proofErr w:type="spellStart"/>
+      <w:r>
+        <w:rPr>
+          <w:bCs/>
+          <w:lang w:eastAsia="en-AU"/>
+        </w:rPr>
+        <w:t>organise</w:t>
+      </w:r>
+      <w:proofErr w:type="spellEnd"/>
+      <w:r>
+        <w:rPr>
+          <w:bCs/>
+          <w:lang w:eastAsia="en-AU"/>
+        </w:rPr>
+        <w:t xml:space="preserve"> the food items in their household inventory, including quantity, category, place of storage and expiry date.</w:t>
+      </w:r>
+    </w:p>
+    <w:p>
+      <w:pPr>
+        <w:pStyle w:val="ListParagraph"/>
+        <w:numPr>
+          <w:ilvl w:val="0"/>
+          <w:numId w:val="5"/>
+        </w:numPr>
+        <w:spacing w:line="360" w:lineRule="auto"/>
+        <w:jc w:val="both"/>
+        <w:rPr>
+          <w:bCs/>
+          <w:lang w:eastAsia="en-AU"/>
+        </w:rPr>
+      </w:pPr>
+      <w:r>
+        <w:rPr>
+          <w:bCs/>
+          <w:lang w:eastAsia="en-AU"/>
+        </w:rPr>
+        <w:t>Food Donation Management - Users can list food items for donation and view/claim food items that are available to them in the community.</w:t>
+      </w:r>
+    </w:p>
+    <w:p>
+      <w:pPr>
+        <w:pStyle w:val="ListParagraph"/>
+        <w:numPr>
+          <w:ilvl w:val="0"/>
+          <w:numId w:val="5"/>
+        </w:numPr>
+        <w:spacing w:line="360" w:lineRule="auto"/>
+        <w:jc w:val="both"/>
+        <w:rPr>
+          <w:bCs/>
+          <w:lang w:eastAsia="en-AU"/>
+        </w:rPr>
+      </w:pPr>
+      <w:r>
+        <w:rPr>
+          <w:bCs/>
+          <w:lang w:eastAsia="en-AU"/>
+        </w:rPr>
+        <w:t>Food Analytics and Reporting - The system will offer visual summaries and reports to assist users in tracking food-saving efforts, contribution to the food bank, and waste reduction initiatives.</w:t>
+      </w:r>
+    </w:p>
+    <w:p>
+      <w:pPr>
+        <w:pStyle w:val="ListParagraph"/>
+        <w:numPr>
+          <w:ilvl w:val="0"/>
+          <w:numId w:val="5"/>
+        </w:numPr>
+        <w:spacing w:line="360" w:lineRule="auto"/>
+        <w:jc w:val="both"/>
+        <w:rPr>
+          <w:bCs/>
+          <w:lang w:eastAsia="en-AU"/>
+        </w:rPr>
+      </w:pPr>
+      <w:r>
+        <w:rPr>
+          <w:bCs/>
+          <w:lang w:eastAsia="en-AU"/>
+        </w:rPr>
+        <w:t>Notification Management - Users will be notified of the expiry dates of foods, activities of donations, food planning reminders, and account-related information.</w:t>
+      </w:r>
+    </w:p>
+    <w:p>
+      <w:pPr>
+        <w:pStyle w:val="ListParagraph"/>
+        <w:numPr>
+          <w:ilvl w:val="0"/>
+          <w:numId w:val="5"/>
+        </w:numPr>
+        <w:spacing w:line="360" w:lineRule="auto"/>
+        <w:jc w:val="both"/>
+        <w:rPr>
+          <w:bCs/>
+          <w:lang w:eastAsia="en-AU"/>
+        </w:rPr>
+      </w:pPr>
+      <w:r>
+        <w:rPr>
+          <w:bCs/>
+          <w:lang w:eastAsia="en-AU"/>
+        </w:rPr>
+        <w:t xml:space="preserve">Weekly Meal Planning - Users will be able to plan meals based on food available and will be able to plan meals each week to promote efficient food </w:t>
+      </w:r>
+      <w:proofErr w:type="spellStart"/>
+      <w:r>
+        <w:rPr>
+          <w:bCs/>
+          <w:lang w:eastAsia="en-AU"/>
+        </w:rPr>
+        <w:t>utilisation</w:t>
+      </w:r>
+      <w:proofErr w:type="spellEnd"/>
+      <w:r>
+        <w:rPr>
+          <w:bCs/>
+          <w:lang w:eastAsia="en-AU"/>
+        </w:rPr>
+        <w:t xml:space="preserve"> and </w:t>
+      </w:r>
+      <w:proofErr w:type="spellStart"/>
+      <w:r>
+        <w:rPr>
+          <w:bCs/>
+          <w:lang w:eastAsia="en-AU"/>
+        </w:rPr>
+        <w:t>minimise</w:t>
+      </w:r>
+      <w:proofErr w:type="spellEnd"/>
+      <w:r>
+        <w:rPr>
+          <w:bCs/>
+          <w:lang w:eastAsia="en-AU"/>
+        </w:rPr>
+        <w:t xml:space="preserve"> food waste.</w:t>
+      </w:r>
+    </w:p>
+    <w:p>
+      <w:pPr>
+        <w:spacing w:line="360" w:lineRule="auto"/>
+        <w:jc w:val="both"/>
+        <w:rPr>
+          <w:bCs/>
+          <w:lang w:eastAsia="en-AU"/>
+        </w:rPr>
+      </w:pPr>
+      <w:r>
+        <w:rPr>
+          <w:bCs/>
+          <w:lang w:eastAsia="en-AU"/>
+        </w:rPr>
+        <w:t>Together, these capabilities will enable a fully integrated system for managing household food, reducing food waste and community food sharing.</w:t>
+      </w:r>
+    </w:p>
+    <w:p>
+      <w:pPr>
+        <w:spacing w:line="360" w:lineRule="auto"/>
+        <w:jc w:val="both"/>
+        <w:rPr>
+          <w:bCs/>
+          <w:lang w:eastAsia="en-AU"/>
+        </w:rPr>
+      </w:pPr>
+      <w:proofErr w:type="spellStart"/>
+      <w:r>
+        <w:rPr>
+          <w:bCs/>
+          <w:lang w:eastAsia="en-AU"/>
+        </w:rPr>
+        <w:t>SaveBite</w:t>
+      </w:r>
+      <w:proofErr w:type="spellEnd"/>
+      <w:r>
+        <w:rPr>
+          <w:bCs/>
+          <w:lang w:eastAsia="en-AU"/>
+        </w:rPr>
+        <w:t xml:space="preserve"> will be built as a web-based application and only have the functionality outlined in the </w:t>
+      </w:r>
+      <w:proofErr w:type="spellStart"/>
+      <w:r>
+        <w:rPr>
+          <w:bCs/>
+          <w:lang w:eastAsia="en-AU"/>
+        </w:rPr>
+        <w:t>SavePlate</w:t>
+      </w:r>
+      <w:proofErr w:type="spellEnd"/>
+      <w:r>
+        <w:rPr>
+          <w:bCs/>
+          <w:lang w:eastAsia="en-AU"/>
+        </w:rPr>
+        <w:t xml:space="preserve"> case study requirements. The scope will not include any extra functionality, integration, or improvements that aren't specified in this scope of work, as these are considered outside of the project boundary and will not be included in this iteration of the project.</w:t>
       </w:r>
     </w:p>
     <w:p/>
@@ -5649,6 +6284,119 @@
     </w:lvl>
   </w:abstractNum>
   <w:abstractNum w:abstractNumId="3" w15:restartNumberingAfterBreak="0">
+    <w:nsid w:val="510B628E"/>
+    <w:multiLevelType w:val="hybridMultilevel"/>
+    <w:tmpl w:val="59EAFAD4"/>
+    <w:lvl w:ilvl="0" w:tplc="04090001">
+      <w:start w:val="1"/>
+      <w:numFmt w:val="bullet"/>
+      <w:lvlText w:val=""/>
+      <w:lvlJc w:val="left"/>
+      <w:pPr>
+        <w:ind w:left="720" w:hanging="360"/>
+      </w:pPr>
+      <w:rPr>
+        <w:rFonts w:ascii="Symbol" w:hAnsi="Symbol" w:hint="default"/>
+      </w:rPr>
+    </w:lvl>
+    <w:lvl w:ilvl="1" w:tplc="04090003" w:tentative="1">
+      <w:start w:val="1"/>
+      <w:numFmt w:val="bullet"/>
+      <w:lvlText w:val="o"/>
+      <w:lvlJc w:val="left"/>
+      <w:pPr>
+        <w:ind w:left="1440" w:hanging="360"/>
+      </w:pPr>
+      <w:rPr>
+        <w:rFonts w:ascii="Courier New" w:hAnsi="Courier New" w:cs="Courier New" w:hint="default"/>
+      </w:rPr>
+    </w:lvl>
+    <w:lvl w:ilvl="2" w:tplc="04090005" w:tentative="1">
+      <w:start w:val="1"/>
+      <w:numFmt w:val="bullet"/>
+      <w:lvlText w:val=""/>
+      <w:lvlJc w:val="left"/>
+      <w:pPr>
+        <w:ind w:left="2160" w:hanging="360"/>
+      </w:pPr>
+      <w:rPr>
+        <w:rFonts w:ascii="Wingdings" w:hAnsi="Wingdings" w:hint="default"/>
+      </w:rPr>
+    </w:lvl>
+    <w:lvl w:ilvl="3" w:tplc="04090001" w:tentative="1">
+      <w:start w:val="1"/>
+      <w:numFmt w:val="bullet"/>
+      <w:lvlText w:val=""/>
+      <w:lvlJc w:val="left"/>
+      <w:pPr>
+        <w:ind w:left="2880" w:hanging="360"/>
+      </w:pPr>
+      <w:rPr>
+        <w:rFonts w:ascii="Symbol" w:hAnsi="Symbol" w:hint="default"/>
+      </w:rPr>
+    </w:lvl>
+    <w:lvl w:ilvl="4" w:tplc="04090003" w:tentative="1">
+      <w:start w:val="1"/>
+      <w:numFmt w:val="bullet"/>
+      <w:lvlText w:val="o"/>
+      <w:lvlJc w:val="left"/>
+      <w:pPr>
+        <w:ind w:left="3600" w:hanging="360"/>
+      </w:pPr>
+      <w:rPr>
+        <w:rFonts w:ascii="Courier New" w:hAnsi="Courier New" w:cs="Courier New" w:hint="default"/>
+      </w:rPr>
+    </w:lvl>
+    <w:lvl w:ilvl="5" w:tplc="04090005" w:tentative="1">
+      <w:start w:val="1"/>
+      <w:numFmt w:val="bullet"/>
+      <w:lvlText w:val=""/>
+      <w:lvlJc w:val="left"/>
+      <w:pPr>
+        <w:ind w:left="4320" w:hanging="360"/>
+      </w:pPr>
+      <w:rPr>
+        <w:rFonts w:ascii="Wingdings" w:hAnsi="Wingdings" w:hint="default"/>
+      </w:rPr>
+    </w:lvl>
+    <w:lvl w:ilvl="6" w:tplc="04090001" w:tentative="1">
+      <w:start w:val="1"/>
+      <w:numFmt w:val="bullet"/>
+      <w:lvlText w:val=""/>
+      <w:lvlJc w:val="left"/>
+      <w:pPr>
+        <w:ind w:left="5040" w:hanging="360"/>
+      </w:pPr>
+      <w:rPr>
+        <w:rFonts w:ascii="Symbol" w:hAnsi="Symbol" w:hint="default"/>
+      </w:rPr>
+    </w:lvl>
+    <w:lvl w:ilvl="7" w:tplc="04090003" w:tentative="1">
+      <w:start w:val="1"/>
+      <w:numFmt w:val="bullet"/>
+      <w:lvlText w:val="o"/>
+      <w:lvlJc w:val="left"/>
+      <w:pPr>
+        <w:ind w:left="5760" w:hanging="360"/>
+      </w:pPr>
+      <w:rPr>
+        <w:rFonts w:ascii="Courier New" w:hAnsi="Courier New" w:cs="Courier New" w:hint="default"/>
+      </w:rPr>
+    </w:lvl>
+    <w:lvl w:ilvl="8" w:tplc="04090005" w:tentative="1">
+      <w:start w:val="1"/>
+      <w:numFmt w:val="bullet"/>
+      <w:lvlText w:val=""/>
+      <w:lvlJc w:val="left"/>
+      <w:pPr>
+        <w:ind w:left="6480" w:hanging="360"/>
+      </w:pPr>
+      <w:rPr>
+        <w:rFonts w:ascii="Wingdings" w:hAnsi="Wingdings" w:hint="default"/>
+      </w:rPr>
+    </w:lvl>
+  </w:abstractNum>
+  <w:abstractNum w:abstractNumId="4" w15:restartNumberingAfterBreak="0">
     <w:nsid w:val="78C273A1"/>
     <w:multiLevelType w:val="hybridMultilevel"/>
     <w:tmpl w:val="D5DCD97A"/>
@@ -5741,13 +6489,16 @@
     <w:abstractNumId w:val="2"/>
   </w:num>
   <w:num w:numId="2" w16cid:durableId="140082004">
-    <w:abstractNumId w:val="3"/>
+    <w:abstractNumId w:val="4"/>
   </w:num>
   <w:num w:numId="3" w16cid:durableId="1010642514">
     <w:abstractNumId w:val="1"/>
   </w:num>
   <w:num w:numId="4" w16cid:durableId="389500990">
     <w:abstractNumId w:val="0"/>
+  </w:num>
+  <w:num w:numId="5" w16cid:durableId="2037458237">
+    <w:abstractNumId w:val="3"/>
   </w:num>
 </w:numbering>
 </file>

--- a/SaveBites report1.docx
+++ b/SaveBites report1.docx
@@ -5834,6 +5834,4741 @@
       </w:r>
     </w:p>
     <w:p/>
+    <w:p>
+      <w:pPr>
+        <w:pStyle w:val="Heading1"/>
+        <w:spacing w:line="360" w:lineRule="auto"/>
+        <w:jc w:val="both"/>
+        <w:rPr>
+          <w:rFonts w:ascii="Times New Roman" w:hAnsi="Times New Roman" w:cs="Times New Roman"/>
+          <w:sz w:val="28"/>
+          <w:szCs w:val="28"/>
+          <w:lang w:eastAsia="en-AU"/>
+        </w:rPr>
+      </w:pPr>
+      <w:bookmarkStart w:id="6" w:name="_Toc232144666"/>
+      <w:r>
+        <w:rPr>
+          <w:rFonts w:ascii="Times New Roman" w:hAnsi="Times New Roman" w:cs="Times New Roman"/>
+          <w:sz w:val="28"/>
+          <w:szCs w:val="28"/>
+          <w:lang w:eastAsia="en-AU"/>
+        </w:rPr>
+        <w:t>5. Project Schedule</w:t>
+      </w:r>
+      <w:bookmarkEnd w:id="6"/>
+    </w:p>
+    <w:p>
+      <w:pPr>
+        <w:pStyle w:val="Heading1"/>
+        <w:spacing w:line="360" w:lineRule="auto"/>
+        <w:jc w:val="both"/>
+        <w:rPr>
+          <w:rFonts w:ascii="Times New Roman" w:hAnsi="Times New Roman" w:cs="Times New Roman"/>
+          <w:sz w:val="26"/>
+          <w:szCs w:val="26"/>
+          <w:lang w:eastAsia="en-AU"/>
+        </w:rPr>
+      </w:pPr>
+      <w:bookmarkStart w:id="7" w:name="_Toc232144667"/>
+      <w:r>
+        <w:rPr>
+          <w:rFonts w:ascii="Times New Roman" w:hAnsi="Times New Roman" w:cs="Times New Roman"/>
+          <w:sz w:val="26"/>
+          <w:szCs w:val="26"/>
+          <w:lang w:eastAsia="en-AU"/>
+        </w:rPr>
+        <w:t>5.1 Development Methodology</w:t>
+      </w:r>
+      <w:bookmarkEnd w:id="7"/>
+    </w:p>
+    <w:p>
+      <w:pPr>
+        <w:spacing w:line="360" w:lineRule="auto"/>
+        <w:jc w:val="both"/>
+        <w:rPr>
+          <w:bCs/>
+          <w:lang w:eastAsia="en-AU"/>
+        </w:rPr>
+      </w:pPr>
+      <w:r>
+        <w:rPr>
+          <w:bCs/>
+          <w:lang w:eastAsia="en-AU"/>
+        </w:rPr>
+        <w:t xml:space="preserve">Iterative and Incremental Development (IID) will be the methodology used in the development of </w:t>
+      </w:r>
+      <w:proofErr w:type="spellStart"/>
+      <w:r>
+        <w:rPr>
+          <w:bCs/>
+          <w:lang w:eastAsia="en-AU"/>
+        </w:rPr>
+        <w:t>SaveBite</w:t>
+      </w:r>
+      <w:proofErr w:type="spellEnd"/>
+      <w:r>
+        <w:rPr>
+          <w:bCs/>
+          <w:lang w:eastAsia="en-AU"/>
+        </w:rPr>
+        <w:t>. Iterative development allows software systems to be developed over a succession of developmental iterations, delivering functionality in successive stages, incorporating improvements because of testing and feedback (Sommerville, 2016). This helps to minimize the risks involved in development, enhance the quality of the software, and facilitate ongoing improvements throughout the development process.</w:t>
+      </w:r>
+    </w:p>
+    <w:p>
+      <w:pPr>
+        <w:spacing w:line="360" w:lineRule="auto"/>
+        <w:jc w:val="both"/>
+        <w:rPr>
+          <w:bCs/>
+          <w:lang w:eastAsia="en-AU"/>
+        </w:rPr>
+      </w:pPr>
+      <w:r>
+        <w:rPr>
+          <w:bCs/>
+          <w:lang w:eastAsia="en-AU"/>
+        </w:rPr>
+        <w:t xml:space="preserve">In software engineering, Iterative and Incremental Development is a well-established practice which allows us to build large and complex software systems as a series of small and incremental releases (Larman and Basili 2003). This approach is very well suited to the </w:t>
+      </w:r>
+      <w:proofErr w:type="spellStart"/>
+      <w:r>
+        <w:rPr>
+          <w:bCs/>
+          <w:lang w:eastAsia="en-AU"/>
+        </w:rPr>
+        <w:t>SaveBite</w:t>
+      </w:r>
+      <w:proofErr w:type="spellEnd"/>
+      <w:r>
+        <w:rPr>
+          <w:bCs/>
+          <w:lang w:eastAsia="en-AU"/>
+        </w:rPr>
+        <w:t xml:space="preserve"> system as it is composed of many functional modules that are incrementally developed, tested and integrated.</w:t>
+      </w:r>
+    </w:p>
+    <w:p>
+      <w:pPr>
+        <w:spacing w:line="360" w:lineRule="auto"/>
+        <w:jc w:val="both"/>
+        <w:rPr>
+          <w:bCs/>
+          <w:lang w:eastAsia="en-AU"/>
+        </w:rPr>
+      </w:pPr>
+      <w:r>
+        <w:rPr>
+          <w:bCs/>
+          <w:lang w:eastAsia="en-AU"/>
+        </w:rPr>
+        <w:t xml:space="preserve">The </w:t>
+      </w:r>
+      <w:proofErr w:type="spellStart"/>
+      <w:r>
+        <w:rPr>
+          <w:bCs/>
+          <w:lang w:eastAsia="en-AU"/>
+        </w:rPr>
+        <w:t>SaveBite</w:t>
+      </w:r>
+      <w:proofErr w:type="spellEnd"/>
+      <w:r>
+        <w:rPr>
+          <w:bCs/>
+          <w:lang w:eastAsia="en-AU"/>
+        </w:rPr>
+        <w:t xml:space="preserve"> project will be implemented through two development iterations that align directly with the </w:t>
+      </w:r>
+      <w:proofErr w:type="spellStart"/>
+      <w:r>
+        <w:rPr>
+          <w:bCs/>
+          <w:lang w:eastAsia="en-AU"/>
+        </w:rPr>
+        <w:t>SavePlate</w:t>
+      </w:r>
+      <w:proofErr w:type="spellEnd"/>
+      <w:r>
+        <w:rPr>
+          <w:bCs/>
+          <w:lang w:eastAsia="en-AU"/>
+        </w:rPr>
+        <w:t xml:space="preserve"> case study use cases:</w:t>
+      </w:r>
+    </w:p>
+    <w:p>
+      <w:pPr>
+        <w:spacing w:line="360" w:lineRule="auto"/>
+        <w:jc w:val="both"/>
+        <w:rPr>
+          <w:b/>
+          <w:bCs/>
+          <w:lang w:eastAsia="en-AU"/>
+        </w:rPr>
+      </w:pPr>
+      <w:proofErr w:type="spellStart"/>
+      <w:r>
+        <w:rPr>
+          <w:b/>
+          <w:bCs/>
+          <w:lang w:eastAsia="en-AU"/>
+        </w:rPr>
+        <w:t>i</w:t>
+      </w:r>
+      <w:proofErr w:type="spellEnd"/>
+      <w:r>
+        <w:rPr>
+          <w:b/>
+          <w:bCs/>
+          <w:lang w:eastAsia="en-AU"/>
+        </w:rPr>
+        <w:t>. Iteration 1 (3 July 2026 – 24 July 2026)</w:t>
+      </w:r>
+    </w:p>
+    <w:p>
+      <w:pPr>
+        <w:spacing w:line="360" w:lineRule="auto"/>
+        <w:jc w:val="both"/>
+        <w:rPr>
+          <w:bCs/>
+          <w:lang w:eastAsia="en-AU"/>
+        </w:rPr>
+      </w:pPr>
+      <w:r>
+        <w:rPr>
+          <w:bCs/>
+          <w:lang w:eastAsia="en-AU"/>
+        </w:rPr>
+        <w:t>This iteration focuses on the core functionality required for household food management:</w:t>
+      </w:r>
+    </w:p>
+    <w:p>
+      <w:pPr>
+        <w:numPr>
+          <w:ilvl w:val="0"/>
+          <w:numId w:val="6"/>
+        </w:numPr>
+        <w:spacing w:line="360" w:lineRule="auto"/>
+        <w:jc w:val="both"/>
+        <w:rPr>
+          <w:lang w:eastAsia="en-AU"/>
+        </w:rPr>
+      </w:pPr>
+      <w:r>
+        <w:rPr>
+          <w:lang w:eastAsia="en-AU"/>
+        </w:rPr>
+        <w:t xml:space="preserve">UC1: User Registration and Account Management </w:t>
+      </w:r>
+    </w:p>
+    <w:p>
+      <w:pPr>
+        <w:numPr>
+          <w:ilvl w:val="0"/>
+          <w:numId w:val="6"/>
+        </w:numPr>
+        <w:spacing w:line="360" w:lineRule="auto"/>
+        <w:jc w:val="both"/>
+        <w:rPr>
+          <w:lang w:eastAsia="en-AU"/>
+        </w:rPr>
+      </w:pPr>
+      <w:r>
+        <w:rPr>
+          <w:lang w:eastAsia="en-AU"/>
+        </w:rPr>
+        <w:t xml:space="preserve">UC2: Food Inventory Management </w:t>
+      </w:r>
+    </w:p>
+    <w:p>
+      <w:pPr>
+        <w:numPr>
+          <w:ilvl w:val="0"/>
+          <w:numId w:val="6"/>
+        </w:numPr>
+        <w:spacing w:line="360" w:lineRule="auto"/>
+        <w:jc w:val="both"/>
+        <w:rPr>
+          <w:lang w:eastAsia="en-AU"/>
+        </w:rPr>
+      </w:pPr>
+      <w:r>
+        <w:rPr>
+          <w:lang w:eastAsia="en-AU"/>
+        </w:rPr>
+        <w:t xml:space="preserve">UC3: Food Donation and Browsing Management </w:t>
+      </w:r>
+    </w:p>
+    <w:p>
+      <w:pPr>
+        <w:spacing w:line="360" w:lineRule="auto"/>
+        <w:jc w:val="both"/>
+        <w:rPr>
+          <w:b/>
+          <w:bCs/>
+          <w:lang w:eastAsia="en-AU"/>
+        </w:rPr>
+      </w:pPr>
+      <w:r>
+        <w:rPr>
+          <w:b/>
+          <w:bCs/>
+          <w:lang w:eastAsia="en-AU"/>
+        </w:rPr>
+        <w:t>ii. Iteration 2 (25 July 2026 – 12 August 2026)</w:t>
+      </w:r>
+    </w:p>
+    <w:p>
+      <w:pPr>
+        <w:numPr>
+          <w:ilvl w:val="0"/>
+          <w:numId w:val="7"/>
+        </w:numPr>
+        <w:spacing w:line="360" w:lineRule="auto"/>
+        <w:jc w:val="both"/>
+        <w:rPr>
+          <w:lang w:eastAsia="en-AU"/>
+        </w:rPr>
+      </w:pPr>
+      <w:r>
+        <w:rPr>
+          <w:lang w:eastAsia="en-AU"/>
+        </w:rPr>
+        <w:t xml:space="preserve">UC4: Food Analytics Dashboard </w:t>
+      </w:r>
+    </w:p>
+    <w:p>
+      <w:pPr>
+        <w:numPr>
+          <w:ilvl w:val="0"/>
+          <w:numId w:val="7"/>
+        </w:numPr>
+        <w:spacing w:line="360" w:lineRule="auto"/>
+        <w:jc w:val="both"/>
+        <w:rPr>
+          <w:lang w:eastAsia="en-AU"/>
+        </w:rPr>
+      </w:pPr>
+      <w:r>
+        <w:rPr>
+          <w:lang w:eastAsia="en-AU"/>
+        </w:rPr>
+        <w:t xml:space="preserve">UC5: Notification Management </w:t>
+      </w:r>
+    </w:p>
+    <w:p>
+      <w:pPr>
+        <w:numPr>
+          <w:ilvl w:val="0"/>
+          <w:numId w:val="7"/>
+        </w:numPr>
+        <w:spacing w:line="360" w:lineRule="auto"/>
+        <w:jc w:val="both"/>
+        <w:rPr>
+          <w:lang w:eastAsia="en-AU"/>
+        </w:rPr>
+      </w:pPr>
+      <w:r>
+        <w:rPr>
+          <w:lang w:eastAsia="en-AU"/>
+        </w:rPr>
+        <w:t xml:space="preserve">UC6: Weekly Meal Planning </w:t>
+      </w:r>
+    </w:p>
+    <w:p>
+      <w:pPr>
+        <w:spacing w:line="360" w:lineRule="auto"/>
+        <w:jc w:val="both"/>
+        <w:rPr>
+          <w:bCs/>
+          <w:lang w:eastAsia="en-AU"/>
+        </w:rPr>
+      </w:pPr>
+      <w:r>
+        <w:rPr>
+          <w:bCs/>
+          <w:lang w:eastAsia="en-AU"/>
+        </w:rPr>
+        <w:t>Integration testing and review activities occur at the end of each iteration and contribute to the next iteration. This ensures that a working version of the system is available at the end of each iteration and that defects can be caught and corrected early in the development process.</w:t>
+      </w:r>
+    </w:p>
+    <w:p>
+      <w:pPr>
+        <w:spacing w:line="360" w:lineRule="auto"/>
+        <w:jc w:val="both"/>
+        <w:rPr>
+          <w:bCs/>
+          <w:lang w:eastAsia="en-AU"/>
+        </w:rPr>
+      </w:pPr>
+      <w:r>
+        <w:rPr>
+          <w:bCs/>
+          <w:lang w:eastAsia="en-AU"/>
+        </w:rPr>
+        <w:t xml:space="preserve">The Project Management Institute (PMI, 2021) recommends that project work be structured around a Work Breakdown Structure (WBS) which breaks down project deliverables into manageable work packages, using a deliverable oriented approach. </w:t>
+      </w:r>
+      <w:proofErr w:type="spellStart"/>
+      <w:r>
+        <w:rPr>
+          <w:bCs/>
+          <w:lang w:eastAsia="en-AU"/>
+        </w:rPr>
+        <w:t>SaveBite's</w:t>
+      </w:r>
+      <w:proofErr w:type="spellEnd"/>
+      <w:r>
+        <w:rPr>
+          <w:bCs/>
+          <w:lang w:eastAsia="en-AU"/>
+        </w:rPr>
+        <w:t xml:space="preserve"> WBS is structured around this concept and divides the work into deliverables to team members.</w:t>
+      </w:r>
+    </w:p>
+    <w:p>
+      <w:pPr>
+        <w:pStyle w:val="Heading2"/>
+        <w:spacing w:line="360" w:lineRule="auto"/>
+        <w:jc w:val="both"/>
+        <w:rPr>
+          <w:rFonts w:ascii="Times New Roman" w:hAnsi="Times New Roman" w:cs="Times New Roman"/>
+          <w:lang w:eastAsia="en-AU"/>
+        </w:rPr>
+      </w:pPr>
+      <w:bookmarkStart w:id="8" w:name="_Toc232144668"/>
+      <w:r>
+        <w:rPr>
+          <w:rFonts w:ascii="Times New Roman" w:hAnsi="Times New Roman" w:cs="Times New Roman"/>
+          <w:lang w:eastAsia="en-AU"/>
+        </w:rPr>
+        <w:t>5.2 Work Breakdown Structure (WBS)</w:t>
+      </w:r>
+      <w:bookmarkEnd w:id="8"/>
+    </w:p>
+    <w:p>
+      <w:pPr>
+        <w:spacing w:line="360" w:lineRule="auto"/>
+        <w:jc w:val="both"/>
+        <w:rPr>
+          <w:lang w:eastAsia="en-AU"/>
+        </w:rPr>
+      </w:pPr>
+      <w:r>
+        <w:rPr>
+          <w:lang w:eastAsia="en-AU"/>
+        </w:rPr>
+        <w:t xml:space="preserve">The Work Breakdown Structure (WBS) is a hierarchical breakdown of all the work that is necessary to complete the </w:t>
+      </w:r>
+      <w:proofErr w:type="spellStart"/>
+      <w:r>
+        <w:rPr>
+          <w:lang w:eastAsia="en-AU"/>
+        </w:rPr>
+        <w:t>SaveBite</w:t>
+      </w:r>
+      <w:proofErr w:type="spellEnd"/>
+      <w:r>
+        <w:rPr>
+          <w:lang w:eastAsia="en-AU"/>
+        </w:rPr>
+        <w:t xml:space="preserve"> project successfully, from a deliverable perspective. The project has a duration of around 13 weeks from 22nd May 2026 to 19th August 2026, including the activities of project planning, requirements analysis, system design, system implementation, testing, documentation and presentation of the final system. </w:t>
+      </w:r>
+    </w:p>
+    <w:p>
+      <w:pPr>
+        <w:spacing w:line="360" w:lineRule="auto"/>
+        <w:jc w:val="both"/>
+        <w:rPr>
+          <w:lang w:eastAsia="en-AU"/>
+        </w:rPr>
+      </w:pPr>
+      <w:r>
+        <w:rPr>
+          <w:lang w:eastAsia="en-AU"/>
+        </w:rPr>
+        <w:t xml:space="preserve">The work assigned to each of the team members is shown below: </w:t>
+      </w:r>
+    </w:p>
+    <w:p>
+      <w:pPr>
+        <w:spacing w:line="360" w:lineRule="auto"/>
+        <w:jc w:val="both"/>
+        <w:rPr>
+          <w:lang w:eastAsia="en-AU"/>
+        </w:rPr>
+      </w:pPr>
+      <w:r>
+        <w:rPr>
+          <w:lang w:eastAsia="en-AU"/>
+        </w:rPr>
+        <w:t xml:space="preserve">Ganesh Wagle, UC1 (User Registration and Account Management) &amp; UC4 (Food Analytics Dashboard) </w:t>
+      </w:r>
+    </w:p>
+    <w:p>
+      <w:pPr>
+        <w:spacing w:line="360" w:lineRule="auto"/>
+        <w:jc w:val="both"/>
+        <w:rPr>
+          <w:lang w:eastAsia="en-AU"/>
+        </w:rPr>
+      </w:pPr>
+      <w:r>
+        <w:rPr>
+          <w:lang w:eastAsia="en-AU"/>
+        </w:rPr>
+        <w:t xml:space="preserve">The team comprises of </w:t>
+      </w:r>
+      <w:proofErr w:type="spellStart"/>
+      <w:r>
+        <w:rPr>
+          <w:lang w:eastAsia="en-AU"/>
+        </w:rPr>
+        <w:t>Buddhiman</w:t>
+      </w:r>
+      <w:proofErr w:type="spellEnd"/>
+      <w:r>
+        <w:rPr>
+          <w:lang w:eastAsia="en-AU"/>
+        </w:rPr>
+        <w:t xml:space="preserve"> B.K. (UC2 Food Inventory Management) and UC5 (Notification Management). </w:t>
+      </w:r>
+    </w:p>
+    <w:p>
+      <w:pPr>
+        <w:spacing w:line="360" w:lineRule="auto"/>
+        <w:jc w:val="both"/>
+        <w:rPr>
+          <w:lang w:eastAsia="en-AU"/>
+        </w:rPr>
+      </w:pPr>
+      <w:r>
+        <w:rPr>
+          <w:lang w:eastAsia="en-AU"/>
+        </w:rPr>
+        <w:t>Rohit Gurdhami, UC3 (Food Donation and Browsing Management) and UC6 (Weekly Meal Planning) This allocation helps each team member to have clearly defined and individually assessable deliverables for both development iterations.</w:t>
+      </w:r>
+    </w:p>
+    <w:p>
+      <w:pPr>
+        <w:pStyle w:val="Heading3"/>
+        <w:spacing w:line="360" w:lineRule="auto"/>
+        <w:jc w:val="both"/>
+        <w:rPr>
+          <w:rFonts w:cs="Times New Roman"/>
+          <w:lang w:eastAsia="en-AU"/>
+        </w:rPr>
+      </w:pPr>
+      <w:bookmarkStart w:id="9" w:name="_Toc232144669"/>
+      <w:r>
+        <w:rPr>
+          <w:rFonts w:cs="Times New Roman"/>
+          <w:lang w:eastAsia="en-AU"/>
+        </w:rPr>
+        <w:t xml:space="preserve">A.  </w:t>
+      </w:r>
+      <w:proofErr w:type="spellStart"/>
+      <w:r>
+        <w:rPr>
+          <w:rFonts w:cs="Times New Roman"/>
+          <w:lang w:eastAsia="en-AU"/>
+        </w:rPr>
+        <w:t>SaveBite</w:t>
+      </w:r>
+      <w:proofErr w:type="spellEnd"/>
+      <w:r>
+        <w:rPr>
+          <w:rFonts w:cs="Times New Roman"/>
+          <w:lang w:eastAsia="en-AU"/>
+        </w:rPr>
+        <w:t xml:space="preserve"> Project WBS</w:t>
+      </w:r>
+      <w:bookmarkEnd w:id="9"/>
+    </w:p>
+    <w:p>
+      <w:pPr>
+        <w:spacing w:line="360" w:lineRule="auto"/>
+        <w:jc w:val="both"/>
+        <w:rPr>
+          <w:bCs/>
+          <w:lang w:eastAsia="en-AU"/>
+        </w:rPr>
+      </w:pPr>
+      <w:r>
+        <w:rPr>
+          <w:bCs/>
+          <w:lang w:eastAsia="en-AU"/>
+        </w:rPr>
+        <w:t>1 Project Management Deliverables</w:t>
+      </w:r>
+    </w:p>
+    <w:p>
+      <w:pPr>
+        <w:spacing w:line="360" w:lineRule="auto"/>
+        <w:jc w:val="both"/>
+        <w:rPr>
+          <w:bCs/>
+          <w:lang w:eastAsia="en-AU"/>
+        </w:rPr>
+      </w:pPr>
+      <w:r>
+        <w:rPr>
+          <w:bCs/>
+          <w:lang w:eastAsia="en-AU"/>
+        </w:rPr>
+        <w:t>1.1 Project Proposal</w:t>
+      </w:r>
+    </w:p>
+    <w:p>
+      <w:pPr>
+        <w:spacing w:line="360" w:lineRule="auto"/>
+        <w:jc w:val="both"/>
+        <w:rPr>
+          <w:bCs/>
+          <w:lang w:eastAsia="en-AU"/>
+        </w:rPr>
+      </w:pPr>
+      <w:r>
+        <w:rPr>
+          <w:bCs/>
+          <w:lang w:eastAsia="en-AU"/>
+        </w:rPr>
+        <w:t>1.2 Project Scope Definition</w:t>
+      </w:r>
+    </w:p>
+    <w:p>
+      <w:pPr>
+        <w:spacing w:line="360" w:lineRule="auto"/>
+        <w:jc w:val="both"/>
+        <w:rPr>
+          <w:bCs/>
+          <w:lang w:eastAsia="en-AU"/>
+        </w:rPr>
+      </w:pPr>
+      <w:r>
+        <w:rPr>
+          <w:bCs/>
+          <w:lang w:eastAsia="en-AU"/>
+        </w:rPr>
+        <w:t>1.3 Project Schedule and Gantt Chart</w:t>
+      </w:r>
+    </w:p>
+    <w:p>
+      <w:pPr>
+        <w:spacing w:line="360" w:lineRule="auto"/>
+        <w:jc w:val="both"/>
+        <w:rPr>
+          <w:bCs/>
+          <w:lang w:eastAsia="en-AU"/>
+        </w:rPr>
+      </w:pPr>
+      <w:r>
+        <w:rPr>
+          <w:bCs/>
+          <w:lang w:eastAsia="en-AU"/>
+        </w:rPr>
+        <w:t>1.4 Team Responsibility Matrix</w:t>
+      </w:r>
+    </w:p>
+    <w:p>
+      <w:pPr>
+        <w:spacing w:line="360" w:lineRule="auto"/>
+        <w:jc w:val="both"/>
+        <w:rPr>
+          <w:bCs/>
+          <w:lang w:eastAsia="en-AU"/>
+        </w:rPr>
+      </w:pPr>
+      <w:r>
+        <w:rPr>
+          <w:bCs/>
+          <w:lang w:eastAsia="en-AU"/>
+        </w:rPr>
+        <w:t>1.5 Progress Monitoring Reports</w:t>
+      </w:r>
+    </w:p>
+    <w:p>
+      <w:pPr>
+        <w:spacing w:line="360" w:lineRule="auto"/>
+        <w:jc w:val="both"/>
+        <w:rPr>
+          <w:bCs/>
+          <w:lang w:eastAsia="en-AU"/>
+        </w:rPr>
+      </w:pPr>
+    </w:p>
+    <w:p>
+      <w:pPr>
+        <w:spacing w:line="360" w:lineRule="auto"/>
+        <w:jc w:val="both"/>
+        <w:rPr>
+          <w:bCs/>
+          <w:lang w:eastAsia="en-AU"/>
+        </w:rPr>
+      </w:pPr>
+      <w:r>
+        <w:rPr>
+          <w:bCs/>
+          <w:lang w:eastAsia="en-AU"/>
+        </w:rPr>
+        <w:t>2 Requirements Deliverables</w:t>
+      </w:r>
+    </w:p>
+    <w:p>
+      <w:pPr>
+        <w:spacing w:line="360" w:lineRule="auto"/>
+        <w:jc w:val="both"/>
+        <w:rPr>
+          <w:bCs/>
+          <w:lang w:eastAsia="en-AU"/>
+        </w:rPr>
+      </w:pPr>
+      <w:r>
+        <w:rPr>
+          <w:bCs/>
+          <w:lang w:eastAsia="en-AU"/>
+        </w:rPr>
+        <w:t>2.1 Functional Requirements Specification (FRS)</w:t>
+      </w:r>
+    </w:p>
+    <w:p>
+      <w:pPr>
+        <w:spacing w:line="360" w:lineRule="auto"/>
+        <w:jc w:val="both"/>
+        <w:rPr>
+          <w:bCs/>
+          <w:lang w:eastAsia="en-AU"/>
+        </w:rPr>
+      </w:pPr>
+      <w:r>
+        <w:rPr>
+          <w:bCs/>
+          <w:lang w:eastAsia="en-AU"/>
+        </w:rPr>
+        <w:t>2.2 Non-Functional Requirements Specification (NFRS)</w:t>
+      </w:r>
+    </w:p>
+    <w:p>
+      <w:pPr>
+        <w:spacing w:line="360" w:lineRule="auto"/>
+        <w:jc w:val="both"/>
+        <w:rPr>
+          <w:bCs/>
+          <w:lang w:eastAsia="en-AU"/>
+        </w:rPr>
+      </w:pPr>
+      <w:r>
+        <w:rPr>
+          <w:bCs/>
+          <w:lang w:eastAsia="en-AU"/>
+        </w:rPr>
+        <w:t>2.3 Stakeholder Analysis</w:t>
+      </w:r>
+    </w:p>
+    <w:p>
+      <w:pPr>
+        <w:spacing w:line="360" w:lineRule="auto"/>
+        <w:jc w:val="both"/>
+        <w:rPr>
+          <w:bCs/>
+          <w:lang w:eastAsia="en-AU"/>
+        </w:rPr>
+      </w:pPr>
+      <w:r>
+        <w:rPr>
+          <w:bCs/>
+          <w:lang w:eastAsia="en-AU"/>
+        </w:rPr>
+        <w:t>2.4 Use Case Model</w:t>
+      </w:r>
+    </w:p>
+    <w:p>
+      <w:pPr>
+        <w:spacing w:line="360" w:lineRule="auto"/>
+        <w:jc w:val="both"/>
+        <w:rPr>
+          <w:bCs/>
+          <w:lang w:eastAsia="en-AU"/>
+        </w:rPr>
+      </w:pPr>
+      <w:r>
+        <w:rPr>
+          <w:bCs/>
+          <w:lang w:eastAsia="en-AU"/>
+        </w:rPr>
+        <w:t>2.5 Requirement Validation Document</w:t>
+      </w:r>
+    </w:p>
+    <w:p>
+      <w:pPr>
+        <w:spacing w:line="360" w:lineRule="auto"/>
+        <w:jc w:val="both"/>
+        <w:rPr>
+          <w:bCs/>
+          <w:lang w:eastAsia="en-AU"/>
+        </w:rPr>
+      </w:pPr>
+    </w:p>
+    <w:p>
+      <w:pPr>
+        <w:spacing w:line="360" w:lineRule="auto"/>
+        <w:jc w:val="both"/>
+        <w:rPr>
+          <w:bCs/>
+          <w:lang w:eastAsia="en-AU"/>
+        </w:rPr>
+      </w:pPr>
+      <w:r>
+        <w:rPr>
+          <w:bCs/>
+          <w:lang w:eastAsia="en-AU"/>
+        </w:rPr>
+        <w:t>3 System Design Deliverables</w:t>
+      </w:r>
+    </w:p>
+    <w:p>
+      <w:pPr>
+        <w:spacing w:line="360" w:lineRule="auto"/>
+        <w:jc w:val="both"/>
+        <w:rPr>
+          <w:bCs/>
+          <w:lang w:eastAsia="en-AU"/>
+        </w:rPr>
+      </w:pPr>
+      <w:r>
+        <w:rPr>
+          <w:bCs/>
+          <w:lang w:eastAsia="en-AU"/>
+        </w:rPr>
+        <w:t>3.1 Use Case Diagram</w:t>
+      </w:r>
+    </w:p>
+    <w:p>
+      <w:pPr>
+        <w:spacing w:line="360" w:lineRule="auto"/>
+        <w:jc w:val="both"/>
+        <w:rPr>
+          <w:bCs/>
+          <w:lang w:eastAsia="en-AU"/>
+        </w:rPr>
+      </w:pPr>
+      <w:r>
+        <w:rPr>
+          <w:bCs/>
+          <w:lang w:eastAsia="en-AU"/>
+        </w:rPr>
+        <w:t>3.2 Class Diagram</w:t>
+      </w:r>
+    </w:p>
+    <w:p>
+      <w:pPr>
+        <w:spacing w:line="360" w:lineRule="auto"/>
+        <w:jc w:val="both"/>
+        <w:rPr>
+          <w:bCs/>
+          <w:lang w:eastAsia="en-AU"/>
+        </w:rPr>
+      </w:pPr>
+      <w:r>
+        <w:rPr>
+          <w:bCs/>
+          <w:lang w:eastAsia="en-AU"/>
+        </w:rPr>
+        <w:t>3.3 Database Design (ERD and Schema)</w:t>
+      </w:r>
+    </w:p>
+    <w:p>
+      <w:pPr>
+        <w:spacing w:line="360" w:lineRule="auto"/>
+        <w:jc w:val="both"/>
+        <w:rPr>
+          <w:bCs/>
+          <w:lang w:eastAsia="en-AU"/>
+        </w:rPr>
+      </w:pPr>
+      <w:r>
+        <w:rPr>
+          <w:bCs/>
+          <w:lang w:eastAsia="en-AU"/>
+        </w:rPr>
+        <w:t>3.4 User Interface Wireframes</w:t>
+      </w:r>
+    </w:p>
+    <w:p>
+      <w:pPr>
+        <w:spacing w:line="360" w:lineRule="auto"/>
+        <w:jc w:val="both"/>
+        <w:rPr>
+          <w:bCs/>
+          <w:lang w:eastAsia="en-AU"/>
+        </w:rPr>
+      </w:pPr>
+      <w:r>
+        <w:rPr>
+          <w:bCs/>
+          <w:lang w:eastAsia="en-AU"/>
+        </w:rPr>
+        <w:t>3.5 Interactive Prototype</w:t>
+      </w:r>
+    </w:p>
+    <w:p>
+      <w:pPr>
+        <w:spacing w:line="360" w:lineRule="auto"/>
+        <w:jc w:val="both"/>
+        <w:rPr>
+          <w:bCs/>
+          <w:lang w:eastAsia="en-AU"/>
+        </w:rPr>
+      </w:pPr>
+      <w:r>
+        <w:rPr>
+          <w:bCs/>
+          <w:lang w:eastAsia="en-AU"/>
+        </w:rPr>
+        <w:t>3.6 System Architecture Design</w:t>
+      </w:r>
+    </w:p>
+    <w:p>
+      <w:pPr>
+        <w:spacing w:line="360" w:lineRule="auto"/>
+        <w:jc w:val="both"/>
+        <w:rPr>
+          <w:bCs/>
+          <w:lang w:eastAsia="en-AU"/>
+        </w:rPr>
+      </w:pPr>
+    </w:p>
+    <w:p>
+      <w:pPr>
+        <w:spacing w:line="360" w:lineRule="auto"/>
+        <w:jc w:val="both"/>
+        <w:rPr>
+          <w:bCs/>
+          <w:lang w:eastAsia="en-AU"/>
+        </w:rPr>
+      </w:pPr>
+      <w:r>
+        <w:rPr>
+          <w:bCs/>
+          <w:lang w:eastAsia="en-AU"/>
+        </w:rPr>
+        <w:t>Milestone 1: Design Approval</w:t>
+      </w:r>
+    </w:p>
+    <w:p>
+      <w:pPr>
+        <w:spacing w:line="360" w:lineRule="auto"/>
+        <w:jc w:val="both"/>
+        <w:rPr>
+          <w:bCs/>
+          <w:lang w:eastAsia="en-AU"/>
+        </w:rPr>
+      </w:pPr>
+    </w:p>
+    <w:p>
+      <w:pPr>
+        <w:spacing w:line="360" w:lineRule="auto"/>
+        <w:jc w:val="both"/>
+        <w:rPr>
+          <w:bCs/>
+          <w:lang w:eastAsia="en-AU"/>
+        </w:rPr>
+      </w:pPr>
+      <w:r>
+        <w:rPr>
+          <w:bCs/>
+          <w:lang w:eastAsia="en-AU"/>
+        </w:rPr>
+        <w:t>4 Iteration 1 Deliverables (Core System Development)</w:t>
+      </w:r>
+    </w:p>
+    <w:p>
+      <w:pPr>
+        <w:spacing w:line="360" w:lineRule="auto"/>
+        <w:jc w:val="both"/>
+        <w:rPr>
+          <w:bCs/>
+          <w:lang w:eastAsia="en-AU"/>
+        </w:rPr>
+      </w:pPr>
+      <w:r>
+        <w:rPr>
+          <w:bCs/>
+          <w:lang w:eastAsia="en-AU"/>
+        </w:rPr>
+        <w:t>4.1 User Registration &amp; Account Management (UC1)</w:t>
+      </w:r>
+    </w:p>
+    <w:p>
+      <w:pPr>
+        <w:spacing w:line="360" w:lineRule="auto"/>
+        <w:jc w:val="both"/>
+        <w:rPr>
+          <w:bCs/>
+          <w:lang w:eastAsia="en-AU"/>
+        </w:rPr>
+      </w:pPr>
+      <w:r>
+        <w:rPr>
+          <w:bCs/>
+          <w:lang w:eastAsia="en-AU"/>
+        </w:rPr>
+        <w:t>4.1.1 User Registration Function</w:t>
+      </w:r>
+    </w:p>
+    <w:p>
+      <w:pPr>
+        <w:spacing w:line="360" w:lineRule="auto"/>
+        <w:jc w:val="both"/>
+        <w:rPr>
+          <w:bCs/>
+          <w:lang w:eastAsia="en-AU"/>
+        </w:rPr>
+      </w:pPr>
+      <w:r>
+        <w:rPr>
+          <w:bCs/>
+          <w:lang w:eastAsia="en-AU"/>
+        </w:rPr>
+        <w:t>4.1.2 User Login Function</w:t>
+      </w:r>
+    </w:p>
+    <w:p>
+      <w:pPr>
+        <w:spacing w:line="360" w:lineRule="auto"/>
+        <w:jc w:val="both"/>
+        <w:rPr>
+          <w:bCs/>
+          <w:lang w:eastAsia="en-AU"/>
+        </w:rPr>
+      </w:pPr>
+      <w:r>
+        <w:rPr>
+          <w:bCs/>
+          <w:lang w:eastAsia="en-AU"/>
+        </w:rPr>
+        <w:t>4.1.3 Profile Management Function</w:t>
+      </w:r>
+    </w:p>
+    <w:p>
+      <w:pPr>
+        <w:spacing w:line="360" w:lineRule="auto"/>
+        <w:jc w:val="both"/>
+        <w:rPr>
+          <w:bCs/>
+          <w:lang w:eastAsia="en-AU"/>
+        </w:rPr>
+      </w:pPr>
+      <w:r>
+        <w:rPr>
+          <w:bCs/>
+          <w:lang w:eastAsia="en-AU"/>
+        </w:rPr>
+        <w:t>4.1.4 Session Management &amp; Logout</w:t>
+      </w:r>
+    </w:p>
+    <w:p>
+      <w:pPr>
+        <w:spacing w:line="360" w:lineRule="auto"/>
+        <w:jc w:val="both"/>
+        <w:rPr>
+          <w:bCs/>
+          <w:lang w:eastAsia="en-AU"/>
+        </w:rPr>
+      </w:pPr>
+    </w:p>
+    <w:p>
+      <w:pPr>
+        <w:spacing w:line="360" w:lineRule="auto"/>
+        <w:jc w:val="both"/>
+        <w:rPr>
+          <w:bCs/>
+          <w:lang w:eastAsia="en-AU"/>
+        </w:rPr>
+      </w:pPr>
+      <w:r>
+        <w:rPr>
+          <w:bCs/>
+          <w:lang w:eastAsia="en-AU"/>
+        </w:rPr>
+        <w:t>4.2 Food Inventory Management (UC2)</w:t>
+      </w:r>
+    </w:p>
+    <w:p>
+      <w:pPr>
+        <w:spacing w:line="360" w:lineRule="auto"/>
+        <w:jc w:val="both"/>
+        <w:rPr>
+          <w:bCs/>
+          <w:lang w:eastAsia="en-AU"/>
+        </w:rPr>
+      </w:pPr>
+      <w:r>
+        <w:rPr>
+          <w:bCs/>
+          <w:lang w:eastAsia="en-AU"/>
+        </w:rPr>
+        <w:t>4.2.1 Add Food Item Function</w:t>
+      </w:r>
+    </w:p>
+    <w:p>
+      <w:pPr>
+        <w:spacing w:line="360" w:lineRule="auto"/>
+        <w:jc w:val="both"/>
+        <w:rPr>
+          <w:bCs/>
+          <w:lang w:eastAsia="en-AU"/>
+        </w:rPr>
+      </w:pPr>
+      <w:r>
+        <w:rPr>
+          <w:bCs/>
+          <w:lang w:eastAsia="en-AU"/>
+        </w:rPr>
+        <w:t>4.2.2 Update Food Item Function</w:t>
+      </w:r>
+    </w:p>
+    <w:p>
+      <w:pPr>
+        <w:spacing w:line="360" w:lineRule="auto"/>
+        <w:jc w:val="both"/>
+        <w:rPr>
+          <w:bCs/>
+          <w:lang w:eastAsia="en-AU"/>
+        </w:rPr>
+      </w:pPr>
+      <w:r>
+        <w:rPr>
+          <w:bCs/>
+          <w:lang w:eastAsia="en-AU"/>
+        </w:rPr>
+        <w:t>4.2.3 Delete Food Item Function</w:t>
+      </w:r>
+    </w:p>
+    <w:p>
+      <w:pPr>
+        <w:spacing w:line="360" w:lineRule="auto"/>
+        <w:jc w:val="both"/>
+        <w:rPr>
+          <w:bCs/>
+          <w:lang w:eastAsia="en-AU"/>
+        </w:rPr>
+      </w:pPr>
+      <w:r>
+        <w:rPr>
+          <w:bCs/>
+          <w:lang w:eastAsia="en-AU"/>
+        </w:rPr>
+        <w:t>4.2.4 View Food Inventory Function</w:t>
+      </w:r>
+    </w:p>
+    <w:p>
+      <w:pPr>
+        <w:spacing w:line="360" w:lineRule="auto"/>
+        <w:jc w:val="both"/>
+        <w:rPr>
+          <w:bCs/>
+          <w:lang w:eastAsia="en-AU"/>
+        </w:rPr>
+      </w:pPr>
+    </w:p>
+    <w:p>
+      <w:pPr>
+        <w:spacing w:line="360" w:lineRule="auto"/>
+        <w:jc w:val="both"/>
+        <w:rPr>
+          <w:bCs/>
+          <w:lang w:eastAsia="en-AU"/>
+        </w:rPr>
+      </w:pPr>
+      <w:r>
+        <w:rPr>
+          <w:bCs/>
+          <w:lang w:eastAsia="en-AU"/>
+        </w:rPr>
+        <w:t>4.3 Food Donation &amp; Browsing Module (UC3)</w:t>
+      </w:r>
+    </w:p>
+    <w:p>
+      <w:pPr>
+        <w:spacing w:line="360" w:lineRule="auto"/>
+        <w:jc w:val="both"/>
+        <w:rPr>
+          <w:bCs/>
+          <w:lang w:eastAsia="en-AU"/>
+        </w:rPr>
+      </w:pPr>
+      <w:r>
+        <w:rPr>
+          <w:bCs/>
+          <w:lang w:eastAsia="en-AU"/>
+        </w:rPr>
+        <w:t>4.3.1 Create Food Donation Listing</w:t>
+      </w:r>
+    </w:p>
+    <w:p>
+      <w:pPr>
+        <w:spacing w:line="360" w:lineRule="auto"/>
+        <w:jc w:val="both"/>
+        <w:rPr>
+          <w:bCs/>
+          <w:lang w:eastAsia="en-AU"/>
+        </w:rPr>
+      </w:pPr>
+      <w:r>
+        <w:rPr>
+          <w:bCs/>
+          <w:lang w:eastAsia="en-AU"/>
+        </w:rPr>
+        <w:t>4.3.2 Browse Available Donations</w:t>
+      </w:r>
+    </w:p>
+    <w:p>
+      <w:pPr>
+        <w:spacing w:line="360" w:lineRule="auto"/>
+        <w:jc w:val="both"/>
+        <w:rPr>
+          <w:bCs/>
+          <w:lang w:eastAsia="en-AU"/>
+        </w:rPr>
+      </w:pPr>
+      <w:r>
+        <w:rPr>
+          <w:bCs/>
+          <w:lang w:eastAsia="en-AU"/>
+        </w:rPr>
+        <w:t>4.3.3 Search and Filter Donations</w:t>
+      </w:r>
+    </w:p>
+    <w:p>
+      <w:pPr>
+        <w:spacing w:line="360" w:lineRule="auto"/>
+        <w:jc w:val="both"/>
+        <w:rPr>
+          <w:bCs/>
+          <w:lang w:eastAsia="en-AU"/>
+        </w:rPr>
+      </w:pPr>
+      <w:r>
+        <w:rPr>
+          <w:bCs/>
+          <w:lang w:eastAsia="en-AU"/>
+        </w:rPr>
+        <w:t>4.3.4 Claim Donation Function</w:t>
+      </w:r>
+    </w:p>
+    <w:p>
+      <w:pPr>
+        <w:spacing w:line="360" w:lineRule="auto"/>
+        <w:jc w:val="both"/>
+        <w:rPr>
+          <w:bCs/>
+          <w:lang w:eastAsia="en-AU"/>
+        </w:rPr>
+      </w:pPr>
+    </w:p>
+    <w:p>
+      <w:pPr>
+        <w:spacing w:line="360" w:lineRule="auto"/>
+        <w:jc w:val="both"/>
+        <w:rPr>
+          <w:bCs/>
+          <w:lang w:eastAsia="en-AU"/>
+        </w:rPr>
+      </w:pPr>
+      <w:r>
+        <w:rPr>
+          <w:bCs/>
+          <w:lang w:eastAsia="en-AU"/>
+        </w:rPr>
+        <w:t>Milestone 2: Iteration 1 Complete</w:t>
+      </w:r>
+    </w:p>
+    <w:p>
+      <w:pPr>
+        <w:spacing w:line="360" w:lineRule="auto"/>
+        <w:jc w:val="both"/>
+        <w:rPr>
+          <w:bCs/>
+          <w:lang w:eastAsia="en-AU"/>
+        </w:rPr>
+      </w:pPr>
+    </w:p>
+    <w:p>
+      <w:pPr>
+        <w:spacing w:line="360" w:lineRule="auto"/>
+        <w:jc w:val="both"/>
+        <w:rPr>
+          <w:bCs/>
+          <w:lang w:eastAsia="en-AU"/>
+        </w:rPr>
+      </w:pPr>
+      <w:r>
+        <w:rPr>
+          <w:bCs/>
+          <w:lang w:eastAsia="en-AU"/>
+        </w:rPr>
+        <w:t>5 Iteration 2 Deliverables (Advanced Features)</w:t>
+      </w:r>
+    </w:p>
+    <w:p>
+      <w:pPr>
+        <w:spacing w:line="360" w:lineRule="auto"/>
+        <w:jc w:val="both"/>
+        <w:rPr>
+          <w:bCs/>
+          <w:lang w:eastAsia="en-AU"/>
+        </w:rPr>
+      </w:pPr>
+      <w:r>
+        <w:rPr>
+          <w:bCs/>
+          <w:lang w:eastAsia="en-AU"/>
+        </w:rPr>
+        <w:t>5.1 Food Analytics Dashboard (UC4)</w:t>
+      </w:r>
+    </w:p>
+    <w:p>
+      <w:pPr>
+        <w:spacing w:line="360" w:lineRule="auto"/>
+        <w:jc w:val="both"/>
+        <w:rPr>
+          <w:bCs/>
+          <w:lang w:eastAsia="en-AU"/>
+        </w:rPr>
+      </w:pPr>
+      <w:r>
+        <w:rPr>
+          <w:bCs/>
+          <w:lang w:eastAsia="en-AU"/>
+        </w:rPr>
+        <w:t>5.1.1 Generate Food Waste Reports</w:t>
+      </w:r>
+    </w:p>
+    <w:p>
+      <w:pPr>
+        <w:spacing w:line="360" w:lineRule="auto"/>
+        <w:jc w:val="both"/>
+        <w:rPr>
+          <w:bCs/>
+          <w:lang w:eastAsia="en-AU"/>
+        </w:rPr>
+      </w:pPr>
+      <w:r>
+        <w:rPr>
+          <w:bCs/>
+          <w:lang w:eastAsia="en-AU"/>
+        </w:rPr>
+        <w:t>5.1.2 Donation Statistics Visualization</w:t>
+      </w:r>
+    </w:p>
+    <w:p>
+      <w:pPr>
+        <w:spacing w:line="360" w:lineRule="auto"/>
+        <w:jc w:val="both"/>
+        <w:rPr>
+          <w:bCs/>
+          <w:lang w:eastAsia="en-AU"/>
+        </w:rPr>
+      </w:pPr>
+      <w:r>
+        <w:rPr>
+          <w:bCs/>
+          <w:lang w:eastAsia="en-AU"/>
+        </w:rPr>
+        <w:t>5.1.3 User Activity Analytics</w:t>
+      </w:r>
+    </w:p>
+    <w:p>
+      <w:pPr>
+        <w:spacing w:line="360" w:lineRule="auto"/>
+        <w:jc w:val="both"/>
+        <w:rPr>
+          <w:bCs/>
+          <w:lang w:eastAsia="en-AU"/>
+        </w:rPr>
+      </w:pPr>
+      <w:r>
+        <w:rPr>
+          <w:bCs/>
+          <w:lang w:eastAsia="en-AU"/>
+        </w:rPr>
+        <w:t>5.1.4 Monthly Summary Reports</w:t>
+      </w:r>
+    </w:p>
+    <w:p>
+      <w:pPr>
+        <w:spacing w:line="360" w:lineRule="auto"/>
+        <w:jc w:val="both"/>
+        <w:rPr>
+          <w:bCs/>
+          <w:lang w:eastAsia="en-AU"/>
+        </w:rPr>
+      </w:pPr>
+    </w:p>
+    <w:p>
+      <w:pPr>
+        <w:spacing w:line="360" w:lineRule="auto"/>
+        <w:jc w:val="both"/>
+        <w:rPr>
+          <w:bCs/>
+          <w:lang w:eastAsia="en-AU"/>
+        </w:rPr>
+      </w:pPr>
+      <w:r>
+        <w:rPr>
+          <w:bCs/>
+          <w:lang w:eastAsia="en-AU"/>
+        </w:rPr>
+        <w:t>5.2 Notification Management System (UC5)</w:t>
+      </w:r>
+    </w:p>
+    <w:p>
+      <w:pPr>
+        <w:spacing w:line="360" w:lineRule="auto"/>
+        <w:jc w:val="both"/>
+        <w:rPr>
+          <w:bCs/>
+          <w:lang w:eastAsia="en-AU"/>
+        </w:rPr>
+      </w:pPr>
+      <w:r>
+        <w:rPr>
+          <w:bCs/>
+          <w:lang w:eastAsia="en-AU"/>
+        </w:rPr>
+        <w:t>5.2.1 Email Notification Setup</w:t>
+      </w:r>
+    </w:p>
+    <w:p>
+      <w:pPr>
+        <w:spacing w:line="360" w:lineRule="auto"/>
+        <w:jc w:val="both"/>
+        <w:rPr>
+          <w:bCs/>
+          <w:lang w:eastAsia="en-AU"/>
+        </w:rPr>
+      </w:pPr>
+      <w:r>
+        <w:rPr>
+          <w:bCs/>
+          <w:lang w:eastAsia="en-AU"/>
+        </w:rPr>
+        <w:t>5.2.2 Donation Alert Notifications</w:t>
+      </w:r>
+    </w:p>
+    <w:p>
+      <w:pPr>
+        <w:spacing w:line="360" w:lineRule="auto"/>
+        <w:jc w:val="both"/>
+        <w:rPr>
+          <w:bCs/>
+          <w:lang w:eastAsia="en-AU"/>
+        </w:rPr>
+      </w:pPr>
+      <w:r>
+        <w:rPr>
+          <w:bCs/>
+          <w:lang w:eastAsia="en-AU"/>
+        </w:rPr>
+        <w:t>5.2.3 Expiry Reminder Notifications</w:t>
+      </w:r>
+    </w:p>
+    <w:p>
+      <w:pPr>
+        <w:spacing w:line="360" w:lineRule="auto"/>
+        <w:jc w:val="both"/>
+        <w:rPr>
+          <w:bCs/>
+          <w:lang w:eastAsia="en-AU"/>
+        </w:rPr>
+      </w:pPr>
+      <w:r>
+        <w:rPr>
+          <w:bCs/>
+          <w:lang w:eastAsia="en-AU"/>
+        </w:rPr>
+        <w:t>5.2.4 System Alert Messages</w:t>
+      </w:r>
+    </w:p>
+    <w:p>
+      <w:pPr>
+        <w:spacing w:line="360" w:lineRule="auto"/>
+        <w:jc w:val="both"/>
+        <w:rPr>
+          <w:bCs/>
+          <w:lang w:eastAsia="en-AU"/>
+        </w:rPr>
+      </w:pPr>
+    </w:p>
+    <w:p>
+      <w:pPr>
+        <w:spacing w:line="360" w:lineRule="auto"/>
+        <w:jc w:val="both"/>
+        <w:rPr>
+          <w:bCs/>
+          <w:lang w:eastAsia="en-AU"/>
+        </w:rPr>
+      </w:pPr>
+      <w:r>
+        <w:rPr>
+          <w:bCs/>
+          <w:lang w:eastAsia="en-AU"/>
+        </w:rPr>
+        <w:t>5.3 Weekly Meal Planning Module (UC6)</w:t>
+      </w:r>
+    </w:p>
+    <w:p>
+      <w:pPr>
+        <w:spacing w:line="360" w:lineRule="auto"/>
+        <w:jc w:val="both"/>
+        <w:rPr>
+          <w:bCs/>
+          <w:lang w:eastAsia="en-AU"/>
+        </w:rPr>
+      </w:pPr>
+      <w:r>
+        <w:rPr>
+          <w:bCs/>
+          <w:lang w:eastAsia="en-AU"/>
+        </w:rPr>
+        <w:t>5.3.1 Create Meal Plan</w:t>
+      </w:r>
+    </w:p>
+    <w:p>
+      <w:pPr>
+        <w:spacing w:line="360" w:lineRule="auto"/>
+        <w:jc w:val="both"/>
+        <w:rPr>
+          <w:bCs/>
+          <w:lang w:eastAsia="en-AU"/>
+        </w:rPr>
+      </w:pPr>
+      <w:r>
+        <w:rPr>
+          <w:bCs/>
+          <w:lang w:eastAsia="en-AU"/>
+        </w:rPr>
+        <w:t>5.3.2 Suggest Available Food Items</w:t>
+      </w:r>
+    </w:p>
+    <w:p>
+      <w:pPr>
+        <w:spacing w:line="360" w:lineRule="auto"/>
+        <w:jc w:val="both"/>
+        <w:rPr>
+          <w:bCs/>
+          <w:lang w:eastAsia="en-AU"/>
+        </w:rPr>
+      </w:pPr>
+      <w:r>
+        <w:rPr>
+          <w:bCs/>
+          <w:lang w:eastAsia="en-AU"/>
+        </w:rPr>
+        <w:t>5.3.3 Update Meal Plan</w:t>
+      </w:r>
+    </w:p>
+    <w:p>
+      <w:pPr>
+        <w:spacing w:line="360" w:lineRule="auto"/>
+        <w:jc w:val="both"/>
+        <w:rPr>
+          <w:bCs/>
+          <w:lang w:eastAsia="en-AU"/>
+        </w:rPr>
+      </w:pPr>
+      <w:r>
+        <w:rPr>
+          <w:bCs/>
+          <w:lang w:eastAsia="en-AU"/>
+        </w:rPr>
+        <w:t>5.3.4 Delete Meal Plan</w:t>
+      </w:r>
+    </w:p>
+    <w:p>
+      <w:pPr>
+        <w:spacing w:line="360" w:lineRule="auto"/>
+        <w:jc w:val="both"/>
+        <w:rPr>
+          <w:bCs/>
+          <w:lang w:eastAsia="en-AU"/>
+        </w:rPr>
+      </w:pPr>
+      <w:r>
+        <w:rPr>
+          <w:bCs/>
+          <w:lang w:eastAsia="en-AU"/>
+        </w:rPr>
+        <w:t>5.3.5 Weekly Schedule View</w:t>
+      </w:r>
+    </w:p>
+    <w:p>
+      <w:pPr>
+        <w:spacing w:line="360" w:lineRule="auto"/>
+        <w:jc w:val="both"/>
+        <w:rPr>
+          <w:bCs/>
+          <w:lang w:eastAsia="en-AU"/>
+        </w:rPr>
+      </w:pPr>
+    </w:p>
+    <w:p>
+      <w:pPr>
+        <w:spacing w:line="360" w:lineRule="auto"/>
+        <w:jc w:val="both"/>
+        <w:rPr>
+          <w:bCs/>
+          <w:lang w:eastAsia="en-AU"/>
+        </w:rPr>
+      </w:pPr>
+      <w:r>
+        <w:rPr>
+          <w:bCs/>
+          <w:lang w:eastAsia="en-AU"/>
+        </w:rPr>
+        <w:t>Milestone 3: Iteration 2 Complete</w:t>
+      </w:r>
+    </w:p>
+    <w:p>
+      <w:pPr>
+        <w:spacing w:line="360" w:lineRule="auto"/>
+        <w:jc w:val="both"/>
+        <w:rPr>
+          <w:bCs/>
+          <w:lang w:eastAsia="en-AU"/>
+        </w:rPr>
+      </w:pPr>
+    </w:p>
+    <w:p>
+      <w:pPr>
+        <w:spacing w:line="360" w:lineRule="auto"/>
+        <w:jc w:val="both"/>
+        <w:rPr>
+          <w:bCs/>
+          <w:lang w:eastAsia="en-AU"/>
+        </w:rPr>
+      </w:pPr>
+      <w:r>
+        <w:rPr>
+          <w:bCs/>
+          <w:lang w:eastAsia="en-AU"/>
+        </w:rPr>
+        <w:t>6 Testing Deliverables</w:t>
+      </w:r>
+    </w:p>
+    <w:p>
+      <w:pPr>
+        <w:spacing w:line="360" w:lineRule="auto"/>
+        <w:jc w:val="both"/>
+        <w:rPr>
+          <w:bCs/>
+          <w:lang w:eastAsia="en-AU"/>
+        </w:rPr>
+      </w:pPr>
+      <w:r>
+        <w:rPr>
+          <w:bCs/>
+          <w:lang w:eastAsia="en-AU"/>
+        </w:rPr>
+        <w:t>6.1 Unit Testing (Module-level testing)</w:t>
+      </w:r>
+    </w:p>
+    <w:p>
+      <w:pPr>
+        <w:spacing w:line="360" w:lineRule="auto"/>
+        <w:jc w:val="both"/>
+        <w:rPr>
+          <w:bCs/>
+          <w:lang w:eastAsia="en-AU"/>
+        </w:rPr>
+      </w:pPr>
+      <w:r>
+        <w:rPr>
+          <w:bCs/>
+          <w:lang w:eastAsia="en-AU"/>
+        </w:rPr>
+        <w:t>6.2 Integration Testing (Module interaction testing)</w:t>
+      </w:r>
+    </w:p>
+    <w:p>
+      <w:pPr>
+        <w:spacing w:line="360" w:lineRule="auto"/>
+        <w:jc w:val="both"/>
+        <w:rPr>
+          <w:bCs/>
+          <w:lang w:eastAsia="en-AU"/>
+        </w:rPr>
+      </w:pPr>
+      <w:r>
+        <w:rPr>
+          <w:bCs/>
+          <w:lang w:eastAsia="en-AU"/>
+        </w:rPr>
+        <w:t>6.3 System Testing (Full system validation)</w:t>
+      </w:r>
+    </w:p>
+    <w:p>
+      <w:pPr>
+        <w:spacing w:line="360" w:lineRule="auto"/>
+        <w:jc w:val="both"/>
+        <w:rPr>
+          <w:bCs/>
+          <w:lang w:eastAsia="en-AU"/>
+        </w:rPr>
+      </w:pPr>
+      <w:r>
+        <w:rPr>
+          <w:bCs/>
+          <w:lang w:eastAsia="en-AU"/>
+        </w:rPr>
+        <w:t>6.4 User Acceptance Testing (UAT)</w:t>
+      </w:r>
+    </w:p>
+    <w:p>
+      <w:pPr>
+        <w:spacing w:line="360" w:lineRule="auto"/>
+        <w:jc w:val="both"/>
+        <w:rPr>
+          <w:bCs/>
+          <w:lang w:eastAsia="en-AU"/>
+        </w:rPr>
+      </w:pPr>
+      <w:r>
+        <w:rPr>
+          <w:bCs/>
+          <w:lang w:eastAsia="en-AU"/>
+        </w:rPr>
+        <w:t>6.5 Defect Logging and Tracking</w:t>
+      </w:r>
+    </w:p>
+    <w:p>
+      <w:pPr>
+        <w:spacing w:line="360" w:lineRule="auto"/>
+        <w:jc w:val="both"/>
+        <w:rPr>
+          <w:bCs/>
+          <w:lang w:eastAsia="en-AU"/>
+        </w:rPr>
+      </w:pPr>
+      <w:r>
+        <w:rPr>
+          <w:bCs/>
+          <w:lang w:eastAsia="en-AU"/>
+        </w:rPr>
+        <w:t>6.6 Bug Fixing and Retesting</w:t>
+      </w:r>
+    </w:p>
+    <w:p>
+      <w:pPr>
+        <w:spacing w:line="360" w:lineRule="auto"/>
+        <w:jc w:val="both"/>
+        <w:rPr>
+          <w:bCs/>
+          <w:lang w:eastAsia="en-AU"/>
+        </w:rPr>
+      </w:pPr>
+    </w:p>
+    <w:p>
+      <w:pPr>
+        <w:spacing w:line="360" w:lineRule="auto"/>
+        <w:jc w:val="both"/>
+        <w:rPr>
+          <w:bCs/>
+          <w:lang w:eastAsia="en-AU"/>
+        </w:rPr>
+      </w:pPr>
+      <w:r>
+        <w:rPr>
+          <w:bCs/>
+          <w:lang w:eastAsia="en-AU"/>
+        </w:rPr>
+        <w:t>Milestone 4: Testing Complete</w:t>
+      </w:r>
+    </w:p>
+    <w:p>
+      <w:pPr>
+        <w:spacing w:line="360" w:lineRule="auto"/>
+        <w:jc w:val="both"/>
+        <w:rPr>
+          <w:bCs/>
+          <w:lang w:eastAsia="en-AU"/>
+        </w:rPr>
+      </w:pPr>
+    </w:p>
+    <w:p>
+      <w:pPr>
+        <w:spacing w:line="360" w:lineRule="auto"/>
+        <w:jc w:val="both"/>
+        <w:rPr>
+          <w:bCs/>
+          <w:lang w:eastAsia="en-AU"/>
+        </w:rPr>
+      </w:pPr>
+      <w:r>
+        <w:rPr>
+          <w:bCs/>
+          <w:lang w:eastAsia="en-AU"/>
+        </w:rPr>
+        <w:t>7 Project Closure Deliverables</w:t>
+      </w:r>
+    </w:p>
+    <w:p>
+      <w:pPr>
+        <w:spacing w:line="360" w:lineRule="auto"/>
+        <w:jc w:val="both"/>
+        <w:rPr>
+          <w:bCs/>
+          <w:lang w:eastAsia="en-AU"/>
+        </w:rPr>
+      </w:pPr>
+      <w:r>
+        <w:rPr>
+          <w:bCs/>
+          <w:lang w:eastAsia="en-AU"/>
+        </w:rPr>
+        <w:t>7.1 Technical Documentation</w:t>
+      </w:r>
+    </w:p>
+    <w:p>
+      <w:pPr>
+        <w:spacing w:line="360" w:lineRule="auto"/>
+        <w:jc w:val="both"/>
+        <w:rPr>
+          <w:bCs/>
+          <w:lang w:eastAsia="en-AU"/>
+        </w:rPr>
+      </w:pPr>
+      <w:r>
+        <w:rPr>
+          <w:bCs/>
+          <w:lang w:eastAsia="en-AU"/>
+        </w:rPr>
+        <w:t>7.2 User Manual / User Guide</w:t>
+      </w:r>
+    </w:p>
+    <w:p>
+      <w:pPr>
+        <w:spacing w:line="360" w:lineRule="auto"/>
+        <w:jc w:val="both"/>
+        <w:rPr>
+          <w:bCs/>
+          <w:lang w:eastAsia="en-AU"/>
+        </w:rPr>
+      </w:pPr>
+      <w:r>
+        <w:rPr>
+          <w:bCs/>
+          <w:lang w:eastAsia="en-AU"/>
+        </w:rPr>
+        <w:t>7.3 Final Project Report</w:t>
+      </w:r>
+    </w:p>
+    <w:p>
+      <w:pPr>
+        <w:spacing w:line="360" w:lineRule="auto"/>
+        <w:jc w:val="both"/>
+        <w:rPr>
+          <w:bCs/>
+          <w:lang w:eastAsia="en-AU"/>
+        </w:rPr>
+      </w:pPr>
+      <w:r>
+        <w:rPr>
+          <w:bCs/>
+          <w:lang w:eastAsia="en-AU"/>
+        </w:rPr>
+        <w:t>7.4 Project Presentation Slides</w:t>
+      </w:r>
+    </w:p>
+    <w:p>
+      <w:pPr>
+        <w:spacing w:line="360" w:lineRule="auto"/>
+        <w:jc w:val="both"/>
+        <w:rPr>
+          <w:bCs/>
+          <w:lang w:eastAsia="en-AU"/>
+        </w:rPr>
+      </w:pPr>
+      <w:r>
+        <w:rPr>
+          <w:bCs/>
+          <w:lang w:eastAsia="en-AU"/>
+        </w:rPr>
+        <w:t>7.5 Final System Demonstration</w:t>
+      </w:r>
+    </w:p>
+    <w:p>
+      <w:pPr>
+        <w:spacing w:line="360" w:lineRule="auto"/>
+        <w:jc w:val="both"/>
+        <w:rPr>
+          <w:bCs/>
+          <w:lang w:eastAsia="en-AU"/>
+        </w:rPr>
+      </w:pPr>
+      <w:r>
+        <w:rPr>
+          <w:bCs/>
+          <w:lang w:eastAsia="en-AU"/>
+        </w:rPr>
+        <w:t>7.6 Project Submission</w:t>
+      </w:r>
+    </w:p>
+    <w:p>
+      <w:pPr>
+        <w:spacing w:line="360" w:lineRule="auto"/>
+        <w:jc w:val="both"/>
+        <w:rPr>
+          <w:bCs/>
+          <w:lang w:eastAsia="en-AU"/>
+        </w:rPr>
+      </w:pPr>
+    </w:p>
+    <w:p>
+      <w:pPr>
+        <w:keepNext/>
+        <w:spacing w:line="360" w:lineRule="auto"/>
+        <w:jc w:val="center"/>
+      </w:pPr>
+      <w:r>
+        <w:rPr>
+          <w:bCs/>
+          <w:noProof/>
+          <w:lang w:eastAsia="en-AU"/>
+        </w:rPr>
+        <w:drawing>
+          <wp:inline distT="0" distB="0" distL="0" distR="0" wp14:anchorId="56D874BA" wp14:editId="4902F370">
+            <wp:extent cx="3863675" cy="5182049"/>
+            <wp:effectExtent l="0" t="0" r="3810" b="0"/>
+            <wp:docPr id="870289874" name="Picture 1"/>
+            <wp:cNvGraphicFramePr>
+              <a:graphicFrameLocks xmlns:a="http://schemas.openxmlformats.org/drawingml/2006/main" noChangeAspect="1"/>
+            </wp:cNvGraphicFramePr>
+            <a:graphic xmlns:a="http://schemas.openxmlformats.org/drawingml/2006/main">
+              <a:graphicData uri="http://schemas.openxmlformats.org/drawingml/2006/picture">
+                <pic:pic xmlns:pic="http://schemas.openxmlformats.org/drawingml/2006/picture">
+                  <pic:nvPicPr>
+                    <pic:cNvPr id="870289874" name=""/>
+                    <pic:cNvPicPr/>
+                  </pic:nvPicPr>
+                  <pic:blipFill>
+                    <a:blip r:embed="rId10"/>
+                    <a:stretch>
+                      <a:fillRect/>
+                    </a:stretch>
+                  </pic:blipFill>
+                  <pic:spPr>
+                    <a:xfrm>
+                      <a:off x="0" y="0"/>
+                      <a:ext cx="3863675" cy="5182049"/>
+                    </a:xfrm>
+                    <a:prstGeom prst="rect">
+                      <a:avLst/>
+                    </a:prstGeom>
+                  </pic:spPr>
+                </pic:pic>
+              </a:graphicData>
+            </a:graphic>
+          </wp:inline>
+        </w:drawing>
+      </w:r>
+    </w:p>
+    <w:p>
+      <w:pPr>
+        <w:pStyle w:val="Caption"/>
+        <w:jc w:val="center"/>
+        <w:rPr>
+          <w:bCs/>
+          <w:sz w:val="24"/>
+          <w:szCs w:val="24"/>
+          <w:lang w:eastAsia="en-AU"/>
+        </w:rPr>
+      </w:pPr>
+      <w:bookmarkStart w:id="10" w:name="_Toc232151884"/>
+      <w:r>
+        <w:t xml:space="preserve">Figure </w:t>
+      </w:r>
+      <w:r>
+        <w:fldChar w:fldCharType="begin"/>
+      </w:r>
+      <w:r>
+        <w:instrText xml:space="preserve"> SEQ Figure \* ARABIC </w:instrText>
+      </w:r>
+      <w:r>
+        <w:fldChar w:fldCharType="separate"/>
+      </w:r>
+      <w:r>
+        <w:rPr>
+          <w:noProof/>
+        </w:rPr>
+        <w:t>1</w:t>
+      </w:r>
+      <w:r>
+        <w:rPr>
+          <w:noProof/>
+        </w:rPr>
+        <w:fldChar w:fldCharType="end"/>
+      </w:r>
+      <w:r>
+        <w:t xml:space="preserve">: </w:t>
+      </w:r>
+      <w:proofErr w:type="spellStart"/>
+      <w:r>
+        <w:t>Wbs</w:t>
+      </w:r>
+      <w:proofErr w:type="spellEnd"/>
+      <w:r>
+        <w:t xml:space="preserve"> Main</w:t>
+      </w:r>
+      <w:bookmarkEnd w:id="10"/>
+    </w:p>
+    <w:p>
+      <w:pPr>
+        <w:pStyle w:val="Heading3"/>
+        <w:spacing w:line="360" w:lineRule="auto"/>
+        <w:jc w:val="both"/>
+        <w:rPr>
+          <w:rFonts w:cs="Times New Roman"/>
+          <w:lang w:eastAsia="en-AU"/>
+        </w:rPr>
+      </w:pPr>
+      <w:bookmarkStart w:id="11" w:name="_Toc232144670"/>
+      <w:r>
+        <w:rPr>
+          <w:rFonts w:cs="Times New Roman"/>
+          <w:lang w:eastAsia="en-AU"/>
+        </w:rPr>
+        <w:t>B. Project Timeline</w:t>
+      </w:r>
+      <w:bookmarkEnd w:id="11"/>
+    </w:p>
+    <w:tbl>
+      <w:tblPr>
+        <w:tblStyle w:val="TableGrid"/>
+        <w:tblW w:w="0" w:type="auto"/>
+        <w:tblLook w:val="04A0" w:firstRow="1" w:lastRow="0" w:firstColumn="1" w:lastColumn="0" w:noHBand="0" w:noVBand="1"/>
+      </w:tblPr>
+      <w:tblGrid>
+        <w:gridCol w:w="5148"/>
+        <w:gridCol w:w="3960"/>
+      </w:tblGrid>
+      <w:tr>
+        <w:trPr>
+          <w:trHeight w:val="312"/>
+        </w:trPr>
+        <w:tc>
+          <w:tcPr>
+            <w:tcW w:w="5148" w:type="dxa"/>
+            <w:hideMark/>
+          </w:tcPr>
+          <w:p>
+            <w:pPr>
+              <w:spacing w:line="360" w:lineRule="auto"/>
+              <w:jc w:val="both"/>
+              <w:rPr>
+                <w:b/>
+                <w:bCs/>
+                <w:lang w:eastAsia="en-AU"/>
+              </w:rPr>
+            </w:pPr>
+            <w:r>
+              <w:rPr>
+                <w:b/>
+                <w:bCs/>
+                <w:lang w:eastAsia="en-AU"/>
+              </w:rPr>
+              <w:t>Activity</w:t>
+            </w:r>
+          </w:p>
+        </w:tc>
+        <w:tc>
+          <w:tcPr>
+            <w:tcW w:w="3960" w:type="dxa"/>
+            <w:hideMark/>
+          </w:tcPr>
+          <w:p>
+            <w:pPr>
+              <w:spacing w:line="360" w:lineRule="auto"/>
+              <w:jc w:val="both"/>
+              <w:rPr>
+                <w:b/>
+                <w:bCs/>
+                <w:lang w:eastAsia="en-AU"/>
+              </w:rPr>
+            </w:pPr>
+            <w:r>
+              <w:rPr>
+                <w:b/>
+                <w:bCs/>
+                <w:lang w:eastAsia="en-AU"/>
+              </w:rPr>
+              <w:t>Duration</w:t>
+            </w:r>
+          </w:p>
+        </w:tc>
+      </w:tr>
+      <w:tr>
+        <w:trPr>
+          <w:trHeight w:val="624"/>
+        </w:trPr>
+        <w:tc>
+          <w:tcPr>
+            <w:tcW w:w="5148" w:type="dxa"/>
+            <w:hideMark/>
+          </w:tcPr>
+          <w:p>
+            <w:pPr>
+              <w:spacing w:line="360" w:lineRule="auto"/>
+              <w:jc w:val="both"/>
+              <w:rPr>
+                <w:lang w:eastAsia="en-AU"/>
+              </w:rPr>
+            </w:pPr>
+            <w:r>
+              <w:rPr>
+                <w:lang w:eastAsia="en-AU"/>
+              </w:rPr>
+              <w:t>Project Planning and Initiation</w:t>
+            </w:r>
+          </w:p>
+        </w:tc>
+        <w:tc>
+          <w:tcPr>
+            <w:tcW w:w="3960" w:type="dxa"/>
+            <w:hideMark/>
+          </w:tcPr>
+          <w:p>
+            <w:pPr>
+              <w:spacing w:line="360" w:lineRule="auto"/>
+              <w:jc w:val="both"/>
+              <w:rPr>
+                <w:lang w:eastAsia="en-AU"/>
+              </w:rPr>
+            </w:pPr>
+            <w:r>
+              <w:rPr>
+                <w:lang w:eastAsia="en-AU"/>
+              </w:rPr>
+              <w:t>22 May 2026 - 4 June 2026</w:t>
+            </w:r>
+          </w:p>
+        </w:tc>
+      </w:tr>
+      <w:tr>
+        <w:trPr>
+          <w:trHeight w:val="312"/>
+        </w:trPr>
+        <w:tc>
+          <w:tcPr>
+            <w:tcW w:w="5148" w:type="dxa"/>
+            <w:hideMark/>
+          </w:tcPr>
+          <w:p>
+            <w:pPr>
+              <w:spacing w:line="360" w:lineRule="auto"/>
+              <w:jc w:val="both"/>
+              <w:rPr>
+                <w:lang w:eastAsia="en-AU"/>
+              </w:rPr>
+            </w:pPr>
+            <w:r>
+              <w:rPr>
+                <w:lang w:eastAsia="en-AU"/>
+              </w:rPr>
+              <w:t>Requirements Analysis</w:t>
+            </w:r>
+          </w:p>
+        </w:tc>
+        <w:tc>
+          <w:tcPr>
+            <w:tcW w:w="3960" w:type="dxa"/>
+            <w:hideMark/>
+          </w:tcPr>
+          <w:p>
+            <w:pPr>
+              <w:spacing w:line="360" w:lineRule="auto"/>
+              <w:jc w:val="both"/>
+              <w:rPr>
+                <w:lang w:eastAsia="en-AU"/>
+              </w:rPr>
+            </w:pPr>
+            <w:r>
+              <w:rPr>
+                <w:lang w:eastAsia="en-AU"/>
+              </w:rPr>
+              <w:t>5 June 2026 - 18 June 2026</w:t>
+            </w:r>
+          </w:p>
+        </w:tc>
+      </w:tr>
+      <w:tr>
+        <w:trPr>
+          <w:trHeight w:val="530"/>
+        </w:trPr>
+        <w:tc>
+          <w:tcPr>
+            <w:tcW w:w="5148" w:type="dxa"/>
+            <w:hideMark/>
+          </w:tcPr>
+          <w:p>
+            <w:pPr>
+              <w:spacing w:line="360" w:lineRule="auto"/>
+              <w:jc w:val="both"/>
+              <w:rPr>
+                <w:lang w:eastAsia="en-AU"/>
+              </w:rPr>
+            </w:pPr>
+            <w:r>
+              <w:rPr>
+                <w:lang w:eastAsia="en-AU"/>
+              </w:rPr>
+              <w:t>System Design and Assignment 1 Documentation</w:t>
+            </w:r>
+          </w:p>
+        </w:tc>
+        <w:tc>
+          <w:tcPr>
+            <w:tcW w:w="3960" w:type="dxa"/>
+            <w:hideMark/>
+          </w:tcPr>
+          <w:p>
+            <w:pPr>
+              <w:spacing w:line="360" w:lineRule="auto"/>
+              <w:jc w:val="both"/>
+              <w:rPr>
+                <w:lang w:eastAsia="en-AU"/>
+              </w:rPr>
+            </w:pPr>
+            <w:r>
+              <w:rPr>
+                <w:lang w:eastAsia="en-AU"/>
+              </w:rPr>
+              <w:t>19 June 2026 - 2 July 2026</w:t>
+            </w:r>
+          </w:p>
+        </w:tc>
+      </w:tr>
+      <w:tr>
+        <w:trPr>
+          <w:trHeight w:val="624"/>
+        </w:trPr>
+        <w:tc>
+          <w:tcPr>
+            <w:tcW w:w="5148" w:type="dxa"/>
+            <w:hideMark/>
+          </w:tcPr>
+          <w:p>
+            <w:pPr>
+              <w:spacing w:line="360" w:lineRule="auto"/>
+              <w:jc w:val="both"/>
+              <w:rPr>
+                <w:lang w:eastAsia="en-AU"/>
+              </w:rPr>
+            </w:pPr>
+            <w:r>
+              <w:rPr>
+                <w:lang w:eastAsia="en-AU"/>
+              </w:rPr>
+              <w:t>Iteration 1 Development (UC1-UC3)</w:t>
+            </w:r>
+          </w:p>
+        </w:tc>
+        <w:tc>
+          <w:tcPr>
+            <w:tcW w:w="3960" w:type="dxa"/>
+            <w:hideMark/>
+          </w:tcPr>
+          <w:p>
+            <w:pPr>
+              <w:spacing w:line="360" w:lineRule="auto"/>
+              <w:jc w:val="both"/>
+              <w:rPr>
+                <w:lang w:eastAsia="en-AU"/>
+              </w:rPr>
+            </w:pPr>
+            <w:r>
+              <w:rPr>
+                <w:lang w:eastAsia="en-AU"/>
+              </w:rPr>
+              <w:t>3 July 2026 - 19 July 2026</w:t>
+            </w:r>
+          </w:p>
+        </w:tc>
+      </w:tr>
+      <w:tr>
+        <w:trPr>
+          <w:trHeight w:val="624"/>
+        </w:trPr>
+        <w:tc>
+          <w:tcPr>
+            <w:tcW w:w="5148" w:type="dxa"/>
+            <w:hideMark/>
+          </w:tcPr>
+          <w:p>
+            <w:pPr>
+              <w:spacing w:line="360" w:lineRule="auto"/>
+              <w:jc w:val="both"/>
+              <w:rPr>
+                <w:lang w:eastAsia="en-AU"/>
+              </w:rPr>
+            </w:pPr>
+            <w:r>
+              <w:rPr>
+                <w:lang w:eastAsia="en-AU"/>
+              </w:rPr>
+              <w:t>Iteration 1 Testing and Review</w:t>
+            </w:r>
+          </w:p>
+        </w:tc>
+        <w:tc>
+          <w:tcPr>
+            <w:tcW w:w="3960" w:type="dxa"/>
+            <w:hideMark/>
+          </w:tcPr>
+          <w:p>
+            <w:pPr>
+              <w:spacing w:line="360" w:lineRule="auto"/>
+              <w:jc w:val="both"/>
+              <w:rPr>
+                <w:lang w:eastAsia="en-AU"/>
+              </w:rPr>
+            </w:pPr>
+            <w:r>
+              <w:rPr>
+                <w:lang w:eastAsia="en-AU"/>
+              </w:rPr>
+              <w:t>20 July 2026 - 24 July 2026</w:t>
+            </w:r>
+          </w:p>
+        </w:tc>
+      </w:tr>
+      <w:tr>
+        <w:trPr>
+          <w:trHeight w:val="624"/>
+        </w:trPr>
+        <w:tc>
+          <w:tcPr>
+            <w:tcW w:w="5148" w:type="dxa"/>
+            <w:hideMark/>
+          </w:tcPr>
+          <w:p>
+            <w:pPr>
+              <w:spacing w:line="360" w:lineRule="auto"/>
+              <w:jc w:val="both"/>
+              <w:rPr>
+                <w:lang w:eastAsia="en-AU"/>
+              </w:rPr>
+            </w:pPr>
+            <w:r>
+              <w:rPr>
+                <w:lang w:eastAsia="en-AU"/>
+              </w:rPr>
+              <w:t>Iteration 2 Development (UC4-UC6)</w:t>
+            </w:r>
+          </w:p>
+        </w:tc>
+        <w:tc>
+          <w:tcPr>
+            <w:tcW w:w="3960" w:type="dxa"/>
+            <w:hideMark/>
+          </w:tcPr>
+          <w:p>
+            <w:pPr>
+              <w:spacing w:line="360" w:lineRule="auto"/>
+              <w:jc w:val="both"/>
+              <w:rPr>
+                <w:lang w:eastAsia="en-AU"/>
+              </w:rPr>
+            </w:pPr>
+            <w:r>
+              <w:rPr>
+                <w:lang w:eastAsia="en-AU"/>
+              </w:rPr>
+              <w:t>25 July 2026 - 09 August 2026</w:t>
+            </w:r>
+          </w:p>
+        </w:tc>
+      </w:tr>
+      <w:tr>
+        <w:trPr>
+          <w:trHeight w:val="624"/>
+        </w:trPr>
+        <w:tc>
+          <w:tcPr>
+            <w:tcW w:w="5148" w:type="dxa"/>
+            <w:hideMark/>
+          </w:tcPr>
+          <w:p>
+            <w:pPr>
+              <w:spacing w:line="360" w:lineRule="auto"/>
+              <w:jc w:val="both"/>
+              <w:rPr>
+                <w:lang w:eastAsia="en-AU"/>
+              </w:rPr>
+            </w:pPr>
+            <w:r>
+              <w:rPr>
+                <w:lang w:eastAsia="en-AU"/>
+              </w:rPr>
+              <w:t>Iteration 2 Testing and Integration</w:t>
+            </w:r>
+          </w:p>
+        </w:tc>
+        <w:tc>
+          <w:tcPr>
+            <w:tcW w:w="3960" w:type="dxa"/>
+            <w:hideMark/>
+          </w:tcPr>
+          <w:p>
+            <w:pPr>
+              <w:spacing w:line="360" w:lineRule="auto"/>
+              <w:jc w:val="both"/>
+              <w:rPr>
+                <w:lang w:eastAsia="en-AU"/>
+              </w:rPr>
+            </w:pPr>
+            <w:r>
+              <w:rPr>
+                <w:lang w:eastAsia="en-AU"/>
+              </w:rPr>
+              <w:t>10 August 2026 - 16 August 2026</w:t>
+            </w:r>
+          </w:p>
+        </w:tc>
+      </w:tr>
+      <w:tr>
+        <w:trPr>
+          <w:trHeight w:val="936"/>
+        </w:trPr>
+        <w:tc>
+          <w:tcPr>
+            <w:tcW w:w="5148" w:type="dxa"/>
+            <w:hideMark/>
+          </w:tcPr>
+          <w:p>
+            <w:pPr>
+              <w:spacing w:line="360" w:lineRule="auto"/>
+              <w:jc w:val="both"/>
+              <w:rPr>
+                <w:lang w:eastAsia="en-AU"/>
+              </w:rPr>
+            </w:pPr>
+            <w:r>
+              <w:rPr>
+                <w:lang w:eastAsia="en-AU"/>
+              </w:rPr>
+              <w:t>Final Documentation, Presentation and Submission</w:t>
+            </w:r>
+          </w:p>
+        </w:tc>
+        <w:tc>
+          <w:tcPr>
+            <w:tcW w:w="3960" w:type="dxa"/>
+            <w:hideMark/>
+          </w:tcPr>
+          <w:p>
+            <w:pPr>
+              <w:spacing w:line="360" w:lineRule="auto"/>
+              <w:jc w:val="both"/>
+              <w:rPr>
+                <w:lang w:eastAsia="en-AU"/>
+              </w:rPr>
+            </w:pPr>
+            <w:r>
+              <w:rPr>
+                <w:lang w:eastAsia="en-AU"/>
+              </w:rPr>
+              <w:t>17 August 2026 - 19 August 2026</w:t>
+            </w:r>
+          </w:p>
+        </w:tc>
+      </w:tr>
+    </w:tbl>
+    <w:p>
+      <w:pPr>
+        <w:spacing w:line="360" w:lineRule="auto"/>
+        <w:jc w:val="both"/>
+        <w:rPr>
+          <w:b/>
+          <w:bCs/>
+          <w:lang w:eastAsia="en-AU"/>
+        </w:rPr>
+      </w:pPr>
+    </w:p>
+    <w:p>
+      <w:pPr>
+        <w:spacing w:line="360" w:lineRule="auto"/>
+        <w:jc w:val="both"/>
+        <w:rPr>
+          <w:bCs/>
+          <w:lang w:eastAsia="en-AU"/>
+        </w:rPr>
+      </w:pPr>
+      <w:r>
+        <w:rPr>
+          <w:bCs/>
+          <w:lang w:eastAsia="en-AU"/>
+        </w:rPr>
+        <w:t xml:space="preserve">The total estimated effort for the </w:t>
+      </w:r>
+      <w:proofErr w:type="spellStart"/>
+      <w:r>
+        <w:rPr>
+          <w:bCs/>
+          <w:lang w:eastAsia="en-AU"/>
+        </w:rPr>
+        <w:t>SaveBite</w:t>
+      </w:r>
+      <w:proofErr w:type="spellEnd"/>
+      <w:r>
+        <w:rPr>
+          <w:bCs/>
+          <w:lang w:eastAsia="en-AU"/>
+        </w:rPr>
+        <w:t xml:space="preserve"> project is approximately 190 person-hours, distributed across planning, analysis, design, implementation, testing, documentation, and presentation activities. Each work package produces a measurable deliverable that contributes directly to the successful completion of the project objectives and the </w:t>
+      </w:r>
+      <w:proofErr w:type="spellStart"/>
+      <w:r>
+        <w:rPr>
+          <w:bCs/>
+          <w:lang w:eastAsia="en-AU"/>
+        </w:rPr>
+        <w:t>SavePlate</w:t>
+      </w:r>
+      <w:proofErr w:type="spellEnd"/>
+      <w:r>
+        <w:rPr>
+          <w:bCs/>
+          <w:lang w:eastAsia="en-AU"/>
+        </w:rPr>
+        <w:t xml:space="preserve"> case study requirements.</w:t>
+      </w:r>
+    </w:p>
+    <w:p>
+      <w:pPr>
+        <w:spacing w:line="360" w:lineRule="auto"/>
+        <w:jc w:val="both"/>
+        <w:rPr>
+          <w:bCs/>
+          <w:szCs w:val="20"/>
+          <w:lang w:eastAsia="en-AU"/>
+        </w:rPr>
+      </w:pPr>
+    </w:p>
+    <w:p>
+      <w:pPr>
+        <w:pStyle w:val="Heading2"/>
+        <w:rPr>
+          <w:lang w:eastAsia="en-AU"/>
+        </w:rPr>
+      </w:pPr>
+      <w:r>
+        <w:rPr>
+          <w:lang w:eastAsia="en-AU"/>
+        </w:rPr>
+        <w:t>5.3 Milestones and Deliverables</w:t>
+      </w:r>
+    </w:p>
+    <w:p>
+      <w:pPr>
+        <w:spacing w:line="360" w:lineRule="auto"/>
+        <w:jc w:val="both"/>
+        <w:rPr>
+          <w:bCs/>
+          <w:szCs w:val="20"/>
+          <w:lang w:eastAsia="en-AU"/>
+        </w:rPr>
+      </w:pPr>
+      <w:r>
+        <w:rPr>
+          <w:bCs/>
+          <w:szCs w:val="20"/>
+          <w:lang w:eastAsia="en-AU"/>
+        </w:rPr>
+        <w:t xml:space="preserve">The project milestones represent significant checkpoints that indicate the completion of major deliverables throughout the </w:t>
+      </w:r>
+      <w:proofErr w:type="spellStart"/>
+      <w:r>
+        <w:rPr>
+          <w:bCs/>
+          <w:szCs w:val="20"/>
+          <w:lang w:eastAsia="en-AU"/>
+        </w:rPr>
+        <w:t>SaveBite</w:t>
+      </w:r>
+      <w:proofErr w:type="spellEnd"/>
+      <w:r>
+        <w:rPr>
+          <w:bCs/>
+          <w:szCs w:val="20"/>
+          <w:lang w:eastAsia="en-AU"/>
+        </w:rPr>
+        <w:t xml:space="preserve"> project lifecycle. These milestones provide measurable progress indicators and establish the baseline schedule for project monitoring and control. Effort estimates are based on the Work Breakdown Structure (WBS) and the allocation of responsibilities among team members.</w:t>
+      </w:r>
+    </w:p>
+    <w:tbl>
+      <w:tblPr>
+        <w:tblStyle w:val="TableGrid"/>
+        <w:tblW w:w="0" w:type="auto"/>
+        <w:tblLook w:val="04A0" w:firstRow="1" w:lastRow="0" w:firstColumn="1" w:lastColumn="0" w:noHBand="0" w:noVBand="1"/>
+      </w:tblPr>
+      <w:tblGrid>
+        <w:gridCol w:w="1637"/>
+        <w:gridCol w:w="2083"/>
+        <w:gridCol w:w="2006"/>
+        <w:gridCol w:w="1625"/>
+        <w:gridCol w:w="1999"/>
+      </w:tblGrid>
+      <w:tr>
+        <w:trPr>
+          <w:trHeight w:val="624"/>
+        </w:trPr>
+        <w:tc>
+          <w:tcPr>
+            <w:tcW w:w="2200" w:type="dxa"/>
+            <w:hideMark/>
+          </w:tcPr>
+          <w:p>
+            <w:pPr>
+              <w:spacing w:line="360" w:lineRule="auto"/>
+              <w:jc w:val="both"/>
+              <w:rPr>
+                <w:b/>
+                <w:bCs/>
+                <w:lang w:eastAsia="en-AU"/>
+              </w:rPr>
+            </w:pPr>
+            <w:r>
+              <w:rPr>
+                <w:b/>
+                <w:bCs/>
+                <w:lang w:eastAsia="en-AU"/>
+              </w:rPr>
+              <w:t>Milestone ID</w:t>
+            </w:r>
+          </w:p>
+        </w:tc>
+        <w:tc>
+          <w:tcPr>
+            <w:tcW w:w="2520" w:type="dxa"/>
+            <w:hideMark/>
+          </w:tcPr>
+          <w:p>
+            <w:pPr>
+              <w:spacing w:line="360" w:lineRule="auto"/>
+              <w:jc w:val="both"/>
+              <w:rPr>
+                <w:b/>
+                <w:bCs/>
+                <w:lang w:eastAsia="en-AU"/>
+              </w:rPr>
+            </w:pPr>
+            <w:r>
+              <w:rPr>
+                <w:b/>
+                <w:bCs/>
+                <w:lang w:eastAsia="en-AU"/>
+              </w:rPr>
+              <w:t>Milestone / Deliverable</w:t>
+            </w:r>
+          </w:p>
+        </w:tc>
+        <w:tc>
+          <w:tcPr>
+            <w:tcW w:w="2760" w:type="dxa"/>
+            <w:hideMark/>
+          </w:tcPr>
+          <w:p>
+            <w:pPr>
+              <w:spacing w:line="360" w:lineRule="auto"/>
+              <w:jc w:val="both"/>
+              <w:rPr>
+                <w:b/>
+                <w:bCs/>
+                <w:lang w:eastAsia="en-AU"/>
+              </w:rPr>
+            </w:pPr>
+            <w:r>
+              <w:rPr>
+                <w:b/>
+                <w:bCs/>
+                <w:lang w:eastAsia="en-AU"/>
+              </w:rPr>
+              <w:t>Responsible Member(s)</w:t>
+            </w:r>
+          </w:p>
+        </w:tc>
+        <w:tc>
+          <w:tcPr>
+            <w:tcW w:w="2120" w:type="dxa"/>
+            <w:hideMark/>
+          </w:tcPr>
+          <w:p>
+            <w:pPr>
+              <w:spacing w:line="360" w:lineRule="auto"/>
+              <w:jc w:val="both"/>
+              <w:rPr>
+                <w:b/>
+                <w:bCs/>
+                <w:lang w:eastAsia="en-AU"/>
+              </w:rPr>
+            </w:pPr>
+            <w:r>
+              <w:rPr>
+                <w:b/>
+                <w:bCs/>
+                <w:lang w:eastAsia="en-AU"/>
+              </w:rPr>
+              <w:t>Estimated Effort (Hours)</w:t>
+            </w:r>
+          </w:p>
+        </w:tc>
+        <w:tc>
+          <w:tcPr>
+            <w:tcW w:w="2780" w:type="dxa"/>
+            <w:hideMark/>
+          </w:tcPr>
+          <w:p>
+            <w:pPr>
+              <w:spacing w:line="360" w:lineRule="auto"/>
+              <w:jc w:val="both"/>
+              <w:rPr>
+                <w:b/>
+                <w:bCs/>
+                <w:lang w:eastAsia="en-AU"/>
+              </w:rPr>
+            </w:pPr>
+            <w:r>
+              <w:rPr>
+                <w:b/>
+                <w:bCs/>
+                <w:lang w:eastAsia="en-AU"/>
+              </w:rPr>
+              <w:t>Target Completion Date</w:t>
+            </w:r>
+          </w:p>
+        </w:tc>
+      </w:tr>
+      <w:tr>
+        <w:trPr>
+          <w:trHeight w:val="624"/>
+        </w:trPr>
+        <w:tc>
+          <w:tcPr>
+            <w:tcW w:w="2200" w:type="dxa"/>
+            <w:hideMark/>
+          </w:tcPr>
+          <w:p>
+            <w:pPr>
+              <w:spacing w:line="360" w:lineRule="auto"/>
+              <w:jc w:val="both"/>
+              <w:rPr>
+                <w:bCs/>
+                <w:lang w:eastAsia="en-AU"/>
+              </w:rPr>
+            </w:pPr>
+            <w:r>
+              <w:rPr>
+                <w:bCs/>
+                <w:lang w:eastAsia="en-AU"/>
+              </w:rPr>
+              <w:t>M1</w:t>
+            </w:r>
+          </w:p>
+        </w:tc>
+        <w:tc>
+          <w:tcPr>
+            <w:tcW w:w="2520" w:type="dxa"/>
+            <w:hideMark/>
+          </w:tcPr>
+          <w:p>
+            <w:pPr>
+              <w:spacing w:line="360" w:lineRule="auto"/>
+              <w:jc w:val="both"/>
+              <w:rPr>
+                <w:bCs/>
+                <w:lang w:eastAsia="en-AU"/>
+              </w:rPr>
+            </w:pPr>
+            <w:r>
+              <w:rPr>
+                <w:bCs/>
+                <w:lang w:eastAsia="en-AU"/>
+              </w:rPr>
+              <w:t>Project Proposal and Schedule Approved</w:t>
+            </w:r>
+          </w:p>
+        </w:tc>
+        <w:tc>
+          <w:tcPr>
+            <w:tcW w:w="2760" w:type="dxa"/>
+            <w:hideMark/>
+          </w:tcPr>
+          <w:p>
+            <w:pPr>
+              <w:spacing w:line="360" w:lineRule="auto"/>
+              <w:jc w:val="both"/>
+              <w:rPr>
+                <w:bCs/>
+                <w:lang w:eastAsia="en-AU"/>
+              </w:rPr>
+            </w:pPr>
+            <w:r>
+              <w:rPr>
+                <w:bCs/>
+                <w:lang w:eastAsia="en-AU"/>
+              </w:rPr>
+              <w:t>All Team Members</w:t>
+            </w:r>
+          </w:p>
+        </w:tc>
+        <w:tc>
+          <w:tcPr>
+            <w:tcW w:w="2120" w:type="dxa"/>
+            <w:hideMark/>
+          </w:tcPr>
+          <w:p>
+            <w:pPr>
+              <w:spacing w:line="360" w:lineRule="auto"/>
+              <w:jc w:val="both"/>
+              <w:rPr>
+                <w:bCs/>
+                <w:lang w:eastAsia="en-AU"/>
+              </w:rPr>
+            </w:pPr>
+            <w:r>
+              <w:rPr>
+                <w:bCs/>
+                <w:lang w:eastAsia="en-AU"/>
+              </w:rPr>
+              <w:t>15</w:t>
+            </w:r>
+          </w:p>
+        </w:tc>
+        <w:tc>
+          <w:tcPr>
+            <w:tcW w:w="2780" w:type="dxa"/>
+            <w:hideMark/>
+          </w:tcPr>
+          <w:p>
+            <w:pPr>
+              <w:spacing w:line="360" w:lineRule="auto"/>
+              <w:jc w:val="both"/>
+              <w:rPr>
+                <w:bCs/>
+                <w:lang w:eastAsia="en-AU"/>
+              </w:rPr>
+            </w:pPr>
+            <w:r>
+              <w:rPr>
+                <w:bCs/>
+                <w:lang w:eastAsia="en-AU"/>
+              </w:rPr>
+              <w:t>4-Jun-26</w:t>
+            </w:r>
+          </w:p>
+        </w:tc>
+      </w:tr>
+      <w:tr>
+        <w:trPr>
+          <w:trHeight w:val="624"/>
+        </w:trPr>
+        <w:tc>
+          <w:tcPr>
+            <w:tcW w:w="2200" w:type="dxa"/>
+            <w:hideMark/>
+          </w:tcPr>
+          <w:p>
+            <w:pPr>
+              <w:spacing w:line="360" w:lineRule="auto"/>
+              <w:jc w:val="both"/>
+              <w:rPr>
+                <w:bCs/>
+                <w:lang w:eastAsia="en-AU"/>
+              </w:rPr>
+            </w:pPr>
+            <w:r>
+              <w:rPr>
+                <w:bCs/>
+                <w:lang w:eastAsia="en-AU"/>
+              </w:rPr>
+              <w:t>M2</w:t>
+            </w:r>
+          </w:p>
+        </w:tc>
+        <w:tc>
+          <w:tcPr>
+            <w:tcW w:w="2520" w:type="dxa"/>
+            <w:hideMark/>
+          </w:tcPr>
+          <w:p>
+            <w:pPr>
+              <w:spacing w:line="360" w:lineRule="auto"/>
+              <w:jc w:val="both"/>
+              <w:rPr>
+                <w:bCs/>
+                <w:lang w:eastAsia="en-AU"/>
+              </w:rPr>
+            </w:pPr>
+            <w:r>
+              <w:rPr>
+                <w:bCs/>
+                <w:lang w:eastAsia="en-AU"/>
+              </w:rPr>
+              <w:t>Requirements Specification Completed</w:t>
+            </w:r>
+          </w:p>
+        </w:tc>
+        <w:tc>
+          <w:tcPr>
+            <w:tcW w:w="2760" w:type="dxa"/>
+            <w:hideMark/>
+          </w:tcPr>
+          <w:p>
+            <w:pPr>
+              <w:spacing w:line="360" w:lineRule="auto"/>
+              <w:jc w:val="both"/>
+              <w:rPr>
+                <w:bCs/>
+                <w:lang w:eastAsia="en-AU"/>
+              </w:rPr>
+            </w:pPr>
+            <w:r>
+              <w:rPr>
+                <w:bCs/>
+                <w:lang w:eastAsia="en-AU"/>
+              </w:rPr>
+              <w:t>All Team Members</w:t>
+            </w:r>
+          </w:p>
+        </w:tc>
+        <w:tc>
+          <w:tcPr>
+            <w:tcW w:w="2120" w:type="dxa"/>
+            <w:hideMark/>
+          </w:tcPr>
+          <w:p>
+            <w:pPr>
+              <w:spacing w:line="360" w:lineRule="auto"/>
+              <w:jc w:val="both"/>
+              <w:rPr>
+                <w:bCs/>
+                <w:lang w:eastAsia="en-AU"/>
+              </w:rPr>
+            </w:pPr>
+            <w:r>
+              <w:rPr>
+                <w:bCs/>
+                <w:lang w:eastAsia="en-AU"/>
+              </w:rPr>
+              <w:t>20</w:t>
+            </w:r>
+          </w:p>
+        </w:tc>
+        <w:tc>
+          <w:tcPr>
+            <w:tcW w:w="2780" w:type="dxa"/>
+            <w:hideMark/>
+          </w:tcPr>
+          <w:p>
+            <w:pPr>
+              <w:spacing w:line="360" w:lineRule="auto"/>
+              <w:jc w:val="both"/>
+              <w:rPr>
+                <w:bCs/>
+                <w:lang w:eastAsia="en-AU"/>
+              </w:rPr>
+            </w:pPr>
+            <w:r>
+              <w:rPr>
+                <w:bCs/>
+                <w:lang w:eastAsia="en-AU"/>
+              </w:rPr>
+              <w:t>18-Jun-26</w:t>
+            </w:r>
+          </w:p>
+        </w:tc>
+      </w:tr>
+      <w:tr>
+        <w:trPr>
+          <w:trHeight w:val="1560"/>
+        </w:trPr>
+        <w:tc>
+          <w:tcPr>
+            <w:tcW w:w="2200" w:type="dxa"/>
+            <w:hideMark/>
+          </w:tcPr>
+          <w:p>
+            <w:pPr>
+              <w:spacing w:line="360" w:lineRule="auto"/>
+              <w:jc w:val="both"/>
+              <w:rPr>
+                <w:bCs/>
+                <w:lang w:eastAsia="en-AU"/>
+              </w:rPr>
+            </w:pPr>
+            <w:r>
+              <w:rPr>
+                <w:bCs/>
+                <w:lang w:eastAsia="en-AU"/>
+              </w:rPr>
+              <w:t>M3</w:t>
+            </w:r>
+          </w:p>
+        </w:tc>
+        <w:tc>
+          <w:tcPr>
+            <w:tcW w:w="2520" w:type="dxa"/>
+            <w:hideMark/>
+          </w:tcPr>
+          <w:p>
+            <w:pPr>
+              <w:spacing w:line="360" w:lineRule="auto"/>
+              <w:jc w:val="both"/>
+              <w:rPr>
+                <w:bCs/>
+                <w:lang w:eastAsia="en-AU"/>
+              </w:rPr>
+            </w:pPr>
+            <w:r>
+              <w:rPr>
+                <w:bCs/>
+                <w:lang w:eastAsia="en-AU"/>
+              </w:rPr>
+              <w:t>System Design Completed (Use Case Diagram, Class Diagram, Database Design, UI Prototype)</w:t>
+            </w:r>
+          </w:p>
+        </w:tc>
+        <w:tc>
+          <w:tcPr>
+            <w:tcW w:w="2760" w:type="dxa"/>
+            <w:hideMark/>
+          </w:tcPr>
+          <w:p>
+            <w:pPr>
+              <w:spacing w:line="360" w:lineRule="auto"/>
+              <w:jc w:val="both"/>
+              <w:rPr>
+                <w:bCs/>
+                <w:lang w:eastAsia="en-AU"/>
+              </w:rPr>
+            </w:pPr>
+            <w:r>
+              <w:rPr>
+                <w:bCs/>
+                <w:lang w:eastAsia="en-AU"/>
+              </w:rPr>
+              <w:t>All Team Members</w:t>
+            </w:r>
+          </w:p>
+        </w:tc>
+        <w:tc>
+          <w:tcPr>
+            <w:tcW w:w="2120" w:type="dxa"/>
+            <w:hideMark/>
+          </w:tcPr>
+          <w:p>
+            <w:pPr>
+              <w:spacing w:line="360" w:lineRule="auto"/>
+              <w:jc w:val="both"/>
+              <w:rPr>
+                <w:bCs/>
+                <w:lang w:eastAsia="en-AU"/>
+              </w:rPr>
+            </w:pPr>
+            <w:r>
+              <w:rPr>
+                <w:bCs/>
+                <w:lang w:eastAsia="en-AU"/>
+              </w:rPr>
+              <w:t>25</w:t>
+            </w:r>
+          </w:p>
+        </w:tc>
+        <w:tc>
+          <w:tcPr>
+            <w:tcW w:w="2780" w:type="dxa"/>
+            <w:hideMark/>
+          </w:tcPr>
+          <w:p>
+            <w:pPr>
+              <w:spacing w:line="360" w:lineRule="auto"/>
+              <w:jc w:val="both"/>
+              <w:rPr>
+                <w:bCs/>
+                <w:lang w:eastAsia="en-AU"/>
+              </w:rPr>
+            </w:pPr>
+            <w:r>
+              <w:rPr>
+                <w:bCs/>
+                <w:lang w:eastAsia="en-AU"/>
+              </w:rPr>
+              <w:t>2-Jul-26</w:t>
+            </w:r>
+          </w:p>
+        </w:tc>
+      </w:tr>
+      <w:tr>
+        <w:trPr>
+          <w:trHeight w:val="1248"/>
+        </w:trPr>
+        <w:tc>
+          <w:tcPr>
+            <w:tcW w:w="2200" w:type="dxa"/>
+            <w:hideMark/>
+          </w:tcPr>
+          <w:p>
+            <w:pPr>
+              <w:spacing w:line="360" w:lineRule="auto"/>
+              <w:jc w:val="both"/>
+              <w:rPr>
+                <w:bCs/>
+                <w:lang w:eastAsia="en-AU"/>
+              </w:rPr>
+            </w:pPr>
+            <w:r>
+              <w:rPr>
+                <w:bCs/>
+                <w:lang w:eastAsia="en-AU"/>
+              </w:rPr>
+              <w:t>M4</w:t>
+            </w:r>
+          </w:p>
+        </w:tc>
+        <w:tc>
+          <w:tcPr>
+            <w:tcW w:w="2520" w:type="dxa"/>
+            <w:hideMark/>
+          </w:tcPr>
+          <w:p>
+            <w:pPr>
+              <w:spacing w:line="360" w:lineRule="auto"/>
+              <w:jc w:val="both"/>
+              <w:rPr>
+                <w:bCs/>
+                <w:lang w:eastAsia="en-AU"/>
+              </w:rPr>
+            </w:pPr>
+            <w:r>
+              <w:rPr>
+                <w:bCs/>
+                <w:lang w:eastAsia="en-AU"/>
+              </w:rPr>
+              <w:t>UC1 – User Registration and Account Management Module Completed</w:t>
+            </w:r>
+          </w:p>
+        </w:tc>
+        <w:tc>
+          <w:tcPr>
+            <w:tcW w:w="2760" w:type="dxa"/>
+            <w:hideMark/>
+          </w:tcPr>
+          <w:p>
+            <w:pPr>
+              <w:spacing w:line="360" w:lineRule="auto"/>
+              <w:jc w:val="both"/>
+              <w:rPr>
+                <w:bCs/>
+                <w:lang w:eastAsia="en-AU"/>
+              </w:rPr>
+            </w:pPr>
+            <w:r>
+              <w:rPr>
+                <w:bCs/>
+                <w:lang w:eastAsia="en-AU"/>
+              </w:rPr>
+              <w:t>Ganesh Wagle</w:t>
+            </w:r>
+          </w:p>
+        </w:tc>
+        <w:tc>
+          <w:tcPr>
+            <w:tcW w:w="2120" w:type="dxa"/>
+            <w:hideMark/>
+          </w:tcPr>
+          <w:p>
+            <w:pPr>
+              <w:spacing w:line="360" w:lineRule="auto"/>
+              <w:jc w:val="both"/>
+              <w:rPr>
+                <w:bCs/>
+                <w:lang w:eastAsia="en-AU"/>
+              </w:rPr>
+            </w:pPr>
+            <w:r>
+              <w:rPr>
+                <w:bCs/>
+                <w:lang w:eastAsia="en-AU"/>
+              </w:rPr>
+              <w:t>20</w:t>
+            </w:r>
+          </w:p>
+        </w:tc>
+        <w:tc>
+          <w:tcPr>
+            <w:tcW w:w="2780" w:type="dxa"/>
+            <w:hideMark/>
+          </w:tcPr>
+          <w:p>
+            <w:pPr>
+              <w:spacing w:line="360" w:lineRule="auto"/>
+              <w:jc w:val="both"/>
+              <w:rPr>
+                <w:bCs/>
+                <w:lang w:eastAsia="en-AU"/>
+              </w:rPr>
+            </w:pPr>
+            <w:r>
+              <w:rPr>
+                <w:bCs/>
+                <w:lang w:eastAsia="en-AU"/>
+              </w:rPr>
+              <w:t>19-Jul-26</w:t>
+            </w:r>
+          </w:p>
+        </w:tc>
+      </w:tr>
+      <w:tr>
+        <w:trPr>
+          <w:trHeight w:val="936"/>
+        </w:trPr>
+        <w:tc>
+          <w:tcPr>
+            <w:tcW w:w="2200" w:type="dxa"/>
+            <w:hideMark/>
+          </w:tcPr>
+          <w:p>
+            <w:pPr>
+              <w:spacing w:line="360" w:lineRule="auto"/>
+              <w:jc w:val="both"/>
+              <w:rPr>
+                <w:bCs/>
+                <w:lang w:eastAsia="en-AU"/>
+              </w:rPr>
+            </w:pPr>
+            <w:r>
+              <w:rPr>
+                <w:bCs/>
+                <w:lang w:eastAsia="en-AU"/>
+              </w:rPr>
+              <w:t>M5</w:t>
+            </w:r>
+          </w:p>
+        </w:tc>
+        <w:tc>
+          <w:tcPr>
+            <w:tcW w:w="2520" w:type="dxa"/>
+            <w:hideMark/>
+          </w:tcPr>
+          <w:p>
+            <w:pPr>
+              <w:spacing w:line="360" w:lineRule="auto"/>
+              <w:jc w:val="both"/>
+              <w:rPr>
+                <w:bCs/>
+                <w:lang w:eastAsia="en-AU"/>
+              </w:rPr>
+            </w:pPr>
+            <w:r>
+              <w:rPr>
+                <w:bCs/>
+                <w:lang w:eastAsia="en-AU"/>
+              </w:rPr>
+              <w:t>UC2 – Food Inventory Management Module Completed</w:t>
+            </w:r>
+          </w:p>
+        </w:tc>
+        <w:tc>
+          <w:tcPr>
+            <w:tcW w:w="2760" w:type="dxa"/>
+            <w:hideMark/>
+          </w:tcPr>
+          <w:p>
+            <w:pPr>
+              <w:spacing w:line="360" w:lineRule="auto"/>
+              <w:jc w:val="both"/>
+              <w:rPr>
+                <w:bCs/>
+                <w:lang w:eastAsia="en-AU"/>
+              </w:rPr>
+            </w:pPr>
+            <w:proofErr w:type="spellStart"/>
+            <w:r>
+              <w:rPr>
+                <w:bCs/>
+                <w:lang w:eastAsia="en-AU"/>
+              </w:rPr>
+              <w:t>Buddhiman</w:t>
+            </w:r>
+            <w:proofErr w:type="spellEnd"/>
+            <w:r>
+              <w:rPr>
+                <w:bCs/>
+                <w:lang w:eastAsia="en-AU"/>
+              </w:rPr>
+              <w:t xml:space="preserve"> B.K.</w:t>
+            </w:r>
+          </w:p>
+        </w:tc>
+        <w:tc>
+          <w:tcPr>
+            <w:tcW w:w="2120" w:type="dxa"/>
+            <w:hideMark/>
+          </w:tcPr>
+          <w:p>
+            <w:pPr>
+              <w:spacing w:line="360" w:lineRule="auto"/>
+              <w:jc w:val="both"/>
+              <w:rPr>
+                <w:bCs/>
+                <w:lang w:eastAsia="en-AU"/>
+              </w:rPr>
+            </w:pPr>
+            <w:r>
+              <w:rPr>
+                <w:bCs/>
+                <w:lang w:eastAsia="en-AU"/>
+              </w:rPr>
+              <w:t>25</w:t>
+            </w:r>
+          </w:p>
+        </w:tc>
+        <w:tc>
+          <w:tcPr>
+            <w:tcW w:w="2780" w:type="dxa"/>
+            <w:hideMark/>
+          </w:tcPr>
+          <w:p>
+            <w:pPr>
+              <w:spacing w:line="360" w:lineRule="auto"/>
+              <w:jc w:val="both"/>
+              <w:rPr>
+                <w:bCs/>
+                <w:lang w:eastAsia="en-AU"/>
+              </w:rPr>
+            </w:pPr>
+            <w:r>
+              <w:rPr>
+                <w:bCs/>
+                <w:lang w:eastAsia="en-AU"/>
+              </w:rPr>
+              <w:t>19-Jul-26</w:t>
+            </w:r>
+          </w:p>
+        </w:tc>
+      </w:tr>
+      <w:tr>
+        <w:trPr>
+          <w:trHeight w:val="936"/>
+        </w:trPr>
+        <w:tc>
+          <w:tcPr>
+            <w:tcW w:w="2200" w:type="dxa"/>
+            <w:hideMark/>
+          </w:tcPr>
+          <w:p>
+            <w:pPr>
+              <w:spacing w:line="360" w:lineRule="auto"/>
+              <w:jc w:val="both"/>
+              <w:rPr>
+                <w:bCs/>
+                <w:lang w:eastAsia="en-AU"/>
+              </w:rPr>
+            </w:pPr>
+            <w:r>
+              <w:rPr>
+                <w:bCs/>
+                <w:lang w:eastAsia="en-AU"/>
+              </w:rPr>
+              <w:t>M6</w:t>
+            </w:r>
+          </w:p>
+        </w:tc>
+        <w:tc>
+          <w:tcPr>
+            <w:tcW w:w="2520" w:type="dxa"/>
+            <w:hideMark/>
+          </w:tcPr>
+          <w:p>
+            <w:pPr>
+              <w:spacing w:line="360" w:lineRule="auto"/>
+              <w:jc w:val="both"/>
+              <w:rPr>
+                <w:bCs/>
+                <w:lang w:eastAsia="en-AU"/>
+              </w:rPr>
+            </w:pPr>
+            <w:r>
+              <w:rPr>
+                <w:bCs/>
+                <w:lang w:eastAsia="en-AU"/>
+              </w:rPr>
+              <w:t>UC3 – Food Donation and Browsing Module Completed</w:t>
+            </w:r>
+          </w:p>
+        </w:tc>
+        <w:tc>
+          <w:tcPr>
+            <w:tcW w:w="2760" w:type="dxa"/>
+            <w:hideMark/>
+          </w:tcPr>
+          <w:p>
+            <w:pPr>
+              <w:spacing w:line="360" w:lineRule="auto"/>
+              <w:jc w:val="both"/>
+              <w:rPr>
+                <w:bCs/>
+                <w:lang w:eastAsia="en-AU"/>
+              </w:rPr>
+            </w:pPr>
+            <w:r>
+              <w:rPr>
+                <w:bCs/>
+                <w:lang w:eastAsia="en-AU"/>
+              </w:rPr>
+              <w:t>Rohit Gurdhami</w:t>
+            </w:r>
+          </w:p>
+        </w:tc>
+        <w:tc>
+          <w:tcPr>
+            <w:tcW w:w="2120" w:type="dxa"/>
+            <w:hideMark/>
+          </w:tcPr>
+          <w:p>
+            <w:pPr>
+              <w:spacing w:line="360" w:lineRule="auto"/>
+              <w:jc w:val="both"/>
+              <w:rPr>
+                <w:bCs/>
+                <w:lang w:eastAsia="en-AU"/>
+              </w:rPr>
+            </w:pPr>
+            <w:r>
+              <w:rPr>
+                <w:bCs/>
+                <w:lang w:eastAsia="en-AU"/>
+              </w:rPr>
+              <w:t>25</w:t>
+            </w:r>
+          </w:p>
+        </w:tc>
+        <w:tc>
+          <w:tcPr>
+            <w:tcW w:w="2780" w:type="dxa"/>
+            <w:hideMark/>
+          </w:tcPr>
+          <w:p>
+            <w:pPr>
+              <w:spacing w:line="360" w:lineRule="auto"/>
+              <w:jc w:val="both"/>
+              <w:rPr>
+                <w:bCs/>
+                <w:lang w:eastAsia="en-AU"/>
+              </w:rPr>
+            </w:pPr>
+            <w:r>
+              <w:rPr>
+                <w:bCs/>
+                <w:lang w:eastAsia="en-AU"/>
+              </w:rPr>
+              <w:t>19-Jul-26</w:t>
+            </w:r>
+          </w:p>
+        </w:tc>
+      </w:tr>
+      <w:tr>
+        <w:trPr>
+          <w:trHeight w:val="624"/>
+        </w:trPr>
+        <w:tc>
+          <w:tcPr>
+            <w:tcW w:w="2200" w:type="dxa"/>
+            <w:hideMark/>
+          </w:tcPr>
+          <w:p>
+            <w:pPr>
+              <w:spacing w:line="360" w:lineRule="auto"/>
+              <w:jc w:val="both"/>
+              <w:rPr>
+                <w:bCs/>
+                <w:lang w:eastAsia="en-AU"/>
+              </w:rPr>
+            </w:pPr>
+            <w:r>
+              <w:rPr>
+                <w:bCs/>
+                <w:lang w:eastAsia="en-AU"/>
+              </w:rPr>
+              <w:t>M7</w:t>
+            </w:r>
+          </w:p>
+        </w:tc>
+        <w:tc>
+          <w:tcPr>
+            <w:tcW w:w="2520" w:type="dxa"/>
+            <w:hideMark/>
+          </w:tcPr>
+          <w:p>
+            <w:pPr>
+              <w:spacing w:line="360" w:lineRule="auto"/>
+              <w:jc w:val="both"/>
+              <w:rPr>
+                <w:bCs/>
+                <w:lang w:eastAsia="en-AU"/>
+              </w:rPr>
+            </w:pPr>
+            <w:r>
+              <w:rPr>
+                <w:bCs/>
+                <w:lang w:eastAsia="en-AU"/>
+              </w:rPr>
+              <w:t>Iteration 1 Integration and Testing Completed</w:t>
+            </w:r>
+          </w:p>
+        </w:tc>
+        <w:tc>
+          <w:tcPr>
+            <w:tcW w:w="2760" w:type="dxa"/>
+            <w:hideMark/>
+          </w:tcPr>
+          <w:p>
+            <w:pPr>
+              <w:spacing w:line="360" w:lineRule="auto"/>
+              <w:jc w:val="both"/>
+              <w:rPr>
+                <w:bCs/>
+                <w:lang w:eastAsia="en-AU"/>
+              </w:rPr>
+            </w:pPr>
+            <w:r>
+              <w:rPr>
+                <w:bCs/>
+                <w:lang w:eastAsia="en-AU"/>
+              </w:rPr>
+              <w:t>All Team Members</w:t>
+            </w:r>
+          </w:p>
+        </w:tc>
+        <w:tc>
+          <w:tcPr>
+            <w:tcW w:w="2120" w:type="dxa"/>
+            <w:hideMark/>
+          </w:tcPr>
+          <w:p>
+            <w:pPr>
+              <w:spacing w:line="360" w:lineRule="auto"/>
+              <w:jc w:val="both"/>
+              <w:rPr>
+                <w:bCs/>
+                <w:lang w:eastAsia="en-AU"/>
+              </w:rPr>
+            </w:pPr>
+            <w:r>
+              <w:rPr>
+                <w:bCs/>
+                <w:lang w:eastAsia="en-AU"/>
+              </w:rPr>
+              <w:t>15</w:t>
+            </w:r>
+          </w:p>
+        </w:tc>
+        <w:tc>
+          <w:tcPr>
+            <w:tcW w:w="2780" w:type="dxa"/>
+            <w:hideMark/>
+          </w:tcPr>
+          <w:p>
+            <w:pPr>
+              <w:spacing w:line="360" w:lineRule="auto"/>
+              <w:jc w:val="both"/>
+              <w:rPr>
+                <w:bCs/>
+                <w:lang w:eastAsia="en-AU"/>
+              </w:rPr>
+            </w:pPr>
+            <w:r>
+              <w:rPr>
+                <w:bCs/>
+                <w:lang w:eastAsia="en-AU"/>
+              </w:rPr>
+              <w:t>24-Jul-26</w:t>
+            </w:r>
+          </w:p>
+        </w:tc>
+      </w:tr>
+      <w:tr>
+        <w:trPr>
+          <w:trHeight w:val="624"/>
+        </w:trPr>
+        <w:tc>
+          <w:tcPr>
+            <w:tcW w:w="2200" w:type="dxa"/>
+            <w:hideMark/>
+          </w:tcPr>
+          <w:p>
+            <w:pPr>
+              <w:spacing w:line="360" w:lineRule="auto"/>
+              <w:jc w:val="both"/>
+              <w:rPr>
+                <w:bCs/>
+                <w:lang w:eastAsia="en-AU"/>
+              </w:rPr>
+            </w:pPr>
+            <w:r>
+              <w:rPr>
+                <w:bCs/>
+                <w:lang w:eastAsia="en-AU"/>
+              </w:rPr>
+              <w:t>M8</w:t>
+            </w:r>
+          </w:p>
+        </w:tc>
+        <w:tc>
+          <w:tcPr>
+            <w:tcW w:w="2520" w:type="dxa"/>
+            <w:hideMark/>
+          </w:tcPr>
+          <w:p>
+            <w:pPr>
+              <w:spacing w:line="360" w:lineRule="auto"/>
+              <w:jc w:val="both"/>
+              <w:rPr>
+                <w:bCs/>
+                <w:lang w:eastAsia="en-AU"/>
+              </w:rPr>
+            </w:pPr>
+            <w:r>
+              <w:rPr>
+                <w:bCs/>
+                <w:lang w:eastAsia="en-AU"/>
+              </w:rPr>
+              <w:t>UC4 – Food Analytics Dashboard Completed</w:t>
+            </w:r>
+          </w:p>
+        </w:tc>
+        <w:tc>
+          <w:tcPr>
+            <w:tcW w:w="2760" w:type="dxa"/>
+            <w:hideMark/>
+          </w:tcPr>
+          <w:p>
+            <w:pPr>
+              <w:spacing w:line="360" w:lineRule="auto"/>
+              <w:jc w:val="both"/>
+              <w:rPr>
+                <w:bCs/>
+                <w:lang w:eastAsia="en-AU"/>
+              </w:rPr>
+            </w:pPr>
+            <w:r>
+              <w:rPr>
+                <w:bCs/>
+                <w:lang w:eastAsia="en-AU"/>
+              </w:rPr>
+              <w:t>Ganesh Wagle</w:t>
+            </w:r>
+          </w:p>
+        </w:tc>
+        <w:tc>
+          <w:tcPr>
+            <w:tcW w:w="2120" w:type="dxa"/>
+            <w:hideMark/>
+          </w:tcPr>
+          <w:p>
+            <w:pPr>
+              <w:spacing w:line="360" w:lineRule="auto"/>
+              <w:jc w:val="both"/>
+              <w:rPr>
+                <w:bCs/>
+                <w:lang w:eastAsia="en-AU"/>
+              </w:rPr>
+            </w:pPr>
+            <w:r>
+              <w:rPr>
+                <w:bCs/>
+                <w:lang w:eastAsia="en-AU"/>
+              </w:rPr>
+              <w:t>15</w:t>
+            </w:r>
+          </w:p>
+        </w:tc>
+        <w:tc>
+          <w:tcPr>
+            <w:tcW w:w="2780" w:type="dxa"/>
+            <w:hideMark/>
+          </w:tcPr>
+          <w:p>
+            <w:pPr>
+              <w:spacing w:line="360" w:lineRule="auto"/>
+              <w:jc w:val="both"/>
+              <w:rPr>
+                <w:bCs/>
+                <w:lang w:eastAsia="en-AU"/>
+              </w:rPr>
+            </w:pPr>
+            <w:r>
+              <w:rPr>
+                <w:bCs/>
+                <w:lang w:eastAsia="en-AU"/>
+              </w:rPr>
+              <w:t>09-Aug-26</w:t>
+            </w:r>
+          </w:p>
+        </w:tc>
+      </w:tr>
+      <w:tr>
+        <w:trPr>
+          <w:trHeight w:val="936"/>
+        </w:trPr>
+        <w:tc>
+          <w:tcPr>
+            <w:tcW w:w="2200" w:type="dxa"/>
+            <w:hideMark/>
+          </w:tcPr>
+          <w:p>
+            <w:pPr>
+              <w:spacing w:line="360" w:lineRule="auto"/>
+              <w:jc w:val="both"/>
+              <w:rPr>
+                <w:bCs/>
+                <w:lang w:eastAsia="en-AU"/>
+              </w:rPr>
+            </w:pPr>
+            <w:r>
+              <w:rPr>
+                <w:bCs/>
+                <w:lang w:eastAsia="en-AU"/>
+              </w:rPr>
+              <w:t>M9</w:t>
+            </w:r>
+          </w:p>
+        </w:tc>
+        <w:tc>
+          <w:tcPr>
+            <w:tcW w:w="2520" w:type="dxa"/>
+            <w:hideMark/>
+          </w:tcPr>
+          <w:p>
+            <w:pPr>
+              <w:spacing w:line="360" w:lineRule="auto"/>
+              <w:jc w:val="both"/>
+              <w:rPr>
+                <w:bCs/>
+                <w:lang w:eastAsia="en-AU"/>
+              </w:rPr>
+            </w:pPr>
+            <w:r>
+              <w:rPr>
+                <w:bCs/>
+                <w:lang w:eastAsia="en-AU"/>
+              </w:rPr>
+              <w:t>UC5 – Notification Management Module Completed</w:t>
+            </w:r>
+          </w:p>
+        </w:tc>
+        <w:tc>
+          <w:tcPr>
+            <w:tcW w:w="2760" w:type="dxa"/>
+            <w:hideMark/>
+          </w:tcPr>
+          <w:p>
+            <w:pPr>
+              <w:spacing w:line="360" w:lineRule="auto"/>
+              <w:jc w:val="both"/>
+              <w:rPr>
+                <w:bCs/>
+                <w:lang w:eastAsia="en-AU"/>
+              </w:rPr>
+            </w:pPr>
+            <w:proofErr w:type="spellStart"/>
+            <w:r>
+              <w:rPr>
+                <w:bCs/>
+                <w:lang w:eastAsia="en-AU"/>
+              </w:rPr>
+              <w:t>Buddhiman</w:t>
+            </w:r>
+            <w:proofErr w:type="spellEnd"/>
+            <w:r>
+              <w:rPr>
+                <w:bCs/>
+                <w:lang w:eastAsia="en-AU"/>
+              </w:rPr>
+              <w:t xml:space="preserve"> B.K.</w:t>
+            </w:r>
+          </w:p>
+        </w:tc>
+        <w:tc>
+          <w:tcPr>
+            <w:tcW w:w="2120" w:type="dxa"/>
+            <w:hideMark/>
+          </w:tcPr>
+          <w:p>
+            <w:pPr>
+              <w:spacing w:line="360" w:lineRule="auto"/>
+              <w:jc w:val="both"/>
+              <w:rPr>
+                <w:bCs/>
+                <w:lang w:eastAsia="en-AU"/>
+              </w:rPr>
+            </w:pPr>
+            <w:r>
+              <w:rPr>
+                <w:bCs/>
+                <w:lang w:eastAsia="en-AU"/>
+              </w:rPr>
+              <w:t>15</w:t>
+            </w:r>
+          </w:p>
+        </w:tc>
+        <w:tc>
+          <w:tcPr>
+            <w:tcW w:w="2780" w:type="dxa"/>
+            <w:hideMark/>
+          </w:tcPr>
+          <w:p>
+            <w:pPr>
+              <w:spacing w:line="360" w:lineRule="auto"/>
+              <w:jc w:val="both"/>
+              <w:rPr>
+                <w:bCs/>
+                <w:lang w:eastAsia="en-AU"/>
+              </w:rPr>
+            </w:pPr>
+            <w:r>
+              <w:rPr>
+                <w:bCs/>
+                <w:lang w:eastAsia="en-AU"/>
+              </w:rPr>
+              <w:t>09-Aug-26</w:t>
+            </w:r>
+          </w:p>
+        </w:tc>
+      </w:tr>
+      <w:tr>
+        <w:trPr>
+          <w:trHeight w:val="936"/>
+        </w:trPr>
+        <w:tc>
+          <w:tcPr>
+            <w:tcW w:w="2200" w:type="dxa"/>
+            <w:hideMark/>
+          </w:tcPr>
+          <w:p>
+            <w:pPr>
+              <w:spacing w:line="360" w:lineRule="auto"/>
+              <w:jc w:val="both"/>
+              <w:rPr>
+                <w:bCs/>
+                <w:lang w:eastAsia="en-AU"/>
+              </w:rPr>
+            </w:pPr>
+            <w:r>
+              <w:rPr>
+                <w:bCs/>
+                <w:lang w:eastAsia="en-AU"/>
+              </w:rPr>
+              <w:t>M10</w:t>
+            </w:r>
+          </w:p>
+        </w:tc>
+        <w:tc>
+          <w:tcPr>
+            <w:tcW w:w="2520" w:type="dxa"/>
+            <w:hideMark/>
+          </w:tcPr>
+          <w:p>
+            <w:pPr>
+              <w:spacing w:line="360" w:lineRule="auto"/>
+              <w:jc w:val="both"/>
+              <w:rPr>
+                <w:bCs/>
+                <w:lang w:eastAsia="en-AU"/>
+              </w:rPr>
+            </w:pPr>
+            <w:r>
+              <w:rPr>
+                <w:bCs/>
+                <w:lang w:eastAsia="en-AU"/>
+              </w:rPr>
+              <w:t>UC6 – Weekly Meal Planning Module Completed</w:t>
+            </w:r>
+          </w:p>
+        </w:tc>
+        <w:tc>
+          <w:tcPr>
+            <w:tcW w:w="2760" w:type="dxa"/>
+            <w:hideMark/>
+          </w:tcPr>
+          <w:p>
+            <w:pPr>
+              <w:spacing w:line="360" w:lineRule="auto"/>
+              <w:jc w:val="both"/>
+              <w:rPr>
+                <w:bCs/>
+                <w:lang w:eastAsia="en-AU"/>
+              </w:rPr>
+            </w:pPr>
+            <w:r>
+              <w:rPr>
+                <w:bCs/>
+                <w:lang w:eastAsia="en-AU"/>
+              </w:rPr>
+              <w:t>Rohit Gurdhami</w:t>
+            </w:r>
+          </w:p>
+        </w:tc>
+        <w:tc>
+          <w:tcPr>
+            <w:tcW w:w="2120" w:type="dxa"/>
+            <w:hideMark/>
+          </w:tcPr>
+          <w:p>
+            <w:pPr>
+              <w:spacing w:line="360" w:lineRule="auto"/>
+              <w:jc w:val="both"/>
+              <w:rPr>
+                <w:bCs/>
+                <w:lang w:eastAsia="en-AU"/>
+              </w:rPr>
+            </w:pPr>
+            <w:r>
+              <w:rPr>
+                <w:bCs/>
+                <w:lang w:eastAsia="en-AU"/>
+              </w:rPr>
+              <w:t>20</w:t>
+            </w:r>
+          </w:p>
+        </w:tc>
+        <w:tc>
+          <w:tcPr>
+            <w:tcW w:w="2780" w:type="dxa"/>
+            <w:hideMark/>
+          </w:tcPr>
+          <w:p>
+            <w:pPr>
+              <w:spacing w:line="360" w:lineRule="auto"/>
+              <w:jc w:val="both"/>
+              <w:rPr>
+                <w:bCs/>
+                <w:lang w:eastAsia="en-AU"/>
+              </w:rPr>
+            </w:pPr>
+            <w:r>
+              <w:rPr>
+                <w:bCs/>
+                <w:lang w:eastAsia="en-AU"/>
+              </w:rPr>
+              <w:t>09-Aug-26</w:t>
+            </w:r>
+          </w:p>
+        </w:tc>
+      </w:tr>
+      <w:tr>
+        <w:trPr>
+          <w:trHeight w:val="624"/>
+        </w:trPr>
+        <w:tc>
+          <w:tcPr>
+            <w:tcW w:w="2200" w:type="dxa"/>
+            <w:hideMark/>
+          </w:tcPr>
+          <w:p>
+            <w:pPr>
+              <w:spacing w:line="360" w:lineRule="auto"/>
+              <w:jc w:val="both"/>
+              <w:rPr>
+                <w:bCs/>
+                <w:lang w:eastAsia="en-AU"/>
+              </w:rPr>
+            </w:pPr>
+            <w:r>
+              <w:rPr>
+                <w:bCs/>
+                <w:lang w:eastAsia="en-AU"/>
+              </w:rPr>
+              <w:t>M11</w:t>
+            </w:r>
+          </w:p>
+        </w:tc>
+        <w:tc>
+          <w:tcPr>
+            <w:tcW w:w="2520" w:type="dxa"/>
+            <w:hideMark/>
+          </w:tcPr>
+          <w:p>
+            <w:pPr>
+              <w:spacing w:line="360" w:lineRule="auto"/>
+              <w:jc w:val="both"/>
+              <w:rPr>
+                <w:bCs/>
+                <w:lang w:eastAsia="en-AU"/>
+              </w:rPr>
+            </w:pPr>
+            <w:r>
+              <w:rPr>
+                <w:bCs/>
+                <w:lang w:eastAsia="en-AU"/>
+              </w:rPr>
+              <w:t>Iteration 2 Integration and Testing Completed</w:t>
+            </w:r>
+          </w:p>
+        </w:tc>
+        <w:tc>
+          <w:tcPr>
+            <w:tcW w:w="2760" w:type="dxa"/>
+            <w:hideMark/>
+          </w:tcPr>
+          <w:p>
+            <w:pPr>
+              <w:spacing w:line="360" w:lineRule="auto"/>
+              <w:jc w:val="both"/>
+              <w:rPr>
+                <w:bCs/>
+                <w:lang w:eastAsia="en-AU"/>
+              </w:rPr>
+            </w:pPr>
+            <w:r>
+              <w:rPr>
+                <w:bCs/>
+                <w:lang w:eastAsia="en-AU"/>
+              </w:rPr>
+              <w:t>All Team Members</w:t>
+            </w:r>
+          </w:p>
+        </w:tc>
+        <w:tc>
+          <w:tcPr>
+            <w:tcW w:w="2120" w:type="dxa"/>
+            <w:hideMark/>
+          </w:tcPr>
+          <w:p>
+            <w:pPr>
+              <w:spacing w:line="360" w:lineRule="auto"/>
+              <w:jc w:val="both"/>
+              <w:rPr>
+                <w:bCs/>
+                <w:lang w:eastAsia="en-AU"/>
+              </w:rPr>
+            </w:pPr>
+            <w:r>
+              <w:rPr>
+                <w:bCs/>
+                <w:lang w:eastAsia="en-AU"/>
+              </w:rPr>
+              <w:t>10</w:t>
+            </w:r>
+          </w:p>
+        </w:tc>
+        <w:tc>
+          <w:tcPr>
+            <w:tcW w:w="2780" w:type="dxa"/>
+            <w:hideMark/>
+          </w:tcPr>
+          <w:p>
+            <w:pPr>
+              <w:spacing w:line="360" w:lineRule="auto"/>
+              <w:jc w:val="both"/>
+              <w:rPr>
+                <w:bCs/>
+                <w:lang w:eastAsia="en-AU"/>
+              </w:rPr>
+            </w:pPr>
+            <w:r>
+              <w:rPr>
+                <w:bCs/>
+                <w:lang w:eastAsia="en-AU"/>
+              </w:rPr>
+              <w:t>16-Aug-26</w:t>
+            </w:r>
+          </w:p>
+        </w:tc>
+      </w:tr>
+      <w:tr>
+        <w:trPr>
+          <w:trHeight w:val="936"/>
+        </w:trPr>
+        <w:tc>
+          <w:tcPr>
+            <w:tcW w:w="2200" w:type="dxa"/>
+            <w:hideMark/>
+          </w:tcPr>
+          <w:p>
+            <w:pPr>
+              <w:spacing w:line="360" w:lineRule="auto"/>
+              <w:jc w:val="both"/>
+              <w:rPr>
+                <w:bCs/>
+                <w:lang w:eastAsia="en-AU"/>
+              </w:rPr>
+            </w:pPr>
+            <w:r>
+              <w:rPr>
+                <w:bCs/>
+                <w:lang w:eastAsia="en-AU"/>
+              </w:rPr>
+              <w:t>M12</w:t>
+            </w:r>
+          </w:p>
+        </w:tc>
+        <w:tc>
+          <w:tcPr>
+            <w:tcW w:w="2520" w:type="dxa"/>
+            <w:hideMark/>
+          </w:tcPr>
+          <w:p>
+            <w:pPr>
+              <w:spacing w:line="360" w:lineRule="auto"/>
+              <w:jc w:val="both"/>
+              <w:rPr>
+                <w:bCs/>
+                <w:lang w:eastAsia="en-AU"/>
+              </w:rPr>
+            </w:pPr>
+            <w:r>
+              <w:rPr>
+                <w:bCs/>
+                <w:lang w:eastAsia="en-AU"/>
+              </w:rPr>
+              <w:t>Final Documentation, Presentation, and Project Submission Completed</w:t>
+            </w:r>
+          </w:p>
+        </w:tc>
+        <w:tc>
+          <w:tcPr>
+            <w:tcW w:w="2760" w:type="dxa"/>
+            <w:hideMark/>
+          </w:tcPr>
+          <w:p>
+            <w:pPr>
+              <w:spacing w:line="360" w:lineRule="auto"/>
+              <w:jc w:val="both"/>
+              <w:rPr>
+                <w:bCs/>
+                <w:lang w:eastAsia="en-AU"/>
+              </w:rPr>
+            </w:pPr>
+            <w:r>
+              <w:rPr>
+                <w:bCs/>
+                <w:lang w:eastAsia="en-AU"/>
+              </w:rPr>
+              <w:t>All Team Members</w:t>
+            </w:r>
+          </w:p>
+        </w:tc>
+        <w:tc>
+          <w:tcPr>
+            <w:tcW w:w="2120" w:type="dxa"/>
+            <w:hideMark/>
+          </w:tcPr>
+          <w:p>
+            <w:pPr>
+              <w:spacing w:line="360" w:lineRule="auto"/>
+              <w:jc w:val="both"/>
+              <w:rPr>
+                <w:bCs/>
+                <w:lang w:eastAsia="en-AU"/>
+              </w:rPr>
+            </w:pPr>
+            <w:r>
+              <w:rPr>
+                <w:bCs/>
+                <w:lang w:eastAsia="en-AU"/>
+              </w:rPr>
+              <w:t>10</w:t>
+            </w:r>
+          </w:p>
+        </w:tc>
+        <w:tc>
+          <w:tcPr>
+            <w:tcW w:w="2780" w:type="dxa"/>
+            <w:hideMark/>
+          </w:tcPr>
+          <w:p>
+            <w:pPr>
+              <w:spacing w:line="360" w:lineRule="auto"/>
+              <w:jc w:val="both"/>
+              <w:rPr>
+                <w:bCs/>
+                <w:lang w:eastAsia="en-AU"/>
+              </w:rPr>
+            </w:pPr>
+            <w:r>
+              <w:rPr>
+                <w:bCs/>
+                <w:lang w:eastAsia="en-AU"/>
+              </w:rPr>
+              <w:t>19-Aug-26</w:t>
+            </w:r>
+          </w:p>
+        </w:tc>
+      </w:tr>
+    </w:tbl>
+    <w:p>
+      <w:pPr>
+        <w:spacing w:line="360" w:lineRule="auto"/>
+        <w:jc w:val="both"/>
+        <w:rPr>
+          <w:b/>
+          <w:bCs/>
+          <w:szCs w:val="20"/>
+          <w:lang w:eastAsia="en-AU"/>
+        </w:rPr>
+      </w:pPr>
+    </w:p>
+    <w:p>
+      <w:pPr>
+        <w:pStyle w:val="Heading2"/>
+        <w:rPr>
+          <w:rFonts w:ascii="Times New Roman" w:hAnsi="Times New Roman" w:cs="Times New Roman"/>
+          <w:lang w:eastAsia="en-AU"/>
+        </w:rPr>
+      </w:pPr>
+      <w:bookmarkStart w:id="12" w:name="_Toc232144671"/>
+      <w:r>
+        <w:rPr>
+          <w:rFonts w:ascii="Times New Roman" w:hAnsi="Times New Roman" w:cs="Times New Roman"/>
+          <w:lang w:eastAsia="en-AU"/>
+        </w:rPr>
+        <w:t>5.4 Gantt Chart Baseline Schedule</w:t>
+      </w:r>
+      <w:bookmarkEnd w:id="12"/>
+    </w:p>
+    <w:p>
+      <w:pPr>
+        <w:spacing w:line="360" w:lineRule="auto"/>
+        <w:jc w:val="both"/>
+        <w:rPr>
+          <w:bCs/>
+          <w:lang w:eastAsia="en-AU"/>
+        </w:rPr>
+      </w:pPr>
+      <w:r>
+        <w:rPr>
+          <w:bCs/>
+          <w:lang w:eastAsia="en-AU"/>
+        </w:rPr>
+        <w:t xml:space="preserve">The Gantt Chart baseline schedule establishes the planned sequence of activities, expected start and end dates, milestone completion points, and resource allocation for the </w:t>
+      </w:r>
+      <w:proofErr w:type="spellStart"/>
+      <w:r>
+        <w:rPr>
+          <w:bCs/>
+          <w:lang w:eastAsia="en-AU"/>
+        </w:rPr>
+        <w:t>SaveBite</w:t>
+      </w:r>
+      <w:proofErr w:type="spellEnd"/>
+      <w:r>
+        <w:rPr>
+          <w:bCs/>
+          <w:lang w:eastAsia="en-AU"/>
+        </w:rPr>
+        <w:t xml:space="preserve"> project.</w:t>
+      </w:r>
+    </w:p>
+    <w:p>
+      <w:pPr>
+        <w:keepNext/>
+        <w:spacing w:line="360" w:lineRule="auto"/>
+        <w:jc w:val="both"/>
+      </w:pPr>
+      <w:r>
+        <w:rPr>
+          <w:bCs/>
+          <w:noProof/>
+          <w:szCs w:val="20"/>
+          <w:lang w:eastAsia="en-AU"/>
+        </w:rPr>
+        <w:drawing>
+          <wp:inline distT="0" distB="0" distL="0" distR="0" wp14:anchorId="1141F0CC" wp14:editId="29BF852C">
+            <wp:extent cx="6344920" cy="4790440"/>
+            <wp:effectExtent l="0" t="0" r="0" b="0"/>
+            <wp:docPr id="1902434096" name="Picture 1"/>
+            <wp:cNvGraphicFramePr>
+              <a:graphicFrameLocks xmlns:a="http://schemas.openxmlformats.org/drawingml/2006/main" noChangeAspect="1"/>
+            </wp:cNvGraphicFramePr>
+            <a:graphic xmlns:a="http://schemas.openxmlformats.org/drawingml/2006/main">
+              <a:graphicData uri="http://schemas.openxmlformats.org/drawingml/2006/picture">
+                <pic:pic xmlns:pic="http://schemas.openxmlformats.org/drawingml/2006/picture">
+                  <pic:nvPicPr>
+                    <pic:cNvPr id="1902434096" name=""/>
+                    <pic:cNvPicPr/>
+                  </pic:nvPicPr>
+                  <pic:blipFill>
+                    <a:blip r:embed="rId11"/>
+                    <a:stretch>
+                      <a:fillRect/>
+                    </a:stretch>
+                  </pic:blipFill>
+                  <pic:spPr>
+                    <a:xfrm>
+                      <a:off x="0" y="0"/>
+                      <a:ext cx="6344920" cy="4790440"/>
+                    </a:xfrm>
+                    <a:prstGeom prst="rect">
+                      <a:avLst/>
+                    </a:prstGeom>
+                  </pic:spPr>
+                </pic:pic>
+              </a:graphicData>
+            </a:graphic>
+          </wp:inline>
+        </w:drawing>
+      </w:r>
+    </w:p>
+    <w:p>
+      <w:pPr>
+        <w:pStyle w:val="Caption"/>
+        <w:jc w:val="center"/>
+        <w:rPr>
+          <w:bCs/>
+          <w:szCs w:val="20"/>
+          <w:lang w:eastAsia="en-AU"/>
+        </w:rPr>
+      </w:pPr>
+      <w:bookmarkStart w:id="13" w:name="_Toc232151885"/>
+      <w:r>
+        <w:t xml:space="preserve">Figure </w:t>
+      </w:r>
+      <w:r>
+        <w:fldChar w:fldCharType="begin"/>
+      </w:r>
+      <w:r>
+        <w:instrText xml:space="preserve"> SEQ Figure \* ARABIC </w:instrText>
+      </w:r>
+      <w:r>
+        <w:fldChar w:fldCharType="separate"/>
+      </w:r>
+      <w:r>
+        <w:rPr>
+          <w:noProof/>
+        </w:rPr>
+        <w:t>2</w:t>
+      </w:r>
+      <w:r>
+        <w:rPr>
+          <w:noProof/>
+        </w:rPr>
+        <w:fldChar w:fldCharType="end"/>
+      </w:r>
+      <w:r>
+        <w:t>: Gantt chart 1</w:t>
+      </w:r>
+      <w:bookmarkEnd w:id="13"/>
+    </w:p>
+    <w:p>
+      <w:pPr>
+        <w:spacing w:line="360" w:lineRule="auto"/>
+        <w:jc w:val="both"/>
+        <w:rPr>
+          <w:bCs/>
+          <w:szCs w:val="20"/>
+          <w:lang w:eastAsia="en-AU"/>
+        </w:rPr>
+      </w:pPr>
+    </w:p>
+    <w:p>
+      <w:pPr>
+        <w:keepNext/>
+        <w:spacing w:line="360" w:lineRule="auto"/>
+        <w:jc w:val="both"/>
+      </w:pPr>
+      <w:r>
+        <w:rPr>
+          <w:bCs/>
+          <w:noProof/>
+          <w:szCs w:val="20"/>
+          <w:lang w:eastAsia="en-AU"/>
+        </w:rPr>
+        <w:drawing>
+          <wp:inline distT="0" distB="0" distL="0" distR="0" wp14:anchorId="3364B244" wp14:editId="3917A6E8">
+            <wp:extent cx="6344920" cy="4776470"/>
+            <wp:effectExtent l="0" t="0" r="0" b="0"/>
+            <wp:docPr id="64931381" name="Picture 1"/>
+            <wp:cNvGraphicFramePr>
+              <a:graphicFrameLocks xmlns:a="http://schemas.openxmlformats.org/drawingml/2006/main" noChangeAspect="1"/>
+            </wp:cNvGraphicFramePr>
+            <a:graphic xmlns:a="http://schemas.openxmlformats.org/drawingml/2006/main">
+              <a:graphicData uri="http://schemas.openxmlformats.org/drawingml/2006/picture">
+                <pic:pic xmlns:pic="http://schemas.openxmlformats.org/drawingml/2006/picture">
+                  <pic:nvPicPr>
+                    <pic:cNvPr id="64931381" name=""/>
+                    <pic:cNvPicPr/>
+                  </pic:nvPicPr>
+                  <pic:blipFill>
+                    <a:blip r:embed="rId12"/>
+                    <a:stretch>
+                      <a:fillRect/>
+                    </a:stretch>
+                  </pic:blipFill>
+                  <pic:spPr>
+                    <a:xfrm>
+                      <a:off x="0" y="0"/>
+                      <a:ext cx="6344920" cy="4776470"/>
+                    </a:xfrm>
+                    <a:prstGeom prst="rect">
+                      <a:avLst/>
+                    </a:prstGeom>
+                  </pic:spPr>
+                </pic:pic>
+              </a:graphicData>
+            </a:graphic>
+          </wp:inline>
+        </w:drawing>
+      </w:r>
+    </w:p>
+    <w:p>
+      <w:pPr>
+        <w:pStyle w:val="Caption"/>
+        <w:jc w:val="center"/>
+        <w:rPr>
+          <w:bCs/>
+          <w:szCs w:val="20"/>
+          <w:lang w:eastAsia="en-AU"/>
+        </w:rPr>
+      </w:pPr>
+      <w:bookmarkStart w:id="14" w:name="_Toc232151886"/>
+      <w:r>
+        <w:t xml:space="preserve">Figure </w:t>
+      </w:r>
+      <w:r>
+        <w:fldChar w:fldCharType="begin"/>
+      </w:r>
+      <w:r>
+        <w:instrText xml:space="preserve"> SEQ Figure \* ARABIC </w:instrText>
+      </w:r>
+      <w:r>
+        <w:fldChar w:fldCharType="separate"/>
+      </w:r>
+      <w:r>
+        <w:rPr>
+          <w:noProof/>
+        </w:rPr>
+        <w:t>3</w:t>
+      </w:r>
+      <w:r>
+        <w:rPr>
+          <w:noProof/>
+        </w:rPr>
+        <w:fldChar w:fldCharType="end"/>
+      </w:r>
+      <w:r>
+        <w:t>: Gannt Chart 2</w:t>
+      </w:r>
+      <w:bookmarkEnd w:id="14"/>
+    </w:p>
+    <w:p>
+      <w:pPr>
+        <w:spacing w:line="360" w:lineRule="auto"/>
+        <w:jc w:val="both"/>
+        <w:rPr>
+          <w:bCs/>
+          <w:szCs w:val="20"/>
+          <w:lang w:eastAsia="en-AU"/>
+        </w:rPr>
+      </w:pPr>
+    </w:p>
+    <w:p>
+      <w:pPr>
+        <w:keepNext/>
+        <w:spacing w:line="360" w:lineRule="auto"/>
+        <w:jc w:val="both"/>
+      </w:pPr>
+      <w:r>
+        <w:rPr>
+          <w:bCs/>
+          <w:noProof/>
+          <w:szCs w:val="20"/>
+          <w:lang w:eastAsia="en-AU"/>
+        </w:rPr>
+        <w:drawing>
+          <wp:inline distT="0" distB="0" distL="0" distR="0" wp14:anchorId="5B6AE1B4" wp14:editId="2E61A4E9">
+            <wp:extent cx="6344920" cy="4560570"/>
+            <wp:effectExtent l="0" t="0" r="0" b="0"/>
+            <wp:docPr id="685988049" name="Picture 1"/>
+            <wp:cNvGraphicFramePr>
+              <a:graphicFrameLocks xmlns:a="http://schemas.openxmlformats.org/drawingml/2006/main" noChangeAspect="1"/>
+            </wp:cNvGraphicFramePr>
+            <a:graphic xmlns:a="http://schemas.openxmlformats.org/drawingml/2006/main">
+              <a:graphicData uri="http://schemas.openxmlformats.org/drawingml/2006/picture">
+                <pic:pic xmlns:pic="http://schemas.openxmlformats.org/drawingml/2006/picture">
+                  <pic:nvPicPr>
+                    <pic:cNvPr id="685988049" name=""/>
+                    <pic:cNvPicPr/>
+                  </pic:nvPicPr>
+                  <pic:blipFill>
+                    <a:blip r:embed="rId13"/>
+                    <a:stretch>
+                      <a:fillRect/>
+                    </a:stretch>
+                  </pic:blipFill>
+                  <pic:spPr>
+                    <a:xfrm>
+                      <a:off x="0" y="0"/>
+                      <a:ext cx="6344920" cy="4560570"/>
+                    </a:xfrm>
+                    <a:prstGeom prst="rect">
+                      <a:avLst/>
+                    </a:prstGeom>
+                  </pic:spPr>
+                </pic:pic>
+              </a:graphicData>
+            </a:graphic>
+          </wp:inline>
+        </w:drawing>
+      </w:r>
+    </w:p>
+    <w:p>
+      <w:pPr>
+        <w:pStyle w:val="Caption"/>
+        <w:jc w:val="center"/>
+        <w:rPr>
+          <w:bCs/>
+          <w:szCs w:val="20"/>
+          <w:lang w:eastAsia="en-AU"/>
+        </w:rPr>
+      </w:pPr>
+      <w:bookmarkStart w:id="15" w:name="_Toc232151887"/>
+      <w:r>
+        <w:t xml:space="preserve">Figure </w:t>
+      </w:r>
+      <w:r>
+        <w:fldChar w:fldCharType="begin"/>
+      </w:r>
+      <w:r>
+        <w:instrText xml:space="preserve"> SEQ Figure \* ARABIC </w:instrText>
+      </w:r>
+      <w:r>
+        <w:fldChar w:fldCharType="separate"/>
+      </w:r>
+      <w:r>
+        <w:rPr>
+          <w:noProof/>
+        </w:rPr>
+        <w:t>4</w:t>
+      </w:r>
+      <w:r>
+        <w:rPr>
+          <w:noProof/>
+        </w:rPr>
+        <w:fldChar w:fldCharType="end"/>
+      </w:r>
+      <w:r>
+        <w:t xml:space="preserve">: </w:t>
+      </w:r>
+      <w:proofErr w:type="spellStart"/>
+      <w:r>
+        <w:t>Ganttchart</w:t>
+      </w:r>
+      <w:proofErr w:type="spellEnd"/>
+      <w:r>
+        <w:t xml:space="preserve"> 3</w:t>
+      </w:r>
+      <w:bookmarkEnd w:id="15"/>
+    </w:p>
+    <w:p>
+      <w:pPr>
+        <w:spacing w:line="360" w:lineRule="auto"/>
+        <w:jc w:val="both"/>
+        <w:rPr>
+          <w:bCs/>
+          <w:szCs w:val="20"/>
+          <w:lang w:eastAsia="en-AU"/>
+        </w:rPr>
+      </w:pPr>
+    </w:p>
+    <w:p>
+      <w:pPr>
+        <w:keepNext/>
+        <w:spacing w:line="360" w:lineRule="auto"/>
+        <w:jc w:val="both"/>
+      </w:pPr>
+      <w:r>
+        <w:rPr>
+          <w:noProof/>
+        </w:rPr>
+        <w:drawing>
+          <wp:inline distT="0" distB="0" distL="0" distR="0" wp14:anchorId="73005569" wp14:editId="6ED98405">
+            <wp:extent cx="6344920" cy="4596130"/>
+            <wp:effectExtent l="0" t="0" r="0" b="0"/>
+            <wp:docPr id="954673015" name="Picture 1"/>
+            <wp:cNvGraphicFramePr>
+              <a:graphicFrameLocks xmlns:a="http://schemas.openxmlformats.org/drawingml/2006/main" noChangeAspect="1"/>
+            </wp:cNvGraphicFramePr>
+            <a:graphic xmlns:a="http://schemas.openxmlformats.org/drawingml/2006/main">
+              <a:graphicData uri="http://schemas.openxmlformats.org/drawingml/2006/picture">
+                <pic:pic xmlns:pic="http://schemas.openxmlformats.org/drawingml/2006/picture">
+                  <pic:nvPicPr>
+                    <pic:cNvPr id="954673015" name=""/>
+                    <pic:cNvPicPr/>
+                  </pic:nvPicPr>
+                  <pic:blipFill>
+                    <a:blip r:embed="rId14"/>
+                    <a:stretch>
+                      <a:fillRect/>
+                    </a:stretch>
+                  </pic:blipFill>
+                  <pic:spPr>
+                    <a:xfrm>
+                      <a:off x="0" y="0"/>
+                      <a:ext cx="6344920" cy="4596130"/>
+                    </a:xfrm>
+                    <a:prstGeom prst="rect">
+                      <a:avLst/>
+                    </a:prstGeom>
+                  </pic:spPr>
+                </pic:pic>
+              </a:graphicData>
+            </a:graphic>
+          </wp:inline>
+        </w:drawing>
+      </w:r>
+    </w:p>
+    <w:p>
+      <w:pPr>
+        <w:pStyle w:val="Caption"/>
+        <w:jc w:val="center"/>
+        <w:rPr>
+          <w:bCs/>
+          <w:szCs w:val="20"/>
+          <w:lang w:eastAsia="en-AU"/>
+        </w:rPr>
+      </w:pPr>
+      <w:bookmarkStart w:id="16" w:name="_Toc232151888"/>
+      <w:r>
+        <w:t xml:space="preserve">Figure </w:t>
+      </w:r>
+      <w:r>
+        <w:fldChar w:fldCharType="begin"/>
+      </w:r>
+      <w:r>
+        <w:instrText xml:space="preserve"> SEQ Figure \* ARABIC </w:instrText>
+      </w:r>
+      <w:r>
+        <w:fldChar w:fldCharType="separate"/>
+      </w:r>
+      <w:r>
+        <w:rPr>
+          <w:noProof/>
+        </w:rPr>
+        <w:t>5</w:t>
+      </w:r>
+      <w:r>
+        <w:rPr>
+          <w:noProof/>
+        </w:rPr>
+        <w:fldChar w:fldCharType="end"/>
+      </w:r>
+      <w:r>
+        <w:t>: Gannt chart 4</w:t>
+      </w:r>
+      <w:bookmarkEnd w:id="16"/>
+    </w:p>
+    <w:p>
+      <w:pPr>
+        <w:spacing w:line="360" w:lineRule="auto"/>
+        <w:jc w:val="both"/>
+        <w:rPr>
+          <w:bCs/>
+          <w:szCs w:val="20"/>
+          <w:lang w:eastAsia="en-AU"/>
+        </w:rPr>
+      </w:pPr>
+    </w:p>
+    <w:p>
+      <w:pPr>
+        <w:keepNext/>
+        <w:spacing w:line="360" w:lineRule="auto"/>
+        <w:jc w:val="both"/>
+      </w:pPr>
+      <w:r>
+        <w:rPr>
+          <w:noProof/>
+        </w:rPr>
+        <w:drawing>
+          <wp:inline distT="0" distB="0" distL="0" distR="0" wp14:anchorId="29AA9CCB" wp14:editId="114DDDA8">
+            <wp:extent cx="6344920" cy="4737735"/>
+            <wp:effectExtent l="0" t="0" r="0" b="0"/>
+            <wp:docPr id="2103464252" name="Picture 1"/>
+            <wp:cNvGraphicFramePr>
+              <a:graphicFrameLocks xmlns:a="http://schemas.openxmlformats.org/drawingml/2006/main" noChangeAspect="1"/>
+            </wp:cNvGraphicFramePr>
+            <a:graphic xmlns:a="http://schemas.openxmlformats.org/drawingml/2006/main">
+              <a:graphicData uri="http://schemas.openxmlformats.org/drawingml/2006/picture">
+                <pic:pic xmlns:pic="http://schemas.openxmlformats.org/drawingml/2006/picture">
+                  <pic:nvPicPr>
+                    <pic:cNvPr id="2103464252" name=""/>
+                    <pic:cNvPicPr/>
+                  </pic:nvPicPr>
+                  <pic:blipFill>
+                    <a:blip r:embed="rId15"/>
+                    <a:stretch>
+                      <a:fillRect/>
+                    </a:stretch>
+                  </pic:blipFill>
+                  <pic:spPr>
+                    <a:xfrm>
+                      <a:off x="0" y="0"/>
+                      <a:ext cx="6344920" cy="4737735"/>
+                    </a:xfrm>
+                    <a:prstGeom prst="rect">
+                      <a:avLst/>
+                    </a:prstGeom>
+                  </pic:spPr>
+                </pic:pic>
+              </a:graphicData>
+            </a:graphic>
+          </wp:inline>
+        </w:drawing>
+      </w:r>
+    </w:p>
+    <w:p>
+      <w:pPr>
+        <w:pStyle w:val="Caption"/>
+        <w:jc w:val="center"/>
+        <w:rPr>
+          <w:bCs/>
+          <w:szCs w:val="20"/>
+          <w:lang w:eastAsia="en-AU"/>
+        </w:rPr>
+      </w:pPr>
+      <w:bookmarkStart w:id="17" w:name="_Toc232151889"/>
+      <w:r>
+        <w:t xml:space="preserve">Figure </w:t>
+      </w:r>
+      <w:r>
+        <w:fldChar w:fldCharType="begin"/>
+      </w:r>
+      <w:r>
+        <w:instrText xml:space="preserve"> SEQ Figure \* ARABIC </w:instrText>
+      </w:r>
+      <w:r>
+        <w:fldChar w:fldCharType="separate"/>
+      </w:r>
+      <w:r>
+        <w:rPr>
+          <w:noProof/>
+        </w:rPr>
+        <w:t>6</w:t>
+      </w:r>
+      <w:r>
+        <w:rPr>
+          <w:noProof/>
+        </w:rPr>
+        <w:fldChar w:fldCharType="end"/>
+      </w:r>
+      <w:r>
+        <w:t>: Gannt chart 5</w:t>
+      </w:r>
+      <w:bookmarkEnd w:id="17"/>
+    </w:p>
+    <w:p/>
     <w:sectPr>
       <w:pgSz w:w="12240" w:h="15840"/>
       <w:pgMar w:top="1440" w:right="1440" w:bottom="1440" w:left="1440" w:header="720" w:footer="720" w:gutter="0"/>
@@ -6171,6 +10906,304 @@
     </w:lvl>
   </w:abstractNum>
   <w:abstractNum w:abstractNumId="2" w15:restartNumberingAfterBreak="0">
+    <w:nsid w:val="32D265AE"/>
+    <w:multiLevelType w:val="multilevel"/>
+    <w:tmpl w:val="25DCF04E"/>
+    <w:lvl w:ilvl="0">
+      <w:start w:val="1"/>
+      <w:numFmt w:val="bullet"/>
+      <w:lvlText w:val=""/>
+      <w:lvlJc w:val="left"/>
+      <w:pPr>
+        <w:tabs>
+          <w:tab w:val="num" w:pos="720"/>
+        </w:tabs>
+        <w:ind w:left="720" w:hanging="360"/>
+      </w:pPr>
+      <w:rPr>
+        <w:rFonts w:ascii="Symbol" w:hAnsi="Symbol" w:hint="default"/>
+        <w:sz w:val="20"/>
+      </w:rPr>
+    </w:lvl>
+    <w:lvl w:ilvl="1" w:tentative="1">
+      <w:start w:val="1"/>
+      <w:numFmt w:val="bullet"/>
+      <w:lvlText w:val="o"/>
+      <w:lvlJc w:val="left"/>
+      <w:pPr>
+        <w:tabs>
+          <w:tab w:val="num" w:pos="1440"/>
+        </w:tabs>
+        <w:ind w:left="1440" w:hanging="360"/>
+      </w:pPr>
+      <w:rPr>
+        <w:rFonts w:ascii="Courier New" w:hAnsi="Courier New" w:hint="default"/>
+        <w:sz w:val="20"/>
+      </w:rPr>
+    </w:lvl>
+    <w:lvl w:ilvl="2" w:tentative="1">
+      <w:start w:val="1"/>
+      <w:numFmt w:val="bullet"/>
+      <w:lvlText w:val=""/>
+      <w:lvlJc w:val="left"/>
+      <w:pPr>
+        <w:tabs>
+          <w:tab w:val="num" w:pos="2160"/>
+        </w:tabs>
+        <w:ind w:left="2160" w:hanging="360"/>
+      </w:pPr>
+      <w:rPr>
+        <w:rFonts w:ascii="Wingdings" w:hAnsi="Wingdings" w:hint="default"/>
+        <w:sz w:val="20"/>
+      </w:rPr>
+    </w:lvl>
+    <w:lvl w:ilvl="3" w:tentative="1">
+      <w:start w:val="1"/>
+      <w:numFmt w:val="bullet"/>
+      <w:lvlText w:val=""/>
+      <w:lvlJc w:val="left"/>
+      <w:pPr>
+        <w:tabs>
+          <w:tab w:val="num" w:pos="2880"/>
+        </w:tabs>
+        <w:ind w:left="2880" w:hanging="360"/>
+      </w:pPr>
+      <w:rPr>
+        <w:rFonts w:ascii="Wingdings" w:hAnsi="Wingdings" w:hint="default"/>
+        <w:sz w:val="20"/>
+      </w:rPr>
+    </w:lvl>
+    <w:lvl w:ilvl="4" w:tentative="1">
+      <w:start w:val="1"/>
+      <w:numFmt w:val="bullet"/>
+      <w:lvlText w:val=""/>
+      <w:lvlJc w:val="left"/>
+      <w:pPr>
+        <w:tabs>
+          <w:tab w:val="num" w:pos="3600"/>
+        </w:tabs>
+        <w:ind w:left="3600" w:hanging="360"/>
+      </w:pPr>
+      <w:rPr>
+        <w:rFonts w:ascii="Wingdings" w:hAnsi="Wingdings" w:hint="default"/>
+        <w:sz w:val="20"/>
+      </w:rPr>
+    </w:lvl>
+    <w:lvl w:ilvl="5" w:tentative="1">
+      <w:start w:val="1"/>
+      <w:numFmt w:val="bullet"/>
+      <w:lvlText w:val=""/>
+      <w:lvlJc w:val="left"/>
+      <w:pPr>
+        <w:tabs>
+          <w:tab w:val="num" w:pos="4320"/>
+        </w:tabs>
+        <w:ind w:left="4320" w:hanging="360"/>
+      </w:pPr>
+      <w:rPr>
+        <w:rFonts w:ascii="Wingdings" w:hAnsi="Wingdings" w:hint="default"/>
+        <w:sz w:val="20"/>
+      </w:rPr>
+    </w:lvl>
+    <w:lvl w:ilvl="6" w:tentative="1">
+      <w:start w:val="1"/>
+      <w:numFmt w:val="bullet"/>
+      <w:lvlText w:val=""/>
+      <w:lvlJc w:val="left"/>
+      <w:pPr>
+        <w:tabs>
+          <w:tab w:val="num" w:pos="5040"/>
+        </w:tabs>
+        <w:ind w:left="5040" w:hanging="360"/>
+      </w:pPr>
+      <w:rPr>
+        <w:rFonts w:ascii="Wingdings" w:hAnsi="Wingdings" w:hint="default"/>
+        <w:sz w:val="20"/>
+      </w:rPr>
+    </w:lvl>
+    <w:lvl w:ilvl="7" w:tentative="1">
+      <w:start w:val="1"/>
+      <w:numFmt w:val="bullet"/>
+      <w:lvlText w:val=""/>
+      <w:lvlJc w:val="left"/>
+      <w:pPr>
+        <w:tabs>
+          <w:tab w:val="num" w:pos="5760"/>
+        </w:tabs>
+        <w:ind w:left="5760" w:hanging="360"/>
+      </w:pPr>
+      <w:rPr>
+        <w:rFonts w:ascii="Wingdings" w:hAnsi="Wingdings" w:hint="default"/>
+        <w:sz w:val="20"/>
+      </w:rPr>
+    </w:lvl>
+    <w:lvl w:ilvl="8" w:tentative="1">
+      <w:start w:val="1"/>
+      <w:numFmt w:val="bullet"/>
+      <w:lvlText w:val=""/>
+      <w:lvlJc w:val="left"/>
+      <w:pPr>
+        <w:tabs>
+          <w:tab w:val="num" w:pos="6480"/>
+        </w:tabs>
+        <w:ind w:left="6480" w:hanging="360"/>
+      </w:pPr>
+      <w:rPr>
+        <w:rFonts w:ascii="Wingdings" w:hAnsi="Wingdings" w:hint="default"/>
+        <w:sz w:val="20"/>
+      </w:rPr>
+    </w:lvl>
+  </w:abstractNum>
+  <w:abstractNum w:abstractNumId="3" w15:restartNumberingAfterBreak="0">
+    <w:nsid w:val="408D15EA"/>
+    <w:multiLevelType w:val="multilevel"/>
+    <w:tmpl w:val="D9C0309A"/>
+    <w:lvl w:ilvl="0">
+      <w:start w:val="1"/>
+      <w:numFmt w:val="bullet"/>
+      <w:lvlText w:val=""/>
+      <w:lvlJc w:val="left"/>
+      <w:pPr>
+        <w:tabs>
+          <w:tab w:val="num" w:pos="720"/>
+        </w:tabs>
+        <w:ind w:left="720" w:hanging="360"/>
+      </w:pPr>
+      <w:rPr>
+        <w:rFonts w:ascii="Symbol" w:hAnsi="Symbol" w:hint="default"/>
+        <w:sz w:val="20"/>
+      </w:rPr>
+    </w:lvl>
+    <w:lvl w:ilvl="1" w:tentative="1">
+      <w:start w:val="1"/>
+      <w:numFmt w:val="bullet"/>
+      <w:lvlText w:val="o"/>
+      <w:lvlJc w:val="left"/>
+      <w:pPr>
+        <w:tabs>
+          <w:tab w:val="num" w:pos="1440"/>
+        </w:tabs>
+        <w:ind w:left="1440" w:hanging="360"/>
+      </w:pPr>
+      <w:rPr>
+        <w:rFonts w:ascii="Courier New" w:hAnsi="Courier New" w:hint="default"/>
+        <w:sz w:val="20"/>
+      </w:rPr>
+    </w:lvl>
+    <w:lvl w:ilvl="2" w:tentative="1">
+      <w:start w:val="1"/>
+      <w:numFmt w:val="bullet"/>
+      <w:lvlText w:val=""/>
+      <w:lvlJc w:val="left"/>
+      <w:pPr>
+        <w:tabs>
+          <w:tab w:val="num" w:pos="2160"/>
+        </w:tabs>
+        <w:ind w:left="2160" w:hanging="360"/>
+      </w:pPr>
+      <w:rPr>
+        <w:rFonts w:ascii="Wingdings" w:hAnsi="Wingdings" w:hint="default"/>
+        <w:sz w:val="20"/>
+      </w:rPr>
+    </w:lvl>
+    <w:lvl w:ilvl="3" w:tentative="1">
+      <w:start w:val="1"/>
+      <w:numFmt w:val="bullet"/>
+      <w:lvlText w:val=""/>
+      <w:lvlJc w:val="left"/>
+      <w:pPr>
+        <w:tabs>
+          <w:tab w:val="num" w:pos="2880"/>
+        </w:tabs>
+        <w:ind w:left="2880" w:hanging="360"/>
+      </w:pPr>
+      <w:rPr>
+        <w:rFonts w:ascii="Wingdings" w:hAnsi="Wingdings" w:hint="default"/>
+        <w:sz w:val="20"/>
+      </w:rPr>
+    </w:lvl>
+    <w:lvl w:ilvl="4" w:tentative="1">
+      <w:start w:val="1"/>
+      <w:numFmt w:val="bullet"/>
+      <w:lvlText w:val=""/>
+      <w:lvlJc w:val="left"/>
+      <w:pPr>
+        <w:tabs>
+          <w:tab w:val="num" w:pos="3600"/>
+        </w:tabs>
+        <w:ind w:left="3600" w:hanging="360"/>
+      </w:pPr>
+      <w:rPr>
+        <w:rFonts w:ascii="Wingdings" w:hAnsi="Wingdings" w:hint="default"/>
+        <w:sz w:val="20"/>
+      </w:rPr>
+    </w:lvl>
+    <w:lvl w:ilvl="5" w:tentative="1">
+      <w:start w:val="1"/>
+      <w:numFmt w:val="bullet"/>
+      <w:lvlText w:val=""/>
+      <w:lvlJc w:val="left"/>
+      <w:pPr>
+        <w:tabs>
+          <w:tab w:val="num" w:pos="4320"/>
+        </w:tabs>
+        <w:ind w:left="4320" w:hanging="360"/>
+      </w:pPr>
+      <w:rPr>
+        <w:rFonts w:ascii="Wingdings" w:hAnsi="Wingdings" w:hint="default"/>
+        <w:sz w:val="20"/>
+      </w:rPr>
+    </w:lvl>
+    <w:lvl w:ilvl="6" w:tentative="1">
+      <w:start w:val="1"/>
+      <w:numFmt w:val="bullet"/>
+      <w:lvlText w:val=""/>
+      <w:lvlJc w:val="left"/>
+      <w:pPr>
+        <w:tabs>
+          <w:tab w:val="num" w:pos="5040"/>
+        </w:tabs>
+        <w:ind w:left="5040" w:hanging="360"/>
+      </w:pPr>
+      <w:rPr>
+        <w:rFonts w:ascii="Wingdings" w:hAnsi="Wingdings" w:hint="default"/>
+        <w:sz w:val="20"/>
+      </w:rPr>
+    </w:lvl>
+    <w:lvl w:ilvl="7" w:tentative="1">
+      <w:start w:val="1"/>
+      <w:numFmt w:val="bullet"/>
+      <w:lvlText w:val=""/>
+      <w:lvlJc w:val="left"/>
+      <w:pPr>
+        <w:tabs>
+          <w:tab w:val="num" w:pos="5760"/>
+        </w:tabs>
+        <w:ind w:left="5760" w:hanging="360"/>
+      </w:pPr>
+      <w:rPr>
+        <w:rFonts w:ascii="Wingdings" w:hAnsi="Wingdings" w:hint="default"/>
+        <w:sz w:val="20"/>
+      </w:rPr>
+    </w:lvl>
+    <w:lvl w:ilvl="8" w:tentative="1">
+      <w:start w:val="1"/>
+      <w:numFmt w:val="bullet"/>
+      <w:lvlText w:val=""/>
+      <w:lvlJc w:val="left"/>
+      <w:pPr>
+        <w:tabs>
+          <w:tab w:val="num" w:pos="6480"/>
+        </w:tabs>
+        <w:ind w:left="6480" w:hanging="360"/>
+      </w:pPr>
+      <w:rPr>
+        <w:rFonts w:ascii="Wingdings" w:hAnsi="Wingdings" w:hint="default"/>
+        <w:sz w:val="20"/>
+      </w:rPr>
+    </w:lvl>
+  </w:abstractNum>
+  <w:abstractNum w:abstractNumId="4" w15:restartNumberingAfterBreak="0">
     <w:nsid w:val="421B55F0"/>
     <w:multiLevelType w:val="hybridMultilevel"/>
     <w:tmpl w:val="44362C48"/>
@@ -6283,7 +11316,7 @@
       </w:rPr>
     </w:lvl>
   </w:abstractNum>
-  <w:abstractNum w:abstractNumId="3" w15:restartNumberingAfterBreak="0">
+  <w:abstractNum w:abstractNumId="5" w15:restartNumberingAfterBreak="0">
     <w:nsid w:val="510B628E"/>
     <w:multiLevelType w:val="hybridMultilevel"/>
     <w:tmpl w:val="59EAFAD4"/>
@@ -6396,7 +11429,7 @@
       </w:rPr>
     </w:lvl>
   </w:abstractNum>
-  <w:abstractNum w:abstractNumId="4" w15:restartNumberingAfterBreak="0">
+  <w:abstractNum w:abstractNumId="6" w15:restartNumberingAfterBreak="0">
     <w:nsid w:val="78C273A1"/>
     <w:multiLevelType w:val="hybridMultilevel"/>
     <w:tmpl w:val="D5DCD97A"/>
@@ -6486,10 +11519,10 @@
     </w:lvl>
   </w:abstractNum>
   <w:num w:numId="1" w16cid:durableId="5013238">
-    <w:abstractNumId w:val="2"/>
+    <w:abstractNumId w:val="4"/>
   </w:num>
   <w:num w:numId="2" w16cid:durableId="140082004">
-    <w:abstractNumId w:val="4"/>
+    <w:abstractNumId w:val="6"/>
   </w:num>
   <w:num w:numId="3" w16cid:durableId="1010642514">
     <w:abstractNumId w:val="1"/>
@@ -6498,7 +11531,13 @@
     <w:abstractNumId w:val="0"/>
   </w:num>
   <w:num w:numId="5" w16cid:durableId="2037458237">
+    <w:abstractNumId w:val="5"/>
+  </w:num>
+  <w:num w:numId="6" w16cid:durableId="1787193758">
     <w:abstractNumId w:val="3"/>
+  </w:num>
+  <w:num w:numId="7" w16cid:durableId="1021127591">
+    <w:abstractNumId w:val="2"/>
   </w:num>
 </w:numbering>
 </file>
@@ -7626,6 +12665,25 @@
     <w:unhideWhenUsed/>
     <w:rsid w:val="00077971"/>
   </w:style>
+  <w:style w:type="paragraph" w:styleId="Caption">
+    <w:name w:val="caption"/>
+    <w:basedOn w:val="Normal"/>
+    <w:next w:val="Normal"/>
+    <w:uiPriority w:val="35"/>
+    <w:unhideWhenUsed/>
+    <w:qFormat/>
+    <w:rsid w:val="009D1EA9"/>
+    <w:pPr>
+      <w:spacing w:after="200" w:line="240" w:lineRule="auto"/>
+    </w:pPr>
+    <w:rPr>
+      <w:i/>
+      <w:iCs/>
+      <w:color w:val="0E2841" w:themeColor="text2"/>
+      <w:sz w:val="18"/>
+      <w:szCs w:val="18"/>
+    </w:rPr>
+  </w:style>
 </w:styles>
 </file>
 

--- a/SaveBites report1.docx
+++ b/SaveBites report1.docx
@@ -1575,6 +1575,7 @@
                                 <w:docPartUnique/>
                               </w:docPartObj>
                             </w:sdtPr>
+                            <w:sdtEndPr/>
                             <w:sdtContent>
                               <w:sdt>
                                 <w:sdtPr>
@@ -1587,6 +1588,7 @@
                                     <w:docPartUnique/>
                                   </w:docPartObj>
                                 </w:sdtPr>
+                                <w:sdtEndPr/>
                                 <w:sdtContent>
                                   <w:p>
                                     <w:pPr>
@@ -1678,6 +1680,7 @@
                           <w:docPartUnique/>
                         </w:docPartObj>
                       </w:sdtPr>
+                      <w:sdtEndPr/>
                       <w:sdtContent>
                         <w:sdt>
                           <w:sdtPr>
@@ -1690,6 +1693,7 @@
                               <w:docPartUnique/>
                             </w:docPartObj>
                           </w:sdtPr>
+                          <w:sdtEndPr/>
                           <w:sdtContent>
                             <w:p>
                               <w:pPr>
@@ -7789,27 +7793,14 @@
       <w:r>
         <w:t xml:space="preserve">Figure </w:t>
       </w:r>
-      <w:r>
-        <w:fldChar w:fldCharType="begin"/>
-      </w:r>
-      <w:r>
-        <w:instrText xml:space="preserve"> SEQ Figure \* ARABIC </w:instrText>
-      </w:r>
-      <w:r>
-        <w:fldChar w:fldCharType="separate"/>
-      </w:r>
-      <w:r>
-        <w:rPr>
-          <w:noProof/>
-        </w:rPr>
-        <w:t>1</w:t>
-      </w:r>
-      <w:r>
-        <w:rPr>
-          <w:noProof/>
-        </w:rPr>
-        <w:fldChar w:fldCharType="end"/>
-      </w:r>
+      <w:fldSimple w:instr=" SEQ Figure \* ARABIC ">
+        <w:r>
+          <w:rPr>
+            <w:noProof/>
+          </w:rPr>
+          <w:t>1</w:t>
+        </w:r>
+      </w:fldSimple>
       <w:r>
         <w:t xml:space="preserve">: </w:t>
       </w:r>
@@ -10136,27 +10127,14 @@
       <w:r>
         <w:t xml:space="preserve">Figure </w:t>
       </w:r>
-      <w:r>
-        <w:fldChar w:fldCharType="begin"/>
-      </w:r>
-      <w:r>
-        <w:instrText xml:space="preserve"> SEQ Figure \* ARABIC </w:instrText>
-      </w:r>
-      <w:r>
-        <w:fldChar w:fldCharType="separate"/>
-      </w:r>
-      <w:r>
-        <w:rPr>
-          <w:noProof/>
-        </w:rPr>
-        <w:t>2</w:t>
-      </w:r>
-      <w:r>
-        <w:rPr>
-          <w:noProof/>
-        </w:rPr>
-        <w:fldChar w:fldCharType="end"/>
-      </w:r>
+      <w:fldSimple w:instr=" SEQ Figure \* ARABIC ">
+        <w:r>
+          <w:rPr>
+            <w:noProof/>
+          </w:rPr>
+          <w:t>2</w:t>
+        </w:r>
+      </w:fldSimple>
       <w:r>
         <w:t>: Gantt chart 1</w:t>
       </w:r>
@@ -10237,27 +10215,14 @@
       <w:r>
         <w:t xml:space="preserve">Figure </w:t>
       </w:r>
-      <w:r>
-        <w:fldChar w:fldCharType="begin"/>
-      </w:r>
-      <w:r>
-        <w:instrText xml:space="preserve"> SEQ Figure \* ARABIC </w:instrText>
-      </w:r>
-      <w:r>
-        <w:fldChar w:fldCharType="separate"/>
-      </w:r>
-      <w:r>
-        <w:rPr>
-          <w:noProof/>
-        </w:rPr>
-        <w:t>3</w:t>
-      </w:r>
-      <w:r>
-        <w:rPr>
-          <w:noProof/>
-        </w:rPr>
-        <w:fldChar w:fldCharType="end"/>
-      </w:r>
+      <w:fldSimple w:instr=" SEQ Figure \* ARABIC ">
+        <w:r>
+          <w:rPr>
+            <w:noProof/>
+          </w:rPr>
+          <w:t>3</w:t>
+        </w:r>
+      </w:fldSimple>
       <w:r>
         <w:t>: Gannt Chart 2</w:t>
       </w:r>
@@ -10338,27 +10303,14 @@
       <w:r>
         <w:t xml:space="preserve">Figure </w:t>
       </w:r>
-      <w:r>
-        <w:fldChar w:fldCharType="begin"/>
-      </w:r>
-      <w:r>
-        <w:instrText xml:space="preserve"> SEQ Figure \* ARABIC </w:instrText>
-      </w:r>
-      <w:r>
-        <w:fldChar w:fldCharType="separate"/>
-      </w:r>
-      <w:r>
-        <w:rPr>
-          <w:noProof/>
-        </w:rPr>
-        <w:t>4</w:t>
-      </w:r>
-      <w:r>
-        <w:rPr>
-          <w:noProof/>
-        </w:rPr>
-        <w:fldChar w:fldCharType="end"/>
-      </w:r>
+      <w:fldSimple w:instr=" SEQ Figure \* ARABIC ">
+        <w:r>
+          <w:rPr>
+            <w:noProof/>
+          </w:rPr>
+          <w:t>4</w:t>
+        </w:r>
+      </w:fldSimple>
       <w:r>
         <w:t xml:space="preserve">: </w:t>
       </w:r>
@@ -10444,27 +10396,14 @@
       <w:r>
         <w:t xml:space="preserve">Figure </w:t>
       </w:r>
-      <w:r>
-        <w:fldChar w:fldCharType="begin"/>
-      </w:r>
-      <w:r>
-        <w:instrText xml:space="preserve"> SEQ Figure \* ARABIC </w:instrText>
-      </w:r>
-      <w:r>
-        <w:fldChar w:fldCharType="separate"/>
-      </w:r>
-      <w:r>
-        <w:rPr>
-          <w:noProof/>
-        </w:rPr>
-        <w:t>5</w:t>
-      </w:r>
-      <w:r>
-        <w:rPr>
-          <w:noProof/>
-        </w:rPr>
-        <w:fldChar w:fldCharType="end"/>
-      </w:r>
+      <w:fldSimple w:instr=" SEQ Figure \* ARABIC ">
+        <w:r>
+          <w:rPr>
+            <w:noProof/>
+          </w:rPr>
+          <w:t>5</w:t>
+        </w:r>
+      </w:fldSimple>
       <w:r>
         <w:t>: Gannt chart 4</w:t>
       </w:r>
@@ -10542,31 +10481,3389 @@
       <w:r>
         <w:t xml:space="preserve">Figure </w:t>
       </w:r>
-      <w:r>
-        <w:fldChar w:fldCharType="begin"/>
-      </w:r>
-      <w:r>
-        <w:instrText xml:space="preserve"> SEQ Figure \* ARABIC </w:instrText>
-      </w:r>
-      <w:r>
-        <w:fldChar w:fldCharType="separate"/>
-      </w:r>
-      <w:r>
-        <w:rPr>
-          <w:noProof/>
-        </w:rPr>
-        <w:t>6</w:t>
-      </w:r>
-      <w:r>
-        <w:rPr>
-          <w:noProof/>
-        </w:rPr>
-        <w:fldChar w:fldCharType="end"/>
-      </w:r>
+      <w:fldSimple w:instr=" SEQ Figure \* ARABIC ">
+        <w:r>
+          <w:rPr>
+            <w:noProof/>
+          </w:rPr>
+          <w:t>6</w:t>
+        </w:r>
+      </w:fldSimple>
       <w:r>
         <w:t>: Gannt chart 5</w:t>
       </w:r>
       <w:bookmarkEnd w:id="17"/>
+    </w:p>
+    <w:p>
+      <w:pPr>
+        <w:pStyle w:val="Heading1"/>
+        <w:spacing w:line="360" w:lineRule="auto"/>
+        <w:jc w:val="both"/>
+        <w:rPr>
+          <w:rFonts w:ascii="Times New Roman" w:hAnsi="Times New Roman" w:cs="Times New Roman"/>
+          <w:sz w:val="28"/>
+          <w:szCs w:val="28"/>
+          <w:lang w:eastAsia="en-AU"/>
+        </w:rPr>
+      </w:pPr>
+      <w:bookmarkStart w:id="18" w:name="_Toc232144672"/>
+      <w:r>
+        <w:rPr>
+          <w:rFonts w:ascii="Times New Roman" w:hAnsi="Times New Roman" w:cs="Times New Roman"/>
+          <w:sz w:val="28"/>
+          <w:szCs w:val="28"/>
+          <w:lang w:eastAsia="en-AU"/>
+        </w:rPr>
+        <w:t>6. Technical Description of the Proposed System</w:t>
+      </w:r>
+      <w:bookmarkEnd w:id="18"/>
+    </w:p>
+    <w:p>
+      <w:pPr>
+        <w:spacing w:line="360" w:lineRule="auto"/>
+        <w:jc w:val="both"/>
+        <w:rPr>
+          <w:bCs/>
+          <w:szCs w:val="20"/>
+          <w:lang w:eastAsia="en-AU"/>
+        </w:rPr>
+      </w:pPr>
+      <w:r>
+        <w:rPr>
+          <w:bCs/>
+          <w:szCs w:val="20"/>
+          <w:lang w:eastAsia="en-AU"/>
+        </w:rPr>
+        <w:t xml:space="preserve">Technical description: Technologies, development tools, programming languages, frameworks, testing environments and hardware resources that will be used during the development process of </w:t>
+      </w:r>
+      <w:proofErr w:type="spellStart"/>
+      <w:r>
+        <w:rPr>
+          <w:bCs/>
+          <w:szCs w:val="20"/>
+          <w:lang w:eastAsia="en-AU"/>
+        </w:rPr>
+        <w:t>SaveBite</w:t>
+      </w:r>
+      <w:proofErr w:type="spellEnd"/>
+      <w:r>
+        <w:rPr>
+          <w:bCs/>
+          <w:szCs w:val="20"/>
+          <w:lang w:eastAsia="en-AU"/>
+        </w:rPr>
+        <w:t>, including the design, implementation, testing, deployment and documentation. Technology stack is a crucial component to achieve reliability, scalability, maintainability and successful project delivery. From a software project coordination perspective, it is better to minimize the risks of integration and coordinate software development projects if the technical architecture and development environment for a software are determined early in its life cycle (Sommerville 2016). This section was prepared by Ganesh Wagle, in charge of technical architecture and development environment planning for the project.</w:t>
+      </w:r>
+    </w:p>
+    <w:p>
+      <w:pPr>
+        <w:spacing w:line="360" w:lineRule="auto"/>
+        <w:jc w:val="both"/>
+        <w:rPr>
+          <w:bCs/>
+          <w:szCs w:val="20"/>
+          <w:lang w:eastAsia="en-AU"/>
+        </w:rPr>
+      </w:pPr>
+    </w:p>
+    <w:p>
+      <w:pPr>
+        <w:spacing w:line="360" w:lineRule="auto"/>
+        <w:jc w:val="both"/>
+        <w:rPr>
+          <w:bCs/>
+          <w:szCs w:val="20"/>
+          <w:lang w:eastAsia="en-AU"/>
+        </w:rPr>
+      </w:pPr>
+    </w:p>
+    <w:p>
+      <w:pPr>
+        <w:pStyle w:val="Heading2"/>
+        <w:spacing w:line="360" w:lineRule="auto"/>
+        <w:jc w:val="both"/>
+        <w:rPr>
+          <w:rFonts w:ascii="Times New Roman" w:hAnsi="Times New Roman" w:cs="Times New Roman"/>
+          <w:lang w:eastAsia="en-AU"/>
+        </w:rPr>
+      </w:pPr>
+      <w:bookmarkStart w:id="19" w:name="_Toc232144673"/>
+      <w:r>
+        <w:rPr>
+          <w:rFonts w:ascii="Times New Roman" w:hAnsi="Times New Roman" w:cs="Times New Roman"/>
+          <w:lang w:eastAsia="en-AU"/>
+        </w:rPr>
+        <w:t>6.1 Development Platform</w:t>
+      </w:r>
+      <w:bookmarkEnd w:id="19"/>
+    </w:p>
+    <w:tbl>
+      <w:tblPr>
+        <w:tblStyle w:val="TableGrid"/>
+        <w:tblW w:w="0" w:type="auto"/>
+        <w:tblLook w:val="04A0" w:firstRow="1" w:lastRow="0" w:firstColumn="1" w:lastColumn="0" w:noHBand="0" w:noVBand="1"/>
+      </w:tblPr>
+      <w:tblGrid>
+        <w:gridCol w:w="1912"/>
+        <w:gridCol w:w="1903"/>
+        <w:gridCol w:w="1992"/>
+        <w:gridCol w:w="3543"/>
+      </w:tblGrid>
+      <w:tr>
+        <w:trPr>
+          <w:trHeight w:val="312"/>
+        </w:trPr>
+        <w:tc>
+          <w:tcPr>
+            <w:tcW w:w="2120" w:type="dxa"/>
+            <w:hideMark/>
+          </w:tcPr>
+          <w:p>
+            <w:pPr>
+              <w:spacing w:line="360" w:lineRule="auto"/>
+              <w:jc w:val="both"/>
+              <w:rPr>
+                <w:b/>
+                <w:bCs/>
+                <w:lang w:eastAsia="en-AU"/>
+              </w:rPr>
+            </w:pPr>
+            <w:r>
+              <w:rPr>
+                <w:b/>
+                <w:bCs/>
+                <w:lang w:eastAsia="en-AU"/>
+              </w:rPr>
+              <w:t>Criteria</w:t>
+            </w:r>
+          </w:p>
+        </w:tc>
+        <w:tc>
+          <w:tcPr>
+            <w:tcW w:w="2360" w:type="dxa"/>
+            <w:hideMark/>
+          </w:tcPr>
+          <w:p>
+            <w:pPr>
+              <w:spacing w:line="360" w:lineRule="auto"/>
+              <w:jc w:val="both"/>
+              <w:rPr>
+                <w:b/>
+                <w:bCs/>
+                <w:lang w:eastAsia="en-AU"/>
+              </w:rPr>
+            </w:pPr>
+            <w:r>
+              <w:rPr>
+                <w:b/>
+                <w:bCs/>
+                <w:lang w:eastAsia="en-AU"/>
+              </w:rPr>
+              <w:t>Tools / Hardware</w:t>
+            </w:r>
+          </w:p>
+        </w:tc>
+        <w:tc>
+          <w:tcPr>
+            <w:tcW w:w="2920" w:type="dxa"/>
+            <w:hideMark/>
+          </w:tcPr>
+          <w:p>
+            <w:pPr>
+              <w:spacing w:line="360" w:lineRule="auto"/>
+              <w:jc w:val="both"/>
+              <w:rPr>
+                <w:b/>
+                <w:bCs/>
+                <w:lang w:eastAsia="en-AU"/>
+              </w:rPr>
+            </w:pPr>
+            <w:r>
+              <w:rPr>
+                <w:b/>
+                <w:bCs/>
+                <w:lang w:eastAsia="en-AU"/>
+              </w:rPr>
+              <w:t>Version</w:t>
+            </w:r>
+          </w:p>
+        </w:tc>
+        <w:tc>
+          <w:tcPr>
+            <w:tcW w:w="5240" w:type="dxa"/>
+            <w:hideMark/>
+          </w:tcPr>
+          <w:p>
+            <w:pPr>
+              <w:spacing w:line="360" w:lineRule="auto"/>
+              <w:jc w:val="both"/>
+              <w:rPr>
+                <w:b/>
+                <w:bCs/>
+                <w:lang w:eastAsia="en-AU"/>
+              </w:rPr>
+            </w:pPr>
+            <w:r>
+              <w:rPr>
+                <w:b/>
+                <w:bCs/>
+                <w:lang w:eastAsia="en-AU"/>
+              </w:rPr>
+              <w:t>Description</w:t>
+            </w:r>
+          </w:p>
+        </w:tc>
+      </w:tr>
+      <w:tr>
+        <w:trPr>
+          <w:trHeight w:val="936"/>
+        </w:trPr>
+        <w:tc>
+          <w:tcPr>
+            <w:tcW w:w="2120" w:type="dxa"/>
+            <w:hideMark/>
+          </w:tcPr>
+          <w:p>
+            <w:pPr>
+              <w:spacing w:line="360" w:lineRule="auto"/>
+              <w:jc w:val="both"/>
+              <w:rPr>
+                <w:bCs/>
+                <w:lang w:eastAsia="en-AU"/>
+              </w:rPr>
+            </w:pPr>
+            <w:r>
+              <w:rPr>
+                <w:bCs/>
+                <w:lang w:eastAsia="en-AU"/>
+              </w:rPr>
+              <w:t>Documentation</w:t>
+            </w:r>
+          </w:p>
+        </w:tc>
+        <w:tc>
+          <w:tcPr>
+            <w:tcW w:w="2360" w:type="dxa"/>
+            <w:hideMark/>
+          </w:tcPr>
+          <w:p>
+            <w:pPr>
+              <w:spacing w:line="360" w:lineRule="auto"/>
+              <w:jc w:val="both"/>
+              <w:rPr>
+                <w:bCs/>
+                <w:lang w:eastAsia="en-AU"/>
+              </w:rPr>
+            </w:pPr>
+            <w:r>
+              <w:rPr>
+                <w:bCs/>
+                <w:lang w:eastAsia="en-AU"/>
+              </w:rPr>
+              <w:t>Microsoft Word</w:t>
+            </w:r>
+          </w:p>
+        </w:tc>
+        <w:tc>
+          <w:tcPr>
+            <w:tcW w:w="2920" w:type="dxa"/>
+            <w:hideMark/>
+          </w:tcPr>
+          <w:p>
+            <w:pPr>
+              <w:spacing w:line="360" w:lineRule="auto"/>
+              <w:jc w:val="both"/>
+              <w:rPr>
+                <w:bCs/>
+                <w:lang w:eastAsia="en-AU"/>
+              </w:rPr>
+            </w:pPr>
+            <w:r>
+              <w:rPr>
+                <w:bCs/>
+                <w:lang w:eastAsia="en-AU"/>
+              </w:rPr>
+              <w:t>Office 365</w:t>
+            </w:r>
+          </w:p>
+        </w:tc>
+        <w:tc>
+          <w:tcPr>
+            <w:tcW w:w="5240" w:type="dxa"/>
+            <w:hideMark/>
+          </w:tcPr>
+          <w:p>
+            <w:pPr>
+              <w:spacing w:line="360" w:lineRule="auto"/>
+              <w:jc w:val="both"/>
+              <w:rPr>
+                <w:bCs/>
+                <w:lang w:eastAsia="en-AU"/>
+              </w:rPr>
+            </w:pPr>
+            <w:r>
+              <w:rPr>
+                <w:bCs/>
+                <w:lang w:eastAsia="en-AU"/>
+              </w:rPr>
+              <w:t>Preparing project proposals, requirements specifications, design documents, testing reports, user manuals, and final project documentation would all be great examples of how a person might use these skills</w:t>
+            </w:r>
+          </w:p>
+        </w:tc>
+      </w:tr>
+      <w:tr>
+        <w:trPr>
+          <w:trHeight w:val="936"/>
+        </w:trPr>
+        <w:tc>
+          <w:tcPr>
+            <w:tcW w:w="2120" w:type="dxa"/>
+            <w:hideMark/>
+          </w:tcPr>
+          <w:p>
+            <w:pPr>
+              <w:spacing w:line="360" w:lineRule="auto"/>
+              <w:jc w:val="both"/>
+              <w:rPr>
+                <w:bCs/>
+                <w:lang w:eastAsia="en-AU"/>
+              </w:rPr>
+            </w:pPr>
+            <w:r>
+              <w:rPr>
+                <w:bCs/>
+                <w:lang w:eastAsia="en-AU"/>
+              </w:rPr>
+              <w:t>Requirements Engineering</w:t>
+            </w:r>
+          </w:p>
+        </w:tc>
+        <w:tc>
+          <w:tcPr>
+            <w:tcW w:w="2360" w:type="dxa"/>
+            <w:hideMark/>
+          </w:tcPr>
+          <w:p>
+            <w:pPr>
+              <w:spacing w:line="360" w:lineRule="auto"/>
+              <w:jc w:val="both"/>
+              <w:rPr>
+                <w:bCs/>
+                <w:lang w:eastAsia="en-AU"/>
+              </w:rPr>
+            </w:pPr>
+            <w:r>
+              <w:rPr>
+                <w:bCs/>
+                <w:lang w:eastAsia="en-AU"/>
+              </w:rPr>
+              <w:t>Google Docs / Microsoft Word</w:t>
+            </w:r>
+          </w:p>
+        </w:tc>
+        <w:tc>
+          <w:tcPr>
+            <w:tcW w:w="2920" w:type="dxa"/>
+            <w:hideMark/>
+          </w:tcPr>
+          <w:p>
+            <w:pPr>
+              <w:spacing w:line="360" w:lineRule="auto"/>
+              <w:jc w:val="both"/>
+              <w:rPr>
+                <w:bCs/>
+                <w:lang w:eastAsia="en-AU"/>
+              </w:rPr>
+            </w:pPr>
+            <w:r>
+              <w:rPr>
+                <w:bCs/>
+                <w:lang w:eastAsia="en-AU"/>
+              </w:rPr>
+              <w:t>Latest</w:t>
+            </w:r>
+          </w:p>
+        </w:tc>
+        <w:tc>
+          <w:tcPr>
+            <w:tcW w:w="5240" w:type="dxa"/>
+            <w:hideMark/>
+          </w:tcPr>
+          <w:p>
+            <w:pPr>
+              <w:spacing w:line="360" w:lineRule="auto"/>
+              <w:jc w:val="both"/>
+              <w:rPr>
+                <w:bCs/>
+                <w:lang w:eastAsia="en-AU"/>
+              </w:rPr>
+            </w:pPr>
+            <w:r>
+              <w:rPr>
+                <w:bCs/>
+                <w:lang w:eastAsia="en-AU"/>
+              </w:rPr>
+              <w:t xml:space="preserve">One of the tools is designed for </w:t>
+            </w:r>
+            <w:proofErr w:type="gramStart"/>
+            <w:r>
+              <w:rPr>
+                <w:bCs/>
+                <w:lang w:eastAsia="en-AU"/>
+              </w:rPr>
+              <w:t>the collaborative</w:t>
+            </w:r>
+            <w:proofErr w:type="gramEnd"/>
+            <w:r>
+              <w:rPr>
+                <w:bCs/>
+                <w:lang w:eastAsia="en-AU"/>
+              </w:rPr>
+              <w:t xml:space="preserve"> gathering analysis documentation, and maintenance of both functional and non-functional requirements.</w:t>
+            </w:r>
+          </w:p>
+        </w:tc>
+      </w:tr>
+      <w:tr>
+        <w:trPr>
+          <w:trHeight w:val="936"/>
+        </w:trPr>
+        <w:tc>
+          <w:tcPr>
+            <w:tcW w:w="2120" w:type="dxa"/>
+            <w:hideMark/>
+          </w:tcPr>
+          <w:p>
+            <w:pPr>
+              <w:spacing w:line="360" w:lineRule="auto"/>
+              <w:jc w:val="both"/>
+              <w:rPr>
+                <w:bCs/>
+                <w:lang w:eastAsia="en-AU"/>
+              </w:rPr>
+            </w:pPr>
+            <w:r>
+              <w:rPr>
+                <w:bCs/>
+                <w:lang w:eastAsia="en-AU"/>
+              </w:rPr>
+              <w:t>System Modelling (UML)</w:t>
+            </w:r>
+          </w:p>
+        </w:tc>
+        <w:tc>
+          <w:tcPr>
+            <w:tcW w:w="2360" w:type="dxa"/>
+            <w:hideMark/>
+          </w:tcPr>
+          <w:p>
+            <w:pPr>
+              <w:spacing w:line="360" w:lineRule="auto"/>
+              <w:jc w:val="both"/>
+              <w:rPr>
+                <w:bCs/>
+                <w:lang w:eastAsia="en-AU"/>
+              </w:rPr>
+            </w:pPr>
+            <w:r>
+              <w:rPr>
+                <w:bCs/>
+                <w:lang w:eastAsia="en-AU"/>
+              </w:rPr>
+              <w:t xml:space="preserve">draw.io / </w:t>
+            </w:r>
+            <w:proofErr w:type="spellStart"/>
+            <w:r>
+              <w:rPr>
+                <w:bCs/>
+                <w:lang w:eastAsia="en-AU"/>
+              </w:rPr>
+              <w:t>Lucidchart</w:t>
+            </w:r>
+            <w:proofErr w:type="spellEnd"/>
+          </w:p>
+        </w:tc>
+        <w:tc>
+          <w:tcPr>
+            <w:tcW w:w="2920" w:type="dxa"/>
+            <w:hideMark/>
+          </w:tcPr>
+          <w:p>
+            <w:pPr>
+              <w:spacing w:line="360" w:lineRule="auto"/>
+              <w:jc w:val="both"/>
+              <w:rPr>
+                <w:bCs/>
+                <w:lang w:eastAsia="en-AU"/>
+              </w:rPr>
+            </w:pPr>
+            <w:r>
+              <w:rPr>
+                <w:bCs/>
+                <w:lang w:eastAsia="en-AU"/>
+              </w:rPr>
+              <w:t>Latest (Online)</w:t>
+            </w:r>
+          </w:p>
+        </w:tc>
+        <w:tc>
+          <w:tcPr>
+            <w:tcW w:w="5240" w:type="dxa"/>
+            <w:hideMark/>
+          </w:tcPr>
+          <w:p>
+            <w:pPr>
+              <w:spacing w:line="360" w:lineRule="auto"/>
+              <w:jc w:val="both"/>
+              <w:rPr>
+                <w:bCs/>
+                <w:lang w:eastAsia="en-AU"/>
+              </w:rPr>
+            </w:pPr>
+            <w:r>
+              <w:rPr>
+                <w:bCs/>
+                <w:lang w:eastAsia="en-AU"/>
+              </w:rPr>
+              <w:t>Used for designing use case diagrams, deployment diagrams, ER diagrams, system architecture diagrams, and site maps.</w:t>
+            </w:r>
+          </w:p>
+        </w:tc>
+      </w:tr>
+      <w:tr>
+        <w:trPr>
+          <w:trHeight w:val="936"/>
+        </w:trPr>
+        <w:tc>
+          <w:tcPr>
+            <w:tcW w:w="2120" w:type="dxa"/>
+            <w:hideMark/>
+          </w:tcPr>
+          <w:p>
+            <w:pPr>
+              <w:spacing w:line="360" w:lineRule="auto"/>
+              <w:jc w:val="both"/>
+              <w:rPr>
+                <w:bCs/>
+                <w:lang w:eastAsia="en-AU"/>
+              </w:rPr>
+            </w:pPr>
+            <w:r>
+              <w:rPr>
+                <w:bCs/>
+                <w:lang w:eastAsia="en-AU"/>
+              </w:rPr>
+              <w:t>UI/UX Design</w:t>
+            </w:r>
+          </w:p>
+        </w:tc>
+        <w:tc>
+          <w:tcPr>
+            <w:tcW w:w="2360" w:type="dxa"/>
+            <w:hideMark/>
+          </w:tcPr>
+          <w:p>
+            <w:pPr>
+              <w:spacing w:line="360" w:lineRule="auto"/>
+              <w:jc w:val="both"/>
+              <w:rPr>
+                <w:bCs/>
+                <w:lang w:eastAsia="en-AU"/>
+              </w:rPr>
+            </w:pPr>
+            <w:r>
+              <w:rPr>
+                <w:bCs/>
+                <w:lang w:eastAsia="en-AU"/>
+              </w:rPr>
+              <w:t>Figma</w:t>
+            </w:r>
+          </w:p>
+        </w:tc>
+        <w:tc>
+          <w:tcPr>
+            <w:tcW w:w="2920" w:type="dxa"/>
+            <w:hideMark/>
+          </w:tcPr>
+          <w:p>
+            <w:pPr>
+              <w:spacing w:line="360" w:lineRule="auto"/>
+              <w:jc w:val="both"/>
+              <w:rPr>
+                <w:bCs/>
+                <w:lang w:eastAsia="en-AU"/>
+              </w:rPr>
+            </w:pPr>
+            <w:r>
+              <w:rPr>
+                <w:bCs/>
+                <w:lang w:eastAsia="en-AU"/>
+              </w:rPr>
+              <w:t>Latest (Web)</w:t>
+            </w:r>
+          </w:p>
+        </w:tc>
+        <w:tc>
+          <w:tcPr>
+            <w:tcW w:w="5240" w:type="dxa"/>
+            <w:hideMark/>
+          </w:tcPr>
+          <w:p>
+            <w:pPr>
+              <w:spacing w:line="360" w:lineRule="auto"/>
+              <w:jc w:val="both"/>
+              <w:rPr>
+                <w:bCs/>
+                <w:lang w:eastAsia="en-AU"/>
+              </w:rPr>
+            </w:pPr>
+            <w:r>
+              <w:rPr>
+                <w:bCs/>
+                <w:lang w:eastAsia="en-AU"/>
+              </w:rPr>
+              <w:t xml:space="preserve">Used to design wireframes, user interface mock-ups, interactive prototypes, and responsive layouts for </w:t>
+            </w:r>
+            <w:proofErr w:type="spellStart"/>
+            <w:r>
+              <w:rPr>
+                <w:bCs/>
+                <w:lang w:eastAsia="en-AU"/>
+              </w:rPr>
+              <w:t>SaveBite</w:t>
+            </w:r>
+            <w:proofErr w:type="spellEnd"/>
+            <w:r>
+              <w:rPr>
+                <w:bCs/>
+                <w:lang w:eastAsia="en-AU"/>
+              </w:rPr>
+              <w:t>.</w:t>
+            </w:r>
+          </w:p>
+        </w:tc>
+      </w:tr>
+      <w:tr>
+        <w:trPr>
+          <w:trHeight w:val="936"/>
+        </w:trPr>
+        <w:tc>
+          <w:tcPr>
+            <w:tcW w:w="2120" w:type="dxa"/>
+            <w:hideMark/>
+          </w:tcPr>
+          <w:p>
+            <w:pPr>
+              <w:spacing w:line="360" w:lineRule="auto"/>
+              <w:jc w:val="both"/>
+              <w:rPr>
+                <w:bCs/>
+                <w:lang w:eastAsia="en-AU"/>
+              </w:rPr>
+            </w:pPr>
+            <w:r>
+              <w:rPr>
+                <w:bCs/>
+                <w:lang w:eastAsia="en-AU"/>
+              </w:rPr>
+              <w:t>Project Management</w:t>
+            </w:r>
+          </w:p>
+        </w:tc>
+        <w:tc>
+          <w:tcPr>
+            <w:tcW w:w="2360" w:type="dxa"/>
+            <w:hideMark/>
+          </w:tcPr>
+          <w:p>
+            <w:pPr>
+              <w:spacing w:line="360" w:lineRule="auto"/>
+              <w:jc w:val="both"/>
+              <w:rPr>
+                <w:bCs/>
+                <w:lang w:eastAsia="en-AU"/>
+              </w:rPr>
+            </w:pPr>
+            <w:proofErr w:type="spellStart"/>
+            <w:r>
+              <w:rPr>
+                <w:bCs/>
+                <w:lang w:eastAsia="en-AU"/>
+              </w:rPr>
+              <w:t>GanttProject</w:t>
+            </w:r>
+            <w:proofErr w:type="spellEnd"/>
+          </w:p>
+        </w:tc>
+        <w:tc>
+          <w:tcPr>
+            <w:tcW w:w="2920" w:type="dxa"/>
+            <w:hideMark/>
+          </w:tcPr>
+          <w:p>
+            <w:pPr>
+              <w:spacing w:line="360" w:lineRule="auto"/>
+              <w:jc w:val="both"/>
+              <w:rPr>
+                <w:bCs/>
+                <w:lang w:eastAsia="en-AU"/>
+              </w:rPr>
+            </w:pPr>
+            <w:r>
+              <w:rPr>
+                <w:bCs/>
+                <w:lang w:eastAsia="en-AU"/>
+              </w:rPr>
+              <w:t>3.x</w:t>
+            </w:r>
+          </w:p>
+        </w:tc>
+        <w:tc>
+          <w:tcPr>
+            <w:tcW w:w="5240" w:type="dxa"/>
+            <w:hideMark/>
+          </w:tcPr>
+          <w:p>
+            <w:pPr>
+              <w:spacing w:line="360" w:lineRule="auto"/>
+              <w:jc w:val="both"/>
+              <w:rPr>
+                <w:bCs/>
+                <w:lang w:eastAsia="en-AU"/>
+              </w:rPr>
+            </w:pPr>
+            <w:r>
+              <w:rPr>
+                <w:bCs/>
+                <w:lang w:eastAsia="en-AU"/>
+              </w:rPr>
+              <w:t>Used for Work Breakdown Structure (WBS), project scheduling, milestone tracking, resource allocation, and Gantt chart generation.</w:t>
+            </w:r>
+          </w:p>
+        </w:tc>
+      </w:tr>
+      <w:tr>
+        <w:trPr>
+          <w:trHeight w:val="936"/>
+        </w:trPr>
+        <w:tc>
+          <w:tcPr>
+            <w:tcW w:w="2120" w:type="dxa"/>
+            <w:hideMark/>
+          </w:tcPr>
+          <w:p>
+            <w:pPr>
+              <w:spacing w:line="360" w:lineRule="auto"/>
+              <w:jc w:val="both"/>
+              <w:rPr>
+                <w:bCs/>
+                <w:lang w:eastAsia="en-AU"/>
+              </w:rPr>
+            </w:pPr>
+            <w:r>
+              <w:rPr>
+                <w:bCs/>
+                <w:lang w:eastAsia="en-AU"/>
+              </w:rPr>
+              <w:t>Collaboration &amp; Version Control</w:t>
+            </w:r>
+          </w:p>
+        </w:tc>
+        <w:tc>
+          <w:tcPr>
+            <w:tcW w:w="2360" w:type="dxa"/>
+            <w:hideMark/>
+          </w:tcPr>
+          <w:p>
+            <w:pPr>
+              <w:spacing w:line="360" w:lineRule="auto"/>
+              <w:jc w:val="both"/>
+              <w:rPr>
+                <w:bCs/>
+                <w:lang w:eastAsia="en-AU"/>
+              </w:rPr>
+            </w:pPr>
+            <w:r>
+              <w:rPr>
+                <w:bCs/>
+                <w:lang w:eastAsia="en-AU"/>
+              </w:rPr>
+              <w:t>GitHub</w:t>
+            </w:r>
+          </w:p>
+        </w:tc>
+        <w:tc>
+          <w:tcPr>
+            <w:tcW w:w="2920" w:type="dxa"/>
+            <w:hideMark/>
+          </w:tcPr>
+          <w:p>
+            <w:pPr>
+              <w:spacing w:line="360" w:lineRule="auto"/>
+              <w:jc w:val="both"/>
+              <w:rPr>
+                <w:bCs/>
+                <w:lang w:eastAsia="en-AU"/>
+              </w:rPr>
+            </w:pPr>
+            <w:r>
+              <w:rPr>
+                <w:bCs/>
+                <w:lang w:eastAsia="en-AU"/>
+              </w:rPr>
+              <w:t>Latest</w:t>
+            </w:r>
+          </w:p>
+        </w:tc>
+        <w:tc>
+          <w:tcPr>
+            <w:tcW w:w="5240" w:type="dxa"/>
+            <w:hideMark/>
+          </w:tcPr>
+          <w:p>
+            <w:pPr>
+              <w:spacing w:line="360" w:lineRule="auto"/>
+              <w:jc w:val="both"/>
+              <w:rPr>
+                <w:bCs/>
+                <w:lang w:eastAsia="en-AU"/>
+              </w:rPr>
+            </w:pPr>
+            <w:r>
+              <w:rPr>
+                <w:bCs/>
+                <w:lang w:eastAsia="en-AU"/>
+              </w:rPr>
+              <w:t>Used for source code management, version control, branch management, issue tracking, pull requests, and team collaboration.</w:t>
+            </w:r>
+          </w:p>
+        </w:tc>
+      </w:tr>
+      <w:tr>
+        <w:trPr>
+          <w:trHeight w:val="936"/>
+        </w:trPr>
+        <w:tc>
+          <w:tcPr>
+            <w:tcW w:w="2120" w:type="dxa"/>
+            <w:hideMark/>
+          </w:tcPr>
+          <w:p>
+            <w:pPr>
+              <w:spacing w:line="360" w:lineRule="auto"/>
+              <w:jc w:val="both"/>
+              <w:rPr>
+                <w:bCs/>
+                <w:lang w:eastAsia="en-AU"/>
+              </w:rPr>
+            </w:pPr>
+            <w:r>
+              <w:rPr>
+                <w:bCs/>
+                <w:lang w:eastAsia="en-AU"/>
+              </w:rPr>
+              <w:t>Integrated Development Environment (IDE)</w:t>
+            </w:r>
+          </w:p>
+        </w:tc>
+        <w:tc>
+          <w:tcPr>
+            <w:tcW w:w="2360" w:type="dxa"/>
+            <w:hideMark/>
+          </w:tcPr>
+          <w:p>
+            <w:pPr>
+              <w:spacing w:line="360" w:lineRule="auto"/>
+              <w:jc w:val="both"/>
+              <w:rPr>
+                <w:bCs/>
+                <w:lang w:eastAsia="en-AU"/>
+              </w:rPr>
+            </w:pPr>
+            <w:r>
+              <w:rPr>
+                <w:bCs/>
+                <w:lang w:eastAsia="en-AU"/>
+              </w:rPr>
+              <w:t>Visual Studio Code</w:t>
+            </w:r>
+          </w:p>
+        </w:tc>
+        <w:tc>
+          <w:tcPr>
+            <w:tcW w:w="2920" w:type="dxa"/>
+            <w:hideMark/>
+          </w:tcPr>
+          <w:p>
+            <w:pPr>
+              <w:spacing w:line="360" w:lineRule="auto"/>
+              <w:jc w:val="both"/>
+              <w:rPr>
+                <w:bCs/>
+                <w:lang w:eastAsia="en-AU"/>
+              </w:rPr>
+            </w:pPr>
+            <w:r>
+              <w:rPr>
+                <w:bCs/>
+                <w:lang w:eastAsia="en-AU"/>
+              </w:rPr>
+              <w:t>Latest</w:t>
+            </w:r>
+          </w:p>
+        </w:tc>
+        <w:tc>
+          <w:tcPr>
+            <w:tcW w:w="5240" w:type="dxa"/>
+            <w:hideMark/>
+          </w:tcPr>
+          <w:p>
+            <w:pPr>
+              <w:spacing w:line="360" w:lineRule="auto"/>
+              <w:jc w:val="both"/>
+              <w:rPr>
+                <w:bCs/>
+                <w:lang w:eastAsia="en-AU"/>
+              </w:rPr>
+            </w:pPr>
+            <w:r>
+              <w:rPr>
+                <w:bCs/>
+                <w:lang w:eastAsia="en-AU"/>
+              </w:rPr>
+              <w:t>Primary development environment for frontend and backend implementation.</w:t>
+            </w:r>
+          </w:p>
+        </w:tc>
+      </w:tr>
+      <w:tr>
+        <w:trPr>
+          <w:trHeight w:val="936"/>
+        </w:trPr>
+        <w:tc>
+          <w:tcPr>
+            <w:tcW w:w="2120" w:type="dxa"/>
+            <w:hideMark/>
+          </w:tcPr>
+          <w:p>
+            <w:pPr>
+              <w:spacing w:line="360" w:lineRule="auto"/>
+              <w:jc w:val="both"/>
+              <w:rPr>
+                <w:bCs/>
+                <w:lang w:eastAsia="en-AU"/>
+              </w:rPr>
+            </w:pPr>
+            <w:r>
+              <w:rPr>
+                <w:bCs/>
+                <w:lang w:eastAsia="en-AU"/>
+              </w:rPr>
+              <w:t>Programming Languages</w:t>
+            </w:r>
+          </w:p>
+        </w:tc>
+        <w:tc>
+          <w:tcPr>
+            <w:tcW w:w="2360" w:type="dxa"/>
+            <w:hideMark/>
+          </w:tcPr>
+          <w:p>
+            <w:pPr>
+              <w:spacing w:line="360" w:lineRule="auto"/>
+              <w:jc w:val="both"/>
+              <w:rPr>
+                <w:bCs/>
+                <w:lang w:eastAsia="en-AU"/>
+              </w:rPr>
+            </w:pPr>
+            <w:r>
+              <w:rPr>
+                <w:bCs/>
+                <w:lang w:eastAsia="en-AU"/>
+              </w:rPr>
+              <w:t>JavaScript (ES2023), HTML5, CSS3</w:t>
+            </w:r>
+          </w:p>
+        </w:tc>
+        <w:tc>
+          <w:tcPr>
+            <w:tcW w:w="2920" w:type="dxa"/>
+            <w:hideMark/>
+          </w:tcPr>
+          <w:p>
+            <w:pPr>
+              <w:spacing w:line="360" w:lineRule="auto"/>
+              <w:jc w:val="both"/>
+              <w:rPr>
+                <w:bCs/>
+                <w:lang w:eastAsia="en-AU"/>
+              </w:rPr>
+            </w:pPr>
+            <w:r>
+              <w:rPr>
+                <w:bCs/>
+                <w:lang w:eastAsia="en-AU"/>
+              </w:rPr>
+              <w:t>Latest</w:t>
+            </w:r>
+          </w:p>
+        </w:tc>
+        <w:tc>
+          <w:tcPr>
+            <w:tcW w:w="5240" w:type="dxa"/>
+            <w:hideMark/>
+          </w:tcPr>
+          <w:p>
+            <w:pPr>
+              <w:spacing w:line="360" w:lineRule="auto"/>
+              <w:jc w:val="both"/>
+              <w:rPr>
+                <w:bCs/>
+                <w:lang w:eastAsia="en-AU"/>
+              </w:rPr>
+            </w:pPr>
+            <w:r>
+              <w:rPr>
+                <w:bCs/>
+                <w:lang w:eastAsia="en-AU"/>
+              </w:rPr>
+              <w:t>Core technologies used for developing web applications, including user interfaces and application logic.</w:t>
+            </w:r>
+          </w:p>
+        </w:tc>
+      </w:tr>
+      <w:tr>
+        <w:trPr>
+          <w:trHeight w:val="936"/>
+        </w:trPr>
+        <w:tc>
+          <w:tcPr>
+            <w:tcW w:w="2120" w:type="dxa"/>
+            <w:hideMark/>
+          </w:tcPr>
+          <w:p>
+            <w:pPr>
+              <w:spacing w:line="360" w:lineRule="auto"/>
+              <w:jc w:val="both"/>
+              <w:rPr>
+                <w:bCs/>
+                <w:lang w:eastAsia="en-AU"/>
+              </w:rPr>
+            </w:pPr>
+            <w:r>
+              <w:rPr>
+                <w:bCs/>
+                <w:lang w:eastAsia="en-AU"/>
+              </w:rPr>
+              <w:t>Frontend Framework</w:t>
+            </w:r>
+          </w:p>
+        </w:tc>
+        <w:tc>
+          <w:tcPr>
+            <w:tcW w:w="2360" w:type="dxa"/>
+            <w:hideMark/>
+          </w:tcPr>
+          <w:p>
+            <w:pPr>
+              <w:spacing w:line="360" w:lineRule="auto"/>
+              <w:jc w:val="both"/>
+              <w:rPr>
+                <w:bCs/>
+                <w:lang w:eastAsia="en-AU"/>
+              </w:rPr>
+            </w:pPr>
+            <w:r>
+              <w:rPr>
+                <w:bCs/>
+                <w:lang w:eastAsia="en-AU"/>
+              </w:rPr>
+              <w:t>React.js</w:t>
+            </w:r>
+          </w:p>
+        </w:tc>
+        <w:tc>
+          <w:tcPr>
+            <w:tcW w:w="2920" w:type="dxa"/>
+            <w:hideMark/>
+          </w:tcPr>
+          <w:p>
+            <w:pPr>
+              <w:spacing w:line="360" w:lineRule="auto"/>
+              <w:jc w:val="both"/>
+              <w:rPr>
+                <w:bCs/>
+                <w:lang w:eastAsia="en-AU"/>
+              </w:rPr>
+            </w:pPr>
+            <w:r>
+              <w:rPr>
+                <w:bCs/>
+                <w:lang w:eastAsia="en-AU"/>
+              </w:rPr>
+              <w:t>18.x</w:t>
+            </w:r>
+          </w:p>
+        </w:tc>
+        <w:tc>
+          <w:tcPr>
+            <w:tcW w:w="5240" w:type="dxa"/>
+            <w:hideMark/>
+          </w:tcPr>
+          <w:p>
+            <w:pPr>
+              <w:spacing w:line="360" w:lineRule="auto"/>
+              <w:jc w:val="both"/>
+              <w:rPr>
+                <w:bCs/>
+                <w:lang w:eastAsia="en-AU"/>
+              </w:rPr>
+            </w:pPr>
+            <w:r>
+              <w:rPr>
+                <w:bCs/>
+                <w:lang w:eastAsia="en-AU"/>
+              </w:rPr>
+              <w:t>Used for developing dynamic, responsive, and reusable user interface components using React Hooks and state management.</w:t>
+            </w:r>
+          </w:p>
+        </w:tc>
+      </w:tr>
+      <w:tr>
+        <w:trPr>
+          <w:trHeight w:val="936"/>
+        </w:trPr>
+        <w:tc>
+          <w:tcPr>
+            <w:tcW w:w="2120" w:type="dxa"/>
+            <w:hideMark/>
+          </w:tcPr>
+          <w:p>
+            <w:pPr>
+              <w:spacing w:line="360" w:lineRule="auto"/>
+              <w:jc w:val="both"/>
+              <w:rPr>
+                <w:bCs/>
+                <w:lang w:eastAsia="en-AU"/>
+              </w:rPr>
+            </w:pPr>
+            <w:r>
+              <w:rPr>
+                <w:bCs/>
+                <w:lang w:eastAsia="en-AU"/>
+              </w:rPr>
+              <w:t>Backend Framework</w:t>
+            </w:r>
+          </w:p>
+        </w:tc>
+        <w:tc>
+          <w:tcPr>
+            <w:tcW w:w="2360" w:type="dxa"/>
+            <w:hideMark/>
+          </w:tcPr>
+          <w:p>
+            <w:pPr>
+              <w:spacing w:line="360" w:lineRule="auto"/>
+              <w:jc w:val="both"/>
+              <w:rPr>
+                <w:bCs/>
+                <w:lang w:eastAsia="en-AU"/>
+              </w:rPr>
+            </w:pPr>
+            <w:r>
+              <w:rPr>
+                <w:bCs/>
+                <w:lang w:eastAsia="en-AU"/>
+              </w:rPr>
+              <w:t>Node.js + Express.js</w:t>
+            </w:r>
+          </w:p>
+        </w:tc>
+        <w:tc>
+          <w:tcPr>
+            <w:tcW w:w="2920" w:type="dxa"/>
+            <w:hideMark/>
+          </w:tcPr>
+          <w:p>
+            <w:pPr>
+              <w:spacing w:line="360" w:lineRule="auto"/>
+              <w:jc w:val="both"/>
+              <w:rPr>
+                <w:bCs/>
+                <w:lang w:eastAsia="en-AU"/>
+              </w:rPr>
+            </w:pPr>
+            <w:r>
+              <w:rPr>
+                <w:bCs/>
+                <w:lang w:eastAsia="en-AU"/>
+              </w:rPr>
+              <w:t>Node 20.x / Express 4.x</w:t>
+            </w:r>
+          </w:p>
+        </w:tc>
+        <w:tc>
+          <w:tcPr>
+            <w:tcW w:w="5240" w:type="dxa"/>
+            <w:hideMark/>
+          </w:tcPr>
+          <w:p>
+            <w:pPr>
+              <w:spacing w:line="360" w:lineRule="auto"/>
+              <w:jc w:val="both"/>
+              <w:rPr>
+                <w:bCs/>
+                <w:lang w:eastAsia="en-AU"/>
+              </w:rPr>
+            </w:pPr>
+            <w:r>
+              <w:rPr>
+                <w:bCs/>
+                <w:lang w:eastAsia="en-AU"/>
+              </w:rPr>
+              <w:t>Used to implement RESTful APIs, business logic, authentication, request handling, and server-side processing.</w:t>
+            </w:r>
+          </w:p>
+        </w:tc>
+      </w:tr>
+      <w:tr>
+        <w:trPr>
+          <w:trHeight w:val="936"/>
+        </w:trPr>
+        <w:tc>
+          <w:tcPr>
+            <w:tcW w:w="2120" w:type="dxa"/>
+            <w:hideMark/>
+          </w:tcPr>
+          <w:p>
+            <w:pPr>
+              <w:spacing w:line="360" w:lineRule="auto"/>
+              <w:jc w:val="both"/>
+              <w:rPr>
+                <w:bCs/>
+                <w:lang w:eastAsia="en-AU"/>
+              </w:rPr>
+            </w:pPr>
+            <w:r>
+              <w:rPr>
+                <w:bCs/>
+                <w:lang w:eastAsia="en-AU"/>
+              </w:rPr>
+              <w:t>Database Management System</w:t>
+            </w:r>
+          </w:p>
+        </w:tc>
+        <w:tc>
+          <w:tcPr>
+            <w:tcW w:w="2360" w:type="dxa"/>
+            <w:hideMark/>
+          </w:tcPr>
+          <w:p>
+            <w:pPr>
+              <w:spacing w:line="360" w:lineRule="auto"/>
+              <w:jc w:val="both"/>
+              <w:rPr>
+                <w:bCs/>
+                <w:lang w:eastAsia="en-AU"/>
+              </w:rPr>
+            </w:pPr>
+            <w:r>
+              <w:rPr>
+                <w:bCs/>
+                <w:lang w:eastAsia="en-AU"/>
+              </w:rPr>
+              <w:t>MySQL</w:t>
+            </w:r>
+          </w:p>
+        </w:tc>
+        <w:tc>
+          <w:tcPr>
+            <w:tcW w:w="2920" w:type="dxa"/>
+            <w:hideMark/>
+          </w:tcPr>
+          <w:p>
+            <w:pPr>
+              <w:spacing w:line="360" w:lineRule="auto"/>
+              <w:jc w:val="both"/>
+              <w:rPr>
+                <w:bCs/>
+                <w:lang w:eastAsia="en-AU"/>
+              </w:rPr>
+            </w:pPr>
+            <w:r>
+              <w:rPr>
+                <w:bCs/>
+                <w:lang w:eastAsia="en-AU"/>
+              </w:rPr>
+              <w:t>8.x</w:t>
+            </w:r>
+          </w:p>
+        </w:tc>
+        <w:tc>
+          <w:tcPr>
+            <w:tcW w:w="5240" w:type="dxa"/>
+            <w:hideMark/>
+          </w:tcPr>
+          <w:p>
+            <w:pPr>
+              <w:spacing w:line="360" w:lineRule="auto"/>
+              <w:jc w:val="both"/>
+              <w:rPr>
+                <w:bCs/>
+                <w:lang w:eastAsia="en-AU"/>
+              </w:rPr>
+            </w:pPr>
+            <w:r>
+              <w:rPr>
+                <w:bCs/>
+                <w:lang w:eastAsia="en-AU"/>
+              </w:rPr>
+              <w:t>Relational database used to store user accounts, food inventory, donations, meal plans, notifications, and transaction records.</w:t>
+            </w:r>
+          </w:p>
+        </w:tc>
+      </w:tr>
+      <w:tr>
+        <w:trPr>
+          <w:trHeight w:val="624"/>
+        </w:trPr>
+        <w:tc>
+          <w:tcPr>
+            <w:tcW w:w="2120" w:type="dxa"/>
+            <w:hideMark/>
+          </w:tcPr>
+          <w:p>
+            <w:pPr>
+              <w:spacing w:line="360" w:lineRule="auto"/>
+              <w:jc w:val="both"/>
+              <w:rPr>
+                <w:bCs/>
+                <w:lang w:eastAsia="en-AU"/>
+              </w:rPr>
+            </w:pPr>
+            <w:r>
+              <w:rPr>
+                <w:bCs/>
+                <w:lang w:eastAsia="en-AU"/>
+              </w:rPr>
+              <w:t>Database Administration Tool</w:t>
+            </w:r>
+          </w:p>
+        </w:tc>
+        <w:tc>
+          <w:tcPr>
+            <w:tcW w:w="2360" w:type="dxa"/>
+            <w:hideMark/>
+          </w:tcPr>
+          <w:p>
+            <w:pPr>
+              <w:spacing w:line="360" w:lineRule="auto"/>
+              <w:jc w:val="both"/>
+              <w:rPr>
+                <w:bCs/>
+                <w:lang w:eastAsia="en-AU"/>
+              </w:rPr>
+            </w:pPr>
+            <w:r>
+              <w:rPr>
+                <w:bCs/>
+                <w:lang w:eastAsia="en-AU"/>
+              </w:rPr>
+              <w:t>MySQL Workbench</w:t>
+            </w:r>
+          </w:p>
+        </w:tc>
+        <w:tc>
+          <w:tcPr>
+            <w:tcW w:w="2920" w:type="dxa"/>
+            <w:hideMark/>
+          </w:tcPr>
+          <w:p>
+            <w:pPr>
+              <w:spacing w:line="360" w:lineRule="auto"/>
+              <w:jc w:val="both"/>
+              <w:rPr>
+                <w:bCs/>
+                <w:lang w:eastAsia="en-AU"/>
+              </w:rPr>
+            </w:pPr>
+            <w:r>
+              <w:rPr>
+                <w:bCs/>
+                <w:lang w:eastAsia="en-AU"/>
+              </w:rPr>
+              <w:t>8.x</w:t>
+            </w:r>
+          </w:p>
+        </w:tc>
+        <w:tc>
+          <w:tcPr>
+            <w:tcW w:w="5240" w:type="dxa"/>
+            <w:hideMark/>
+          </w:tcPr>
+          <w:p>
+            <w:pPr>
+              <w:spacing w:line="360" w:lineRule="auto"/>
+              <w:jc w:val="both"/>
+              <w:rPr>
+                <w:bCs/>
+                <w:lang w:eastAsia="en-AU"/>
+              </w:rPr>
+            </w:pPr>
+            <w:r>
+              <w:rPr>
+                <w:bCs/>
+                <w:lang w:eastAsia="en-AU"/>
+              </w:rPr>
+              <w:t>Used for database modelling, schema creation, query execution, and database administration.</w:t>
+            </w:r>
+          </w:p>
+        </w:tc>
+      </w:tr>
+      <w:tr>
+        <w:trPr>
+          <w:trHeight w:val="624"/>
+        </w:trPr>
+        <w:tc>
+          <w:tcPr>
+            <w:tcW w:w="2120" w:type="dxa"/>
+            <w:hideMark/>
+          </w:tcPr>
+          <w:p>
+            <w:pPr>
+              <w:spacing w:line="360" w:lineRule="auto"/>
+              <w:jc w:val="both"/>
+              <w:rPr>
+                <w:bCs/>
+                <w:lang w:eastAsia="en-AU"/>
+              </w:rPr>
+            </w:pPr>
+            <w:r>
+              <w:rPr>
+                <w:bCs/>
+                <w:lang w:eastAsia="en-AU"/>
+              </w:rPr>
+              <w:t>CSS Framework</w:t>
+            </w:r>
+          </w:p>
+        </w:tc>
+        <w:tc>
+          <w:tcPr>
+            <w:tcW w:w="2360" w:type="dxa"/>
+            <w:hideMark/>
+          </w:tcPr>
+          <w:p>
+            <w:pPr>
+              <w:spacing w:line="360" w:lineRule="auto"/>
+              <w:jc w:val="both"/>
+              <w:rPr>
+                <w:bCs/>
+                <w:lang w:eastAsia="en-AU"/>
+              </w:rPr>
+            </w:pPr>
+            <w:r>
+              <w:rPr>
+                <w:bCs/>
+                <w:lang w:eastAsia="en-AU"/>
+              </w:rPr>
+              <w:t>Tailwind CSS</w:t>
+            </w:r>
+          </w:p>
+        </w:tc>
+        <w:tc>
+          <w:tcPr>
+            <w:tcW w:w="2920" w:type="dxa"/>
+            <w:hideMark/>
+          </w:tcPr>
+          <w:p>
+            <w:pPr>
+              <w:spacing w:line="360" w:lineRule="auto"/>
+              <w:jc w:val="both"/>
+              <w:rPr>
+                <w:bCs/>
+                <w:lang w:eastAsia="en-AU"/>
+              </w:rPr>
+            </w:pPr>
+            <w:r>
+              <w:rPr>
+                <w:bCs/>
+                <w:lang w:eastAsia="en-AU"/>
+              </w:rPr>
+              <w:t>3.x</w:t>
+            </w:r>
+          </w:p>
+        </w:tc>
+        <w:tc>
+          <w:tcPr>
+            <w:tcW w:w="5240" w:type="dxa"/>
+            <w:hideMark/>
+          </w:tcPr>
+          <w:p>
+            <w:pPr>
+              <w:spacing w:line="360" w:lineRule="auto"/>
+              <w:jc w:val="both"/>
+              <w:rPr>
+                <w:bCs/>
+                <w:lang w:eastAsia="en-AU"/>
+              </w:rPr>
+            </w:pPr>
+            <w:r>
+              <w:rPr>
+                <w:bCs/>
+                <w:lang w:eastAsia="en-AU"/>
+              </w:rPr>
+              <w:t>Utility-first CSS framework used to create a consistent, responsive, and modern user interface.</w:t>
+            </w:r>
+          </w:p>
+        </w:tc>
+      </w:tr>
+      <w:tr>
+        <w:trPr>
+          <w:trHeight w:val="624"/>
+        </w:trPr>
+        <w:tc>
+          <w:tcPr>
+            <w:tcW w:w="2120" w:type="dxa"/>
+            <w:hideMark/>
+          </w:tcPr>
+          <w:p>
+            <w:pPr>
+              <w:spacing w:line="360" w:lineRule="auto"/>
+              <w:jc w:val="both"/>
+              <w:rPr>
+                <w:bCs/>
+                <w:lang w:eastAsia="en-AU"/>
+              </w:rPr>
+            </w:pPr>
+            <w:r>
+              <w:rPr>
+                <w:bCs/>
+                <w:lang w:eastAsia="en-AU"/>
+              </w:rPr>
+              <w:t>Unit Testing</w:t>
+            </w:r>
+          </w:p>
+        </w:tc>
+        <w:tc>
+          <w:tcPr>
+            <w:tcW w:w="2360" w:type="dxa"/>
+            <w:hideMark/>
+          </w:tcPr>
+          <w:p>
+            <w:pPr>
+              <w:spacing w:line="360" w:lineRule="auto"/>
+              <w:jc w:val="both"/>
+              <w:rPr>
+                <w:bCs/>
+                <w:lang w:eastAsia="en-AU"/>
+              </w:rPr>
+            </w:pPr>
+            <w:r>
+              <w:rPr>
+                <w:bCs/>
+                <w:lang w:eastAsia="en-AU"/>
+              </w:rPr>
+              <w:t>Jest</w:t>
+            </w:r>
+          </w:p>
+        </w:tc>
+        <w:tc>
+          <w:tcPr>
+            <w:tcW w:w="2920" w:type="dxa"/>
+            <w:hideMark/>
+          </w:tcPr>
+          <w:p>
+            <w:pPr>
+              <w:spacing w:line="360" w:lineRule="auto"/>
+              <w:jc w:val="both"/>
+              <w:rPr>
+                <w:bCs/>
+                <w:lang w:eastAsia="en-AU"/>
+              </w:rPr>
+            </w:pPr>
+            <w:r>
+              <w:rPr>
+                <w:bCs/>
+                <w:lang w:eastAsia="en-AU"/>
+              </w:rPr>
+              <w:t>Latest</w:t>
+            </w:r>
+          </w:p>
+        </w:tc>
+        <w:tc>
+          <w:tcPr>
+            <w:tcW w:w="5240" w:type="dxa"/>
+            <w:hideMark/>
+          </w:tcPr>
+          <w:p>
+            <w:pPr>
+              <w:spacing w:line="360" w:lineRule="auto"/>
+              <w:jc w:val="both"/>
+              <w:rPr>
+                <w:bCs/>
+                <w:lang w:eastAsia="en-AU"/>
+              </w:rPr>
+            </w:pPr>
+            <w:r>
+              <w:rPr>
+                <w:bCs/>
+                <w:lang w:eastAsia="en-AU"/>
+              </w:rPr>
+              <w:t>Automated testing framework used for validating frontend components and backend business logic.</w:t>
+            </w:r>
+          </w:p>
+        </w:tc>
+      </w:tr>
+      <w:tr>
+        <w:trPr>
+          <w:trHeight w:val="936"/>
+        </w:trPr>
+        <w:tc>
+          <w:tcPr>
+            <w:tcW w:w="2120" w:type="dxa"/>
+            <w:hideMark/>
+          </w:tcPr>
+          <w:p>
+            <w:pPr>
+              <w:spacing w:line="360" w:lineRule="auto"/>
+              <w:jc w:val="both"/>
+              <w:rPr>
+                <w:bCs/>
+                <w:lang w:eastAsia="en-AU"/>
+              </w:rPr>
+            </w:pPr>
+            <w:r>
+              <w:rPr>
+                <w:bCs/>
+                <w:lang w:eastAsia="en-AU"/>
+              </w:rPr>
+              <w:t>API Testing</w:t>
+            </w:r>
+          </w:p>
+        </w:tc>
+        <w:tc>
+          <w:tcPr>
+            <w:tcW w:w="2360" w:type="dxa"/>
+            <w:hideMark/>
+          </w:tcPr>
+          <w:p>
+            <w:pPr>
+              <w:spacing w:line="360" w:lineRule="auto"/>
+              <w:jc w:val="both"/>
+              <w:rPr>
+                <w:bCs/>
+                <w:lang w:eastAsia="en-AU"/>
+              </w:rPr>
+            </w:pPr>
+            <w:r>
+              <w:rPr>
+                <w:bCs/>
+                <w:lang w:eastAsia="en-AU"/>
+              </w:rPr>
+              <w:t>Postman</w:t>
+            </w:r>
+          </w:p>
+        </w:tc>
+        <w:tc>
+          <w:tcPr>
+            <w:tcW w:w="2920" w:type="dxa"/>
+            <w:hideMark/>
+          </w:tcPr>
+          <w:p>
+            <w:pPr>
+              <w:spacing w:line="360" w:lineRule="auto"/>
+              <w:jc w:val="both"/>
+              <w:rPr>
+                <w:bCs/>
+                <w:lang w:eastAsia="en-AU"/>
+              </w:rPr>
+            </w:pPr>
+            <w:r>
+              <w:rPr>
+                <w:bCs/>
+                <w:lang w:eastAsia="en-AU"/>
+              </w:rPr>
+              <w:t>Latest</w:t>
+            </w:r>
+          </w:p>
+        </w:tc>
+        <w:tc>
+          <w:tcPr>
+            <w:tcW w:w="5240" w:type="dxa"/>
+            <w:hideMark/>
+          </w:tcPr>
+          <w:p>
+            <w:pPr>
+              <w:spacing w:line="360" w:lineRule="auto"/>
+              <w:jc w:val="both"/>
+              <w:rPr>
+                <w:bCs/>
+                <w:lang w:eastAsia="en-AU"/>
+              </w:rPr>
+            </w:pPr>
+            <w:r>
+              <w:rPr>
+                <w:bCs/>
+                <w:lang w:eastAsia="en-AU"/>
+              </w:rPr>
+              <w:t xml:space="preserve">Used to test REST API endpoints, verify request-response </w:t>
+            </w:r>
+            <w:proofErr w:type="spellStart"/>
+            <w:r>
+              <w:rPr>
+                <w:bCs/>
+                <w:lang w:eastAsia="en-AU"/>
+              </w:rPr>
+              <w:t>behaviour</w:t>
+            </w:r>
+            <w:proofErr w:type="spellEnd"/>
+            <w:r>
+              <w:rPr>
+                <w:bCs/>
+                <w:lang w:eastAsia="en-AU"/>
+              </w:rPr>
+              <w:t>, and validate positive and negative test cases.</w:t>
+            </w:r>
+          </w:p>
+        </w:tc>
+      </w:tr>
+      <w:tr>
+        <w:trPr>
+          <w:trHeight w:val="624"/>
+        </w:trPr>
+        <w:tc>
+          <w:tcPr>
+            <w:tcW w:w="2120" w:type="dxa"/>
+            <w:hideMark/>
+          </w:tcPr>
+          <w:p>
+            <w:pPr>
+              <w:spacing w:line="360" w:lineRule="auto"/>
+              <w:jc w:val="both"/>
+              <w:rPr>
+                <w:bCs/>
+                <w:lang w:eastAsia="en-AU"/>
+              </w:rPr>
+            </w:pPr>
+            <w:r>
+              <w:rPr>
+                <w:bCs/>
+                <w:lang w:eastAsia="en-AU"/>
+              </w:rPr>
+              <w:t>Automated Testing</w:t>
+            </w:r>
+          </w:p>
+        </w:tc>
+        <w:tc>
+          <w:tcPr>
+            <w:tcW w:w="2360" w:type="dxa"/>
+            <w:hideMark/>
+          </w:tcPr>
+          <w:p>
+            <w:pPr>
+              <w:spacing w:line="360" w:lineRule="auto"/>
+              <w:jc w:val="both"/>
+              <w:rPr>
+                <w:bCs/>
+                <w:lang w:eastAsia="en-AU"/>
+              </w:rPr>
+            </w:pPr>
+            <w:r>
+              <w:rPr>
+                <w:bCs/>
+                <w:lang w:eastAsia="en-AU"/>
+              </w:rPr>
+              <w:t>Selenium WebDriver</w:t>
+            </w:r>
+          </w:p>
+        </w:tc>
+        <w:tc>
+          <w:tcPr>
+            <w:tcW w:w="2920" w:type="dxa"/>
+            <w:hideMark/>
+          </w:tcPr>
+          <w:p>
+            <w:pPr>
+              <w:spacing w:line="360" w:lineRule="auto"/>
+              <w:jc w:val="both"/>
+              <w:rPr>
+                <w:bCs/>
+                <w:lang w:eastAsia="en-AU"/>
+              </w:rPr>
+            </w:pPr>
+            <w:r>
+              <w:rPr>
+                <w:bCs/>
+                <w:lang w:eastAsia="en-AU"/>
+              </w:rPr>
+              <w:t>4.x</w:t>
+            </w:r>
+          </w:p>
+        </w:tc>
+        <w:tc>
+          <w:tcPr>
+            <w:tcW w:w="5240" w:type="dxa"/>
+            <w:hideMark/>
+          </w:tcPr>
+          <w:p>
+            <w:pPr>
+              <w:spacing w:line="360" w:lineRule="auto"/>
+              <w:jc w:val="both"/>
+              <w:rPr>
+                <w:bCs/>
+                <w:lang w:eastAsia="en-AU"/>
+              </w:rPr>
+            </w:pPr>
+            <w:r>
+              <w:rPr>
+                <w:bCs/>
+                <w:lang w:eastAsia="en-AU"/>
+              </w:rPr>
+              <w:t>Used for end-to-end browser automation testing and validation of key user workflows.</w:t>
+            </w:r>
+          </w:p>
+        </w:tc>
+      </w:tr>
+      <w:tr>
+        <w:trPr>
+          <w:trHeight w:val="936"/>
+        </w:trPr>
+        <w:tc>
+          <w:tcPr>
+            <w:tcW w:w="2120" w:type="dxa"/>
+            <w:hideMark/>
+          </w:tcPr>
+          <w:p>
+            <w:pPr>
+              <w:spacing w:line="360" w:lineRule="auto"/>
+              <w:jc w:val="both"/>
+              <w:rPr>
+                <w:bCs/>
+                <w:lang w:eastAsia="en-AU"/>
+              </w:rPr>
+            </w:pPr>
+            <w:r>
+              <w:rPr>
+                <w:bCs/>
+                <w:lang w:eastAsia="en-AU"/>
+              </w:rPr>
+              <w:t>Package Manager</w:t>
+            </w:r>
+          </w:p>
+        </w:tc>
+        <w:tc>
+          <w:tcPr>
+            <w:tcW w:w="2360" w:type="dxa"/>
+            <w:hideMark/>
+          </w:tcPr>
+          <w:p>
+            <w:pPr>
+              <w:spacing w:line="360" w:lineRule="auto"/>
+              <w:jc w:val="both"/>
+              <w:rPr>
+                <w:bCs/>
+                <w:lang w:eastAsia="en-AU"/>
+              </w:rPr>
+            </w:pPr>
+            <w:proofErr w:type="spellStart"/>
+            <w:r>
+              <w:rPr>
+                <w:bCs/>
+                <w:lang w:eastAsia="en-AU"/>
+              </w:rPr>
+              <w:t>npm</w:t>
+            </w:r>
+            <w:proofErr w:type="spellEnd"/>
+          </w:p>
+        </w:tc>
+        <w:tc>
+          <w:tcPr>
+            <w:tcW w:w="2920" w:type="dxa"/>
+            <w:hideMark/>
+          </w:tcPr>
+          <w:p>
+            <w:pPr>
+              <w:spacing w:line="360" w:lineRule="auto"/>
+              <w:jc w:val="both"/>
+              <w:rPr>
+                <w:bCs/>
+                <w:lang w:eastAsia="en-AU"/>
+              </w:rPr>
+            </w:pPr>
+            <w:r>
+              <w:rPr>
+                <w:bCs/>
+                <w:lang w:eastAsia="en-AU"/>
+              </w:rPr>
+              <w:t>10.x</w:t>
+            </w:r>
+          </w:p>
+        </w:tc>
+        <w:tc>
+          <w:tcPr>
+            <w:tcW w:w="5240" w:type="dxa"/>
+            <w:hideMark/>
+          </w:tcPr>
+          <w:p>
+            <w:pPr>
+              <w:spacing w:line="360" w:lineRule="auto"/>
+              <w:jc w:val="both"/>
+              <w:rPr>
+                <w:bCs/>
+                <w:lang w:eastAsia="en-AU"/>
+              </w:rPr>
+            </w:pPr>
+            <w:r>
+              <w:rPr>
+                <w:bCs/>
+                <w:lang w:eastAsia="en-AU"/>
+              </w:rPr>
+              <w:t xml:space="preserve">Used for dependency management, package installation, and </w:t>
+            </w:r>
+            <w:proofErr w:type="gramStart"/>
+            <w:r>
+              <w:rPr>
+                <w:bCs/>
+                <w:lang w:eastAsia="en-AU"/>
+              </w:rPr>
+              <w:t>build</w:t>
+            </w:r>
+            <w:proofErr w:type="gramEnd"/>
+            <w:r>
+              <w:rPr>
+                <w:bCs/>
+                <w:lang w:eastAsia="en-AU"/>
+              </w:rPr>
+              <w:t xml:space="preserve"> automation for frontend and backend development.</w:t>
+            </w:r>
+          </w:p>
+        </w:tc>
+      </w:tr>
+    </w:tbl>
+    <w:p>
+      <w:pPr>
+        <w:spacing w:line="360" w:lineRule="auto"/>
+        <w:jc w:val="both"/>
+        <w:rPr>
+          <w:bCs/>
+          <w:szCs w:val="20"/>
+          <w:lang w:eastAsia="en-AU"/>
+        </w:rPr>
+      </w:pPr>
+    </w:p>
+    <w:p>
+      <w:pPr>
+        <w:pStyle w:val="Heading2"/>
+        <w:spacing w:line="360" w:lineRule="auto"/>
+        <w:jc w:val="both"/>
+        <w:rPr>
+          <w:rFonts w:ascii="Times New Roman" w:hAnsi="Times New Roman" w:cs="Times New Roman"/>
+          <w:lang w:eastAsia="en-AU"/>
+        </w:rPr>
+      </w:pPr>
+      <w:bookmarkStart w:id="20" w:name="_Toc232144674"/>
+      <w:r>
+        <w:rPr>
+          <w:rFonts w:ascii="Times New Roman" w:hAnsi="Times New Roman" w:cs="Times New Roman"/>
+          <w:lang w:eastAsia="en-AU"/>
+        </w:rPr>
+        <w:t>6.2 Development Hardware Specification</w:t>
+      </w:r>
+      <w:bookmarkEnd w:id="20"/>
+    </w:p>
+    <w:tbl>
+      <w:tblPr>
+        <w:tblStyle w:val="TableGrid"/>
+        <w:tblW w:w="0" w:type="auto"/>
+        <w:tblLook w:val="04A0" w:firstRow="1" w:lastRow="0" w:firstColumn="1" w:lastColumn="0" w:noHBand="0" w:noVBand="1"/>
+      </w:tblPr>
+      <w:tblGrid>
+        <w:gridCol w:w="2240"/>
+        <w:gridCol w:w="4520"/>
+      </w:tblGrid>
+      <w:tr>
+        <w:trPr>
+          <w:trHeight w:val="312"/>
+        </w:trPr>
+        <w:tc>
+          <w:tcPr>
+            <w:tcW w:w="2240" w:type="dxa"/>
+            <w:hideMark/>
+          </w:tcPr>
+          <w:p>
+            <w:pPr>
+              <w:spacing w:line="360" w:lineRule="auto"/>
+              <w:jc w:val="both"/>
+              <w:rPr>
+                <w:b/>
+                <w:bCs/>
+                <w:lang w:eastAsia="en-AU"/>
+              </w:rPr>
+            </w:pPr>
+            <w:r>
+              <w:rPr>
+                <w:b/>
+                <w:bCs/>
+                <w:lang w:eastAsia="en-AU"/>
+              </w:rPr>
+              <w:t>Hardware Criteria</w:t>
+            </w:r>
+          </w:p>
+        </w:tc>
+        <w:tc>
+          <w:tcPr>
+            <w:tcW w:w="4520" w:type="dxa"/>
+            <w:hideMark/>
+          </w:tcPr>
+          <w:p>
+            <w:pPr>
+              <w:spacing w:line="360" w:lineRule="auto"/>
+              <w:jc w:val="both"/>
+              <w:rPr>
+                <w:b/>
+                <w:bCs/>
+                <w:lang w:eastAsia="en-AU"/>
+              </w:rPr>
+            </w:pPr>
+            <w:r>
+              <w:rPr>
+                <w:b/>
+                <w:bCs/>
+                <w:lang w:eastAsia="en-AU"/>
+              </w:rPr>
+              <w:t>Minimum Specification</w:t>
+            </w:r>
+          </w:p>
+        </w:tc>
+      </w:tr>
+      <w:tr>
+        <w:trPr>
+          <w:trHeight w:val="624"/>
+        </w:trPr>
+        <w:tc>
+          <w:tcPr>
+            <w:tcW w:w="2240" w:type="dxa"/>
+            <w:hideMark/>
+          </w:tcPr>
+          <w:p>
+            <w:pPr>
+              <w:spacing w:line="360" w:lineRule="auto"/>
+              <w:jc w:val="both"/>
+              <w:rPr>
+                <w:bCs/>
+                <w:lang w:eastAsia="en-AU"/>
+              </w:rPr>
+            </w:pPr>
+            <w:r>
+              <w:rPr>
+                <w:bCs/>
+                <w:lang w:eastAsia="en-AU"/>
+              </w:rPr>
+              <w:t>Processor</w:t>
+            </w:r>
+          </w:p>
+        </w:tc>
+        <w:tc>
+          <w:tcPr>
+            <w:tcW w:w="4520" w:type="dxa"/>
+            <w:hideMark/>
+          </w:tcPr>
+          <w:p>
+            <w:pPr>
+              <w:spacing w:line="360" w:lineRule="auto"/>
+              <w:jc w:val="both"/>
+              <w:rPr>
+                <w:bCs/>
+                <w:lang w:eastAsia="en-AU"/>
+              </w:rPr>
+            </w:pPr>
+            <w:r>
+              <w:rPr>
+                <w:bCs/>
+                <w:lang w:eastAsia="en-AU"/>
+              </w:rPr>
+              <w:t>Intel Core i5 (8th Generation) / AMD Ryzen 5 or higher</w:t>
+            </w:r>
+          </w:p>
+        </w:tc>
+      </w:tr>
+      <w:tr>
+        <w:trPr>
+          <w:trHeight w:val="936"/>
+        </w:trPr>
+        <w:tc>
+          <w:tcPr>
+            <w:tcW w:w="2240" w:type="dxa"/>
+            <w:hideMark/>
+          </w:tcPr>
+          <w:p>
+            <w:pPr>
+              <w:spacing w:line="360" w:lineRule="auto"/>
+              <w:jc w:val="both"/>
+              <w:rPr>
+                <w:bCs/>
+                <w:lang w:eastAsia="en-AU"/>
+              </w:rPr>
+            </w:pPr>
+            <w:r>
+              <w:rPr>
+                <w:bCs/>
+                <w:lang w:eastAsia="en-AU"/>
+              </w:rPr>
+              <w:t>Memory (RAM)</w:t>
+            </w:r>
+          </w:p>
+        </w:tc>
+        <w:tc>
+          <w:tcPr>
+            <w:tcW w:w="4520" w:type="dxa"/>
+            <w:hideMark/>
+          </w:tcPr>
+          <w:p>
+            <w:pPr>
+              <w:spacing w:line="360" w:lineRule="auto"/>
+              <w:jc w:val="both"/>
+              <w:rPr>
+                <w:bCs/>
+                <w:lang w:eastAsia="en-AU"/>
+              </w:rPr>
+            </w:pPr>
+            <w:r>
+              <w:rPr>
+                <w:bCs/>
+                <w:lang w:eastAsia="en-AU"/>
+              </w:rPr>
+              <w:t>Minimum 8 GB DDR4 (16 GB recommended for optimal performance)</w:t>
+            </w:r>
+          </w:p>
+        </w:tc>
+      </w:tr>
+      <w:tr>
+        <w:trPr>
+          <w:trHeight w:val="624"/>
+        </w:trPr>
+        <w:tc>
+          <w:tcPr>
+            <w:tcW w:w="2240" w:type="dxa"/>
+            <w:hideMark/>
+          </w:tcPr>
+          <w:p>
+            <w:pPr>
+              <w:spacing w:line="360" w:lineRule="auto"/>
+              <w:jc w:val="both"/>
+              <w:rPr>
+                <w:bCs/>
+                <w:lang w:eastAsia="en-AU"/>
+              </w:rPr>
+            </w:pPr>
+            <w:r>
+              <w:rPr>
+                <w:bCs/>
+                <w:lang w:eastAsia="en-AU"/>
+              </w:rPr>
+              <w:t>Storage</w:t>
+            </w:r>
+          </w:p>
+        </w:tc>
+        <w:tc>
+          <w:tcPr>
+            <w:tcW w:w="4520" w:type="dxa"/>
+            <w:hideMark/>
+          </w:tcPr>
+          <w:p>
+            <w:pPr>
+              <w:spacing w:line="360" w:lineRule="auto"/>
+              <w:jc w:val="both"/>
+              <w:rPr>
+                <w:bCs/>
+                <w:lang w:eastAsia="en-AU"/>
+              </w:rPr>
+            </w:pPr>
+            <w:r>
+              <w:rPr>
+                <w:bCs/>
+                <w:lang w:eastAsia="en-AU"/>
+              </w:rPr>
+              <w:t>Minimum 256 GB SSD (Solid State Drive)</w:t>
+            </w:r>
+          </w:p>
+        </w:tc>
+      </w:tr>
+      <w:tr>
+        <w:trPr>
+          <w:trHeight w:val="624"/>
+        </w:trPr>
+        <w:tc>
+          <w:tcPr>
+            <w:tcW w:w="2240" w:type="dxa"/>
+            <w:hideMark/>
+          </w:tcPr>
+          <w:p>
+            <w:pPr>
+              <w:spacing w:line="360" w:lineRule="auto"/>
+              <w:jc w:val="both"/>
+              <w:rPr>
+                <w:bCs/>
+                <w:lang w:eastAsia="en-AU"/>
+              </w:rPr>
+            </w:pPr>
+            <w:r>
+              <w:rPr>
+                <w:bCs/>
+                <w:lang w:eastAsia="en-AU"/>
+              </w:rPr>
+              <w:t>Operating System</w:t>
+            </w:r>
+          </w:p>
+        </w:tc>
+        <w:tc>
+          <w:tcPr>
+            <w:tcW w:w="4520" w:type="dxa"/>
+            <w:hideMark/>
+          </w:tcPr>
+          <w:p>
+            <w:pPr>
+              <w:spacing w:line="360" w:lineRule="auto"/>
+              <w:jc w:val="both"/>
+              <w:rPr>
+                <w:bCs/>
+                <w:lang w:eastAsia="en-AU"/>
+              </w:rPr>
+            </w:pPr>
+            <w:r>
+              <w:rPr>
+                <w:bCs/>
+                <w:lang w:eastAsia="en-AU"/>
+              </w:rPr>
+              <w:t>Windows 10/11 (64-bit) or macOS Monterey 12 and above</w:t>
+            </w:r>
+          </w:p>
+        </w:tc>
+      </w:tr>
+      <w:tr>
+        <w:trPr>
+          <w:trHeight w:val="624"/>
+        </w:trPr>
+        <w:tc>
+          <w:tcPr>
+            <w:tcW w:w="2240" w:type="dxa"/>
+            <w:hideMark/>
+          </w:tcPr>
+          <w:p>
+            <w:pPr>
+              <w:spacing w:line="360" w:lineRule="auto"/>
+              <w:jc w:val="both"/>
+              <w:rPr>
+                <w:bCs/>
+                <w:lang w:eastAsia="en-AU"/>
+              </w:rPr>
+            </w:pPr>
+            <w:r>
+              <w:rPr>
+                <w:bCs/>
+                <w:lang w:eastAsia="en-AU"/>
+              </w:rPr>
+              <w:t>Display</w:t>
+            </w:r>
+          </w:p>
+        </w:tc>
+        <w:tc>
+          <w:tcPr>
+            <w:tcW w:w="4520" w:type="dxa"/>
+            <w:hideMark/>
+          </w:tcPr>
+          <w:p>
+            <w:pPr>
+              <w:spacing w:line="360" w:lineRule="auto"/>
+              <w:jc w:val="both"/>
+              <w:rPr>
+                <w:bCs/>
+                <w:lang w:eastAsia="en-AU"/>
+              </w:rPr>
+            </w:pPr>
+            <w:r>
+              <w:rPr>
+                <w:bCs/>
+                <w:lang w:eastAsia="en-AU"/>
+              </w:rPr>
+              <w:t>13-inch or larger display with Full HD (1920 × 1080) resolution</w:t>
+            </w:r>
+          </w:p>
+        </w:tc>
+      </w:tr>
+      <w:tr>
+        <w:trPr>
+          <w:trHeight w:val="1248"/>
+        </w:trPr>
+        <w:tc>
+          <w:tcPr>
+            <w:tcW w:w="2240" w:type="dxa"/>
+            <w:hideMark/>
+          </w:tcPr>
+          <w:p>
+            <w:pPr>
+              <w:spacing w:line="360" w:lineRule="auto"/>
+              <w:jc w:val="both"/>
+              <w:rPr>
+                <w:bCs/>
+                <w:lang w:eastAsia="en-AU"/>
+              </w:rPr>
+            </w:pPr>
+            <w:r>
+              <w:rPr>
+                <w:bCs/>
+                <w:lang w:eastAsia="en-AU"/>
+              </w:rPr>
+              <w:t>Internet Connection</w:t>
+            </w:r>
+          </w:p>
+        </w:tc>
+        <w:tc>
+          <w:tcPr>
+            <w:tcW w:w="4520" w:type="dxa"/>
+            <w:hideMark/>
+          </w:tcPr>
+          <w:p>
+            <w:pPr>
+              <w:spacing w:line="360" w:lineRule="auto"/>
+              <w:jc w:val="both"/>
+              <w:rPr>
+                <w:bCs/>
+                <w:lang w:eastAsia="en-AU"/>
+              </w:rPr>
+            </w:pPr>
+            <w:r>
+              <w:rPr>
+                <w:bCs/>
+                <w:lang w:eastAsia="en-AU"/>
+              </w:rPr>
+              <w:t xml:space="preserve">Stable broadband internet connection required for GitHub, </w:t>
+            </w:r>
+            <w:proofErr w:type="spellStart"/>
+            <w:r>
+              <w:rPr>
+                <w:bCs/>
+                <w:lang w:eastAsia="en-AU"/>
+              </w:rPr>
+              <w:t>npm</w:t>
+            </w:r>
+            <w:proofErr w:type="spellEnd"/>
+            <w:r>
+              <w:rPr>
+                <w:bCs/>
+                <w:lang w:eastAsia="en-AU"/>
+              </w:rPr>
+              <w:t xml:space="preserve"> package downloads, cloud-based collaboration, and online design tools</w:t>
+            </w:r>
+          </w:p>
+        </w:tc>
+      </w:tr>
+      <w:tr>
+        <w:trPr>
+          <w:trHeight w:val="624"/>
+        </w:trPr>
+        <w:tc>
+          <w:tcPr>
+            <w:tcW w:w="2240" w:type="dxa"/>
+            <w:hideMark/>
+          </w:tcPr>
+          <w:p>
+            <w:pPr>
+              <w:spacing w:line="360" w:lineRule="auto"/>
+              <w:jc w:val="both"/>
+              <w:rPr>
+                <w:bCs/>
+                <w:lang w:eastAsia="en-AU"/>
+              </w:rPr>
+            </w:pPr>
+            <w:r>
+              <w:rPr>
+                <w:bCs/>
+                <w:lang w:eastAsia="en-AU"/>
+              </w:rPr>
+              <w:t>Development Browser</w:t>
+            </w:r>
+          </w:p>
+        </w:tc>
+        <w:tc>
+          <w:tcPr>
+            <w:tcW w:w="4520" w:type="dxa"/>
+            <w:hideMark/>
+          </w:tcPr>
+          <w:p>
+            <w:pPr>
+              <w:spacing w:line="360" w:lineRule="auto"/>
+              <w:jc w:val="both"/>
+              <w:rPr>
+                <w:bCs/>
+                <w:lang w:eastAsia="en-AU"/>
+              </w:rPr>
+            </w:pPr>
+            <w:r>
+              <w:rPr>
+                <w:bCs/>
+                <w:lang w:eastAsia="en-AU"/>
+              </w:rPr>
+              <w:t>Google Chrome (Latest Stable Version)</w:t>
+            </w:r>
+          </w:p>
+        </w:tc>
+      </w:tr>
+      <w:tr>
+        <w:trPr>
+          <w:trHeight w:val="936"/>
+        </w:trPr>
+        <w:tc>
+          <w:tcPr>
+            <w:tcW w:w="2240" w:type="dxa"/>
+            <w:hideMark/>
+          </w:tcPr>
+          <w:p>
+            <w:pPr>
+              <w:spacing w:line="360" w:lineRule="auto"/>
+              <w:jc w:val="both"/>
+              <w:rPr>
+                <w:bCs/>
+                <w:lang w:eastAsia="en-AU"/>
+              </w:rPr>
+            </w:pPr>
+            <w:r>
+              <w:rPr>
+                <w:bCs/>
+                <w:lang w:eastAsia="en-AU"/>
+              </w:rPr>
+              <w:t>Peripheral Devices</w:t>
+            </w:r>
+          </w:p>
+        </w:tc>
+        <w:tc>
+          <w:tcPr>
+            <w:tcW w:w="4520" w:type="dxa"/>
+            <w:hideMark/>
+          </w:tcPr>
+          <w:p>
+            <w:pPr>
+              <w:spacing w:line="360" w:lineRule="auto"/>
+              <w:jc w:val="both"/>
+              <w:rPr>
+                <w:bCs/>
+                <w:lang w:eastAsia="en-AU"/>
+              </w:rPr>
+            </w:pPr>
+            <w:r>
+              <w:rPr>
+                <w:bCs/>
+                <w:lang w:eastAsia="en-AU"/>
+              </w:rPr>
+              <w:t>Keyboard, mouse, webcam, and microphone for online collaboration and project demonstrations</w:t>
+            </w:r>
+          </w:p>
+        </w:tc>
+      </w:tr>
+    </w:tbl>
+    <w:p>
+      <w:pPr>
+        <w:spacing w:line="360" w:lineRule="auto"/>
+        <w:jc w:val="both"/>
+        <w:rPr>
+          <w:bCs/>
+          <w:szCs w:val="20"/>
+          <w:lang w:eastAsia="en-AU"/>
+        </w:rPr>
+      </w:pPr>
+    </w:p>
+    <w:p>
+      <w:pPr>
+        <w:pStyle w:val="Heading2"/>
+        <w:spacing w:line="360" w:lineRule="auto"/>
+        <w:jc w:val="both"/>
+        <w:rPr>
+          <w:rFonts w:ascii="Times New Roman" w:hAnsi="Times New Roman" w:cs="Times New Roman"/>
+          <w:lang w:eastAsia="en-AU"/>
+        </w:rPr>
+      </w:pPr>
+      <w:bookmarkStart w:id="21" w:name="_Toc232144675"/>
+      <w:r>
+        <w:rPr>
+          <w:rFonts w:ascii="Times New Roman" w:hAnsi="Times New Roman" w:cs="Times New Roman"/>
+          <w:lang w:eastAsia="en-AU"/>
+        </w:rPr>
+        <w:t>6.3 Demonstration Platform</w:t>
+      </w:r>
+      <w:bookmarkEnd w:id="21"/>
+    </w:p>
+    <w:tbl>
+      <w:tblPr>
+        <w:tblStyle w:val="TableGrid"/>
+        <w:tblW w:w="0" w:type="auto"/>
+        <w:tblLook w:val="04A0" w:firstRow="1" w:lastRow="0" w:firstColumn="1" w:lastColumn="0" w:noHBand="0" w:noVBand="1"/>
+      </w:tblPr>
+      <w:tblGrid>
+        <w:gridCol w:w="2256"/>
+        <w:gridCol w:w="2023"/>
+        <w:gridCol w:w="1650"/>
+        <w:gridCol w:w="3421"/>
+      </w:tblGrid>
+      <w:tr>
+        <w:trPr>
+          <w:trHeight w:val="312"/>
+        </w:trPr>
+        <w:tc>
+          <w:tcPr>
+            <w:tcW w:w="2434" w:type="dxa"/>
+            <w:hideMark/>
+          </w:tcPr>
+          <w:p>
+            <w:pPr>
+              <w:spacing w:line="360" w:lineRule="auto"/>
+              <w:jc w:val="both"/>
+              <w:rPr>
+                <w:b/>
+                <w:bCs/>
+                <w:lang w:eastAsia="en-AU"/>
+              </w:rPr>
+            </w:pPr>
+            <w:r>
+              <w:rPr>
+                <w:b/>
+                <w:bCs/>
+                <w:lang w:eastAsia="en-AU"/>
+              </w:rPr>
+              <w:t>Criteria</w:t>
+            </w:r>
+          </w:p>
+        </w:tc>
+        <w:tc>
+          <w:tcPr>
+            <w:tcW w:w="2181" w:type="dxa"/>
+            <w:hideMark/>
+          </w:tcPr>
+          <w:p>
+            <w:pPr>
+              <w:spacing w:line="360" w:lineRule="auto"/>
+              <w:jc w:val="both"/>
+              <w:rPr>
+                <w:b/>
+                <w:bCs/>
+                <w:lang w:eastAsia="en-AU"/>
+              </w:rPr>
+            </w:pPr>
+            <w:r>
+              <w:rPr>
+                <w:b/>
+                <w:bCs/>
+                <w:lang w:eastAsia="en-AU"/>
+              </w:rPr>
+              <w:t>Tools / Hardware</w:t>
+            </w:r>
+          </w:p>
+        </w:tc>
+        <w:tc>
+          <w:tcPr>
+            <w:tcW w:w="1793" w:type="dxa"/>
+            <w:hideMark/>
+          </w:tcPr>
+          <w:p>
+            <w:pPr>
+              <w:spacing w:line="360" w:lineRule="auto"/>
+              <w:jc w:val="both"/>
+              <w:rPr>
+                <w:b/>
+                <w:bCs/>
+                <w:lang w:eastAsia="en-AU"/>
+              </w:rPr>
+            </w:pPr>
+            <w:r>
+              <w:rPr>
+                <w:b/>
+                <w:bCs/>
+                <w:lang w:eastAsia="en-AU"/>
+              </w:rPr>
+              <w:t>Version</w:t>
+            </w:r>
+          </w:p>
+        </w:tc>
+        <w:tc>
+          <w:tcPr>
+            <w:tcW w:w="3800" w:type="dxa"/>
+            <w:hideMark/>
+          </w:tcPr>
+          <w:p>
+            <w:pPr>
+              <w:spacing w:line="360" w:lineRule="auto"/>
+              <w:jc w:val="both"/>
+              <w:rPr>
+                <w:b/>
+                <w:bCs/>
+                <w:lang w:eastAsia="en-AU"/>
+              </w:rPr>
+            </w:pPr>
+            <w:r>
+              <w:rPr>
+                <w:b/>
+                <w:bCs/>
+                <w:lang w:eastAsia="en-AU"/>
+              </w:rPr>
+              <w:t>Description</w:t>
+            </w:r>
+          </w:p>
+        </w:tc>
+      </w:tr>
+      <w:tr>
+        <w:trPr>
+          <w:trHeight w:val="1248"/>
+        </w:trPr>
+        <w:tc>
+          <w:tcPr>
+            <w:tcW w:w="2434" w:type="dxa"/>
+            <w:hideMark/>
+          </w:tcPr>
+          <w:p>
+            <w:pPr>
+              <w:spacing w:line="360" w:lineRule="auto"/>
+              <w:jc w:val="both"/>
+              <w:rPr>
+                <w:bCs/>
+                <w:lang w:eastAsia="en-AU"/>
+              </w:rPr>
+            </w:pPr>
+            <w:r>
+              <w:rPr>
+                <w:bCs/>
+                <w:lang w:eastAsia="en-AU"/>
+              </w:rPr>
+              <w:t>Primary Browser</w:t>
+            </w:r>
+          </w:p>
+        </w:tc>
+        <w:tc>
+          <w:tcPr>
+            <w:tcW w:w="2181" w:type="dxa"/>
+            <w:hideMark/>
+          </w:tcPr>
+          <w:p>
+            <w:pPr>
+              <w:spacing w:line="360" w:lineRule="auto"/>
+              <w:jc w:val="both"/>
+              <w:rPr>
+                <w:bCs/>
+                <w:lang w:eastAsia="en-AU"/>
+              </w:rPr>
+            </w:pPr>
+            <w:r>
+              <w:rPr>
+                <w:bCs/>
+                <w:lang w:eastAsia="en-AU"/>
+              </w:rPr>
+              <w:t>Google Chrome</w:t>
+            </w:r>
+          </w:p>
+        </w:tc>
+        <w:tc>
+          <w:tcPr>
+            <w:tcW w:w="1793" w:type="dxa"/>
+            <w:hideMark/>
+          </w:tcPr>
+          <w:p>
+            <w:pPr>
+              <w:spacing w:line="360" w:lineRule="auto"/>
+              <w:jc w:val="both"/>
+              <w:rPr>
+                <w:bCs/>
+                <w:lang w:eastAsia="en-AU"/>
+              </w:rPr>
+            </w:pPr>
+            <w:r>
+              <w:rPr>
+                <w:bCs/>
+                <w:lang w:eastAsia="en-AU"/>
+              </w:rPr>
+              <w:t>Latest</w:t>
+            </w:r>
+          </w:p>
+        </w:tc>
+        <w:tc>
+          <w:tcPr>
+            <w:tcW w:w="3800" w:type="dxa"/>
+            <w:hideMark/>
+          </w:tcPr>
+          <w:p>
+            <w:pPr>
+              <w:spacing w:line="360" w:lineRule="auto"/>
+              <w:jc w:val="both"/>
+              <w:rPr>
+                <w:bCs/>
+                <w:lang w:eastAsia="en-AU"/>
+              </w:rPr>
+            </w:pPr>
+            <w:r>
+              <w:rPr>
+                <w:bCs/>
+                <w:lang w:eastAsia="en-AU"/>
+              </w:rPr>
+              <w:t xml:space="preserve">Main browser used to demonstrate and evaluate the </w:t>
+            </w:r>
+            <w:proofErr w:type="spellStart"/>
+            <w:r>
+              <w:rPr>
+                <w:bCs/>
+                <w:lang w:eastAsia="en-AU"/>
+              </w:rPr>
+              <w:t>SaveBite</w:t>
+            </w:r>
+            <w:proofErr w:type="spellEnd"/>
+            <w:r>
+              <w:rPr>
+                <w:bCs/>
+                <w:lang w:eastAsia="en-AU"/>
+              </w:rPr>
+              <w:t xml:space="preserve"> web application during project presentations.</w:t>
+            </w:r>
+          </w:p>
+        </w:tc>
+      </w:tr>
+      <w:tr>
+        <w:trPr>
+          <w:trHeight w:val="936"/>
+        </w:trPr>
+        <w:tc>
+          <w:tcPr>
+            <w:tcW w:w="2434" w:type="dxa"/>
+            <w:hideMark/>
+          </w:tcPr>
+          <w:p>
+            <w:pPr>
+              <w:spacing w:line="360" w:lineRule="auto"/>
+              <w:jc w:val="both"/>
+              <w:rPr>
+                <w:bCs/>
+                <w:lang w:eastAsia="en-AU"/>
+              </w:rPr>
+            </w:pPr>
+            <w:r>
+              <w:rPr>
+                <w:bCs/>
+                <w:lang w:eastAsia="en-AU"/>
+              </w:rPr>
+              <w:t>Secondary Browser</w:t>
+            </w:r>
+          </w:p>
+        </w:tc>
+        <w:tc>
+          <w:tcPr>
+            <w:tcW w:w="2181" w:type="dxa"/>
+            <w:hideMark/>
+          </w:tcPr>
+          <w:p>
+            <w:pPr>
+              <w:spacing w:line="360" w:lineRule="auto"/>
+              <w:jc w:val="both"/>
+              <w:rPr>
+                <w:bCs/>
+                <w:lang w:eastAsia="en-AU"/>
+              </w:rPr>
+            </w:pPr>
+            <w:r>
+              <w:rPr>
+                <w:bCs/>
+                <w:lang w:eastAsia="en-AU"/>
+              </w:rPr>
+              <w:t>Mozilla Firefox</w:t>
+            </w:r>
+          </w:p>
+        </w:tc>
+        <w:tc>
+          <w:tcPr>
+            <w:tcW w:w="1793" w:type="dxa"/>
+            <w:hideMark/>
+          </w:tcPr>
+          <w:p>
+            <w:pPr>
+              <w:spacing w:line="360" w:lineRule="auto"/>
+              <w:jc w:val="both"/>
+              <w:rPr>
+                <w:bCs/>
+                <w:lang w:eastAsia="en-AU"/>
+              </w:rPr>
+            </w:pPr>
+            <w:r>
+              <w:rPr>
+                <w:bCs/>
+                <w:lang w:eastAsia="en-AU"/>
+              </w:rPr>
+              <w:t>Latest</w:t>
+            </w:r>
+          </w:p>
+        </w:tc>
+        <w:tc>
+          <w:tcPr>
+            <w:tcW w:w="3800" w:type="dxa"/>
+            <w:hideMark/>
+          </w:tcPr>
+          <w:p>
+            <w:pPr>
+              <w:spacing w:line="360" w:lineRule="auto"/>
+              <w:jc w:val="both"/>
+              <w:rPr>
+                <w:bCs/>
+                <w:lang w:eastAsia="en-AU"/>
+              </w:rPr>
+            </w:pPr>
+            <w:r>
+              <w:rPr>
+                <w:bCs/>
+                <w:lang w:eastAsia="en-AU"/>
+              </w:rPr>
+              <w:t xml:space="preserve">Used to verify cross-browser compatibility and responsive </w:t>
+            </w:r>
+            <w:proofErr w:type="spellStart"/>
+            <w:r>
+              <w:rPr>
+                <w:bCs/>
+                <w:lang w:eastAsia="en-AU"/>
+              </w:rPr>
+              <w:t>behaviour</w:t>
+            </w:r>
+            <w:proofErr w:type="spellEnd"/>
+            <w:r>
+              <w:rPr>
+                <w:bCs/>
+                <w:lang w:eastAsia="en-AU"/>
+              </w:rPr>
+              <w:t>.</w:t>
+            </w:r>
+          </w:p>
+        </w:tc>
+      </w:tr>
+      <w:tr>
+        <w:trPr>
+          <w:trHeight w:val="936"/>
+        </w:trPr>
+        <w:tc>
+          <w:tcPr>
+            <w:tcW w:w="2434" w:type="dxa"/>
+            <w:hideMark/>
+          </w:tcPr>
+          <w:p>
+            <w:pPr>
+              <w:spacing w:line="360" w:lineRule="auto"/>
+              <w:jc w:val="both"/>
+              <w:rPr>
+                <w:bCs/>
+                <w:lang w:eastAsia="en-AU"/>
+              </w:rPr>
+            </w:pPr>
+            <w:r>
+              <w:rPr>
+                <w:bCs/>
+                <w:lang w:eastAsia="en-AU"/>
+              </w:rPr>
+              <w:t>Local Application Server</w:t>
+            </w:r>
+          </w:p>
+        </w:tc>
+        <w:tc>
+          <w:tcPr>
+            <w:tcW w:w="2181" w:type="dxa"/>
+            <w:hideMark/>
+          </w:tcPr>
+          <w:p>
+            <w:pPr>
+              <w:spacing w:line="360" w:lineRule="auto"/>
+              <w:jc w:val="both"/>
+              <w:rPr>
+                <w:bCs/>
+                <w:lang w:eastAsia="en-AU"/>
+              </w:rPr>
+            </w:pPr>
+            <w:r>
+              <w:rPr>
+                <w:bCs/>
+                <w:lang w:eastAsia="en-AU"/>
+              </w:rPr>
+              <w:t>Node.js + Express.js</w:t>
+            </w:r>
+          </w:p>
+        </w:tc>
+        <w:tc>
+          <w:tcPr>
+            <w:tcW w:w="1793" w:type="dxa"/>
+            <w:hideMark/>
+          </w:tcPr>
+          <w:p>
+            <w:pPr>
+              <w:spacing w:line="360" w:lineRule="auto"/>
+              <w:jc w:val="both"/>
+              <w:rPr>
+                <w:bCs/>
+                <w:lang w:eastAsia="en-AU"/>
+              </w:rPr>
+            </w:pPr>
+            <w:r>
+              <w:rPr>
+                <w:bCs/>
+                <w:lang w:eastAsia="en-AU"/>
+              </w:rPr>
+              <w:t>Node 20.x / Express 4.x</w:t>
+            </w:r>
+          </w:p>
+        </w:tc>
+        <w:tc>
+          <w:tcPr>
+            <w:tcW w:w="3800" w:type="dxa"/>
+            <w:hideMark/>
+          </w:tcPr>
+          <w:p>
+            <w:pPr>
+              <w:spacing w:line="360" w:lineRule="auto"/>
+              <w:jc w:val="both"/>
+              <w:rPr>
+                <w:bCs/>
+                <w:lang w:eastAsia="en-AU"/>
+              </w:rPr>
+            </w:pPr>
+            <w:r>
+              <w:rPr>
+                <w:bCs/>
+                <w:lang w:eastAsia="en-AU"/>
+              </w:rPr>
+              <w:t>Hosts the application locally during demonstrations and testing activities.</w:t>
+            </w:r>
+          </w:p>
+        </w:tc>
+      </w:tr>
+      <w:tr>
+        <w:trPr>
+          <w:trHeight w:val="936"/>
+        </w:trPr>
+        <w:tc>
+          <w:tcPr>
+            <w:tcW w:w="2434" w:type="dxa"/>
+            <w:hideMark/>
+          </w:tcPr>
+          <w:p>
+            <w:pPr>
+              <w:spacing w:line="360" w:lineRule="auto"/>
+              <w:jc w:val="both"/>
+              <w:rPr>
+                <w:bCs/>
+                <w:lang w:eastAsia="en-AU"/>
+              </w:rPr>
+            </w:pPr>
+            <w:r>
+              <w:rPr>
+                <w:bCs/>
+                <w:lang w:eastAsia="en-AU"/>
+              </w:rPr>
+              <w:t>Database Server</w:t>
+            </w:r>
+          </w:p>
+        </w:tc>
+        <w:tc>
+          <w:tcPr>
+            <w:tcW w:w="2181" w:type="dxa"/>
+            <w:hideMark/>
+          </w:tcPr>
+          <w:p>
+            <w:pPr>
+              <w:spacing w:line="360" w:lineRule="auto"/>
+              <w:jc w:val="both"/>
+              <w:rPr>
+                <w:bCs/>
+                <w:lang w:eastAsia="en-AU"/>
+              </w:rPr>
+            </w:pPr>
+            <w:r>
+              <w:rPr>
+                <w:bCs/>
+                <w:lang w:eastAsia="en-AU"/>
+              </w:rPr>
+              <w:t>MySQL</w:t>
+            </w:r>
+          </w:p>
+        </w:tc>
+        <w:tc>
+          <w:tcPr>
+            <w:tcW w:w="1793" w:type="dxa"/>
+            <w:hideMark/>
+          </w:tcPr>
+          <w:p>
+            <w:pPr>
+              <w:spacing w:line="360" w:lineRule="auto"/>
+              <w:jc w:val="both"/>
+              <w:rPr>
+                <w:bCs/>
+                <w:lang w:eastAsia="en-AU"/>
+              </w:rPr>
+            </w:pPr>
+            <w:r>
+              <w:rPr>
+                <w:bCs/>
+                <w:lang w:eastAsia="en-AU"/>
+              </w:rPr>
+              <w:t>8.x</w:t>
+            </w:r>
+          </w:p>
+        </w:tc>
+        <w:tc>
+          <w:tcPr>
+            <w:tcW w:w="3800" w:type="dxa"/>
+            <w:hideMark/>
+          </w:tcPr>
+          <w:p>
+            <w:pPr>
+              <w:spacing w:line="360" w:lineRule="auto"/>
+              <w:jc w:val="both"/>
+              <w:rPr>
+                <w:bCs/>
+                <w:lang w:eastAsia="en-AU"/>
+              </w:rPr>
+            </w:pPr>
+            <w:r>
+              <w:rPr>
+                <w:bCs/>
+                <w:lang w:eastAsia="en-AU"/>
+              </w:rPr>
+              <w:t>Provides backend data storage and retrieval services during demonstrations.</w:t>
+            </w:r>
+          </w:p>
+        </w:tc>
+      </w:tr>
+      <w:tr>
+        <w:trPr>
+          <w:trHeight w:val="936"/>
+        </w:trPr>
+        <w:tc>
+          <w:tcPr>
+            <w:tcW w:w="2434" w:type="dxa"/>
+            <w:hideMark/>
+          </w:tcPr>
+          <w:p>
+            <w:pPr>
+              <w:spacing w:line="360" w:lineRule="auto"/>
+              <w:jc w:val="both"/>
+              <w:rPr>
+                <w:bCs/>
+                <w:lang w:eastAsia="en-AU"/>
+              </w:rPr>
+            </w:pPr>
+            <w:r>
+              <w:rPr>
+                <w:bCs/>
+                <w:lang w:eastAsia="en-AU"/>
+              </w:rPr>
+              <w:t>Demo Device</w:t>
+            </w:r>
+          </w:p>
+        </w:tc>
+        <w:tc>
+          <w:tcPr>
+            <w:tcW w:w="2181" w:type="dxa"/>
+            <w:hideMark/>
+          </w:tcPr>
+          <w:p>
+            <w:pPr>
+              <w:spacing w:line="360" w:lineRule="auto"/>
+              <w:jc w:val="both"/>
+              <w:rPr>
+                <w:bCs/>
+                <w:lang w:eastAsia="en-AU"/>
+              </w:rPr>
+            </w:pPr>
+            <w:r>
+              <w:rPr>
+                <w:bCs/>
+                <w:lang w:eastAsia="en-AU"/>
+              </w:rPr>
+              <w:t>Team Member Laptop</w:t>
+            </w:r>
+          </w:p>
+        </w:tc>
+        <w:tc>
+          <w:tcPr>
+            <w:tcW w:w="1793" w:type="dxa"/>
+            <w:hideMark/>
+          </w:tcPr>
+          <w:p>
+            <w:pPr>
+              <w:spacing w:line="360" w:lineRule="auto"/>
+              <w:jc w:val="both"/>
+              <w:rPr>
+                <w:bCs/>
+                <w:lang w:eastAsia="en-AU"/>
+              </w:rPr>
+            </w:pPr>
+            <w:r>
+              <w:rPr>
+                <w:bCs/>
+                <w:lang w:eastAsia="en-AU"/>
+              </w:rPr>
+              <w:t>N/A</w:t>
+            </w:r>
+          </w:p>
+        </w:tc>
+        <w:tc>
+          <w:tcPr>
+            <w:tcW w:w="3800" w:type="dxa"/>
+            <w:hideMark/>
+          </w:tcPr>
+          <w:p>
+            <w:pPr>
+              <w:spacing w:line="360" w:lineRule="auto"/>
+              <w:jc w:val="both"/>
+              <w:rPr>
+                <w:bCs/>
+                <w:lang w:eastAsia="en-AU"/>
+              </w:rPr>
+            </w:pPr>
+            <w:r>
+              <w:rPr>
+                <w:bCs/>
+                <w:lang w:eastAsia="en-AU"/>
+              </w:rPr>
+              <w:t>Any team member laptop meets the minimum hardware requirements specified above.</w:t>
+            </w:r>
+          </w:p>
+        </w:tc>
+      </w:tr>
+      <w:tr>
+        <w:trPr>
+          <w:trHeight w:val="936"/>
+        </w:trPr>
+        <w:tc>
+          <w:tcPr>
+            <w:tcW w:w="2434" w:type="dxa"/>
+            <w:hideMark/>
+          </w:tcPr>
+          <w:p>
+            <w:pPr>
+              <w:spacing w:line="360" w:lineRule="auto"/>
+              <w:jc w:val="both"/>
+              <w:rPr>
+                <w:bCs/>
+                <w:lang w:eastAsia="en-AU"/>
+              </w:rPr>
+            </w:pPr>
+            <w:r>
+              <w:rPr>
+                <w:bCs/>
+                <w:lang w:eastAsia="en-AU"/>
+              </w:rPr>
+              <w:t>Network Environment</w:t>
+            </w:r>
+          </w:p>
+        </w:tc>
+        <w:tc>
+          <w:tcPr>
+            <w:tcW w:w="2181" w:type="dxa"/>
+            <w:hideMark/>
+          </w:tcPr>
+          <w:p>
+            <w:pPr>
+              <w:spacing w:line="360" w:lineRule="auto"/>
+              <w:jc w:val="both"/>
+              <w:rPr>
+                <w:bCs/>
+                <w:lang w:eastAsia="en-AU"/>
+              </w:rPr>
+            </w:pPr>
+            <w:r>
+              <w:rPr>
+                <w:bCs/>
+                <w:lang w:eastAsia="en-AU"/>
+              </w:rPr>
+              <w:t>Broadband Internet Connection</w:t>
+            </w:r>
+          </w:p>
+        </w:tc>
+        <w:tc>
+          <w:tcPr>
+            <w:tcW w:w="1793" w:type="dxa"/>
+            <w:hideMark/>
+          </w:tcPr>
+          <w:p>
+            <w:pPr>
+              <w:spacing w:line="360" w:lineRule="auto"/>
+              <w:jc w:val="both"/>
+              <w:rPr>
+                <w:bCs/>
+                <w:lang w:eastAsia="en-AU"/>
+              </w:rPr>
+            </w:pPr>
+            <w:r>
+              <w:rPr>
+                <w:bCs/>
+                <w:lang w:eastAsia="en-AU"/>
+              </w:rPr>
+              <w:t>N/A</w:t>
+            </w:r>
+          </w:p>
+        </w:tc>
+        <w:tc>
+          <w:tcPr>
+            <w:tcW w:w="3800" w:type="dxa"/>
+            <w:hideMark/>
+          </w:tcPr>
+          <w:p>
+            <w:pPr>
+              <w:spacing w:line="360" w:lineRule="auto"/>
+              <w:jc w:val="both"/>
+              <w:rPr>
+                <w:bCs/>
+                <w:lang w:eastAsia="en-AU"/>
+              </w:rPr>
+            </w:pPr>
+            <w:r>
+              <w:rPr>
+                <w:bCs/>
+                <w:lang w:eastAsia="en-AU"/>
+              </w:rPr>
+              <w:t>Required for accessing cloud repositories, APIs, and online services during demonstrations.</w:t>
+            </w:r>
+          </w:p>
+        </w:tc>
+      </w:tr>
+      <w:tr>
+        <w:trPr>
+          <w:trHeight w:val="1248"/>
+        </w:trPr>
+        <w:tc>
+          <w:tcPr>
+            <w:tcW w:w="2434" w:type="dxa"/>
+            <w:hideMark/>
+          </w:tcPr>
+          <w:p>
+            <w:pPr>
+              <w:spacing w:line="360" w:lineRule="auto"/>
+              <w:jc w:val="both"/>
+              <w:rPr>
+                <w:bCs/>
+                <w:lang w:eastAsia="en-AU"/>
+              </w:rPr>
+            </w:pPr>
+            <w:r>
+              <w:rPr>
+                <w:bCs/>
+                <w:lang w:eastAsia="en-AU"/>
+              </w:rPr>
+              <w:t>Screen Recording Software</w:t>
+            </w:r>
+          </w:p>
+        </w:tc>
+        <w:tc>
+          <w:tcPr>
+            <w:tcW w:w="2181" w:type="dxa"/>
+            <w:hideMark/>
+          </w:tcPr>
+          <w:p>
+            <w:pPr>
+              <w:spacing w:line="360" w:lineRule="auto"/>
+              <w:jc w:val="both"/>
+              <w:rPr>
+                <w:bCs/>
+                <w:lang w:eastAsia="en-AU"/>
+              </w:rPr>
+            </w:pPr>
+            <w:r>
+              <w:rPr>
+                <w:bCs/>
+                <w:lang w:eastAsia="en-AU"/>
+              </w:rPr>
+              <w:t>OBS Studio / Loom</w:t>
+            </w:r>
+          </w:p>
+        </w:tc>
+        <w:tc>
+          <w:tcPr>
+            <w:tcW w:w="1793" w:type="dxa"/>
+            <w:hideMark/>
+          </w:tcPr>
+          <w:p>
+            <w:pPr>
+              <w:spacing w:line="360" w:lineRule="auto"/>
+              <w:jc w:val="both"/>
+              <w:rPr>
+                <w:bCs/>
+                <w:lang w:eastAsia="en-AU"/>
+              </w:rPr>
+            </w:pPr>
+            <w:r>
+              <w:rPr>
+                <w:bCs/>
+                <w:lang w:eastAsia="en-AU"/>
+              </w:rPr>
+              <w:t>Latest</w:t>
+            </w:r>
+          </w:p>
+        </w:tc>
+        <w:tc>
+          <w:tcPr>
+            <w:tcW w:w="3800" w:type="dxa"/>
+            <w:hideMark/>
+          </w:tcPr>
+          <w:p>
+            <w:pPr>
+              <w:spacing w:line="360" w:lineRule="auto"/>
+              <w:jc w:val="both"/>
+              <w:rPr>
+                <w:bCs/>
+                <w:lang w:eastAsia="en-AU"/>
+              </w:rPr>
+            </w:pPr>
+            <w:r>
+              <w:rPr>
+                <w:bCs/>
+                <w:lang w:eastAsia="en-AU"/>
+              </w:rPr>
+              <w:t>Used to record demonstration sessions and provide backup evidence in case of technical issues during live presentations.</w:t>
+            </w:r>
+          </w:p>
+        </w:tc>
+      </w:tr>
+    </w:tbl>
+    <w:p>
+      <w:pPr>
+        <w:spacing w:line="360" w:lineRule="auto"/>
+        <w:jc w:val="both"/>
+        <w:rPr>
+          <w:bCs/>
+          <w:lang w:eastAsia="en-AU"/>
+        </w:rPr>
+      </w:pPr>
+    </w:p>
+    <w:p>
+      <w:pPr>
+        <w:spacing w:line="360" w:lineRule="auto"/>
+        <w:jc w:val="both"/>
+        <w:rPr>
+          <w:bCs/>
+          <w:lang w:eastAsia="en-AU"/>
+        </w:rPr>
+      </w:pPr>
+      <w:r>
+        <w:rPr>
+          <w:bCs/>
+          <w:lang w:eastAsia="en-AU"/>
+        </w:rPr>
+        <w:t xml:space="preserve">The selected technology stack provides a modern, scalable, and industry-standard development environment suitable for implementing the </w:t>
+      </w:r>
+      <w:proofErr w:type="spellStart"/>
+      <w:r>
+        <w:rPr>
+          <w:bCs/>
+          <w:lang w:eastAsia="en-AU"/>
+        </w:rPr>
+        <w:t>SaveBite</w:t>
+      </w:r>
+      <w:proofErr w:type="spellEnd"/>
+      <w:r>
+        <w:rPr>
+          <w:bCs/>
+          <w:lang w:eastAsia="en-AU"/>
+        </w:rPr>
+        <w:t xml:space="preserve"> food waste reduction platform. The chosen tools support efficient collaboration, rapid development, effective testing, and reliable deployment while ensuring that project requirements can be delivered within the planned schedule and available resources.</w:t>
+      </w:r>
     </w:p>
     <w:p/>
     <w:sectPr>

--- a/SaveBites report1.docx
+++ b/SaveBites report1.docx
@@ -431,28 +431,12 @@
                 <w:rFonts w:eastAsia="Calibri"/>
               </w:rPr>
             </w:pPr>
-            <w:proofErr w:type="spellStart"/>
             <w:r>
               <w:rPr>
                 <w:rFonts w:eastAsia="Calibri"/>
               </w:rPr>
-              <w:t>Buddhiman</w:t>
-            </w:r>
-            <w:proofErr w:type="spellEnd"/>
-            <w:r>
-              <w:rPr>
-                <w:rFonts w:eastAsia="Calibri"/>
-              </w:rPr>
-              <w:t xml:space="preserve"> </w:t>
-            </w:r>
-            <w:proofErr w:type="gramStart"/>
-            <w:r>
-              <w:rPr>
-                <w:rFonts w:eastAsia="Calibri"/>
-              </w:rPr>
-              <w:t>B.K</w:t>
-            </w:r>
-            <w:proofErr w:type="gramEnd"/>
+              <w:t>Buddhiman B.K</w:t>
+            </w:r>
           </w:p>
         </w:tc>
         <w:tc>
@@ -882,16 +866,8 @@
               <w:rPr>
                 <w:rFonts w:eastAsia="Calibri"/>
               </w:rPr>
-              <w:t xml:space="preserve">Sudeep Lal </w:t>
-            </w:r>
-            <w:proofErr w:type="spellStart"/>
-            <w:r>
-              <w:rPr>
-                <w:rFonts w:eastAsia="Calibri"/>
-              </w:rPr>
-              <w:t>Bajimaya</w:t>
-            </w:r>
-            <w:proofErr w:type="spellEnd"/>
+              <w:t>Sudeep Lal Bajimaya</w:t>
+            </w:r>
           </w:p>
         </w:tc>
         <w:tc>
@@ -1247,35 +1223,7 @@
         <w:rPr>
           <w:rFonts w:eastAsia="Calibri"/>
         </w:rPr>
-        <w:t xml:space="preserve">I/We have read and understood the </w:t>
-      </w:r>
-      <w:proofErr w:type="spellStart"/>
-      <w:r>
-        <w:rPr>
-          <w:rFonts w:eastAsia="Calibri"/>
-        </w:rPr>
-        <w:t>Programme</w:t>
-      </w:r>
-      <w:proofErr w:type="spellEnd"/>
-      <w:r>
-        <w:rPr>
-          <w:rFonts w:eastAsia="Calibri"/>
-        </w:rPr>
-        <w:t xml:space="preserve"> Handbook that </w:t>
-      </w:r>
-      <w:proofErr w:type="gramStart"/>
-      <w:r>
-        <w:rPr>
-          <w:rFonts w:eastAsia="Calibri"/>
-        </w:rPr>
-        <w:t>explains on</w:t>
-      </w:r>
-      <w:proofErr w:type="gramEnd"/>
-      <w:r>
-        <w:rPr>
-          <w:rFonts w:eastAsia="Calibri"/>
-        </w:rPr>
-        <w:t xml:space="preserve"> </w:t>
+        <w:t xml:space="preserve">I/We have read and understood the Programme Handbook that explains on </w:t>
       </w:r>
       <w:r>
         <w:rPr>
@@ -1474,7 +1422,6 @@
                 <w:rFonts w:eastAsia="Calibri"/>
               </w:rPr>
             </w:pPr>
-            <w:proofErr w:type="gramStart"/>
             <w:r>
               <w:rPr>
                 <w:rFonts w:eastAsia="Calibri"/>
@@ -1487,7 +1434,6 @@
               </w:rPr>
               <w:t>ganesh.wagle23@midvalley.edu.np</w:t>
             </w:r>
-            <w:proofErr w:type="gramEnd"/>
           </w:p>
         </w:tc>
         <w:tc>
@@ -2267,21 +2213,12 @@
                 <w:b/>
               </w:rPr>
             </w:pPr>
-            <w:proofErr w:type="gramStart"/>
             <w:r>
               <w:rPr>
                 <w:rFonts w:eastAsia="Calibri"/>
                 <w:b/>
               </w:rPr>
-              <w:t>Student</w:t>
-            </w:r>
-            <w:proofErr w:type="gramEnd"/>
-            <w:r>
-              <w:rPr>
-                <w:rFonts w:eastAsia="Calibri"/>
-                <w:b/>
-              </w:rPr>
-              <w:t xml:space="preserve"> acknowledge feedback/comments</w:t>
+              <w:t>Student acknowledge feedback/comments</w:t>
             </w:r>
           </w:p>
         </w:tc>
@@ -2491,21 +2428,7 @@
         <w:rPr>
           <w:rFonts w:eastAsia="Calibri"/>
         </w:rPr>
-        <w:t xml:space="preserve">If the Turnitin report is required, students </w:t>
-      </w:r>
-      <w:proofErr w:type="gramStart"/>
-      <w:r>
-        <w:rPr>
-          <w:rFonts w:eastAsia="Calibri"/>
-        </w:rPr>
-        <w:t>have to</w:t>
-      </w:r>
-      <w:proofErr w:type="gramEnd"/>
-      <w:r>
-        <w:rPr>
-          <w:rFonts w:eastAsia="Calibri"/>
-        </w:rPr>
-        <w:t xml:space="preserve"> submit it with the assignment. However, departments may allow students up to </w:t>
+        <w:t xml:space="preserve">If the Turnitin report is required, students have to submit it with the assignment. However, departments may allow students up to </w:t>
       </w:r>
       <w:r>
         <w:rPr>
@@ -4512,13 +4435,8 @@
               <w:spacing w:after="80" w:line="360" w:lineRule="auto"/>
               <w:jc w:val="center"/>
             </w:pPr>
-            <w:proofErr w:type="spellStart"/>
-            <w:r>
-              <w:t>Buddhiman</w:t>
-            </w:r>
-            <w:proofErr w:type="spellEnd"/>
-            <w:r>
-              <w:t xml:space="preserve"> B.K.</w:t>
+            <w:r>
+              <w:t>Buddhiman B.K.</w:t>
             </w:r>
           </w:p>
         </w:tc>
@@ -4608,31 +4526,7 @@
         <w:jc w:val="both"/>
       </w:pPr>
       <w:r>
-        <w:t xml:space="preserve">Food waste is a major global problem, causing environmental, economic and social problems. The United Nations Environment Program (UNEP, 2021) estimated that in 2019, some 931 million tons of food was wasted, of which 61% was household food waste generated. In Malaysia, the situation is no different as some 17,000 tons of food waste are created per day, with 24% of it still edible (The Star, 2024). This waste not only results in degradation of the environment but also puts strain on landfills and wastes precious resources. The </w:t>
-      </w:r>
-      <w:proofErr w:type="spellStart"/>
-      <w:r>
-        <w:t>SaveBite</w:t>
-      </w:r>
-      <w:proofErr w:type="spellEnd"/>
-      <w:r>
-        <w:t xml:space="preserve"> project is driven by the desire to offer a practical, technology-based solution for the households to reduce food waste. Some research found that poor inventory management, over-purchasing, lack of awareness about the food expiry and inadequate meal planning are the main causes of household food waste (Secondi et al., 2015; </w:t>
-      </w:r>
-      <w:proofErr w:type="spellStart"/>
-      <w:r>
-        <w:t>Papargyropoulou</w:t>
-      </w:r>
-      <w:proofErr w:type="spellEnd"/>
-      <w:r>
-        <w:t xml:space="preserve"> et al., 2014). The results showed that there is a need to find a system which will be effective in managing the food resources more efficiently and minimizing the avoidable wasted food. Malaysian households, which encompass homemakers, working adults, families and university students who are tasked with food consumption and storage, are the primary consumers of </w:t>
-      </w:r>
-      <w:proofErr w:type="spellStart"/>
-      <w:r>
-        <w:t>SaveBite</w:t>
-      </w:r>
-      <w:proofErr w:type="spellEnd"/>
-      <w:r>
-        <w:t>. Secondary users may be community members, charitable organizations and food banks that could benefit from any leftover food items donated via the platform.</w:t>
+        <w:t>Food waste is a major global problem, causing environmental, economic and social problems. The United Nations Environment Program (UNEP, 2021) estimated that in 2019, some 931 million tons of food was wasted, of which 61% was household food waste generated. In Malaysia, the situation is no different as some 17,000 tons of food waste are created per day, with 24% of it still edible (The Star, 2024). This waste not only results in degradation of the environment but also puts strain on landfills and wastes precious resources. The SaveBite project is driven by the desire to offer a practical, technology-based solution for the households to reduce food waste. Some research found that poor inventory management, over-purchasing, lack of awareness about the food expiry and inadequate meal planning are the main causes of household food waste (Secondi et al., 2015; Papargyropoulou et al., 2014). The results showed that there is a need to find a system which will be effective in managing the food resources more efficiently and minimizing the avoidable wasted food. Malaysian households, which encompass homemakers, working adults, families and university students who are tasked with food consumption and storage, are the primary consumers of SaveBite. Secondary users may be community members, charitable organizations and food banks that could benefit from any leftover food items donated via the platform.</w:t>
       </w:r>
     </w:p>
     <w:p>
@@ -4645,78 +4539,32 @@
           <w:lang w:eastAsia="en-AU"/>
         </w:rPr>
       </w:pPr>
-      <w:proofErr w:type="spellStart"/>
       <w:r>
         <w:rPr>
           <w:bCs/>
           <w:szCs w:val="20"/>
           <w:lang w:eastAsia="en-AU"/>
         </w:rPr>
-        <w:t>SaveBite</w:t>
-      </w:r>
-      <w:proofErr w:type="spellEnd"/>
-      <w:r>
+        <w:t xml:space="preserve">SaveBite will provide food waste management solutions in web applications which feature food inventory, expiry date tracking, meal planning, food donation management, notification and food saving analytics. These features aim to assist users make informed decisions regarding food management, minimize food waste and promote responsible consumption habits. </w:t>
+      </w:r>
+    </w:p>
+    <w:p>
+      <w:pPr>
+        <w:spacing w:line="360" w:lineRule="auto"/>
+        <w:jc w:val="both"/>
         <w:rPr>
           <w:bCs/>
           <w:szCs w:val="20"/>
           <w:lang w:eastAsia="en-AU"/>
         </w:rPr>
-        <w:t xml:space="preserve"> will provide food waste management solutions in web applications which feature food inventory, expiry date tracking, meal planning, food donation management, notification and food saving analytics. These features aim to assist users make informed decisions regarding food management, minimize food waste and promote responsible consumption habits. </w:t>
-      </w:r>
-    </w:p>
-    <w:p>
-      <w:pPr>
-        <w:spacing w:line="360" w:lineRule="auto"/>
-        <w:jc w:val="both"/>
+      </w:pPr>
+      <w:r>
         <w:rPr>
           <w:bCs/>
           <w:szCs w:val="20"/>
           <w:lang w:eastAsia="en-AU"/>
         </w:rPr>
-      </w:pPr>
-      <w:r>
-        <w:rPr>
-          <w:bCs/>
-          <w:szCs w:val="20"/>
-          <w:lang w:eastAsia="en-AU"/>
-        </w:rPr>
-        <w:t xml:space="preserve">The system proposed is a new product specifically developed to meet the requirements of </w:t>
-      </w:r>
-      <w:proofErr w:type="spellStart"/>
-      <w:r>
-        <w:rPr>
-          <w:bCs/>
-          <w:szCs w:val="20"/>
-          <w:lang w:eastAsia="en-AU"/>
-        </w:rPr>
-        <w:t>SavePlate</w:t>
-      </w:r>
-      <w:proofErr w:type="spellEnd"/>
-      <w:r>
-        <w:rPr>
-          <w:bCs/>
-          <w:szCs w:val="20"/>
-          <w:lang w:eastAsia="en-AU"/>
-        </w:rPr>
-        <w:t xml:space="preserve"> case study. It is not an addition or improvement to an existing system. The </w:t>
-      </w:r>
-      <w:proofErr w:type="spellStart"/>
-      <w:r>
-        <w:rPr>
-          <w:bCs/>
-          <w:szCs w:val="20"/>
-          <w:lang w:eastAsia="en-AU"/>
-        </w:rPr>
-        <w:t>SaveBite</w:t>
-      </w:r>
-      <w:proofErr w:type="spellEnd"/>
-      <w:r>
-        <w:rPr>
-          <w:bCs/>
-          <w:szCs w:val="20"/>
-          <w:lang w:eastAsia="en-AU"/>
-        </w:rPr>
-        <w:t xml:space="preserve"> app combines several food waste reduction features into one platform, offering a holistic approach to better food management for households and to foster community food sharing. </w:t>
+        <w:t xml:space="preserve">The system proposed is a new product specifically developed to meet the requirements of SavePlate case study. It is not an addition or improvement to an existing system. The SaveBite app combines several food waste reduction features into one platform, offering a holistic approach to better food management for households and to foster community food sharing. </w:t>
       </w:r>
     </w:p>
     <w:p>
@@ -4753,25 +4601,7 @@
           <w:szCs w:val="20"/>
           <w:lang w:eastAsia="en-AU"/>
         </w:rPr>
-        <w:t xml:space="preserve"> and the direct development cost is estimated to be 0. </w:t>
-      </w:r>
-      <w:proofErr w:type="spellStart"/>
-      <w:r>
-        <w:rPr>
-          <w:bCs/>
-          <w:szCs w:val="20"/>
-          <w:lang w:eastAsia="en-AU"/>
-        </w:rPr>
-        <w:t>SaveBite's</w:t>
-      </w:r>
-      <w:proofErr w:type="spellEnd"/>
-      <w:r>
-        <w:rPr>
-          <w:bCs/>
-          <w:szCs w:val="20"/>
-          <w:lang w:eastAsia="en-AU"/>
-        </w:rPr>
-        <w:t xml:space="preserve"> ability to embed its essential capabilities all within one platform also hopes to minimize unnecessary household food waste, sustainable consumption habits, and community food-sharing programs.</w:t>
+        <w:t xml:space="preserve"> and the direct development cost is estimated to be 0. SaveBite's ability to embed its essential capabilities all within one platform also hopes to minimize unnecessary household food waste, sustainable consumption habits, and community food-sharing programs.</w:t>
       </w:r>
     </w:p>
     <w:p>
@@ -4814,62 +4644,26 @@
           <w:szCs w:val="20"/>
           <w:lang w:eastAsia="en-AU"/>
         </w:rPr>
-        <w:t xml:space="preserve">Project aims are general statements of goals and intentions which outline the overall purpose and outcome of a project. They give guidance by clarifying the goals that the project team would like to reach at the successful completion of the project (Sommerville, 2016). The </w:t>
-      </w:r>
-      <w:proofErr w:type="spellStart"/>
-      <w:r>
+        <w:t>Project aims are general statements of goals and intentions which outline the overall purpose and outcome of a project. They give guidance by clarifying the goals that the project team would like to reach at the successful completion of the project (Sommerville, 2016). The SaveBite project is designed to tackle the escalating problem of household waste, by creating a technology-based solution that encourages sustainable food management, responsible food consumption and community involvement.</w:t>
+      </w:r>
+    </w:p>
+    <w:p>
+      <w:pPr>
+        <w:spacing w:line="360" w:lineRule="auto"/>
+        <w:jc w:val="both"/>
         <w:rPr>
           <w:bCs/>
           <w:szCs w:val="20"/>
           <w:lang w:eastAsia="en-AU"/>
         </w:rPr>
-        <w:t>SaveBite</w:t>
-      </w:r>
-      <w:proofErr w:type="spellEnd"/>
+      </w:pPr>
       <w:r>
         <w:rPr>
           <w:bCs/>
           <w:szCs w:val="20"/>
           <w:lang w:eastAsia="en-AU"/>
         </w:rPr>
-        <w:t xml:space="preserve"> project is designed to tackle the escalating problem of household waste, by creating a technology-based solution that encourages sustainable food management, responsible food consumption and community involvement.</w:t>
-      </w:r>
-    </w:p>
-    <w:p>
-      <w:pPr>
-        <w:spacing w:line="360" w:lineRule="auto"/>
-        <w:jc w:val="both"/>
-        <w:rPr>
-          <w:bCs/>
-          <w:szCs w:val="20"/>
-          <w:lang w:eastAsia="en-AU"/>
-        </w:rPr>
-      </w:pPr>
-      <w:r>
-        <w:rPr>
-          <w:bCs/>
-          <w:szCs w:val="20"/>
-          <w:lang w:eastAsia="en-AU"/>
-        </w:rPr>
-        <w:t xml:space="preserve">The objectives of </w:t>
-      </w:r>
-      <w:proofErr w:type="spellStart"/>
-      <w:r>
-        <w:rPr>
-          <w:bCs/>
-          <w:szCs w:val="20"/>
-          <w:lang w:eastAsia="en-AU"/>
-        </w:rPr>
-        <w:t>SaveBite</w:t>
-      </w:r>
-      <w:proofErr w:type="spellEnd"/>
-      <w:r>
-        <w:rPr>
-          <w:bCs/>
-          <w:szCs w:val="20"/>
-          <w:lang w:eastAsia="en-AU"/>
-        </w:rPr>
-        <w:t xml:space="preserve"> project are:</w:t>
+        <w:t>The objectives of SaveBite project are:</w:t>
       </w:r>
     </w:p>
     <w:p>
@@ -5085,25 +4879,7 @@
           <w:szCs w:val="20"/>
           <w:lang w:eastAsia="en-AU"/>
         </w:rPr>
-        <w:t xml:space="preserve">To contribute to the aims of the </w:t>
-      </w:r>
-      <w:proofErr w:type="spellStart"/>
-      <w:r>
-        <w:rPr>
-          <w:bCs/>
-          <w:szCs w:val="20"/>
-          <w:lang w:eastAsia="en-AU"/>
-        </w:rPr>
-        <w:t>SavePlate</w:t>
-      </w:r>
-      <w:proofErr w:type="spellEnd"/>
-      <w:r>
-        <w:rPr>
-          <w:bCs/>
-          <w:szCs w:val="20"/>
-          <w:lang w:eastAsia="en-AU"/>
-        </w:rPr>
-        <w:t xml:space="preserve"> project by offering a novel and feasible solution to avoid food waste and adopt sustainable living habits.</w:t>
+        <w:t>To contribute to the aims of the SavePlate project by offering a novel and feasible solution to avoid food waste and adopt sustainable living habits.</w:t>
       </w:r>
     </w:p>
     <w:p>
@@ -5192,62 +4968,26 @@
           <w:szCs w:val="20"/>
           <w:lang w:eastAsia="en-AU"/>
         </w:rPr>
-        <w:t xml:space="preserve">A project goal is a specific and measurable outcome that is the target of a project. The </w:t>
-      </w:r>
-      <w:proofErr w:type="spellStart"/>
-      <w:r>
+        <w:t>A project goal is a specific and measurable outcome that is the target of a project. The SaveBite project objectives are stated in a clear manner and are held to be specific, measurable, achievable, relevant and time-bound (SMART) within the framework of The Digital Project Manager (2023).</w:t>
+      </w:r>
+    </w:p>
+    <w:p>
+      <w:pPr>
+        <w:spacing w:line="360" w:lineRule="auto"/>
+        <w:jc w:val="both"/>
         <w:rPr>
           <w:bCs/>
           <w:szCs w:val="20"/>
           <w:lang w:eastAsia="en-AU"/>
         </w:rPr>
-        <w:t>SaveBite</w:t>
-      </w:r>
-      <w:proofErr w:type="spellEnd"/>
+      </w:pPr>
       <w:r>
         <w:rPr>
           <w:bCs/>
           <w:szCs w:val="20"/>
           <w:lang w:eastAsia="en-AU"/>
         </w:rPr>
-        <w:t xml:space="preserve"> project objectives are stated in a clear manner and are held to be specific, measurable, achievable, relevant and time-bound (SMART) within the framework of The Digital Project Manager (2023).</w:t>
-      </w:r>
-    </w:p>
-    <w:p>
-      <w:pPr>
-        <w:spacing w:line="360" w:lineRule="auto"/>
-        <w:jc w:val="both"/>
-        <w:rPr>
-          <w:bCs/>
-          <w:szCs w:val="20"/>
-          <w:lang w:eastAsia="en-AU"/>
-        </w:rPr>
-      </w:pPr>
-      <w:r>
-        <w:rPr>
-          <w:bCs/>
-          <w:szCs w:val="20"/>
-          <w:lang w:eastAsia="en-AU"/>
-        </w:rPr>
-        <w:t xml:space="preserve">The aims of the </w:t>
-      </w:r>
-      <w:proofErr w:type="spellStart"/>
-      <w:r>
-        <w:rPr>
-          <w:bCs/>
-          <w:szCs w:val="20"/>
-          <w:lang w:eastAsia="en-AU"/>
-        </w:rPr>
-        <w:t>SaveBite</w:t>
-      </w:r>
-      <w:proofErr w:type="spellEnd"/>
-      <w:r>
-        <w:rPr>
-          <w:bCs/>
-          <w:szCs w:val="20"/>
-          <w:lang w:eastAsia="en-AU"/>
-        </w:rPr>
-        <w:t xml:space="preserve"> project are:</w:t>
+        <w:t>The aims of the SaveBite project are:</w:t>
       </w:r>
     </w:p>
     <w:p>
@@ -5367,25 +5107,7 @@
           <w:szCs w:val="20"/>
           <w:lang w:eastAsia="en-AU"/>
         </w:rPr>
-        <w:t xml:space="preserve">To deliver analytical reports and dashboards to users, showing the food-saving activities, and food </w:t>
-      </w:r>
-      <w:proofErr w:type="spellStart"/>
-      <w:r>
-        <w:rPr>
-          <w:bCs/>
-          <w:szCs w:val="20"/>
-          <w:lang w:eastAsia="en-AU"/>
-        </w:rPr>
-        <w:t>utilisation</w:t>
-      </w:r>
-      <w:proofErr w:type="spellEnd"/>
-      <w:r>
-        <w:rPr>
-          <w:bCs/>
-          <w:szCs w:val="20"/>
-          <w:lang w:eastAsia="en-AU"/>
-        </w:rPr>
-        <w:t xml:space="preserve"> trends and donation records, by the end of Iteration 2.</w:t>
+        <w:t>To deliver analytical reports and dashboards to users, showing the food-saving activities, and food utilisation trends and donation records, by the end of Iteration 2.</w:t>
       </w:r>
     </w:p>
     <w:p>
@@ -5433,25 +5155,7 @@
           <w:szCs w:val="20"/>
           <w:lang w:eastAsia="en-AU"/>
         </w:rPr>
-        <w:t xml:space="preserve">Complete all activities planned for the project within its 13-week timeframe (22 May 2026 – 19 August 2026) and ensure that these activities are completed in line with the project's functional and non-functional requirements outlined in </w:t>
-      </w:r>
-      <w:proofErr w:type="spellStart"/>
-      <w:r>
-        <w:rPr>
-          <w:bCs/>
-          <w:szCs w:val="20"/>
-          <w:lang w:eastAsia="en-AU"/>
-        </w:rPr>
-        <w:t>SavePlate</w:t>
-      </w:r>
-      <w:proofErr w:type="spellEnd"/>
-      <w:r>
-        <w:rPr>
-          <w:bCs/>
-          <w:szCs w:val="20"/>
-          <w:lang w:eastAsia="en-AU"/>
-        </w:rPr>
-        <w:t xml:space="preserve"> case study.</w:t>
+        <w:t>Complete all activities planned for the project within its 13-week timeframe (22 May 2026 – 19 August 2026) and ensure that these activities are completed in line with the project's functional and non-functional requirements outlined in SavePlate case study.</w:t>
       </w:r>
     </w:p>
     <w:p>
@@ -5565,37 +5269,12 @@
           <w:lang w:eastAsia="en-AU"/>
         </w:rPr>
       </w:pPr>
-      <w:proofErr w:type="spellStart"/>
-      <w:r>
-        <w:rPr>
-          <w:bCs/>
-          <w:lang w:eastAsia="en-AU"/>
-        </w:rPr>
-        <w:t>SaveBite</w:t>
-      </w:r>
-      <w:proofErr w:type="spellEnd"/>
-      <w:r>
-        <w:rPr>
-          <w:bCs/>
-          <w:lang w:eastAsia="en-AU"/>
-        </w:rPr>
-        <w:t xml:space="preserve"> will provide the following essential features for the use cases outlined in the </w:t>
-      </w:r>
-      <w:proofErr w:type="spellStart"/>
-      <w:r>
-        <w:rPr>
-          <w:bCs/>
-          <w:lang w:eastAsia="en-AU"/>
-        </w:rPr>
-        <w:t>SavePlate</w:t>
-      </w:r>
-      <w:proofErr w:type="spellEnd"/>
-      <w:r>
-        <w:rPr>
-          <w:bCs/>
-          <w:lang w:eastAsia="en-AU"/>
-        </w:rPr>
-        <w:t xml:space="preserve"> Common Case Study:</w:t>
+      <w:r>
+        <w:rPr>
+          <w:bCs/>
+          <w:lang w:eastAsia="en-AU"/>
+        </w:rPr>
+        <w:t>SaveBite will provide the following essential features for the use cases outlined in the SavePlate Common Case Study:</w:t>
       </w:r>
     </w:p>
     <w:p>
@@ -5639,23 +5318,7 @@
           <w:bCs/>
           <w:lang w:eastAsia="en-AU"/>
         </w:rPr>
-        <w:t xml:space="preserve">Food Inventory Management: Users can record, update, monitor and </w:t>
-      </w:r>
-      <w:proofErr w:type="spellStart"/>
-      <w:r>
-        <w:rPr>
-          <w:bCs/>
-          <w:lang w:eastAsia="en-AU"/>
-        </w:rPr>
-        <w:t>organise</w:t>
-      </w:r>
-      <w:proofErr w:type="spellEnd"/>
-      <w:r>
-        <w:rPr>
-          <w:bCs/>
-          <w:lang w:eastAsia="en-AU"/>
-        </w:rPr>
-        <w:t xml:space="preserve"> the food items in their household inventory, including quantity, category, place of storage and expiry date.</w:t>
+        <w:t>Food Inventory Management: Users can record, update, monitor and organise the food items in their household inventory, including quantity, category, place of storage and expiry date.</w:t>
       </w:r>
     </w:p>
     <w:p>
@@ -5743,39 +5406,7 @@
           <w:bCs/>
           <w:lang w:eastAsia="en-AU"/>
         </w:rPr>
-        <w:t xml:space="preserve">Weekly Meal Planning - Users will be able to plan meals based on food available and will be able to plan meals each week to promote efficient food </w:t>
-      </w:r>
-      <w:proofErr w:type="spellStart"/>
-      <w:r>
-        <w:rPr>
-          <w:bCs/>
-          <w:lang w:eastAsia="en-AU"/>
-        </w:rPr>
-        <w:t>utilisation</w:t>
-      </w:r>
-      <w:proofErr w:type="spellEnd"/>
-      <w:r>
-        <w:rPr>
-          <w:bCs/>
-          <w:lang w:eastAsia="en-AU"/>
-        </w:rPr>
-        <w:t xml:space="preserve"> and </w:t>
-      </w:r>
-      <w:proofErr w:type="spellStart"/>
-      <w:r>
-        <w:rPr>
-          <w:bCs/>
-          <w:lang w:eastAsia="en-AU"/>
-        </w:rPr>
-        <w:t>minimise</w:t>
-      </w:r>
-      <w:proofErr w:type="spellEnd"/>
-      <w:r>
-        <w:rPr>
-          <w:bCs/>
-          <w:lang w:eastAsia="en-AU"/>
-        </w:rPr>
-        <w:t xml:space="preserve"> food waste.</w:t>
+        <w:t>Weekly Meal Planning - Users will be able to plan meals based on food available and will be able to plan meals each week to promote efficient food utilisation and minimise food waste.</w:t>
       </w:r>
     </w:p>
     <w:p>
@@ -5804,37 +5435,12 @@
           <w:lang w:eastAsia="en-AU"/>
         </w:rPr>
       </w:pPr>
-      <w:proofErr w:type="spellStart"/>
-      <w:r>
-        <w:rPr>
-          <w:bCs/>
-          <w:lang w:eastAsia="en-AU"/>
-        </w:rPr>
-        <w:t>SaveBite</w:t>
-      </w:r>
-      <w:proofErr w:type="spellEnd"/>
-      <w:r>
-        <w:rPr>
-          <w:bCs/>
-          <w:lang w:eastAsia="en-AU"/>
-        </w:rPr>
-        <w:t xml:space="preserve"> will be built as a web-based application and only have the functionality outlined in the </w:t>
-      </w:r>
-      <w:proofErr w:type="spellStart"/>
-      <w:r>
-        <w:rPr>
-          <w:bCs/>
-          <w:lang w:eastAsia="en-AU"/>
-        </w:rPr>
-        <w:t>SavePlate</w:t>
-      </w:r>
-      <w:proofErr w:type="spellEnd"/>
-      <w:r>
-        <w:rPr>
-          <w:bCs/>
-          <w:lang w:eastAsia="en-AU"/>
-        </w:rPr>
-        <w:t xml:space="preserve"> case study requirements. The scope will not include any extra functionality, integration, or improvements that aren't specified in this scope of work, as these are considered outside of the project boundary and will not be included in this iteration of the project.</w:t>
+      <w:r>
+        <w:rPr>
+          <w:bCs/>
+          <w:lang w:eastAsia="en-AU"/>
+        </w:rPr>
+        <w:t>SaveBite will be built as a web-based application and only have the functionality outlined in the SavePlate case study requirements. The scope will not include any extra functionality, integration, or improvements that aren't specified in this scope of work, as these are considered outside of the project boundary and will not be included in this iteration of the project.</w:t>
       </w:r>
     </w:p>
     <w:p/>
@@ -5900,105 +5506,41 @@
           <w:bCs/>
           <w:lang w:eastAsia="en-AU"/>
         </w:rPr>
-        <w:t xml:space="preserve">Iterative and Incremental Development (IID) will be the methodology used in the development of </w:t>
-      </w:r>
-      <w:proofErr w:type="spellStart"/>
-      <w:r>
-        <w:rPr>
-          <w:bCs/>
-          <w:lang w:eastAsia="en-AU"/>
-        </w:rPr>
-        <w:t>SaveBite</w:t>
-      </w:r>
-      <w:proofErr w:type="spellEnd"/>
-      <w:r>
-        <w:rPr>
-          <w:bCs/>
-          <w:lang w:eastAsia="en-AU"/>
-        </w:rPr>
-        <w:t>. Iterative development allows software systems to be developed over a succession of developmental iterations, delivering functionality in successive stages, incorporating improvements because of testing and feedback (Sommerville, 2016). This helps to minimize the risks involved in development, enhance the quality of the software, and facilitate ongoing improvements throughout the development process.</w:t>
-      </w:r>
-    </w:p>
-    <w:p>
-      <w:pPr>
-        <w:spacing w:line="360" w:lineRule="auto"/>
-        <w:jc w:val="both"/>
-        <w:rPr>
-          <w:bCs/>
-          <w:lang w:eastAsia="en-AU"/>
-        </w:rPr>
-      </w:pPr>
-      <w:r>
-        <w:rPr>
-          <w:bCs/>
-          <w:lang w:eastAsia="en-AU"/>
-        </w:rPr>
-        <w:t xml:space="preserve">In software engineering, Iterative and Incremental Development is a well-established practice which allows us to build large and complex software systems as a series of small and incremental releases (Larman and Basili 2003). This approach is very well suited to the </w:t>
-      </w:r>
-      <w:proofErr w:type="spellStart"/>
-      <w:r>
-        <w:rPr>
-          <w:bCs/>
-          <w:lang w:eastAsia="en-AU"/>
-        </w:rPr>
-        <w:t>SaveBite</w:t>
-      </w:r>
-      <w:proofErr w:type="spellEnd"/>
-      <w:r>
-        <w:rPr>
-          <w:bCs/>
-          <w:lang w:eastAsia="en-AU"/>
-        </w:rPr>
-        <w:t xml:space="preserve"> system as it is composed of many functional modules that are incrementally developed, tested and integrated.</w:t>
-      </w:r>
-    </w:p>
-    <w:p>
-      <w:pPr>
-        <w:spacing w:line="360" w:lineRule="auto"/>
-        <w:jc w:val="both"/>
-        <w:rPr>
-          <w:bCs/>
-          <w:lang w:eastAsia="en-AU"/>
-        </w:rPr>
-      </w:pPr>
-      <w:r>
-        <w:rPr>
-          <w:bCs/>
-          <w:lang w:eastAsia="en-AU"/>
-        </w:rPr>
-        <w:t xml:space="preserve">The </w:t>
-      </w:r>
-      <w:proofErr w:type="spellStart"/>
-      <w:r>
-        <w:rPr>
-          <w:bCs/>
-          <w:lang w:eastAsia="en-AU"/>
-        </w:rPr>
-        <w:t>SaveBite</w:t>
-      </w:r>
-      <w:proofErr w:type="spellEnd"/>
-      <w:r>
-        <w:rPr>
-          <w:bCs/>
-          <w:lang w:eastAsia="en-AU"/>
-        </w:rPr>
-        <w:t xml:space="preserve"> project will be implemented through two development iterations that align directly with the </w:t>
-      </w:r>
-      <w:proofErr w:type="spellStart"/>
-      <w:r>
-        <w:rPr>
-          <w:bCs/>
-          <w:lang w:eastAsia="en-AU"/>
-        </w:rPr>
-        <w:t>SavePlate</w:t>
-      </w:r>
-      <w:proofErr w:type="spellEnd"/>
-      <w:r>
-        <w:rPr>
-          <w:bCs/>
-          <w:lang w:eastAsia="en-AU"/>
-        </w:rPr>
-        <w:t xml:space="preserve"> case study use cases:</w:t>
+        <w:t>Iterative and Incremental Development (IID) will be the methodology used in the development of SaveBite. Iterative development allows software systems to be developed over a succession of developmental iterations, delivering functionality in successive stages, incorporating improvements because of testing and feedback (Sommerville, 2016). This helps to minimize the risks involved in development, enhance the quality of the software, and facilitate ongoing improvements throughout the development process.</w:t>
+      </w:r>
+    </w:p>
+    <w:p>
+      <w:pPr>
+        <w:spacing w:line="360" w:lineRule="auto"/>
+        <w:jc w:val="both"/>
+        <w:rPr>
+          <w:bCs/>
+          <w:lang w:eastAsia="en-AU"/>
+        </w:rPr>
+      </w:pPr>
+      <w:r>
+        <w:rPr>
+          <w:bCs/>
+          <w:lang w:eastAsia="en-AU"/>
+        </w:rPr>
+        <w:t>In software engineering, Iterative and Incremental Development is a well-established practice which allows us to build large and complex software systems as a series of small and incremental releases (Larman and Basili 2003). This approach is very well suited to the SaveBite system as it is composed of many functional modules that are incrementally developed, tested and integrated.</w:t>
+      </w:r>
+    </w:p>
+    <w:p>
+      <w:pPr>
+        <w:spacing w:line="360" w:lineRule="auto"/>
+        <w:jc w:val="both"/>
+        <w:rPr>
+          <w:bCs/>
+          <w:lang w:eastAsia="en-AU"/>
+        </w:rPr>
+      </w:pPr>
+      <w:r>
+        <w:rPr>
+          <w:bCs/>
+          <w:lang w:eastAsia="en-AU"/>
+        </w:rPr>
+        <w:t>The SaveBite project will be implemented through two development iterations that align directly with the SavePlate case study use cases:</w:t>
       </w:r>
     </w:p>
     <w:p>
@@ -6011,23 +5553,13 @@
           <w:lang w:eastAsia="en-AU"/>
         </w:rPr>
       </w:pPr>
-      <w:proofErr w:type="spellStart"/>
       <w:r>
         <w:rPr>
           <w:b/>
           <w:bCs/>
           <w:lang w:eastAsia="en-AU"/>
         </w:rPr>
-        <w:t>i</w:t>
-      </w:r>
-      <w:proofErr w:type="spellEnd"/>
-      <w:r>
-        <w:rPr>
-          <w:b/>
-          <w:bCs/>
-          <w:lang w:eastAsia="en-AU"/>
-        </w:rPr>
-        <w:t>. Iteration 1 (3 July 2026 – 24 July 2026)</w:t>
+        <w:t>i. Iteration 1 (3 July 2026 – 24 July 2026)</w:t>
       </w:r>
     </w:p>
     <w:p>
@@ -6211,23 +5743,7 @@
           <w:bCs/>
           <w:lang w:eastAsia="en-AU"/>
         </w:rPr>
-        <w:t xml:space="preserve">The Project Management Institute (PMI, 2021) recommends that project work be structured around a Work Breakdown Structure (WBS) which breaks down project deliverables into manageable work packages, using a deliverable oriented approach. </w:t>
-      </w:r>
-      <w:proofErr w:type="spellStart"/>
-      <w:r>
-        <w:rPr>
-          <w:bCs/>
-          <w:lang w:eastAsia="en-AU"/>
-        </w:rPr>
-        <w:t>SaveBite's</w:t>
-      </w:r>
-      <w:proofErr w:type="spellEnd"/>
-      <w:r>
-        <w:rPr>
-          <w:bCs/>
-          <w:lang w:eastAsia="en-AU"/>
-        </w:rPr>
-        <w:t xml:space="preserve"> WBS is structured around this concept and divides the work into deliverables to team members.</w:t>
+        <w:t>The Project Management Institute (PMI, 2021) recommends that project work be structured around a Work Breakdown Structure (WBS) which breaks down project deliverables into manageable work packages, using a deliverable oriented approach. SaveBite's WBS is structured around this concept and divides the work into deliverables to team members.</w:t>
       </w:r>
     </w:p>
     <w:p>
@@ -6262,21 +5778,7 @@
         <w:rPr>
           <w:lang w:eastAsia="en-AU"/>
         </w:rPr>
-        <w:t xml:space="preserve">The Work Breakdown Structure (WBS) is a hierarchical breakdown of all the work that is necessary to complete the </w:t>
-      </w:r>
-      <w:proofErr w:type="spellStart"/>
-      <w:r>
-        <w:rPr>
-          <w:lang w:eastAsia="en-AU"/>
-        </w:rPr>
-        <w:t>SaveBite</w:t>
-      </w:r>
-      <w:proofErr w:type="spellEnd"/>
-      <w:r>
-        <w:rPr>
-          <w:lang w:eastAsia="en-AU"/>
-        </w:rPr>
-        <w:t xml:space="preserve"> project successfully, from a deliverable perspective. The project has a duration of around 13 weeks from 22nd May 2026 to 19th August 2026, including the activities of project planning, requirements analysis, system design, system implementation, testing, documentation and presentation of the final system. </w:t>
+        <w:t xml:space="preserve">The Work Breakdown Structure (WBS) is a hierarchical breakdown of all the work that is necessary to complete the SaveBite project successfully, from a deliverable perspective. The project has a duration of around 13 weeks from 22nd May 2026 to 19th August 2026, including the activities of project planning, requirements analysis, system design, system implementation, testing, documentation and presentation of the final system. </w:t>
       </w:r>
     </w:p>
     <w:p>
@@ -6321,21 +5823,7 @@
         <w:rPr>
           <w:lang w:eastAsia="en-AU"/>
         </w:rPr>
-        <w:t xml:space="preserve">The team comprises of </w:t>
-      </w:r>
-      <w:proofErr w:type="spellStart"/>
-      <w:r>
-        <w:rPr>
-          <w:lang w:eastAsia="en-AU"/>
-        </w:rPr>
-        <w:t>Buddhiman</w:t>
-      </w:r>
-      <w:proofErr w:type="spellEnd"/>
-      <w:r>
-        <w:rPr>
-          <w:lang w:eastAsia="en-AU"/>
-        </w:rPr>
-        <w:t xml:space="preserve"> B.K. (UC2 Food Inventory Management) and UC5 (Notification Management). </w:t>
+        <w:t xml:space="preserve">The team comprises of Buddhiman B.K. (UC2 Food Inventory Management) and UC5 (Notification Management). </w:t>
       </w:r>
     </w:p>
     <w:p>
@@ -6369,23 +5857,7 @@
           <w:rFonts w:cs="Times New Roman"/>
           <w:lang w:eastAsia="en-AU"/>
         </w:rPr>
-        <w:t xml:space="preserve">A.  </w:t>
-      </w:r>
-      <w:proofErr w:type="spellStart"/>
-      <w:r>
-        <w:rPr>
-          <w:rFonts w:cs="Times New Roman"/>
-          <w:lang w:eastAsia="en-AU"/>
-        </w:rPr>
-        <w:t>SaveBite</w:t>
-      </w:r>
-      <w:proofErr w:type="spellEnd"/>
-      <w:r>
-        <w:rPr>
-          <w:rFonts w:cs="Times New Roman"/>
-          <w:lang w:eastAsia="en-AU"/>
-        </w:rPr>
-        <w:t xml:space="preserve"> Project WBS</w:t>
+        <w:t>A.  SaveBite Project WBS</w:t>
       </w:r>
       <w:bookmarkEnd w:id="9"/>
     </w:p>
@@ -7802,15 +7274,7 @@
         </w:r>
       </w:fldSimple>
       <w:r>
-        <w:t xml:space="preserve">: </w:t>
-      </w:r>
-      <w:proofErr w:type="spellStart"/>
-      <w:r>
-        <w:t>Wbs</w:t>
-      </w:r>
-      <w:proofErr w:type="spellEnd"/>
-      <w:r>
-        <w:t xml:space="preserve"> Main</w:t>
+        <w:t>: Wbs Main</w:t>
       </w:r>
       <w:bookmarkEnd w:id="10"/>
     </w:p>
@@ -8301,39 +7765,7 @@
           <w:bCs/>
           <w:lang w:eastAsia="en-AU"/>
         </w:rPr>
-        <w:t xml:space="preserve">The total estimated effort for the </w:t>
-      </w:r>
-      <w:proofErr w:type="spellStart"/>
-      <w:r>
-        <w:rPr>
-          <w:bCs/>
-          <w:lang w:eastAsia="en-AU"/>
-        </w:rPr>
-        <w:t>SaveBite</w:t>
-      </w:r>
-      <w:proofErr w:type="spellEnd"/>
-      <w:r>
-        <w:rPr>
-          <w:bCs/>
-          <w:lang w:eastAsia="en-AU"/>
-        </w:rPr>
-        <w:t xml:space="preserve"> project is approximately 190 person-hours, distributed across planning, analysis, design, implementation, testing, documentation, and presentation activities. Each work package produces a measurable deliverable that contributes directly to the successful completion of the project objectives and the </w:t>
-      </w:r>
-      <w:proofErr w:type="spellStart"/>
-      <w:r>
-        <w:rPr>
-          <w:bCs/>
-          <w:lang w:eastAsia="en-AU"/>
-        </w:rPr>
-        <w:t>SavePlate</w:t>
-      </w:r>
-      <w:proofErr w:type="spellEnd"/>
-      <w:r>
-        <w:rPr>
-          <w:bCs/>
-          <w:lang w:eastAsia="en-AU"/>
-        </w:rPr>
-        <w:t xml:space="preserve"> case study requirements.</w:t>
+        <w:t>The total estimated effort for the SaveBite project is approximately 190 person-hours, distributed across planning, analysis, design, implementation, testing, documentation, and presentation activities. Each work package produces a measurable deliverable that contributes directly to the successful completion of the project objectives and the SavePlate case study requirements.</w:t>
       </w:r>
     </w:p>
     <w:p>
@@ -8377,25 +7809,7 @@
           <w:szCs w:val="20"/>
           <w:lang w:eastAsia="en-AU"/>
         </w:rPr>
-        <w:t xml:space="preserve">The project milestones represent significant checkpoints that indicate the completion of major deliverables throughout the </w:t>
-      </w:r>
-      <w:proofErr w:type="spellStart"/>
-      <w:r>
-        <w:rPr>
-          <w:bCs/>
-          <w:szCs w:val="20"/>
-          <w:lang w:eastAsia="en-AU"/>
-        </w:rPr>
-        <w:t>SaveBite</w:t>
-      </w:r>
-      <w:proofErr w:type="spellEnd"/>
-      <w:r>
-        <w:rPr>
-          <w:bCs/>
-          <w:szCs w:val="20"/>
-          <w:lang w:eastAsia="en-AU"/>
-        </w:rPr>
-        <w:t xml:space="preserve"> project lifecycle. These milestones provide measurable progress indicators and establish the baseline schedule for project monitoring and control. Effort estimates are based on the Work Breakdown Structure (WBS) and the allocation of responsibilities among team members.</w:t>
+        <w:t>The project milestones represent significant checkpoints that indicate the completion of major deliverables throughout the SaveBite project lifecycle. These milestones provide measurable progress indicators and establish the baseline schedule for project monitoring and control. Effort estimates are based on the Work Breakdown Structure (WBS) and the allocation of responsibilities among team members.</w:t>
       </w:r>
     </w:p>
     <w:tbl>
@@ -9085,21 +8499,12 @@
                 <w:lang w:eastAsia="en-AU"/>
               </w:rPr>
             </w:pPr>
-            <w:proofErr w:type="spellStart"/>
-            <w:r>
-              <w:rPr>
-                <w:bCs/>
-                <w:lang w:eastAsia="en-AU"/>
-              </w:rPr>
-              <w:t>Buddhiman</w:t>
-            </w:r>
-            <w:proofErr w:type="spellEnd"/>
-            <w:r>
-              <w:rPr>
-                <w:bCs/>
-                <w:lang w:eastAsia="en-AU"/>
-              </w:rPr>
-              <w:t xml:space="preserve"> B.K.</w:t>
+            <w:r>
+              <w:rPr>
+                <w:bCs/>
+                <w:lang w:eastAsia="en-AU"/>
+              </w:rPr>
+              <w:t>Buddhiman B.K.</w:t>
             </w:r>
           </w:p>
         </w:tc>
@@ -9574,21 +8979,12 @@
                 <w:lang w:eastAsia="en-AU"/>
               </w:rPr>
             </w:pPr>
-            <w:proofErr w:type="spellStart"/>
-            <w:r>
-              <w:rPr>
-                <w:bCs/>
-                <w:lang w:eastAsia="en-AU"/>
-              </w:rPr>
-              <w:t>Buddhiman</w:t>
-            </w:r>
-            <w:proofErr w:type="spellEnd"/>
-            <w:r>
-              <w:rPr>
-                <w:bCs/>
-                <w:lang w:eastAsia="en-AU"/>
-              </w:rPr>
-              <w:t xml:space="preserve"> B.K.</w:t>
+            <w:r>
+              <w:rPr>
+                <w:bCs/>
+                <w:lang w:eastAsia="en-AU"/>
+              </w:rPr>
+              <w:t>Buddhiman B.K.</w:t>
             </w:r>
           </w:p>
         </w:tc>
@@ -10044,23 +9440,7 @@
           <w:bCs/>
           <w:lang w:eastAsia="en-AU"/>
         </w:rPr>
-        <w:t xml:space="preserve">The Gantt Chart baseline schedule establishes the planned sequence of activities, expected start and end dates, milestone completion points, and resource allocation for the </w:t>
-      </w:r>
-      <w:proofErr w:type="spellStart"/>
-      <w:r>
-        <w:rPr>
-          <w:bCs/>
-          <w:lang w:eastAsia="en-AU"/>
-        </w:rPr>
-        <w:t>SaveBite</w:t>
-      </w:r>
-      <w:proofErr w:type="spellEnd"/>
-      <w:r>
-        <w:rPr>
-          <w:bCs/>
-          <w:lang w:eastAsia="en-AU"/>
-        </w:rPr>
-        <w:t xml:space="preserve"> project.</w:t>
+        <w:t>The Gantt Chart baseline schedule establishes the planned sequence of activities, expected start and end dates, milestone completion points, and resource allocation for the SaveBite project.</w:t>
       </w:r>
     </w:p>
     <w:p>
@@ -10312,15 +9692,7 @@
         </w:r>
       </w:fldSimple>
       <w:r>
-        <w:t xml:space="preserve">: </w:t>
-      </w:r>
-      <w:proofErr w:type="spellStart"/>
-      <w:r>
-        <w:t>Ganttchart</w:t>
-      </w:r>
-      <w:proofErr w:type="spellEnd"/>
-      <w:r>
-        <w:t xml:space="preserve"> 3</w:t>
+        <w:t>: Ganttchart 3</w:t>
       </w:r>
       <w:bookmarkEnd w:id="15"/>
     </w:p>
@@ -10534,25 +9906,7 @@
           <w:szCs w:val="20"/>
           <w:lang w:eastAsia="en-AU"/>
         </w:rPr>
-        <w:t xml:space="preserve">Technical description: Technologies, development tools, programming languages, frameworks, testing environments and hardware resources that will be used during the development process of </w:t>
-      </w:r>
-      <w:proofErr w:type="spellStart"/>
-      <w:r>
-        <w:rPr>
-          <w:bCs/>
-          <w:szCs w:val="20"/>
-          <w:lang w:eastAsia="en-AU"/>
-        </w:rPr>
-        <w:t>SaveBite</w:t>
-      </w:r>
-      <w:proofErr w:type="spellEnd"/>
-      <w:r>
-        <w:rPr>
-          <w:bCs/>
-          <w:szCs w:val="20"/>
-          <w:lang w:eastAsia="en-AU"/>
-        </w:rPr>
-        <w:t>, including the design, implementation, testing, deployment and documentation. Technology stack is a crucial component to achieve reliability, scalability, maintainability and successful project delivery. From a software project coordination perspective, it is better to minimize the risks of integration and coordinate software development projects if the technical architecture and development environment for a software are determined early in its life cycle (Sommerville 2016). This section was prepared by Ganesh Wagle, in charge of technical architecture and development environment planning for the project.</w:t>
+        <w:t>Technical description: Technologies, development tools, programming languages, frameworks, testing environments and hardware resources that will be used during the development process of SaveBite, including the design, implementation, testing, deployment and documentation. Technology stack is a crucial component to achieve reliability, scalability, maintainability and successful project delivery. From a software project coordination perspective, it is better to minimize the risks of integration and coordinate software development projects if the technical architecture and development environment for a software are determined early in its life cycle (Sommerville 2016). This section was prepared by Ganesh Wagle, in charge of technical architecture and development environment planning for the project.</w:t>
       </w:r>
     </w:p>
     <w:p>
@@ -10903,23 +10257,7 @@
                 <w:bCs/>
                 <w:lang w:eastAsia="en-AU"/>
               </w:rPr>
-              <w:t xml:space="preserve">One of the tools is designed for </w:t>
-            </w:r>
-            <w:proofErr w:type="gramStart"/>
-            <w:r>
-              <w:rPr>
-                <w:bCs/>
-                <w:lang w:eastAsia="en-AU"/>
-              </w:rPr>
-              <w:t>the collaborative</w:t>
-            </w:r>
-            <w:proofErr w:type="gramEnd"/>
-            <w:r>
-              <w:rPr>
-                <w:bCs/>
-                <w:lang w:eastAsia="en-AU"/>
-              </w:rPr>
-              <w:t xml:space="preserve"> gathering analysis documentation, and maintenance of both functional and non-functional requirements.</w:t>
+              <w:t>One of the tools is designed for the collaborative gathering analysis documentation, and maintenance of both functional and non-functional requirements.</w:t>
             </w:r>
           </w:p>
         </w:tc>
@@ -10970,17 +10308,8 @@
                 <w:bCs/>
                 <w:lang w:eastAsia="en-AU"/>
               </w:rPr>
-              <w:t xml:space="preserve">draw.io / </w:t>
-            </w:r>
-            <w:proofErr w:type="spellStart"/>
-            <w:r>
-              <w:rPr>
-                <w:bCs/>
-                <w:lang w:eastAsia="en-AU"/>
-              </w:rPr>
-              <w:t>Lucidchart</w:t>
-            </w:r>
-            <w:proofErr w:type="spellEnd"/>
+              <w:t>draw.io / Lucidchart</w:t>
+            </w:r>
           </w:p>
         </w:tc>
         <w:tc>
@@ -11122,23 +10451,7 @@
                 <w:bCs/>
                 <w:lang w:eastAsia="en-AU"/>
               </w:rPr>
-              <w:t xml:space="preserve">Used to design wireframes, user interface mock-ups, interactive prototypes, and responsive layouts for </w:t>
-            </w:r>
-            <w:proofErr w:type="spellStart"/>
-            <w:r>
-              <w:rPr>
-                <w:bCs/>
-                <w:lang w:eastAsia="en-AU"/>
-              </w:rPr>
-              <w:t>SaveBite</w:t>
-            </w:r>
-            <w:proofErr w:type="spellEnd"/>
-            <w:r>
-              <w:rPr>
-                <w:bCs/>
-                <w:lang w:eastAsia="en-AU"/>
-              </w:rPr>
-              <w:t>.</w:t>
+              <w:t>Used to design wireframes, user interface mock-ups, interactive prototypes, and responsive layouts for SaveBite.</w:t>
             </w:r>
           </w:p>
         </w:tc>
@@ -11184,7 +10497,6 @@
                 <w:lang w:eastAsia="en-AU"/>
               </w:rPr>
             </w:pPr>
-            <w:proofErr w:type="spellStart"/>
             <w:r>
               <w:rPr>
                 <w:bCs/>
@@ -11192,7 +10504,6 @@
               </w:rPr>
               <w:t>GanttProject</w:t>
             </w:r>
-            <w:proofErr w:type="spellEnd"/>
           </w:p>
         </w:tc>
         <w:tc>
@@ -12207,23 +11518,7 @@
                 <w:bCs/>
                 <w:lang w:eastAsia="en-AU"/>
               </w:rPr>
-              <w:t xml:space="preserve">Used to test REST API endpoints, verify request-response </w:t>
-            </w:r>
-            <w:proofErr w:type="spellStart"/>
-            <w:r>
-              <w:rPr>
-                <w:bCs/>
-                <w:lang w:eastAsia="en-AU"/>
-              </w:rPr>
-              <w:t>behaviour</w:t>
-            </w:r>
-            <w:proofErr w:type="spellEnd"/>
-            <w:r>
-              <w:rPr>
-                <w:bCs/>
-                <w:lang w:eastAsia="en-AU"/>
-              </w:rPr>
-              <w:t>, and validate positive and negative test cases.</w:t>
+              <w:t>Used to test REST API endpoints, verify request-response behaviour, and validate positive and negative test cases.</w:t>
             </w:r>
           </w:p>
         </w:tc>
@@ -12366,7 +11661,6 @@
                 <w:lang w:eastAsia="en-AU"/>
               </w:rPr>
             </w:pPr>
-            <w:proofErr w:type="spellStart"/>
             <w:r>
               <w:rPr>
                 <w:bCs/>
@@ -12374,7 +11668,6 @@
               </w:rPr>
               <w:t>npm</w:t>
             </w:r>
-            <w:proofErr w:type="spellEnd"/>
           </w:p>
         </w:tc>
         <w:tc>
@@ -12419,23 +11712,7 @@
                 <w:bCs/>
                 <w:lang w:eastAsia="en-AU"/>
               </w:rPr>
-              <w:t xml:space="preserve">Used for dependency management, package installation, and </w:t>
-            </w:r>
-            <w:proofErr w:type="gramStart"/>
-            <w:r>
-              <w:rPr>
-                <w:bCs/>
-                <w:lang w:eastAsia="en-AU"/>
-              </w:rPr>
-              <w:t>build</w:t>
-            </w:r>
-            <w:proofErr w:type="gramEnd"/>
-            <w:r>
-              <w:rPr>
-                <w:bCs/>
-                <w:lang w:eastAsia="en-AU"/>
-              </w:rPr>
-              <w:t xml:space="preserve"> automation for frontend and backend development.</w:t>
+              <w:t>Used for dependency management, package installation, and build automation for frontend and backend development.</w:t>
             </w:r>
           </w:p>
         </w:tc>
@@ -12838,23 +12115,7 @@
                 <w:bCs/>
                 <w:lang w:eastAsia="en-AU"/>
               </w:rPr>
-              <w:t xml:space="preserve">Stable broadband internet connection required for GitHub, </w:t>
-            </w:r>
-            <w:proofErr w:type="spellStart"/>
-            <w:r>
-              <w:rPr>
-                <w:bCs/>
-                <w:lang w:eastAsia="en-AU"/>
-              </w:rPr>
-              <w:t>npm</w:t>
-            </w:r>
-            <w:proofErr w:type="spellEnd"/>
-            <w:r>
-              <w:rPr>
-                <w:bCs/>
-                <w:lang w:eastAsia="en-AU"/>
-              </w:rPr>
-              <w:t xml:space="preserve"> package downloads, cloud-based collaboration, and online design tools</w:t>
+              <w:t>Stable broadband internet connection required for GitHub, npm package downloads, cloud-based collaboration, and online design tools</w:t>
             </w:r>
           </w:p>
         </w:tc>
@@ -13202,23 +12463,7 @@
                 <w:bCs/>
                 <w:lang w:eastAsia="en-AU"/>
               </w:rPr>
-              <w:t xml:space="preserve">Main browser used to demonstrate and evaluate the </w:t>
-            </w:r>
-            <w:proofErr w:type="spellStart"/>
-            <w:r>
-              <w:rPr>
-                <w:bCs/>
-                <w:lang w:eastAsia="en-AU"/>
-              </w:rPr>
-              <w:t>SaveBite</w:t>
-            </w:r>
-            <w:proofErr w:type="spellEnd"/>
-            <w:r>
-              <w:rPr>
-                <w:bCs/>
-                <w:lang w:eastAsia="en-AU"/>
-              </w:rPr>
-              <w:t xml:space="preserve"> web application during project presentations.</w:t>
+              <w:t>Main browser used to demonstrate and evaluate the SaveBite web application during project presentations.</w:t>
             </w:r>
           </w:p>
         </w:tc>
@@ -13315,23 +12560,7 @@
                 <w:bCs/>
                 <w:lang w:eastAsia="en-AU"/>
               </w:rPr>
-              <w:t xml:space="preserve">Used to verify cross-browser compatibility and responsive </w:t>
-            </w:r>
-            <w:proofErr w:type="spellStart"/>
-            <w:r>
-              <w:rPr>
-                <w:bCs/>
-                <w:lang w:eastAsia="en-AU"/>
-              </w:rPr>
-              <w:t>behaviour</w:t>
-            </w:r>
-            <w:proofErr w:type="spellEnd"/>
-            <w:r>
-              <w:rPr>
-                <w:bCs/>
-                <w:lang w:eastAsia="en-AU"/>
-              </w:rPr>
-              <w:t>.</w:t>
+              <w:t>Used to verify cross-browser compatibility and responsive behaviour.</w:t>
             </w:r>
           </w:p>
         </w:tc>
@@ -13846,26 +13075,940 @@
           <w:bCs/>
           <w:lang w:eastAsia="en-AU"/>
         </w:rPr>
-        <w:t xml:space="preserve">The selected technology stack provides a modern, scalable, and industry-standard development environment suitable for implementing the </w:t>
-      </w:r>
-      <w:proofErr w:type="spellStart"/>
-      <w:r>
-        <w:rPr>
-          <w:bCs/>
-          <w:lang w:eastAsia="en-AU"/>
-        </w:rPr>
-        <w:t>SaveBite</w:t>
-      </w:r>
-      <w:proofErr w:type="spellEnd"/>
-      <w:r>
-        <w:rPr>
-          <w:bCs/>
-          <w:lang w:eastAsia="en-AU"/>
-        </w:rPr>
-        <w:t xml:space="preserve"> food waste reduction platform. The chosen tools support efficient collaboration, rapid development, effective testing, and reliable deployment while ensuring that project requirements can be delivered within the planned schedule and available resources.</w:t>
-      </w:r>
-    </w:p>
-    <w:p/>
+        <w:t>The selected technology stack provides a modern, scalable, and industry-standard development environment suitable for implementing the SaveBite food waste reduction platform. The chosen tools support efficient collaboration, rapid development, effective testing, and reliable deployment while ensuring that project requirements can be delivered within the planned schedule and available resources.</w:t>
+      </w:r>
+    </w:p>
+    <w:p>
+      <w:pPr>
+        <w:pStyle w:val="Heading1"/>
+        <w:rPr>
+          <w:rFonts w:ascii="Times New Roman" w:hAnsi="Times New Roman" w:cs="Times New Roman"/>
+          <w:sz w:val="28"/>
+          <w:szCs w:val="28"/>
+          <w:lang w:eastAsia="en-AU"/>
+        </w:rPr>
+      </w:pPr>
+      <w:bookmarkStart w:id="22" w:name="_Toc232144676"/>
+      <w:r>
+        <w:rPr>
+          <w:rFonts w:ascii="Times New Roman" w:hAnsi="Times New Roman" w:cs="Times New Roman"/>
+          <w:sz w:val="28"/>
+          <w:szCs w:val="28"/>
+          <w:lang w:eastAsia="en-AU"/>
+        </w:rPr>
+        <w:t>7. Risk Management Plan</w:t>
+      </w:r>
+      <w:bookmarkEnd w:id="22"/>
+    </w:p>
+    <w:p>
+      <w:pPr>
+        <w:spacing w:line="360" w:lineRule="auto"/>
+        <w:jc w:val="both"/>
+        <w:rPr>
+          <w:bCs/>
+          <w:lang w:eastAsia="en-AU"/>
+        </w:rPr>
+      </w:pPr>
+      <w:r>
+        <w:rPr>
+          <w:bCs/>
+          <w:lang w:eastAsia="en-AU"/>
+        </w:rPr>
+        <w:t>Risk Management is the activity of identifying, assessing and control potential events that could adversely impact project objectives. Good risk management will ensure that the SaveBite project is delivered within the budget and timescale and set quality requirements. The project team has identified the following risks and how they can be mitigated, and what contingency measures are available, to address those risks.</w:t>
+      </w:r>
+    </w:p>
+    <w:p>
+      <w:pPr>
+        <w:spacing w:line="360" w:lineRule="auto"/>
+        <w:jc w:val="both"/>
+        <w:rPr>
+          <w:bCs/>
+          <w:lang w:eastAsia="en-AU"/>
+        </w:rPr>
+      </w:pPr>
+      <w:r>
+        <w:rPr>
+          <w:bCs/>
+          <w:lang w:eastAsia="en-AU"/>
+        </w:rPr>
+        <w:t>1. Requirement Changes</w:t>
+      </w:r>
+    </w:p>
+    <w:p>
+      <w:pPr>
+        <w:pStyle w:val="ListParagraph"/>
+        <w:numPr>
+          <w:ilvl w:val="0"/>
+          <w:numId w:val="8"/>
+        </w:numPr>
+        <w:spacing w:line="360" w:lineRule="auto"/>
+        <w:jc w:val="both"/>
+        <w:rPr>
+          <w:bCs/>
+          <w:lang w:eastAsia="en-AU"/>
+        </w:rPr>
+      </w:pPr>
+      <w:r>
+        <w:rPr>
+          <w:bCs/>
+          <w:lang w:eastAsia="en-AU"/>
+        </w:rPr>
+        <w:t>New requirements may be requested for post approval.</w:t>
+      </w:r>
+    </w:p>
+    <w:p>
+      <w:pPr>
+        <w:pStyle w:val="ListParagraph"/>
+        <w:numPr>
+          <w:ilvl w:val="0"/>
+          <w:numId w:val="8"/>
+        </w:numPr>
+        <w:spacing w:line="360" w:lineRule="auto"/>
+        <w:jc w:val="both"/>
+        <w:rPr>
+          <w:bCs/>
+          <w:lang w:eastAsia="en-AU"/>
+        </w:rPr>
+      </w:pPr>
+      <w:r>
+        <w:rPr>
+          <w:bCs/>
+          <w:lang w:eastAsia="en-AU"/>
+        </w:rPr>
+        <w:t>Probability: Medium</w:t>
+      </w:r>
+    </w:p>
+    <w:p>
+      <w:pPr>
+        <w:pStyle w:val="ListParagraph"/>
+        <w:numPr>
+          <w:ilvl w:val="0"/>
+          <w:numId w:val="8"/>
+        </w:numPr>
+        <w:spacing w:line="360" w:lineRule="auto"/>
+        <w:jc w:val="both"/>
+        <w:rPr>
+          <w:bCs/>
+          <w:lang w:eastAsia="en-AU"/>
+        </w:rPr>
+      </w:pPr>
+      <w:r>
+        <w:rPr>
+          <w:bCs/>
+          <w:lang w:eastAsia="en-AU"/>
+        </w:rPr>
+        <w:t>Reduce Risk: Ensure requirements are finalized and approved early.</w:t>
+      </w:r>
+    </w:p>
+    <w:p>
+      <w:pPr>
+        <w:pStyle w:val="ListParagraph"/>
+        <w:numPr>
+          <w:ilvl w:val="0"/>
+          <w:numId w:val="8"/>
+        </w:numPr>
+        <w:spacing w:line="360" w:lineRule="auto"/>
+        <w:jc w:val="both"/>
+        <w:rPr>
+          <w:bCs/>
+          <w:lang w:eastAsia="en-AU"/>
+        </w:rPr>
+      </w:pPr>
+      <w:r>
+        <w:rPr>
+          <w:bCs/>
+          <w:lang w:eastAsia="en-AU"/>
+        </w:rPr>
+        <w:t>Contingency: only review and approve changes that are needed.</w:t>
+      </w:r>
+    </w:p>
+    <w:p>
+      <w:pPr>
+        <w:spacing w:line="360" w:lineRule="auto"/>
+        <w:jc w:val="both"/>
+        <w:rPr>
+          <w:bCs/>
+          <w:lang w:eastAsia="en-AU"/>
+        </w:rPr>
+      </w:pPr>
+      <w:r>
+        <w:rPr>
+          <w:bCs/>
+          <w:lang w:eastAsia="en-AU"/>
+        </w:rPr>
+        <w:t>2. Team Member Unavailability</w:t>
+      </w:r>
+    </w:p>
+    <w:p>
+      <w:pPr>
+        <w:pStyle w:val="ListParagraph"/>
+        <w:numPr>
+          <w:ilvl w:val="0"/>
+          <w:numId w:val="9"/>
+        </w:numPr>
+        <w:spacing w:line="360" w:lineRule="auto"/>
+        <w:jc w:val="both"/>
+        <w:rPr>
+          <w:bCs/>
+          <w:lang w:eastAsia="en-AU"/>
+        </w:rPr>
+      </w:pPr>
+      <w:r>
+        <w:rPr>
+          <w:bCs/>
+          <w:lang w:eastAsia="en-AU"/>
+        </w:rPr>
+        <w:t>Team members may not be available for personal or academic reasons.</w:t>
+      </w:r>
+    </w:p>
+    <w:p>
+      <w:pPr>
+        <w:pStyle w:val="ListParagraph"/>
+        <w:numPr>
+          <w:ilvl w:val="0"/>
+          <w:numId w:val="9"/>
+        </w:numPr>
+        <w:spacing w:line="360" w:lineRule="auto"/>
+        <w:jc w:val="both"/>
+        <w:rPr>
+          <w:bCs/>
+          <w:lang w:eastAsia="en-AU"/>
+        </w:rPr>
+      </w:pPr>
+      <w:r>
+        <w:rPr>
+          <w:bCs/>
+          <w:lang w:eastAsia="en-AU"/>
+        </w:rPr>
+        <w:t>Probability: Medium</w:t>
+      </w:r>
+    </w:p>
+    <w:p>
+      <w:pPr>
+        <w:pStyle w:val="ListParagraph"/>
+        <w:numPr>
+          <w:ilvl w:val="0"/>
+          <w:numId w:val="9"/>
+        </w:numPr>
+        <w:spacing w:line="360" w:lineRule="auto"/>
+        <w:jc w:val="both"/>
+        <w:rPr>
+          <w:bCs/>
+          <w:lang w:eastAsia="en-AU"/>
+        </w:rPr>
+      </w:pPr>
+      <w:r>
+        <w:rPr>
+          <w:bCs/>
+          <w:lang w:eastAsia="en-AU"/>
+        </w:rPr>
+        <w:t>Mitigation: Pass Knowledge on and discuss frequently.</w:t>
+      </w:r>
+    </w:p>
+    <w:p>
+      <w:pPr>
+        <w:pStyle w:val="ListParagraph"/>
+        <w:numPr>
+          <w:ilvl w:val="0"/>
+          <w:numId w:val="9"/>
+        </w:numPr>
+        <w:spacing w:line="360" w:lineRule="auto"/>
+        <w:jc w:val="both"/>
+        <w:rPr>
+          <w:bCs/>
+          <w:lang w:eastAsia="en-AU"/>
+        </w:rPr>
+      </w:pPr>
+      <w:r>
+        <w:rPr>
+          <w:bCs/>
+          <w:lang w:eastAsia="en-AU"/>
+        </w:rPr>
+        <w:t>Contingency: Transfer assignments and reschedule.</w:t>
+      </w:r>
+    </w:p>
+    <w:p>
+      <w:pPr>
+        <w:spacing w:line="360" w:lineRule="auto"/>
+        <w:jc w:val="both"/>
+        <w:rPr>
+          <w:bCs/>
+          <w:lang w:eastAsia="en-AU"/>
+        </w:rPr>
+      </w:pPr>
+      <w:r>
+        <w:rPr>
+          <w:bCs/>
+          <w:lang w:eastAsia="en-AU"/>
+        </w:rPr>
+        <w:t>3. Schedule Delays</w:t>
+      </w:r>
+    </w:p>
+    <w:p>
+      <w:pPr>
+        <w:pStyle w:val="ListParagraph"/>
+        <w:numPr>
+          <w:ilvl w:val="0"/>
+          <w:numId w:val="10"/>
+        </w:numPr>
+        <w:spacing w:line="360" w:lineRule="auto"/>
+        <w:jc w:val="both"/>
+        <w:rPr>
+          <w:bCs/>
+          <w:lang w:eastAsia="en-AU"/>
+        </w:rPr>
+      </w:pPr>
+      <w:r>
+        <w:rPr>
+          <w:bCs/>
+          <w:lang w:eastAsia="en-AU"/>
+        </w:rPr>
+        <w:t>Description: Project tasks may take longer than expected.</w:t>
+      </w:r>
+    </w:p>
+    <w:p>
+      <w:pPr>
+        <w:pStyle w:val="ListParagraph"/>
+        <w:numPr>
+          <w:ilvl w:val="0"/>
+          <w:numId w:val="10"/>
+        </w:numPr>
+        <w:spacing w:line="360" w:lineRule="auto"/>
+        <w:jc w:val="both"/>
+        <w:rPr>
+          <w:bCs/>
+          <w:lang w:eastAsia="en-AU"/>
+        </w:rPr>
+      </w:pPr>
+      <w:r>
+        <w:rPr>
+          <w:bCs/>
+          <w:lang w:eastAsia="en-AU"/>
+        </w:rPr>
+        <w:t>Probability: Medium</w:t>
+      </w:r>
+    </w:p>
+    <w:p>
+      <w:pPr>
+        <w:pStyle w:val="ListParagraph"/>
+        <w:numPr>
+          <w:ilvl w:val="0"/>
+          <w:numId w:val="10"/>
+        </w:numPr>
+        <w:spacing w:line="360" w:lineRule="auto"/>
+        <w:jc w:val="both"/>
+        <w:rPr>
+          <w:bCs/>
+          <w:lang w:eastAsia="en-AU"/>
+        </w:rPr>
+      </w:pPr>
+      <w:r>
+        <w:rPr>
+          <w:bCs/>
+          <w:lang w:eastAsia="en-AU"/>
+        </w:rPr>
+        <w:t>Mitigation: Keep track of progress and stick to a realistic timeframe.</w:t>
+      </w:r>
+    </w:p>
+    <w:p>
+      <w:pPr>
+        <w:pStyle w:val="ListParagraph"/>
+        <w:numPr>
+          <w:ilvl w:val="0"/>
+          <w:numId w:val="10"/>
+        </w:numPr>
+        <w:spacing w:line="360" w:lineRule="auto"/>
+        <w:jc w:val="both"/>
+        <w:rPr>
+          <w:bCs/>
+          <w:lang w:eastAsia="en-AU"/>
+        </w:rPr>
+      </w:pPr>
+      <w:r>
+        <w:rPr>
+          <w:bCs/>
+          <w:lang w:eastAsia="en-AU"/>
+        </w:rPr>
+        <w:t>Contingency: Do tasks that are important to make up for lost time.</w:t>
+      </w:r>
+    </w:p>
+    <w:p>
+      <w:pPr>
+        <w:spacing w:line="360" w:lineRule="auto"/>
+        <w:jc w:val="both"/>
+        <w:rPr>
+          <w:bCs/>
+          <w:lang w:eastAsia="en-AU"/>
+        </w:rPr>
+      </w:pPr>
+      <w:r>
+        <w:rPr>
+          <w:bCs/>
+          <w:lang w:eastAsia="en-AU"/>
+        </w:rPr>
+        <w:t>4. Technical Integration Issues</w:t>
+      </w:r>
+    </w:p>
+    <w:p>
+      <w:pPr>
+        <w:pStyle w:val="ListParagraph"/>
+        <w:numPr>
+          <w:ilvl w:val="0"/>
+          <w:numId w:val="11"/>
+        </w:numPr>
+        <w:spacing w:line="360" w:lineRule="auto"/>
+        <w:jc w:val="both"/>
+        <w:rPr>
+          <w:bCs/>
+          <w:lang w:eastAsia="en-AU"/>
+        </w:rPr>
+      </w:pPr>
+      <w:r>
+        <w:rPr>
+          <w:bCs/>
+          <w:lang w:eastAsia="en-AU"/>
+        </w:rPr>
+        <w:t>Issues can arise at the time of integration of system components.</w:t>
+      </w:r>
+    </w:p>
+    <w:p>
+      <w:pPr>
+        <w:pStyle w:val="ListParagraph"/>
+        <w:numPr>
+          <w:ilvl w:val="0"/>
+          <w:numId w:val="11"/>
+        </w:numPr>
+        <w:spacing w:line="360" w:lineRule="auto"/>
+        <w:jc w:val="both"/>
+        <w:rPr>
+          <w:bCs/>
+          <w:lang w:eastAsia="en-AU"/>
+        </w:rPr>
+      </w:pPr>
+      <w:r>
+        <w:rPr>
+          <w:bCs/>
+          <w:lang w:eastAsia="en-AU"/>
+        </w:rPr>
+        <w:t>Probability: Medium</w:t>
+      </w:r>
+    </w:p>
+    <w:p>
+      <w:pPr>
+        <w:pStyle w:val="ListParagraph"/>
+        <w:numPr>
+          <w:ilvl w:val="0"/>
+          <w:numId w:val="11"/>
+        </w:numPr>
+        <w:spacing w:line="360" w:lineRule="auto"/>
+        <w:jc w:val="both"/>
+        <w:rPr>
+          <w:bCs/>
+          <w:lang w:eastAsia="en-AU"/>
+        </w:rPr>
+      </w:pPr>
+      <w:r>
+        <w:rPr>
+          <w:bCs/>
+          <w:lang w:eastAsia="en-AU"/>
+        </w:rPr>
+        <w:t>Mitigation: Regularly perform integration testing.</w:t>
+      </w:r>
+    </w:p>
+    <w:p>
+      <w:pPr>
+        <w:pStyle w:val="ListParagraph"/>
+        <w:numPr>
+          <w:ilvl w:val="0"/>
+          <w:numId w:val="11"/>
+        </w:numPr>
+        <w:spacing w:line="360" w:lineRule="auto"/>
+        <w:jc w:val="both"/>
+        <w:rPr>
+          <w:bCs/>
+          <w:lang w:eastAsia="en-AU"/>
+        </w:rPr>
+      </w:pPr>
+      <w:r>
+        <w:rPr>
+          <w:bCs/>
+          <w:lang w:eastAsia="en-AU"/>
+        </w:rPr>
+        <w:t>Contingency: Allow some time for debugging.</w:t>
+      </w:r>
+    </w:p>
+    <w:p>
+      <w:pPr>
+        <w:spacing w:line="360" w:lineRule="auto"/>
+        <w:jc w:val="both"/>
+        <w:rPr>
+          <w:bCs/>
+          <w:lang w:eastAsia="en-AU"/>
+        </w:rPr>
+      </w:pPr>
+      <w:r>
+        <w:rPr>
+          <w:bCs/>
+          <w:lang w:eastAsia="en-AU"/>
+        </w:rPr>
+        <w:t>5. Software Bugs</w:t>
+      </w:r>
+    </w:p>
+    <w:p>
+      <w:pPr>
+        <w:pStyle w:val="ListParagraph"/>
+        <w:numPr>
+          <w:ilvl w:val="0"/>
+          <w:numId w:val="12"/>
+        </w:numPr>
+        <w:spacing w:line="360" w:lineRule="auto"/>
+        <w:jc w:val="both"/>
+        <w:rPr>
+          <w:bCs/>
+          <w:lang w:eastAsia="en-AU"/>
+        </w:rPr>
+      </w:pPr>
+      <w:r>
+        <w:rPr>
+          <w:bCs/>
+          <w:lang w:eastAsia="en-AU"/>
+        </w:rPr>
+        <w:t>The programming errors may cause the system to fail to function properly.</w:t>
+      </w:r>
+    </w:p>
+    <w:p>
+      <w:pPr>
+        <w:pStyle w:val="ListParagraph"/>
+        <w:numPr>
+          <w:ilvl w:val="0"/>
+          <w:numId w:val="12"/>
+        </w:numPr>
+        <w:spacing w:line="360" w:lineRule="auto"/>
+        <w:jc w:val="both"/>
+        <w:rPr>
+          <w:bCs/>
+          <w:lang w:eastAsia="en-AU"/>
+        </w:rPr>
+      </w:pPr>
+      <w:r>
+        <w:rPr>
+          <w:bCs/>
+          <w:lang w:eastAsia="en-AU"/>
+        </w:rPr>
+        <w:t>Probability: High</w:t>
+      </w:r>
+    </w:p>
+    <w:p>
+      <w:pPr>
+        <w:pStyle w:val="ListParagraph"/>
+        <w:numPr>
+          <w:ilvl w:val="0"/>
+          <w:numId w:val="12"/>
+        </w:numPr>
+        <w:spacing w:line="360" w:lineRule="auto"/>
+        <w:jc w:val="both"/>
+        <w:rPr>
+          <w:bCs/>
+          <w:lang w:eastAsia="en-AU"/>
+        </w:rPr>
+      </w:pPr>
+      <w:r>
+        <w:rPr>
+          <w:bCs/>
+          <w:lang w:eastAsia="en-AU"/>
+        </w:rPr>
+        <w:t>Mitigation: Test and code review.</w:t>
+      </w:r>
+    </w:p>
+    <w:p>
+      <w:pPr>
+        <w:pStyle w:val="ListParagraph"/>
+        <w:numPr>
+          <w:ilvl w:val="0"/>
+          <w:numId w:val="12"/>
+        </w:numPr>
+        <w:spacing w:line="360" w:lineRule="auto"/>
+        <w:jc w:val="both"/>
+        <w:rPr>
+          <w:bCs/>
+          <w:lang w:eastAsia="en-AU"/>
+        </w:rPr>
+      </w:pPr>
+      <w:r>
+        <w:rPr>
+          <w:bCs/>
+          <w:lang w:eastAsia="en-AU"/>
+        </w:rPr>
+        <w:t>Contingency: Locate and fix the bugs and retest the system.</w:t>
+      </w:r>
+    </w:p>
+    <w:p>
+      <w:pPr>
+        <w:spacing w:line="360" w:lineRule="auto"/>
+        <w:jc w:val="both"/>
+        <w:rPr>
+          <w:bCs/>
+          <w:lang w:eastAsia="en-AU"/>
+        </w:rPr>
+      </w:pPr>
+      <w:r>
+        <w:rPr>
+          <w:bCs/>
+          <w:lang w:eastAsia="en-AU"/>
+        </w:rPr>
+        <w:t>6. Data Loss</w:t>
+      </w:r>
+    </w:p>
+    <w:p>
+      <w:pPr>
+        <w:pStyle w:val="ListParagraph"/>
+        <w:numPr>
+          <w:ilvl w:val="0"/>
+          <w:numId w:val="13"/>
+        </w:numPr>
+        <w:spacing w:line="360" w:lineRule="auto"/>
+        <w:jc w:val="both"/>
+        <w:rPr>
+          <w:bCs/>
+          <w:lang w:eastAsia="en-AU"/>
+        </w:rPr>
+      </w:pPr>
+      <w:r>
+        <w:rPr>
+          <w:bCs/>
+          <w:lang w:eastAsia="en-AU"/>
+        </w:rPr>
+        <w:t>Description: Project files or data may be lost accidentally.</w:t>
+      </w:r>
+    </w:p>
+    <w:p>
+      <w:pPr>
+        <w:pStyle w:val="ListParagraph"/>
+        <w:numPr>
+          <w:ilvl w:val="0"/>
+          <w:numId w:val="13"/>
+        </w:numPr>
+        <w:spacing w:line="360" w:lineRule="auto"/>
+        <w:jc w:val="both"/>
+        <w:rPr>
+          <w:bCs/>
+          <w:lang w:eastAsia="en-AU"/>
+        </w:rPr>
+      </w:pPr>
+      <w:r>
+        <w:rPr>
+          <w:bCs/>
+          <w:lang w:eastAsia="en-AU"/>
+        </w:rPr>
+        <w:t>Probability: Low</w:t>
+      </w:r>
+    </w:p>
+    <w:p>
+      <w:pPr>
+        <w:pStyle w:val="ListParagraph"/>
+        <w:numPr>
+          <w:ilvl w:val="0"/>
+          <w:numId w:val="13"/>
+        </w:numPr>
+        <w:spacing w:line="360" w:lineRule="auto"/>
+        <w:jc w:val="both"/>
+        <w:rPr>
+          <w:bCs/>
+          <w:lang w:eastAsia="en-AU"/>
+        </w:rPr>
+      </w:pPr>
+      <w:r>
+        <w:rPr>
+          <w:bCs/>
+          <w:lang w:eastAsia="en-AU"/>
+        </w:rPr>
+        <w:t>Mitigation: Make regular backups.</w:t>
+      </w:r>
+    </w:p>
+    <w:p>
+      <w:pPr>
+        <w:pStyle w:val="ListParagraph"/>
+        <w:numPr>
+          <w:ilvl w:val="0"/>
+          <w:numId w:val="13"/>
+        </w:numPr>
+        <w:spacing w:line="360" w:lineRule="auto"/>
+        <w:jc w:val="both"/>
+        <w:rPr>
+          <w:bCs/>
+          <w:lang w:eastAsia="en-AU"/>
+        </w:rPr>
+      </w:pPr>
+      <w:r>
+        <w:rPr>
+          <w:bCs/>
+          <w:lang w:eastAsia="en-AU"/>
+        </w:rPr>
+        <w:t>If it is possible to restore data from backups, then a Contingency is performed to restore it.</w:t>
+      </w:r>
+    </w:p>
+    <w:p>
+      <w:pPr>
+        <w:spacing w:line="360" w:lineRule="auto"/>
+        <w:jc w:val="both"/>
+        <w:rPr>
+          <w:bCs/>
+          <w:lang w:eastAsia="en-AU"/>
+        </w:rPr>
+      </w:pPr>
+      <w:r>
+        <w:rPr>
+          <w:bCs/>
+          <w:lang w:eastAsia="en-AU"/>
+        </w:rPr>
+        <w:t>7. Security Vulnerabilities</w:t>
+      </w:r>
+    </w:p>
+    <w:p>
+      <w:pPr>
+        <w:pStyle w:val="ListParagraph"/>
+        <w:numPr>
+          <w:ilvl w:val="0"/>
+          <w:numId w:val="14"/>
+        </w:numPr>
+        <w:spacing w:line="360" w:lineRule="auto"/>
+        <w:jc w:val="both"/>
+        <w:rPr>
+          <w:bCs/>
+          <w:lang w:eastAsia="en-AU"/>
+        </w:rPr>
+      </w:pPr>
+      <w:r>
+        <w:rPr>
+          <w:bCs/>
+          <w:lang w:eastAsia="en-AU"/>
+        </w:rPr>
+        <w:t>The system could have weaknesses that may put it at risk from security issues.</w:t>
+      </w:r>
+    </w:p>
+    <w:p>
+      <w:pPr>
+        <w:pStyle w:val="ListParagraph"/>
+        <w:numPr>
+          <w:ilvl w:val="0"/>
+          <w:numId w:val="14"/>
+        </w:numPr>
+        <w:spacing w:line="360" w:lineRule="auto"/>
+        <w:jc w:val="both"/>
+        <w:rPr>
+          <w:bCs/>
+          <w:lang w:eastAsia="en-AU"/>
+        </w:rPr>
+      </w:pPr>
+      <w:r>
+        <w:rPr>
+          <w:bCs/>
+          <w:lang w:eastAsia="en-AU"/>
+        </w:rPr>
+        <w:t>Probability: Low</w:t>
+      </w:r>
+    </w:p>
+    <w:p>
+      <w:pPr>
+        <w:pStyle w:val="ListParagraph"/>
+        <w:numPr>
+          <w:ilvl w:val="0"/>
+          <w:numId w:val="14"/>
+        </w:numPr>
+        <w:spacing w:line="360" w:lineRule="auto"/>
+        <w:jc w:val="both"/>
+        <w:rPr>
+          <w:bCs/>
+          <w:lang w:eastAsia="en-AU"/>
+        </w:rPr>
+      </w:pPr>
+      <w:r>
+        <w:rPr>
+          <w:bCs/>
+          <w:lang w:eastAsia="en-AU"/>
+        </w:rPr>
+        <w:t>Mitigation: Use secure coding practices.</w:t>
+      </w:r>
+    </w:p>
+    <w:p>
+      <w:pPr>
+        <w:pStyle w:val="ListParagraph"/>
+        <w:numPr>
+          <w:ilvl w:val="0"/>
+          <w:numId w:val="14"/>
+        </w:numPr>
+        <w:spacing w:line="360" w:lineRule="auto"/>
+        <w:jc w:val="both"/>
+        <w:rPr>
+          <w:bCs/>
+          <w:lang w:eastAsia="en-AU"/>
+        </w:rPr>
+      </w:pPr>
+      <w:r>
+        <w:rPr>
+          <w:bCs/>
+          <w:lang w:eastAsia="en-AU"/>
+        </w:rPr>
+        <w:t>Patches: Apply patches as quickly as possible.</w:t>
+      </w:r>
+    </w:p>
+    <w:p>
+      <w:pPr>
+        <w:spacing w:line="360" w:lineRule="auto"/>
+        <w:jc w:val="both"/>
+        <w:rPr>
+          <w:bCs/>
+          <w:lang w:eastAsia="en-AU"/>
+        </w:rPr>
+      </w:pPr>
+      <w:r>
+        <w:rPr>
+          <w:bCs/>
+          <w:lang w:eastAsia="en-AU"/>
+        </w:rPr>
+        <w:t>8. Demonstration Failure</w:t>
+      </w:r>
+    </w:p>
+    <w:p>
+      <w:pPr>
+        <w:pStyle w:val="ListParagraph"/>
+        <w:numPr>
+          <w:ilvl w:val="0"/>
+          <w:numId w:val="15"/>
+        </w:numPr>
+        <w:spacing w:line="360" w:lineRule="auto"/>
+        <w:jc w:val="both"/>
+        <w:rPr>
+          <w:bCs/>
+          <w:lang w:eastAsia="en-AU"/>
+        </w:rPr>
+      </w:pPr>
+      <w:r>
+        <w:rPr>
+          <w:bCs/>
+          <w:lang w:eastAsia="en-AU"/>
+        </w:rPr>
+        <w:t>There may be some technical problems with the final presentation.</w:t>
+      </w:r>
+    </w:p>
+    <w:p>
+      <w:pPr>
+        <w:pStyle w:val="ListParagraph"/>
+        <w:numPr>
+          <w:ilvl w:val="0"/>
+          <w:numId w:val="15"/>
+        </w:numPr>
+        <w:spacing w:line="360" w:lineRule="auto"/>
+        <w:jc w:val="both"/>
+        <w:rPr>
+          <w:bCs/>
+          <w:lang w:eastAsia="en-AU"/>
+        </w:rPr>
+      </w:pPr>
+      <w:r>
+        <w:rPr>
+          <w:bCs/>
+          <w:lang w:eastAsia="en-AU"/>
+        </w:rPr>
+        <w:t>Probability: Medium</w:t>
+      </w:r>
+    </w:p>
+    <w:p>
+      <w:pPr>
+        <w:pStyle w:val="ListParagraph"/>
+        <w:numPr>
+          <w:ilvl w:val="0"/>
+          <w:numId w:val="15"/>
+        </w:numPr>
+        <w:spacing w:line="360" w:lineRule="auto"/>
+        <w:jc w:val="both"/>
+        <w:rPr>
+          <w:bCs/>
+          <w:lang w:eastAsia="en-AU"/>
+        </w:rPr>
+      </w:pPr>
+      <w:r>
+        <w:rPr>
+          <w:bCs/>
+          <w:lang w:eastAsia="en-AU"/>
+        </w:rPr>
+        <w:t>Prepare system for mitigation: Test system, make backups.</w:t>
+      </w:r>
+    </w:p>
+    <w:p>
+      <w:pPr>
+        <w:pStyle w:val="ListParagraph"/>
+        <w:numPr>
+          <w:ilvl w:val="0"/>
+          <w:numId w:val="15"/>
+        </w:numPr>
+        <w:spacing w:line="360" w:lineRule="auto"/>
+        <w:jc w:val="both"/>
+        <w:rPr>
+          <w:bCs/>
+          <w:lang w:eastAsia="en-AU"/>
+        </w:rPr>
+      </w:pPr>
+      <w:r>
+        <w:rPr>
+          <w:bCs/>
+          <w:lang w:eastAsia="en-AU"/>
+        </w:rPr>
+        <w:t>In case of contingencies, it is recommended to keep a backup device or recorded demo.</w:t>
+      </w:r>
+    </w:p>
+    <w:p>
+      <w:pPr>
+        <w:pStyle w:val="ListParagraph"/>
+        <w:spacing w:line="360" w:lineRule="auto"/>
+        <w:jc w:val="both"/>
+        <w:rPr>
+          <w:bCs/>
+          <w:lang w:eastAsia="en-AU"/>
+        </w:rPr>
+      </w:pPr>
+    </w:p>
+    <w:p>
+      <w:pPr>
+        <w:spacing w:line="360" w:lineRule="auto"/>
+        <w:jc w:val="both"/>
+        <w:rPr>
+          <w:lang w:eastAsia="en-MY"/>
+        </w:rPr>
+      </w:pPr>
+      <w:r>
+        <w:rPr>
+          <w:lang w:eastAsia="en-MY"/>
+        </w:rPr>
+        <w:t>Throughout the project, the team will keep a close eye on all the risks that have been identified.</w:t>
+      </w:r>
+    </w:p>
+    <w:p>
+      <w:pPr>
+        <w:spacing w:line="360" w:lineRule="auto"/>
+        <w:jc w:val="both"/>
+        <w:rPr>
+          <w:bCs/>
+          <w:szCs w:val="20"/>
+          <w:lang w:val="en-MY" w:eastAsia="en-AU"/>
+        </w:rPr>
+      </w:pPr>
+      <w:r>
+        <w:rPr>
+          <w:bCs/>
+          <w:szCs w:val="20"/>
+          <w:lang w:eastAsia="en-AU"/>
+        </w:rPr>
+        <w:t>Suitable preventive and corrective measures will be carried out to reduce the effects of the risks and to achieve the project objectives.</w:t>
+      </w:r>
+    </w:p>
+    <w:p>
+      <w:pPr>
+        <w:rPr>
+          <w:lang w:val="en-MY"/>
+        </w:rPr>
+      </w:pPr>
+    </w:p>
     <w:sectPr>
       <w:pgSz w:w="12240" w:h="15840"/>
       <w:pgMar w:top="1440" w:right="1440" w:bottom="1440" w:left="1440" w:header="720" w:footer="720" w:gutter="0"/>
@@ -14090,9 +14233,9 @@
     </w:lvl>
   </w:abstractNum>
   <w:abstractNum w:abstractNumId="1" w15:restartNumberingAfterBreak="0">
-    <w:nsid w:val="2A1E6C6D"/>
+    <w:nsid w:val="1DD654A1"/>
     <w:multiLevelType w:val="hybridMultilevel"/>
-    <w:tmpl w:val="9CB68FA2"/>
+    <w:tmpl w:val="C0343546"/>
     <w:lvl w:ilvl="0" w:tplc="04090001">
       <w:start w:val="1"/>
       <w:numFmt w:val="bullet"/>
@@ -14203,6 +14346,232 @@
     </w:lvl>
   </w:abstractNum>
   <w:abstractNum w:abstractNumId="2" w15:restartNumberingAfterBreak="0">
+    <w:nsid w:val="2A1E6C6D"/>
+    <w:multiLevelType w:val="hybridMultilevel"/>
+    <w:tmpl w:val="9CB68FA2"/>
+    <w:lvl w:ilvl="0" w:tplc="04090001">
+      <w:start w:val="1"/>
+      <w:numFmt w:val="bullet"/>
+      <w:lvlText w:val=""/>
+      <w:lvlJc w:val="left"/>
+      <w:pPr>
+        <w:ind w:left="720" w:hanging="360"/>
+      </w:pPr>
+      <w:rPr>
+        <w:rFonts w:ascii="Symbol" w:hAnsi="Symbol" w:hint="default"/>
+      </w:rPr>
+    </w:lvl>
+    <w:lvl w:ilvl="1" w:tplc="04090003" w:tentative="1">
+      <w:start w:val="1"/>
+      <w:numFmt w:val="bullet"/>
+      <w:lvlText w:val="o"/>
+      <w:lvlJc w:val="left"/>
+      <w:pPr>
+        <w:ind w:left="1440" w:hanging="360"/>
+      </w:pPr>
+      <w:rPr>
+        <w:rFonts w:ascii="Courier New" w:hAnsi="Courier New" w:cs="Courier New" w:hint="default"/>
+      </w:rPr>
+    </w:lvl>
+    <w:lvl w:ilvl="2" w:tplc="04090005" w:tentative="1">
+      <w:start w:val="1"/>
+      <w:numFmt w:val="bullet"/>
+      <w:lvlText w:val=""/>
+      <w:lvlJc w:val="left"/>
+      <w:pPr>
+        <w:ind w:left="2160" w:hanging="360"/>
+      </w:pPr>
+      <w:rPr>
+        <w:rFonts w:ascii="Wingdings" w:hAnsi="Wingdings" w:hint="default"/>
+      </w:rPr>
+    </w:lvl>
+    <w:lvl w:ilvl="3" w:tplc="04090001" w:tentative="1">
+      <w:start w:val="1"/>
+      <w:numFmt w:val="bullet"/>
+      <w:lvlText w:val=""/>
+      <w:lvlJc w:val="left"/>
+      <w:pPr>
+        <w:ind w:left="2880" w:hanging="360"/>
+      </w:pPr>
+      <w:rPr>
+        <w:rFonts w:ascii="Symbol" w:hAnsi="Symbol" w:hint="default"/>
+      </w:rPr>
+    </w:lvl>
+    <w:lvl w:ilvl="4" w:tplc="04090003" w:tentative="1">
+      <w:start w:val="1"/>
+      <w:numFmt w:val="bullet"/>
+      <w:lvlText w:val="o"/>
+      <w:lvlJc w:val="left"/>
+      <w:pPr>
+        <w:ind w:left="3600" w:hanging="360"/>
+      </w:pPr>
+      <w:rPr>
+        <w:rFonts w:ascii="Courier New" w:hAnsi="Courier New" w:cs="Courier New" w:hint="default"/>
+      </w:rPr>
+    </w:lvl>
+    <w:lvl w:ilvl="5" w:tplc="04090005" w:tentative="1">
+      <w:start w:val="1"/>
+      <w:numFmt w:val="bullet"/>
+      <w:lvlText w:val=""/>
+      <w:lvlJc w:val="left"/>
+      <w:pPr>
+        <w:ind w:left="4320" w:hanging="360"/>
+      </w:pPr>
+      <w:rPr>
+        <w:rFonts w:ascii="Wingdings" w:hAnsi="Wingdings" w:hint="default"/>
+      </w:rPr>
+    </w:lvl>
+    <w:lvl w:ilvl="6" w:tplc="04090001" w:tentative="1">
+      <w:start w:val="1"/>
+      <w:numFmt w:val="bullet"/>
+      <w:lvlText w:val=""/>
+      <w:lvlJc w:val="left"/>
+      <w:pPr>
+        <w:ind w:left="5040" w:hanging="360"/>
+      </w:pPr>
+      <w:rPr>
+        <w:rFonts w:ascii="Symbol" w:hAnsi="Symbol" w:hint="default"/>
+      </w:rPr>
+    </w:lvl>
+    <w:lvl w:ilvl="7" w:tplc="04090003" w:tentative="1">
+      <w:start w:val="1"/>
+      <w:numFmt w:val="bullet"/>
+      <w:lvlText w:val="o"/>
+      <w:lvlJc w:val="left"/>
+      <w:pPr>
+        <w:ind w:left="5760" w:hanging="360"/>
+      </w:pPr>
+      <w:rPr>
+        <w:rFonts w:ascii="Courier New" w:hAnsi="Courier New" w:cs="Courier New" w:hint="default"/>
+      </w:rPr>
+    </w:lvl>
+    <w:lvl w:ilvl="8" w:tplc="04090005" w:tentative="1">
+      <w:start w:val="1"/>
+      <w:numFmt w:val="bullet"/>
+      <w:lvlText w:val=""/>
+      <w:lvlJc w:val="left"/>
+      <w:pPr>
+        <w:ind w:left="6480" w:hanging="360"/>
+      </w:pPr>
+      <w:rPr>
+        <w:rFonts w:ascii="Wingdings" w:hAnsi="Wingdings" w:hint="default"/>
+      </w:rPr>
+    </w:lvl>
+  </w:abstractNum>
+  <w:abstractNum w:abstractNumId="3" w15:restartNumberingAfterBreak="0">
+    <w:nsid w:val="320F33A2"/>
+    <w:multiLevelType w:val="hybridMultilevel"/>
+    <w:tmpl w:val="0054F93E"/>
+    <w:lvl w:ilvl="0" w:tplc="04090001">
+      <w:start w:val="1"/>
+      <w:numFmt w:val="bullet"/>
+      <w:lvlText w:val=""/>
+      <w:lvlJc w:val="left"/>
+      <w:pPr>
+        <w:ind w:left="720" w:hanging="360"/>
+      </w:pPr>
+      <w:rPr>
+        <w:rFonts w:ascii="Symbol" w:hAnsi="Symbol" w:hint="default"/>
+      </w:rPr>
+    </w:lvl>
+    <w:lvl w:ilvl="1" w:tplc="04090003" w:tentative="1">
+      <w:start w:val="1"/>
+      <w:numFmt w:val="bullet"/>
+      <w:lvlText w:val="o"/>
+      <w:lvlJc w:val="left"/>
+      <w:pPr>
+        <w:ind w:left="1440" w:hanging="360"/>
+      </w:pPr>
+      <w:rPr>
+        <w:rFonts w:ascii="Courier New" w:hAnsi="Courier New" w:cs="Courier New" w:hint="default"/>
+      </w:rPr>
+    </w:lvl>
+    <w:lvl w:ilvl="2" w:tplc="04090005" w:tentative="1">
+      <w:start w:val="1"/>
+      <w:numFmt w:val="bullet"/>
+      <w:lvlText w:val=""/>
+      <w:lvlJc w:val="left"/>
+      <w:pPr>
+        <w:ind w:left="2160" w:hanging="360"/>
+      </w:pPr>
+      <w:rPr>
+        <w:rFonts w:ascii="Wingdings" w:hAnsi="Wingdings" w:hint="default"/>
+      </w:rPr>
+    </w:lvl>
+    <w:lvl w:ilvl="3" w:tplc="04090001" w:tentative="1">
+      <w:start w:val="1"/>
+      <w:numFmt w:val="bullet"/>
+      <w:lvlText w:val=""/>
+      <w:lvlJc w:val="left"/>
+      <w:pPr>
+        <w:ind w:left="2880" w:hanging="360"/>
+      </w:pPr>
+      <w:rPr>
+        <w:rFonts w:ascii="Symbol" w:hAnsi="Symbol" w:hint="default"/>
+      </w:rPr>
+    </w:lvl>
+    <w:lvl w:ilvl="4" w:tplc="04090003" w:tentative="1">
+      <w:start w:val="1"/>
+      <w:numFmt w:val="bullet"/>
+      <w:lvlText w:val="o"/>
+      <w:lvlJc w:val="left"/>
+      <w:pPr>
+        <w:ind w:left="3600" w:hanging="360"/>
+      </w:pPr>
+      <w:rPr>
+        <w:rFonts w:ascii="Courier New" w:hAnsi="Courier New" w:cs="Courier New" w:hint="default"/>
+      </w:rPr>
+    </w:lvl>
+    <w:lvl w:ilvl="5" w:tplc="04090005" w:tentative="1">
+      <w:start w:val="1"/>
+      <w:numFmt w:val="bullet"/>
+      <w:lvlText w:val=""/>
+      <w:lvlJc w:val="left"/>
+      <w:pPr>
+        <w:ind w:left="4320" w:hanging="360"/>
+      </w:pPr>
+      <w:rPr>
+        <w:rFonts w:ascii="Wingdings" w:hAnsi="Wingdings" w:hint="default"/>
+      </w:rPr>
+    </w:lvl>
+    <w:lvl w:ilvl="6" w:tplc="04090001" w:tentative="1">
+      <w:start w:val="1"/>
+      <w:numFmt w:val="bullet"/>
+      <w:lvlText w:val=""/>
+      <w:lvlJc w:val="left"/>
+      <w:pPr>
+        <w:ind w:left="5040" w:hanging="360"/>
+      </w:pPr>
+      <w:rPr>
+        <w:rFonts w:ascii="Symbol" w:hAnsi="Symbol" w:hint="default"/>
+      </w:rPr>
+    </w:lvl>
+    <w:lvl w:ilvl="7" w:tplc="04090003" w:tentative="1">
+      <w:start w:val="1"/>
+      <w:numFmt w:val="bullet"/>
+      <w:lvlText w:val="o"/>
+      <w:lvlJc w:val="left"/>
+      <w:pPr>
+        <w:ind w:left="5760" w:hanging="360"/>
+      </w:pPr>
+      <w:rPr>
+        <w:rFonts w:ascii="Courier New" w:hAnsi="Courier New" w:cs="Courier New" w:hint="default"/>
+      </w:rPr>
+    </w:lvl>
+    <w:lvl w:ilvl="8" w:tplc="04090005" w:tentative="1">
+      <w:start w:val="1"/>
+      <w:numFmt w:val="bullet"/>
+      <w:lvlText w:val=""/>
+      <w:lvlJc w:val="left"/>
+      <w:pPr>
+        <w:ind w:left="6480" w:hanging="360"/>
+      </w:pPr>
+      <w:rPr>
+        <w:rFonts w:ascii="Wingdings" w:hAnsi="Wingdings" w:hint="default"/>
+      </w:rPr>
+    </w:lvl>
+  </w:abstractNum>
+  <w:abstractNum w:abstractNumId="4" w15:restartNumberingAfterBreak="0">
     <w:nsid w:val="32D265AE"/>
     <w:multiLevelType w:val="multilevel"/>
     <w:tmpl w:val="25DCF04E"/>
@@ -14351,7 +14720,7 @@
       </w:rPr>
     </w:lvl>
   </w:abstractNum>
-  <w:abstractNum w:abstractNumId="3" w15:restartNumberingAfterBreak="0">
+  <w:abstractNum w:abstractNumId="5" w15:restartNumberingAfterBreak="0">
     <w:nsid w:val="408D15EA"/>
     <w:multiLevelType w:val="multilevel"/>
     <w:tmpl w:val="D9C0309A"/>
@@ -14500,10 +14869,10 @@
       </w:rPr>
     </w:lvl>
   </w:abstractNum>
-  <w:abstractNum w:abstractNumId="4" w15:restartNumberingAfterBreak="0">
-    <w:nsid w:val="421B55F0"/>
+  <w:abstractNum w:abstractNumId="6" w15:restartNumberingAfterBreak="0">
+    <w:nsid w:val="413B3D43"/>
     <w:multiLevelType w:val="hybridMultilevel"/>
-    <w:tmpl w:val="44362C48"/>
+    <w:tmpl w:val="0BD44120"/>
     <w:lvl w:ilvl="0" w:tplc="04090001">
       <w:start w:val="1"/>
       <w:numFmt w:val="bullet"/>
@@ -14613,10 +14982,10 @@
       </w:rPr>
     </w:lvl>
   </w:abstractNum>
-  <w:abstractNum w:abstractNumId="5" w15:restartNumberingAfterBreak="0">
-    <w:nsid w:val="510B628E"/>
+  <w:abstractNum w:abstractNumId="7" w15:restartNumberingAfterBreak="0">
+    <w:nsid w:val="421B55F0"/>
     <w:multiLevelType w:val="hybridMultilevel"/>
-    <w:tmpl w:val="59EAFAD4"/>
+    <w:tmpl w:val="44362C48"/>
     <w:lvl w:ilvl="0" w:tplc="04090001">
       <w:start w:val="1"/>
       <w:numFmt w:val="bullet"/>
@@ -14726,7 +15095,572 @@
       </w:rPr>
     </w:lvl>
   </w:abstractNum>
-  <w:abstractNum w:abstractNumId="6" w15:restartNumberingAfterBreak="0">
+  <w:abstractNum w:abstractNumId="8" w15:restartNumberingAfterBreak="0">
+    <w:nsid w:val="4E0D0F8E"/>
+    <w:multiLevelType w:val="hybridMultilevel"/>
+    <w:tmpl w:val="E81AA9A8"/>
+    <w:lvl w:ilvl="0" w:tplc="04090001">
+      <w:start w:val="1"/>
+      <w:numFmt w:val="bullet"/>
+      <w:lvlText w:val=""/>
+      <w:lvlJc w:val="left"/>
+      <w:pPr>
+        <w:ind w:left="720" w:hanging="360"/>
+      </w:pPr>
+      <w:rPr>
+        <w:rFonts w:ascii="Symbol" w:hAnsi="Symbol" w:hint="default"/>
+      </w:rPr>
+    </w:lvl>
+    <w:lvl w:ilvl="1" w:tplc="04090003" w:tentative="1">
+      <w:start w:val="1"/>
+      <w:numFmt w:val="bullet"/>
+      <w:lvlText w:val="o"/>
+      <w:lvlJc w:val="left"/>
+      <w:pPr>
+        <w:ind w:left="1440" w:hanging="360"/>
+      </w:pPr>
+      <w:rPr>
+        <w:rFonts w:ascii="Courier New" w:hAnsi="Courier New" w:cs="Courier New" w:hint="default"/>
+      </w:rPr>
+    </w:lvl>
+    <w:lvl w:ilvl="2" w:tplc="04090005" w:tentative="1">
+      <w:start w:val="1"/>
+      <w:numFmt w:val="bullet"/>
+      <w:lvlText w:val=""/>
+      <w:lvlJc w:val="left"/>
+      <w:pPr>
+        <w:ind w:left="2160" w:hanging="360"/>
+      </w:pPr>
+      <w:rPr>
+        <w:rFonts w:ascii="Wingdings" w:hAnsi="Wingdings" w:hint="default"/>
+      </w:rPr>
+    </w:lvl>
+    <w:lvl w:ilvl="3" w:tplc="04090001" w:tentative="1">
+      <w:start w:val="1"/>
+      <w:numFmt w:val="bullet"/>
+      <w:lvlText w:val=""/>
+      <w:lvlJc w:val="left"/>
+      <w:pPr>
+        <w:ind w:left="2880" w:hanging="360"/>
+      </w:pPr>
+      <w:rPr>
+        <w:rFonts w:ascii="Symbol" w:hAnsi="Symbol" w:hint="default"/>
+      </w:rPr>
+    </w:lvl>
+    <w:lvl w:ilvl="4" w:tplc="04090003" w:tentative="1">
+      <w:start w:val="1"/>
+      <w:numFmt w:val="bullet"/>
+      <w:lvlText w:val="o"/>
+      <w:lvlJc w:val="left"/>
+      <w:pPr>
+        <w:ind w:left="3600" w:hanging="360"/>
+      </w:pPr>
+      <w:rPr>
+        <w:rFonts w:ascii="Courier New" w:hAnsi="Courier New" w:cs="Courier New" w:hint="default"/>
+      </w:rPr>
+    </w:lvl>
+    <w:lvl w:ilvl="5" w:tplc="04090005" w:tentative="1">
+      <w:start w:val="1"/>
+      <w:numFmt w:val="bullet"/>
+      <w:lvlText w:val=""/>
+      <w:lvlJc w:val="left"/>
+      <w:pPr>
+        <w:ind w:left="4320" w:hanging="360"/>
+      </w:pPr>
+      <w:rPr>
+        <w:rFonts w:ascii="Wingdings" w:hAnsi="Wingdings" w:hint="default"/>
+      </w:rPr>
+    </w:lvl>
+    <w:lvl w:ilvl="6" w:tplc="04090001" w:tentative="1">
+      <w:start w:val="1"/>
+      <w:numFmt w:val="bullet"/>
+      <w:lvlText w:val=""/>
+      <w:lvlJc w:val="left"/>
+      <w:pPr>
+        <w:ind w:left="5040" w:hanging="360"/>
+      </w:pPr>
+      <w:rPr>
+        <w:rFonts w:ascii="Symbol" w:hAnsi="Symbol" w:hint="default"/>
+      </w:rPr>
+    </w:lvl>
+    <w:lvl w:ilvl="7" w:tplc="04090003" w:tentative="1">
+      <w:start w:val="1"/>
+      <w:numFmt w:val="bullet"/>
+      <w:lvlText w:val="o"/>
+      <w:lvlJc w:val="left"/>
+      <w:pPr>
+        <w:ind w:left="5760" w:hanging="360"/>
+      </w:pPr>
+      <w:rPr>
+        <w:rFonts w:ascii="Courier New" w:hAnsi="Courier New" w:cs="Courier New" w:hint="default"/>
+      </w:rPr>
+    </w:lvl>
+    <w:lvl w:ilvl="8" w:tplc="04090005" w:tentative="1">
+      <w:start w:val="1"/>
+      <w:numFmt w:val="bullet"/>
+      <w:lvlText w:val=""/>
+      <w:lvlJc w:val="left"/>
+      <w:pPr>
+        <w:ind w:left="6480" w:hanging="360"/>
+      </w:pPr>
+      <w:rPr>
+        <w:rFonts w:ascii="Wingdings" w:hAnsi="Wingdings" w:hint="default"/>
+      </w:rPr>
+    </w:lvl>
+  </w:abstractNum>
+  <w:abstractNum w:abstractNumId="9" w15:restartNumberingAfterBreak="0">
+    <w:nsid w:val="504C4B6D"/>
+    <w:multiLevelType w:val="hybridMultilevel"/>
+    <w:tmpl w:val="9D9A8CD2"/>
+    <w:lvl w:ilvl="0" w:tplc="04090001">
+      <w:start w:val="1"/>
+      <w:numFmt w:val="bullet"/>
+      <w:lvlText w:val=""/>
+      <w:lvlJc w:val="left"/>
+      <w:pPr>
+        <w:ind w:left="720" w:hanging="360"/>
+      </w:pPr>
+      <w:rPr>
+        <w:rFonts w:ascii="Symbol" w:hAnsi="Symbol" w:hint="default"/>
+      </w:rPr>
+    </w:lvl>
+    <w:lvl w:ilvl="1" w:tplc="04090003" w:tentative="1">
+      <w:start w:val="1"/>
+      <w:numFmt w:val="bullet"/>
+      <w:lvlText w:val="o"/>
+      <w:lvlJc w:val="left"/>
+      <w:pPr>
+        <w:ind w:left="1440" w:hanging="360"/>
+      </w:pPr>
+      <w:rPr>
+        <w:rFonts w:ascii="Courier New" w:hAnsi="Courier New" w:cs="Courier New" w:hint="default"/>
+      </w:rPr>
+    </w:lvl>
+    <w:lvl w:ilvl="2" w:tplc="04090005" w:tentative="1">
+      <w:start w:val="1"/>
+      <w:numFmt w:val="bullet"/>
+      <w:lvlText w:val=""/>
+      <w:lvlJc w:val="left"/>
+      <w:pPr>
+        <w:ind w:left="2160" w:hanging="360"/>
+      </w:pPr>
+      <w:rPr>
+        <w:rFonts w:ascii="Wingdings" w:hAnsi="Wingdings" w:hint="default"/>
+      </w:rPr>
+    </w:lvl>
+    <w:lvl w:ilvl="3" w:tplc="04090001" w:tentative="1">
+      <w:start w:val="1"/>
+      <w:numFmt w:val="bullet"/>
+      <w:lvlText w:val=""/>
+      <w:lvlJc w:val="left"/>
+      <w:pPr>
+        <w:ind w:left="2880" w:hanging="360"/>
+      </w:pPr>
+      <w:rPr>
+        <w:rFonts w:ascii="Symbol" w:hAnsi="Symbol" w:hint="default"/>
+      </w:rPr>
+    </w:lvl>
+    <w:lvl w:ilvl="4" w:tplc="04090003" w:tentative="1">
+      <w:start w:val="1"/>
+      <w:numFmt w:val="bullet"/>
+      <w:lvlText w:val="o"/>
+      <w:lvlJc w:val="left"/>
+      <w:pPr>
+        <w:ind w:left="3600" w:hanging="360"/>
+      </w:pPr>
+      <w:rPr>
+        <w:rFonts w:ascii="Courier New" w:hAnsi="Courier New" w:cs="Courier New" w:hint="default"/>
+      </w:rPr>
+    </w:lvl>
+    <w:lvl w:ilvl="5" w:tplc="04090005" w:tentative="1">
+      <w:start w:val="1"/>
+      <w:numFmt w:val="bullet"/>
+      <w:lvlText w:val=""/>
+      <w:lvlJc w:val="left"/>
+      <w:pPr>
+        <w:ind w:left="4320" w:hanging="360"/>
+      </w:pPr>
+      <w:rPr>
+        <w:rFonts w:ascii="Wingdings" w:hAnsi="Wingdings" w:hint="default"/>
+      </w:rPr>
+    </w:lvl>
+    <w:lvl w:ilvl="6" w:tplc="04090001" w:tentative="1">
+      <w:start w:val="1"/>
+      <w:numFmt w:val="bullet"/>
+      <w:lvlText w:val=""/>
+      <w:lvlJc w:val="left"/>
+      <w:pPr>
+        <w:ind w:left="5040" w:hanging="360"/>
+      </w:pPr>
+      <w:rPr>
+        <w:rFonts w:ascii="Symbol" w:hAnsi="Symbol" w:hint="default"/>
+      </w:rPr>
+    </w:lvl>
+    <w:lvl w:ilvl="7" w:tplc="04090003" w:tentative="1">
+      <w:start w:val="1"/>
+      <w:numFmt w:val="bullet"/>
+      <w:lvlText w:val="o"/>
+      <w:lvlJc w:val="left"/>
+      <w:pPr>
+        <w:ind w:left="5760" w:hanging="360"/>
+      </w:pPr>
+      <w:rPr>
+        <w:rFonts w:ascii="Courier New" w:hAnsi="Courier New" w:cs="Courier New" w:hint="default"/>
+      </w:rPr>
+    </w:lvl>
+    <w:lvl w:ilvl="8" w:tplc="04090005" w:tentative="1">
+      <w:start w:val="1"/>
+      <w:numFmt w:val="bullet"/>
+      <w:lvlText w:val=""/>
+      <w:lvlJc w:val="left"/>
+      <w:pPr>
+        <w:ind w:left="6480" w:hanging="360"/>
+      </w:pPr>
+      <w:rPr>
+        <w:rFonts w:ascii="Wingdings" w:hAnsi="Wingdings" w:hint="default"/>
+      </w:rPr>
+    </w:lvl>
+  </w:abstractNum>
+  <w:abstractNum w:abstractNumId="10" w15:restartNumberingAfterBreak="0">
+    <w:nsid w:val="510B628E"/>
+    <w:multiLevelType w:val="hybridMultilevel"/>
+    <w:tmpl w:val="59EAFAD4"/>
+    <w:lvl w:ilvl="0" w:tplc="04090001">
+      <w:start w:val="1"/>
+      <w:numFmt w:val="bullet"/>
+      <w:lvlText w:val=""/>
+      <w:lvlJc w:val="left"/>
+      <w:pPr>
+        <w:ind w:left="720" w:hanging="360"/>
+      </w:pPr>
+      <w:rPr>
+        <w:rFonts w:ascii="Symbol" w:hAnsi="Symbol" w:hint="default"/>
+      </w:rPr>
+    </w:lvl>
+    <w:lvl w:ilvl="1" w:tplc="04090003" w:tentative="1">
+      <w:start w:val="1"/>
+      <w:numFmt w:val="bullet"/>
+      <w:lvlText w:val="o"/>
+      <w:lvlJc w:val="left"/>
+      <w:pPr>
+        <w:ind w:left="1440" w:hanging="360"/>
+      </w:pPr>
+      <w:rPr>
+        <w:rFonts w:ascii="Courier New" w:hAnsi="Courier New" w:cs="Courier New" w:hint="default"/>
+      </w:rPr>
+    </w:lvl>
+    <w:lvl w:ilvl="2" w:tplc="04090005" w:tentative="1">
+      <w:start w:val="1"/>
+      <w:numFmt w:val="bullet"/>
+      <w:lvlText w:val=""/>
+      <w:lvlJc w:val="left"/>
+      <w:pPr>
+        <w:ind w:left="2160" w:hanging="360"/>
+      </w:pPr>
+      <w:rPr>
+        <w:rFonts w:ascii="Wingdings" w:hAnsi="Wingdings" w:hint="default"/>
+      </w:rPr>
+    </w:lvl>
+    <w:lvl w:ilvl="3" w:tplc="04090001" w:tentative="1">
+      <w:start w:val="1"/>
+      <w:numFmt w:val="bullet"/>
+      <w:lvlText w:val=""/>
+      <w:lvlJc w:val="left"/>
+      <w:pPr>
+        <w:ind w:left="2880" w:hanging="360"/>
+      </w:pPr>
+      <w:rPr>
+        <w:rFonts w:ascii="Symbol" w:hAnsi="Symbol" w:hint="default"/>
+      </w:rPr>
+    </w:lvl>
+    <w:lvl w:ilvl="4" w:tplc="04090003" w:tentative="1">
+      <w:start w:val="1"/>
+      <w:numFmt w:val="bullet"/>
+      <w:lvlText w:val="o"/>
+      <w:lvlJc w:val="left"/>
+      <w:pPr>
+        <w:ind w:left="3600" w:hanging="360"/>
+      </w:pPr>
+      <w:rPr>
+        <w:rFonts w:ascii="Courier New" w:hAnsi="Courier New" w:cs="Courier New" w:hint="default"/>
+      </w:rPr>
+    </w:lvl>
+    <w:lvl w:ilvl="5" w:tplc="04090005" w:tentative="1">
+      <w:start w:val="1"/>
+      <w:numFmt w:val="bullet"/>
+      <w:lvlText w:val=""/>
+      <w:lvlJc w:val="left"/>
+      <w:pPr>
+        <w:ind w:left="4320" w:hanging="360"/>
+      </w:pPr>
+      <w:rPr>
+        <w:rFonts w:ascii="Wingdings" w:hAnsi="Wingdings" w:hint="default"/>
+      </w:rPr>
+    </w:lvl>
+    <w:lvl w:ilvl="6" w:tplc="04090001" w:tentative="1">
+      <w:start w:val="1"/>
+      <w:numFmt w:val="bullet"/>
+      <w:lvlText w:val=""/>
+      <w:lvlJc w:val="left"/>
+      <w:pPr>
+        <w:ind w:left="5040" w:hanging="360"/>
+      </w:pPr>
+      <w:rPr>
+        <w:rFonts w:ascii="Symbol" w:hAnsi="Symbol" w:hint="default"/>
+      </w:rPr>
+    </w:lvl>
+    <w:lvl w:ilvl="7" w:tplc="04090003" w:tentative="1">
+      <w:start w:val="1"/>
+      <w:numFmt w:val="bullet"/>
+      <w:lvlText w:val="o"/>
+      <w:lvlJc w:val="left"/>
+      <w:pPr>
+        <w:ind w:left="5760" w:hanging="360"/>
+      </w:pPr>
+      <w:rPr>
+        <w:rFonts w:ascii="Courier New" w:hAnsi="Courier New" w:cs="Courier New" w:hint="default"/>
+      </w:rPr>
+    </w:lvl>
+    <w:lvl w:ilvl="8" w:tplc="04090005" w:tentative="1">
+      <w:start w:val="1"/>
+      <w:numFmt w:val="bullet"/>
+      <w:lvlText w:val=""/>
+      <w:lvlJc w:val="left"/>
+      <w:pPr>
+        <w:ind w:left="6480" w:hanging="360"/>
+      </w:pPr>
+      <w:rPr>
+        <w:rFonts w:ascii="Wingdings" w:hAnsi="Wingdings" w:hint="default"/>
+      </w:rPr>
+    </w:lvl>
+  </w:abstractNum>
+  <w:abstractNum w:abstractNumId="11" w15:restartNumberingAfterBreak="0">
+    <w:nsid w:val="56135A61"/>
+    <w:multiLevelType w:val="hybridMultilevel"/>
+    <w:tmpl w:val="042C63FA"/>
+    <w:lvl w:ilvl="0" w:tplc="04090001">
+      <w:start w:val="1"/>
+      <w:numFmt w:val="bullet"/>
+      <w:lvlText w:val=""/>
+      <w:lvlJc w:val="left"/>
+      <w:pPr>
+        <w:ind w:left="720" w:hanging="360"/>
+      </w:pPr>
+      <w:rPr>
+        <w:rFonts w:ascii="Symbol" w:hAnsi="Symbol" w:hint="default"/>
+      </w:rPr>
+    </w:lvl>
+    <w:lvl w:ilvl="1" w:tplc="04090003" w:tentative="1">
+      <w:start w:val="1"/>
+      <w:numFmt w:val="bullet"/>
+      <w:lvlText w:val="o"/>
+      <w:lvlJc w:val="left"/>
+      <w:pPr>
+        <w:ind w:left="1440" w:hanging="360"/>
+      </w:pPr>
+      <w:rPr>
+        <w:rFonts w:ascii="Courier New" w:hAnsi="Courier New" w:cs="Courier New" w:hint="default"/>
+      </w:rPr>
+    </w:lvl>
+    <w:lvl w:ilvl="2" w:tplc="04090005" w:tentative="1">
+      <w:start w:val="1"/>
+      <w:numFmt w:val="bullet"/>
+      <w:lvlText w:val=""/>
+      <w:lvlJc w:val="left"/>
+      <w:pPr>
+        <w:ind w:left="2160" w:hanging="360"/>
+      </w:pPr>
+      <w:rPr>
+        <w:rFonts w:ascii="Wingdings" w:hAnsi="Wingdings" w:hint="default"/>
+      </w:rPr>
+    </w:lvl>
+    <w:lvl w:ilvl="3" w:tplc="04090001" w:tentative="1">
+      <w:start w:val="1"/>
+      <w:numFmt w:val="bullet"/>
+      <w:lvlText w:val=""/>
+      <w:lvlJc w:val="left"/>
+      <w:pPr>
+        <w:ind w:left="2880" w:hanging="360"/>
+      </w:pPr>
+      <w:rPr>
+        <w:rFonts w:ascii="Symbol" w:hAnsi="Symbol" w:hint="default"/>
+      </w:rPr>
+    </w:lvl>
+    <w:lvl w:ilvl="4" w:tplc="04090003" w:tentative="1">
+      <w:start w:val="1"/>
+      <w:numFmt w:val="bullet"/>
+      <w:lvlText w:val="o"/>
+      <w:lvlJc w:val="left"/>
+      <w:pPr>
+        <w:ind w:left="3600" w:hanging="360"/>
+      </w:pPr>
+      <w:rPr>
+        <w:rFonts w:ascii="Courier New" w:hAnsi="Courier New" w:cs="Courier New" w:hint="default"/>
+      </w:rPr>
+    </w:lvl>
+    <w:lvl w:ilvl="5" w:tplc="04090005" w:tentative="1">
+      <w:start w:val="1"/>
+      <w:numFmt w:val="bullet"/>
+      <w:lvlText w:val=""/>
+      <w:lvlJc w:val="left"/>
+      <w:pPr>
+        <w:ind w:left="4320" w:hanging="360"/>
+      </w:pPr>
+      <w:rPr>
+        <w:rFonts w:ascii="Wingdings" w:hAnsi="Wingdings" w:hint="default"/>
+      </w:rPr>
+    </w:lvl>
+    <w:lvl w:ilvl="6" w:tplc="04090001" w:tentative="1">
+      <w:start w:val="1"/>
+      <w:numFmt w:val="bullet"/>
+      <w:lvlText w:val=""/>
+      <w:lvlJc w:val="left"/>
+      <w:pPr>
+        <w:ind w:left="5040" w:hanging="360"/>
+      </w:pPr>
+      <w:rPr>
+        <w:rFonts w:ascii="Symbol" w:hAnsi="Symbol" w:hint="default"/>
+      </w:rPr>
+    </w:lvl>
+    <w:lvl w:ilvl="7" w:tplc="04090003" w:tentative="1">
+      <w:start w:val="1"/>
+      <w:numFmt w:val="bullet"/>
+      <w:lvlText w:val="o"/>
+      <w:lvlJc w:val="left"/>
+      <w:pPr>
+        <w:ind w:left="5760" w:hanging="360"/>
+      </w:pPr>
+      <w:rPr>
+        <w:rFonts w:ascii="Courier New" w:hAnsi="Courier New" w:cs="Courier New" w:hint="default"/>
+      </w:rPr>
+    </w:lvl>
+    <w:lvl w:ilvl="8" w:tplc="04090005" w:tentative="1">
+      <w:start w:val="1"/>
+      <w:numFmt w:val="bullet"/>
+      <w:lvlText w:val=""/>
+      <w:lvlJc w:val="left"/>
+      <w:pPr>
+        <w:ind w:left="6480" w:hanging="360"/>
+      </w:pPr>
+      <w:rPr>
+        <w:rFonts w:ascii="Wingdings" w:hAnsi="Wingdings" w:hint="default"/>
+      </w:rPr>
+    </w:lvl>
+  </w:abstractNum>
+  <w:abstractNum w:abstractNumId="12" w15:restartNumberingAfterBreak="0">
+    <w:nsid w:val="59892F03"/>
+    <w:multiLevelType w:val="hybridMultilevel"/>
+    <w:tmpl w:val="A97ED92C"/>
+    <w:lvl w:ilvl="0" w:tplc="04090001">
+      <w:start w:val="1"/>
+      <w:numFmt w:val="bullet"/>
+      <w:lvlText w:val=""/>
+      <w:lvlJc w:val="left"/>
+      <w:pPr>
+        <w:ind w:left="720" w:hanging="360"/>
+      </w:pPr>
+      <w:rPr>
+        <w:rFonts w:ascii="Symbol" w:hAnsi="Symbol" w:hint="default"/>
+      </w:rPr>
+    </w:lvl>
+    <w:lvl w:ilvl="1" w:tplc="04090003" w:tentative="1">
+      <w:start w:val="1"/>
+      <w:numFmt w:val="bullet"/>
+      <w:lvlText w:val="o"/>
+      <w:lvlJc w:val="left"/>
+      <w:pPr>
+        <w:ind w:left="1440" w:hanging="360"/>
+      </w:pPr>
+      <w:rPr>
+        <w:rFonts w:ascii="Courier New" w:hAnsi="Courier New" w:cs="Courier New" w:hint="default"/>
+      </w:rPr>
+    </w:lvl>
+    <w:lvl w:ilvl="2" w:tplc="04090005" w:tentative="1">
+      <w:start w:val="1"/>
+      <w:numFmt w:val="bullet"/>
+      <w:lvlText w:val=""/>
+      <w:lvlJc w:val="left"/>
+      <w:pPr>
+        <w:ind w:left="2160" w:hanging="360"/>
+      </w:pPr>
+      <w:rPr>
+        <w:rFonts w:ascii="Wingdings" w:hAnsi="Wingdings" w:hint="default"/>
+      </w:rPr>
+    </w:lvl>
+    <w:lvl w:ilvl="3" w:tplc="04090001" w:tentative="1">
+      <w:start w:val="1"/>
+      <w:numFmt w:val="bullet"/>
+      <w:lvlText w:val=""/>
+      <w:lvlJc w:val="left"/>
+      <w:pPr>
+        <w:ind w:left="2880" w:hanging="360"/>
+      </w:pPr>
+      <w:rPr>
+        <w:rFonts w:ascii="Symbol" w:hAnsi="Symbol" w:hint="default"/>
+      </w:rPr>
+    </w:lvl>
+    <w:lvl w:ilvl="4" w:tplc="04090003" w:tentative="1">
+      <w:start w:val="1"/>
+      <w:numFmt w:val="bullet"/>
+      <w:lvlText w:val="o"/>
+      <w:lvlJc w:val="left"/>
+      <w:pPr>
+        <w:ind w:left="3600" w:hanging="360"/>
+      </w:pPr>
+      <w:rPr>
+        <w:rFonts w:ascii="Courier New" w:hAnsi="Courier New" w:cs="Courier New" w:hint="default"/>
+      </w:rPr>
+    </w:lvl>
+    <w:lvl w:ilvl="5" w:tplc="04090005" w:tentative="1">
+      <w:start w:val="1"/>
+      <w:numFmt w:val="bullet"/>
+      <w:lvlText w:val=""/>
+      <w:lvlJc w:val="left"/>
+      <w:pPr>
+        <w:ind w:left="4320" w:hanging="360"/>
+      </w:pPr>
+      <w:rPr>
+        <w:rFonts w:ascii="Wingdings" w:hAnsi="Wingdings" w:hint="default"/>
+      </w:rPr>
+    </w:lvl>
+    <w:lvl w:ilvl="6" w:tplc="04090001" w:tentative="1">
+      <w:start w:val="1"/>
+      <w:numFmt w:val="bullet"/>
+      <w:lvlText w:val=""/>
+      <w:lvlJc w:val="left"/>
+      <w:pPr>
+        <w:ind w:left="5040" w:hanging="360"/>
+      </w:pPr>
+      <w:rPr>
+        <w:rFonts w:ascii="Symbol" w:hAnsi="Symbol" w:hint="default"/>
+      </w:rPr>
+    </w:lvl>
+    <w:lvl w:ilvl="7" w:tplc="04090003" w:tentative="1">
+      <w:start w:val="1"/>
+      <w:numFmt w:val="bullet"/>
+      <w:lvlText w:val="o"/>
+      <w:lvlJc w:val="left"/>
+      <w:pPr>
+        <w:ind w:left="5760" w:hanging="360"/>
+      </w:pPr>
+      <w:rPr>
+        <w:rFonts w:ascii="Courier New" w:hAnsi="Courier New" w:cs="Courier New" w:hint="default"/>
+      </w:rPr>
+    </w:lvl>
+    <w:lvl w:ilvl="8" w:tplc="04090005" w:tentative="1">
+      <w:start w:val="1"/>
+      <w:numFmt w:val="bullet"/>
+      <w:lvlText w:val=""/>
+      <w:lvlJc w:val="left"/>
+      <w:pPr>
+        <w:ind w:left="6480" w:hanging="360"/>
+      </w:pPr>
+      <w:rPr>
+        <w:rFonts w:ascii="Wingdings" w:hAnsi="Wingdings" w:hint="default"/>
+      </w:rPr>
+    </w:lvl>
+  </w:abstractNum>
+  <w:abstractNum w:abstractNumId="13" w15:restartNumberingAfterBreak="0">
     <w:nsid w:val="78C273A1"/>
     <w:multiLevelType w:val="hybridMultilevel"/>
     <w:tmpl w:val="D5DCD97A"/>
@@ -14815,26 +15749,163 @@
       </w:pPr>
     </w:lvl>
   </w:abstractNum>
+  <w:abstractNum w:abstractNumId="14" w15:restartNumberingAfterBreak="0">
+    <w:nsid w:val="7C4416CA"/>
+    <w:multiLevelType w:val="hybridMultilevel"/>
+    <w:tmpl w:val="14F08DBC"/>
+    <w:lvl w:ilvl="0" w:tplc="04090001">
+      <w:start w:val="1"/>
+      <w:numFmt w:val="bullet"/>
+      <w:lvlText w:val=""/>
+      <w:lvlJc w:val="left"/>
+      <w:pPr>
+        <w:ind w:left="720" w:hanging="360"/>
+      </w:pPr>
+      <w:rPr>
+        <w:rFonts w:ascii="Symbol" w:hAnsi="Symbol" w:hint="default"/>
+      </w:rPr>
+    </w:lvl>
+    <w:lvl w:ilvl="1" w:tplc="04090003" w:tentative="1">
+      <w:start w:val="1"/>
+      <w:numFmt w:val="bullet"/>
+      <w:lvlText w:val="o"/>
+      <w:lvlJc w:val="left"/>
+      <w:pPr>
+        <w:ind w:left="1440" w:hanging="360"/>
+      </w:pPr>
+      <w:rPr>
+        <w:rFonts w:ascii="Courier New" w:hAnsi="Courier New" w:cs="Courier New" w:hint="default"/>
+      </w:rPr>
+    </w:lvl>
+    <w:lvl w:ilvl="2" w:tplc="04090005" w:tentative="1">
+      <w:start w:val="1"/>
+      <w:numFmt w:val="bullet"/>
+      <w:lvlText w:val=""/>
+      <w:lvlJc w:val="left"/>
+      <w:pPr>
+        <w:ind w:left="2160" w:hanging="360"/>
+      </w:pPr>
+      <w:rPr>
+        <w:rFonts w:ascii="Wingdings" w:hAnsi="Wingdings" w:hint="default"/>
+      </w:rPr>
+    </w:lvl>
+    <w:lvl w:ilvl="3" w:tplc="04090001" w:tentative="1">
+      <w:start w:val="1"/>
+      <w:numFmt w:val="bullet"/>
+      <w:lvlText w:val=""/>
+      <w:lvlJc w:val="left"/>
+      <w:pPr>
+        <w:ind w:left="2880" w:hanging="360"/>
+      </w:pPr>
+      <w:rPr>
+        <w:rFonts w:ascii="Symbol" w:hAnsi="Symbol" w:hint="default"/>
+      </w:rPr>
+    </w:lvl>
+    <w:lvl w:ilvl="4" w:tplc="04090003" w:tentative="1">
+      <w:start w:val="1"/>
+      <w:numFmt w:val="bullet"/>
+      <w:lvlText w:val="o"/>
+      <w:lvlJc w:val="left"/>
+      <w:pPr>
+        <w:ind w:left="3600" w:hanging="360"/>
+      </w:pPr>
+      <w:rPr>
+        <w:rFonts w:ascii="Courier New" w:hAnsi="Courier New" w:cs="Courier New" w:hint="default"/>
+      </w:rPr>
+    </w:lvl>
+    <w:lvl w:ilvl="5" w:tplc="04090005" w:tentative="1">
+      <w:start w:val="1"/>
+      <w:numFmt w:val="bullet"/>
+      <w:lvlText w:val=""/>
+      <w:lvlJc w:val="left"/>
+      <w:pPr>
+        <w:ind w:left="4320" w:hanging="360"/>
+      </w:pPr>
+      <w:rPr>
+        <w:rFonts w:ascii="Wingdings" w:hAnsi="Wingdings" w:hint="default"/>
+      </w:rPr>
+    </w:lvl>
+    <w:lvl w:ilvl="6" w:tplc="04090001" w:tentative="1">
+      <w:start w:val="1"/>
+      <w:numFmt w:val="bullet"/>
+      <w:lvlText w:val=""/>
+      <w:lvlJc w:val="left"/>
+      <w:pPr>
+        <w:ind w:left="5040" w:hanging="360"/>
+      </w:pPr>
+      <w:rPr>
+        <w:rFonts w:ascii="Symbol" w:hAnsi="Symbol" w:hint="default"/>
+      </w:rPr>
+    </w:lvl>
+    <w:lvl w:ilvl="7" w:tplc="04090003" w:tentative="1">
+      <w:start w:val="1"/>
+      <w:numFmt w:val="bullet"/>
+      <w:lvlText w:val="o"/>
+      <w:lvlJc w:val="left"/>
+      <w:pPr>
+        <w:ind w:left="5760" w:hanging="360"/>
+      </w:pPr>
+      <w:rPr>
+        <w:rFonts w:ascii="Courier New" w:hAnsi="Courier New" w:cs="Courier New" w:hint="default"/>
+      </w:rPr>
+    </w:lvl>
+    <w:lvl w:ilvl="8" w:tplc="04090005" w:tentative="1">
+      <w:start w:val="1"/>
+      <w:numFmt w:val="bullet"/>
+      <w:lvlText w:val=""/>
+      <w:lvlJc w:val="left"/>
+      <w:pPr>
+        <w:ind w:left="6480" w:hanging="360"/>
+      </w:pPr>
+      <w:rPr>
+        <w:rFonts w:ascii="Wingdings" w:hAnsi="Wingdings" w:hint="default"/>
+      </w:rPr>
+    </w:lvl>
+  </w:abstractNum>
   <w:num w:numId="1" w16cid:durableId="5013238">
-    <w:abstractNumId w:val="4"/>
+    <w:abstractNumId w:val="7"/>
   </w:num>
   <w:num w:numId="2" w16cid:durableId="140082004">
-    <w:abstractNumId w:val="6"/>
+    <w:abstractNumId w:val="13"/>
   </w:num>
   <w:num w:numId="3" w16cid:durableId="1010642514">
-    <w:abstractNumId w:val="1"/>
+    <w:abstractNumId w:val="2"/>
   </w:num>
   <w:num w:numId="4" w16cid:durableId="389500990">
     <w:abstractNumId w:val="0"/>
   </w:num>
   <w:num w:numId="5" w16cid:durableId="2037458237">
+    <w:abstractNumId w:val="10"/>
+  </w:num>
+  <w:num w:numId="6" w16cid:durableId="1787193758">
     <w:abstractNumId w:val="5"/>
   </w:num>
-  <w:num w:numId="6" w16cid:durableId="1787193758">
+  <w:num w:numId="7" w16cid:durableId="1021127591">
+    <w:abstractNumId w:val="4"/>
+  </w:num>
+  <w:num w:numId="8" w16cid:durableId="685836972">
+    <w:abstractNumId w:val="1"/>
+  </w:num>
+  <w:num w:numId="9" w16cid:durableId="1297374437">
+    <w:abstractNumId w:val="14"/>
+  </w:num>
+  <w:num w:numId="10" w16cid:durableId="2111006091">
+    <w:abstractNumId w:val="9"/>
+  </w:num>
+  <w:num w:numId="11" w16cid:durableId="749692696">
+    <w:abstractNumId w:val="6"/>
+  </w:num>
+  <w:num w:numId="12" w16cid:durableId="1215579565">
     <w:abstractNumId w:val="3"/>
   </w:num>
-  <w:num w:numId="7" w16cid:durableId="1021127591">
-    <w:abstractNumId w:val="2"/>
+  <w:num w:numId="13" w16cid:durableId="2054228854">
+    <w:abstractNumId w:val="11"/>
+  </w:num>
+  <w:num w:numId="14" w16cid:durableId="262148655">
+    <w:abstractNumId w:val="8"/>
+  </w:num>
+  <w:num w:numId="15" w16cid:durableId="181433610">
+    <w:abstractNumId w:val="12"/>
   </w:num>
 </w:numbering>
 </file>
